--- a/fuentes/633400_CF11_DI.docx
+++ b/fuentes/633400_CF11_DI.docx
@@ -1,6 +1,6 @@
 
 <file path=word/document.xml><?xml version="1.0" encoding="utf-8"?>
-<w:document xmlns:wpc="http://schemas.microsoft.com/office/word/2010/wordprocessingCanvas" xmlns:cx="http://schemas.microsoft.com/office/drawing/2014/chartex" xmlns:cx1="http://schemas.microsoft.com/office/drawing/2015/9/8/chartex" xmlns:cx2="http://schemas.microsoft.com/office/drawing/2015/10/21/chartex" xmlns:cx3="http://schemas.microsoft.com/office/drawing/2016/5/9/chartex" xmlns:cx4="http://schemas.microsoft.com/office/drawing/2016/5/10/chartex" xmlns:cx5="http://schemas.microsoft.com/office/drawing/2016/5/11/chartex" xmlns:cx6="http://schemas.microsoft.com/office/drawing/2016/5/12/chartex" xmlns:cx7="http://schemas.microsoft.com/office/drawing/2016/5/13/chartex" xmlns:cx8="http://schemas.microsoft.com/office/drawing/2016/5/14/chartex" xmlns:mc="http://schemas.openxmlformats.org/markup-compatibility/2006" xmlns:aink="http://schemas.microsoft.com/office/drawing/2016/ink" xmlns:am3d="http://schemas.microsoft.com/office/drawing/2017/model3d" xmlns:o="urn:schemas-microsoft-com:office:office" xmlns:oel="http://schemas.microsoft.com/office/2019/extlst" xmlns:r="http://schemas.openxmlformats.org/officeDocument/2006/relationships" xmlns:m="http://schemas.openxmlformats.org/officeDocument/2006/math" xmlns:v="urn:schemas-microsoft-com:vml" xmlns:wp14="http://schemas.microsoft.com/office/word/2010/wordprocessingDrawing" xmlns:wp="http://schemas.openxmlformats.org/drawingml/2006/wordprocessingDrawing" xmlns:w10="urn:schemas-microsoft-com:office:word" xmlns:w="http://schemas.openxmlformats.org/wordprocessingml/2006/main" xmlns:w14="http://schemas.microsoft.com/office/word/2010/wordml" xmlns:w15="http://schemas.microsoft.com/office/word/2012/wordml" xmlns:w16cei="http://schemas.microsoft.com/office/word/2026/wordml/cei" xmlns:w16cex="http://schemas.microsoft.com/office/word/2018/wordml/cex" xmlns:w16cid="http://schemas.microsoft.com/office/word/2016/wordml/cid" xmlns:w16="http://schemas.microsoft.com/office/word/2018/wordml" xmlns:w16du="http://schemas.microsoft.com/office/word/2023/wordml/word16du" xmlns:w16sdtdh="http://schemas.microsoft.com/office/word/2020/wordml/sdtdatahash" xmlns:w16sdtfl="http://schemas.microsoft.com/office/word/2024/wordml/sdtformatlock" xmlns:w16se="http://schemas.microsoft.com/office/word/2015/wordml/symex" xmlns:wpg="http://schemas.microsoft.com/office/word/2010/wordprocessingGroup" xmlns:wpi="http://schemas.microsoft.com/office/word/2010/wordprocessingInk" xmlns:wne="http://schemas.microsoft.com/office/word/2006/wordml" xmlns:wps="http://schemas.microsoft.com/office/word/2010/wordprocessingShape" xmlns:a="http://schemas.openxmlformats.org/drawingml/2006/main" xmlns:pic="http://schemas.openxmlformats.org/drawingml/2006/picture" xmlns:a14="http://schemas.microsoft.com/office/drawing/2010/main" mc:Ignorable="w14 w15 w16se w16cid w16 w16cex w16sdtdh w16sdtfl w16du wp14">
+<w:document xmlns:wpc="http://schemas.microsoft.com/office/word/2010/wordprocessingCanvas" xmlns:cx="http://schemas.microsoft.com/office/drawing/2014/chartex" xmlns:cx1="http://schemas.microsoft.com/office/drawing/2015/9/8/chartex" xmlns:cx2="http://schemas.microsoft.com/office/drawing/2015/10/21/chartex" xmlns:cx3="http://schemas.microsoft.com/office/drawing/2016/5/9/chartex" xmlns:cx4="http://schemas.microsoft.com/office/drawing/2016/5/10/chartex" xmlns:cx5="http://schemas.microsoft.com/office/drawing/2016/5/11/chartex" xmlns:cx6="http://schemas.microsoft.com/office/drawing/2016/5/12/chartex" xmlns:cx7="http://schemas.microsoft.com/office/drawing/2016/5/13/chartex" xmlns:cx8="http://schemas.microsoft.com/office/drawing/2016/5/14/chartex" xmlns:mc="http://schemas.openxmlformats.org/markup-compatibility/2006" xmlns:aink="http://schemas.microsoft.com/office/drawing/2016/ink" xmlns:am3d="http://schemas.microsoft.com/office/drawing/2017/model3d" xmlns:o="urn:schemas-microsoft-com:office:office" xmlns:oel="http://schemas.microsoft.com/office/2019/extlst" xmlns:r="http://schemas.openxmlformats.org/officeDocument/2006/relationships" xmlns:m="http://schemas.openxmlformats.org/officeDocument/2006/math" xmlns:v="urn:schemas-microsoft-com:vml" xmlns:wp14="http://schemas.microsoft.com/office/word/2010/wordprocessingDrawing" xmlns:wp="http://schemas.openxmlformats.org/drawingml/2006/wordprocessingDrawing" xmlns:w10="urn:schemas-microsoft-com:office:word" xmlns:w="http://schemas.openxmlformats.org/wordprocessingml/2006/main" xmlns:w14="http://schemas.microsoft.com/office/word/2010/wordml" xmlns:w15="http://schemas.microsoft.com/office/word/2012/wordml" xmlns:w16cex="http://schemas.microsoft.com/office/word/2018/wordml/cex" xmlns:w16cid="http://schemas.microsoft.com/office/word/2016/wordml/cid" xmlns:w16="http://schemas.microsoft.com/office/word/2018/wordml" xmlns:w16du="http://schemas.microsoft.com/office/word/2023/wordml/word16du" xmlns:w16sdtdh="http://schemas.microsoft.com/office/word/2020/wordml/sdtdatahash" xmlns:w16sdtfl="http://schemas.microsoft.com/office/word/2024/wordml/sdtformatlock" xmlns:w16se="http://schemas.microsoft.com/office/word/2015/wordml/symex" xmlns:wpg="http://schemas.microsoft.com/office/word/2010/wordprocessingGroup" xmlns:wpi="http://schemas.microsoft.com/office/word/2010/wordprocessingInk" xmlns:wne="http://schemas.microsoft.com/office/word/2006/wordml" xmlns:wps="http://schemas.microsoft.com/office/word/2010/wordprocessingShape" mc:Ignorable="w14 w15 w16se w16cid w16 w16cex w16sdtdh w16sdtfl w16du wp14">
   <w:body>
     <w:p>
       <w:pPr>
@@ -11,7 +11,7 @@
           <w:szCs w:val="20"/>
         </w:rPr>
       </w:pPr>
-      <w:bookmarkStart w:name="_Hlk201243306" w:id="0"/>
+      <w:bookmarkStart w:id="0" w:name="_Hlk201243306"/>
       <w:bookmarkEnd w:id="0"/>
       <w:r>
         <w:rPr>
@@ -60,12 +60,12 @@
         <w:tblW w:w="9962" w:type="dxa"/>
         <w:tblInd w:w="0" w:type="dxa"/>
         <w:tblBorders>
-          <w:top w:val="single" w:color="000000" w:sz="4" w:space="0"/>
-          <w:left w:val="single" w:color="000000" w:sz="4" w:space="0"/>
-          <w:bottom w:val="single" w:color="000000" w:sz="4" w:space="0"/>
-          <w:right w:val="single" w:color="000000" w:sz="4" w:space="0"/>
-          <w:insideH w:val="single" w:color="000000" w:sz="4" w:space="0"/>
-          <w:insideV w:val="single" w:color="000000" w:sz="4" w:space="0"/>
+          <w:top w:val="single" w:sz="4" w:space="0" w:color="000000"/>
+          <w:left w:val="single" w:sz="4" w:space="0" w:color="000000"/>
+          <w:bottom w:val="single" w:sz="4" w:space="0" w:color="000000"/>
+          <w:right w:val="single" w:sz="4" w:space="0" w:color="000000"/>
+          <w:insideH w:val="single" w:sz="4" w:space="0" w:color="000000"/>
+          <w:insideV w:val="single" w:sz="4" w:space="0" w:color="000000"/>
         </w:tblBorders>
         <w:tblLayout w:type="fixed"/>
         <w:tblLook w:val="0400" w:firstRow="0" w:lastRow="0" w:firstColumn="0" w:lastColumn="0" w:noHBand="0" w:noVBand="1"/>
@@ -82,7 +82,6 @@
           <w:tcPr>
             <w:tcW w:w="3397" w:type="dxa"/>
             <w:shd w:val="clear" w:color="auto" w:fill="auto"/>
-            <w:tcMar/>
             <w:vAlign w:val="center"/>
           </w:tcPr>
           <w:p>
@@ -107,7 +106,6 @@
           <w:tcPr>
             <w:tcW w:w="6565" w:type="dxa"/>
             <w:shd w:val="clear" w:color="auto" w:fill="auto"/>
-            <w:tcMar/>
             <w:vAlign w:val="center"/>
           </w:tcPr>
           <w:p>
@@ -124,21 +122,7 @@
                 <w:sz w:val="20"/>
                 <w:szCs w:val="20"/>
               </w:rPr>
-              <w:t>Técnico</w:t>
-            </w:r>
-            <w:r>
-              <w:rPr>
-                <w:sz w:val="20"/>
-                <w:szCs w:val="20"/>
-              </w:rPr>
-              <w:t xml:space="preserve"> profesional en o</w:t>
-            </w:r>
-            <w:r>
-              <w:rPr>
-                <w:sz w:val="20"/>
-                <w:szCs w:val="20"/>
-              </w:rPr>
-              <w:t>peraciones de servicio de alojamiento</w:t>
+              <w:t>Técnico en servicio de recepción hotelera</w:t>
             </w:r>
           </w:p>
         </w:tc>
@@ -159,12 +143,12 @@
         <w:tblW w:w="9962" w:type="dxa"/>
         <w:tblInd w:w="0" w:type="dxa"/>
         <w:tblBorders>
-          <w:top w:val="single" w:color="000000" w:sz="4" w:space="0"/>
-          <w:left w:val="single" w:color="000000" w:sz="4" w:space="0"/>
-          <w:bottom w:val="single" w:color="000000" w:sz="4" w:space="0"/>
-          <w:right w:val="single" w:color="000000" w:sz="4" w:space="0"/>
-          <w:insideH w:val="single" w:color="000000" w:sz="4" w:space="0"/>
-          <w:insideV w:val="single" w:color="000000" w:sz="4" w:space="0"/>
+          <w:top w:val="single" w:sz="4" w:space="0" w:color="000000"/>
+          <w:left w:val="single" w:sz="4" w:space="0" w:color="000000"/>
+          <w:bottom w:val="single" w:sz="4" w:space="0" w:color="000000"/>
+          <w:right w:val="single" w:sz="4" w:space="0" w:color="000000"/>
+          <w:insideH w:val="single" w:sz="4" w:space="0" w:color="000000"/>
+          <w:insideV w:val="single" w:sz="4" w:space="0" w:color="000000"/>
         </w:tblBorders>
         <w:tblLayout w:type="fixed"/>
         <w:tblLook w:val="0400" w:firstRow="0" w:lastRow="0" w:firstColumn="0" w:lastColumn="0" w:noHBand="0" w:noVBand="1"/>
@@ -375,12 +359,12 @@
         <w:tblW w:w="9962" w:type="dxa"/>
         <w:tblInd w:w="0" w:type="dxa"/>
         <w:tblBorders>
-          <w:top w:val="single" w:color="000000" w:sz="4" w:space="0"/>
-          <w:left w:val="single" w:color="000000" w:sz="4" w:space="0"/>
-          <w:bottom w:val="single" w:color="000000" w:sz="4" w:space="0"/>
-          <w:right w:val="single" w:color="000000" w:sz="4" w:space="0"/>
-          <w:insideH w:val="single" w:color="000000" w:sz="4" w:space="0"/>
-          <w:insideV w:val="single" w:color="000000" w:sz="4" w:space="0"/>
+          <w:top w:val="single" w:sz="4" w:space="0" w:color="000000"/>
+          <w:left w:val="single" w:sz="4" w:space="0" w:color="000000"/>
+          <w:bottom w:val="single" w:sz="4" w:space="0" w:color="000000"/>
+          <w:right w:val="single" w:sz="4" w:space="0" w:color="000000"/>
+          <w:insideH w:val="single" w:sz="4" w:space="0" w:color="000000"/>
+          <w:insideV w:val="single" w:sz="4" w:space="0" w:color="000000"/>
         </w:tblBorders>
         <w:tblLayout w:type="fixed"/>
         <w:tblLook w:val="0400" w:firstRow="0" w:lastRow="0" w:firstColumn="0" w:lastColumn="0" w:noHBand="0" w:noVBand="1"/>
@@ -775,12 +759,12 @@
         <w:tblW w:w="9962" w:type="dxa"/>
         <w:tblInd w:w="0" w:type="dxa"/>
         <w:tblBorders>
-          <w:top w:val="single" w:color="000000" w:sz="4" w:space="0"/>
-          <w:left w:val="single" w:color="000000" w:sz="4" w:space="0"/>
-          <w:bottom w:val="single" w:color="000000" w:sz="4" w:space="0"/>
-          <w:right w:val="single" w:color="000000" w:sz="4" w:space="0"/>
-          <w:insideH w:val="single" w:color="000000" w:sz="4" w:space="0"/>
-          <w:insideV w:val="single" w:color="000000" w:sz="4" w:space="0"/>
+          <w:top w:val="single" w:sz="4" w:space="0" w:color="000000"/>
+          <w:left w:val="single" w:sz="4" w:space="0" w:color="000000"/>
+          <w:bottom w:val="single" w:sz="4" w:space="0" w:color="000000"/>
+          <w:right w:val="single" w:sz="4" w:space="0" w:color="000000"/>
+          <w:insideH w:val="single" w:sz="4" w:space="0" w:color="000000"/>
+          <w:insideV w:val="single" w:sz="4" w:space="0" w:color="000000"/>
         </w:tblBorders>
         <w:tblLayout w:type="fixed"/>
         <w:tblLook w:val="0400" w:firstRow="0" w:lastRow="0" w:firstColumn="0" w:lastColumn="0" w:noHBand="0" w:noVBand="1"/>
@@ -1679,6 +1663,7 @@
           <w:sz w:val="20"/>
           <w:szCs w:val="20"/>
         </w:rPr>
+        <w:lastRenderedPageBreak/>
         <w:t>impuesto se da la categoría de impuesto indirecto, porque se liquida sobre los costos de producción y sobre las ventas de la empresa, tiene una característica especial: es un impuesto plurifásico o en cascada, esto quiere decir que grava de manera sucesiva las ventas en todas las fases del proceso</w:t>
       </w:r>
       <w:r>
@@ -2814,6 +2799,7 @@
                 <w:sz w:val="20"/>
                 <w:szCs w:val="20"/>
               </w:rPr>
+              <w:lastRenderedPageBreak/>
               <w:t>vende un servicio)</w:t>
             </w:r>
           </w:p>
@@ -2834,6 +2820,7 @@
                 <w:sz w:val="20"/>
                 <w:szCs w:val="20"/>
               </w:rPr>
+              <w:lastRenderedPageBreak/>
               <w:t>$25.916</w:t>
             </w:r>
           </w:p>
@@ -2940,14 +2927,14 @@
         </w:tc>
       </w:tr>
     </w:tbl>
-    <w:p>
-      <w:pPr>
-        <w:rPr>
-          <w:sz w:val="20"/>
-          <w:szCs w:val="20"/>
-        </w:rPr>
-      </w:pPr>
-      <w:commentRangeEnd w:id="1"/>
+    <w:commentRangeEnd w:id="1"/>
+    <w:p>
+      <w:pPr>
+        <w:rPr>
+          <w:sz w:val="20"/>
+          <w:szCs w:val="20"/>
+        </w:rPr>
+      </w:pPr>
       <w:r>
         <w:rPr>
           <w:rStyle w:val="Refdecomentario"/>
@@ -3019,7 +3006,6 @@
     </w:p>
     <w:p>
       <w:pPr>
-        <w:pStyle w:val="Normal"/>
         <w:rPr>
           <w:sz w:val="20"/>
           <w:szCs w:val="20"/>
@@ -3114,7 +3100,7 @@
           <w:szCs w:val="20"/>
         </w:rPr>
       </w:pPr>
-      <w:commentRangeStart w:id="3"/>
+      <w:commentRangeStart w:id="2"/>
     </w:p>
     <w:p>
       <w:pPr>
@@ -3138,7 +3124,6 @@
         <w:tc>
           <w:tcPr>
             <w:tcW w:w="4981" w:type="dxa"/>
-            <w:tcMar/>
           </w:tcPr>
           <w:p>
             <w:pPr>
@@ -3165,16 +3150,7 @@
                 <w:sz w:val="20"/>
                 <w:szCs w:val="20"/>
               </w:rPr>
-              <w:t>i</w:t>
-            </w:r>
-            <w:r>
-              <w:rPr>
-                <w:b/>
-                <w:bCs/>
-                <w:sz w:val="20"/>
-                <w:szCs w:val="20"/>
-              </w:rPr>
-              <w:t xml:space="preserve">mpuesto Nacional al Consumo (INC) </w:t>
+              <w:t xml:space="preserve">impuesto Nacional al Consumo (INC) </w:t>
             </w:r>
             <w:r>
               <w:rPr>
@@ -3284,7 +3260,6 @@
         <w:tc>
           <w:tcPr>
             <w:tcW w:w="4981" w:type="dxa"/>
-            <w:tcMar/>
           </w:tcPr>
           <w:p>
             <w:pPr>
@@ -3315,7 +3290,7 @@
                           <pic:cNvPicPr/>
                         </pic:nvPicPr>
                         <pic:blipFill>
-                          <a:blip r:embed="rId17"/>
+                          <a:blip r:embed="rId16"/>
                           <a:stretch>
                             <a:fillRect/>
                           </a:stretch>
@@ -3342,7 +3317,6 @@
         <w:tc>
           <w:tcPr>
             <w:tcW w:w="4981" w:type="dxa"/>
-            <w:tcMar/>
           </w:tcPr>
           <w:p>
             <w:pPr>
@@ -3448,9 +3422,6 @@
             </w:r>
           </w:p>
           <w:p>
-            <w:pPr>
-              <w:pStyle w:val="Normal"/>
-            </w:pPr>
             <w:r>
               <w:rPr>
                 <w:sz w:val="20"/>
@@ -3463,17 +3434,7 @@
                 <w:sz w:val="20"/>
                 <w:szCs w:val="20"/>
               </w:rPr>
-              <w:t xml:space="preserve"> </w:t>
-            </w:r>
-            <w:r>
-              <w:rPr>
-                <w:rFonts w:ascii="Arial" w:hAnsi="Arial" w:eastAsia="Arial" w:cs="Arial"/>
-                <w:noProof w:val="0"/>
-                <w:sz w:val="20"/>
-                <w:szCs w:val="20"/>
-                <w:lang w:val="es-CO"/>
-              </w:rPr>
-              <w:t xml:space="preserve">de conformidad con la clasificación establecida en el Estatuto Tributario. </w:t>
+              <w:t xml:space="preserve"> de conformidad con la clasificación establecida en el Estatuto Tributario. </w:t>
             </w:r>
           </w:p>
           <w:p>
@@ -3510,7 +3471,6 @@
         <w:tc>
           <w:tcPr>
             <w:tcW w:w="4981" w:type="dxa"/>
-            <w:tcMar/>
           </w:tcPr>
           <w:p>
             <w:pPr>
@@ -3541,7 +3501,7 @@
                           <pic:cNvPicPr/>
                         </pic:nvPicPr>
                         <pic:blipFill>
-                          <a:blip r:embed="rId18"/>
+                          <a:blip r:embed="rId17"/>
                           <a:stretch>
                             <a:fillRect/>
                           </a:stretch>
@@ -3568,7 +3528,6 @@
         <w:tc>
           <w:tcPr>
             <w:tcW w:w="4981" w:type="dxa"/>
-            <w:tcMar/>
           </w:tcPr>
           <w:p>
             <w:pPr>
@@ -3586,6 +3545,7 @@
                 <w:sz w:val="20"/>
                 <w:szCs w:val="20"/>
               </w:rPr>
+              <w:lastRenderedPageBreak/>
               <w:t>Tarifa i</w:t>
             </w:r>
             <w:r>
@@ -3683,7 +3643,6 @@
         <w:tc>
           <w:tcPr>
             <w:tcW w:w="4981" w:type="dxa"/>
-            <w:tcMar/>
           </w:tcPr>
           <w:p>
             <w:pPr>
@@ -3714,7 +3673,7 @@
                           <pic:cNvPicPr/>
                         </pic:nvPicPr>
                         <pic:blipFill>
-                          <a:blip r:embed="rId19"/>
+                          <a:blip r:embed="rId18"/>
                           <a:stretch>
                             <a:fillRect/>
                           </a:stretch>
@@ -3738,13 +3697,163 @@
         </w:tc>
       </w:tr>
     </w:tbl>
-    <w:p>
-      <w:pPr>
-        <w:rPr>
-          <w:sz w:val="20"/>
-          <w:szCs w:val="20"/>
-        </w:rPr>
-      </w:pPr>
+    <w:commentRangeEnd w:id="2"/>
+    <w:p>
+      <w:pPr>
+        <w:rPr>
+          <w:sz w:val="20"/>
+          <w:szCs w:val="20"/>
+        </w:rPr>
+      </w:pPr>
+      <w:r>
+        <w:rPr>
+          <w:rStyle w:val="Refdecomentario"/>
+          <w:sz w:val="20"/>
+          <w:szCs w:val="20"/>
+        </w:rPr>
+        <w:commentReference w:id="2"/>
+      </w:r>
+    </w:p>
+    <w:p>
+      <w:pPr>
+        <w:rPr>
+          <w:sz w:val="20"/>
+          <w:szCs w:val="20"/>
+        </w:rPr>
+      </w:pPr>
+    </w:p>
+    <w:p>
+      <w:pPr>
+        <w:rPr>
+          <w:sz w:val="20"/>
+          <w:szCs w:val="20"/>
+        </w:rPr>
+      </w:pPr>
+    </w:p>
+    <w:p>
+      <w:pPr>
+        <w:rPr>
+          <w:sz w:val="20"/>
+          <w:szCs w:val="20"/>
+        </w:rPr>
+      </w:pPr>
+    </w:p>
+    <w:p>
+      <w:pPr>
+        <w:rPr>
+          <w:sz w:val="20"/>
+          <w:szCs w:val="20"/>
+        </w:rPr>
+      </w:pPr>
+    </w:p>
+    <w:p>
+      <w:pPr>
+        <w:rPr>
+          <w:sz w:val="20"/>
+          <w:szCs w:val="20"/>
+        </w:rPr>
+      </w:pPr>
+      <w:r>
+        <w:rPr>
+          <w:sz w:val="20"/>
+          <w:szCs w:val="20"/>
+        </w:rPr>
+        <w:t xml:space="preserve">Nos vamos a centrar en el ítem servicios de comidas y bebidas en restaurantes y bares, profundicemos en </w:t>
+      </w:r>
+      <w:r>
+        <w:rPr>
+          <w:sz w:val="20"/>
+          <w:szCs w:val="20"/>
+        </w:rPr>
+        <w:t>é</w:t>
+      </w:r>
+      <w:r>
+        <w:rPr>
+          <w:sz w:val="20"/>
+          <w:szCs w:val="20"/>
+        </w:rPr>
+        <w:t>l:</w:t>
+      </w:r>
+    </w:p>
+    <w:p>
+      <w:pPr>
+        <w:rPr>
+          <w:sz w:val="20"/>
+          <w:szCs w:val="20"/>
+        </w:rPr>
+      </w:pPr>
+    </w:p>
+    <w:p>
+      <w:pPr>
+        <w:rPr>
+          <w:sz w:val="20"/>
+          <w:szCs w:val="20"/>
+        </w:rPr>
+      </w:pPr>
+      <w:commentRangeStart w:id="3"/>
+      <w:r>
+        <w:rPr>
+          <w:sz w:val="20"/>
+          <w:szCs w:val="20"/>
+        </w:rPr>
+        <w:t>Las comidas preparadas en un hotel o establecimiento de expendio de alimentos y bebidas tienen una tarifa general de impuesto al consumo del 8</w:t>
+      </w:r>
+      <w:r>
+        <w:rPr>
+          <w:sz w:val="20"/>
+          <w:szCs w:val="20"/>
+        </w:rPr>
+        <w:t xml:space="preserve"> </w:t>
+      </w:r>
+      <w:r>
+        <w:rPr>
+          <w:sz w:val="20"/>
+          <w:szCs w:val="20"/>
+        </w:rPr>
+        <w:t>%. Hay que tener en cuenta la nota que dice “Este impuesto no es aplicable a las actividades de expendio de bebidas y comidas bajo franquicias”. Esto quiere decir es que si el hotel o restaurante funciona bajo el modelo de franquicia (normalmente marcas reconocidas como: Marriott, Hilton, GHL) al expendio de comidas y bebidas en estos establecimientos no se les aplica el 8</w:t>
+      </w:r>
+      <w:r>
+        <w:rPr>
+          <w:sz w:val="20"/>
+          <w:szCs w:val="20"/>
+        </w:rPr>
+        <w:t xml:space="preserve"> </w:t>
+      </w:r>
+      <w:r>
+        <w:rPr>
+          <w:sz w:val="20"/>
+          <w:szCs w:val="20"/>
+        </w:rPr>
+        <w:t>% de impoconsumo, si</w:t>
+      </w:r>
+      <w:r>
+        <w:rPr>
+          <w:sz w:val="20"/>
+          <w:szCs w:val="20"/>
+        </w:rPr>
+        <w:t xml:space="preserve"> </w:t>
+      </w:r>
+      <w:r>
+        <w:rPr>
+          <w:sz w:val="20"/>
+          <w:szCs w:val="20"/>
+        </w:rPr>
+        <w:t>no el 19</w:t>
+      </w:r>
+      <w:r>
+        <w:rPr>
+          <w:sz w:val="20"/>
+          <w:szCs w:val="20"/>
+        </w:rPr>
+        <w:t xml:space="preserve"> </w:t>
+      </w:r>
+      <w:r>
+        <w:rPr>
+          <w:sz w:val="20"/>
+          <w:szCs w:val="20"/>
+        </w:rPr>
+        <w:t>% de la tarifa general del IVA.</w:t>
+      </w:r>
       <w:commentRangeEnd w:id="3"/>
       <w:r>
         <w:rPr>
@@ -3753,156 +3862,6 @@
           <w:szCs w:val="20"/>
         </w:rPr>
         <w:commentReference w:id="3"/>
-      </w:r>
-    </w:p>
-    <w:p>
-      <w:pPr>
-        <w:rPr>
-          <w:sz w:val="20"/>
-          <w:szCs w:val="20"/>
-        </w:rPr>
-      </w:pPr>
-    </w:p>
-    <w:p>
-      <w:pPr>
-        <w:rPr>
-          <w:sz w:val="20"/>
-          <w:szCs w:val="20"/>
-        </w:rPr>
-      </w:pPr>
-    </w:p>
-    <w:p>
-      <w:pPr>
-        <w:rPr>
-          <w:sz w:val="20"/>
-          <w:szCs w:val="20"/>
-        </w:rPr>
-      </w:pPr>
-    </w:p>
-    <w:p>
-      <w:pPr>
-        <w:rPr>
-          <w:sz w:val="20"/>
-          <w:szCs w:val="20"/>
-        </w:rPr>
-      </w:pPr>
-    </w:p>
-    <w:p>
-      <w:pPr>
-        <w:rPr>
-          <w:sz w:val="20"/>
-          <w:szCs w:val="20"/>
-        </w:rPr>
-      </w:pPr>
-      <w:r>
-        <w:rPr>
-          <w:sz w:val="20"/>
-          <w:szCs w:val="20"/>
-        </w:rPr>
-        <w:t xml:space="preserve">Nos vamos a centrar en el ítem servicios de comidas y bebidas en restaurantes y bares, profundicemos en </w:t>
-      </w:r>
-      <w:r>
-        <w:rPr>
-          <w:sz w:val="20"/>
-          <w:szCs w:val="20"/>
-        </w:rPr>
-        <w:t>é</w:t>
-      </w:r>
-      <w:r>
-        <w:rPr>
-          <w:sz w:val="20"/>
-          <w:szCs w:val="20"/>
-        </w:rPr>
-        <w:t>l:</w:t>
-      </w:r>
-    </w:p>
-    <w:p>
-      <w:pPr>
-        <w:rPr>
-          <w:sz w:val="20"/>
-          <w:szCs w:val="20"/>
-        </w:rPr>
-      </w:pPr>
-    </w:p>
-    <w:p>
-      <w:pPr>
-        <w:rPr>
-          <w:sz w:val="20"/>
-          <w:szCs w:val="20"/>
-        </w:rPr>
-      </w:pPr>
-      <w:commentRangeStart w:id="4"/>
-      <w:r>
-        <w:rPr>
-          <w:sz w:val="20"/>
-          <w:szCs w:val="20"/>
-        </w:rPr>
-        <w:t>Las comidas preparadas en un hotel o establecimiento de expendio de alimentos y bebidas tienen una tarifa general de impuesto al consumo del 8</w:t>
-      </w:r>
-      <w:r>
-        <w:rPr>
-          <w:sz w:val="20"/>
-          <w:szCs w:val="20"/>
-        </w:rPr>
-        <w:t xml:space="preserve"> </w:t>
-      </w:r>
-      <w:r>
-        <w:rPr>
-          <w:sz w:val="20"/>
-          <w:szCs w:val="20"/>
-        </w:rPr>
-        <w:t>%. Hay que tener en cuenta la nota que dice “Este impuesto no es aplicable a las actividades de expendio de bebidas y comidas bajo franquicias”. Esto quiere decir es que si el hotel o restaurante funciona bajo el modelo de franquicia (normalmente marcas reconocidas como: Marriott, Hilton, GHL) al expendio de comidas y bebidas en estos establecimientos no se les aplica el 8</w:t>
-      </w:r>
-      <w:r>
-        <w:rPr>
-          <w:sz w:val="20"/>
-          <w:szCs w:val="20"/>
-        </w:rPr>
-        <w:t xml:space="preserve"> </w:t>
-      </w:r>
-      <w:r>
-        <w:rPr>
-          <w:sz w:val="20"/>
-          <w:szCs w:val="20"/>
-        </w:rPr>
-        <w:t>% de impoconsumo, si</w:t>
-      </w:r>
-      <w:r>
-        <w:rPr>
-          <w:sz w:val="20"/>
-          <w:szCs w:val="20"/>
-        </w:rPr>
-        <w:t xml:space="preserve"> </w:t>
-      </w:r>
-      <w:r>
-        <w:rPr>
-          <w:sz w:val="20"/>
-          <w:szCs w:val="20"/>
-        </w:rPr>
-        <w:t>no el 19</w:t>
-      </w:r>
-      <w:r>
-        <w:rPr>
-          <w:sz w:val="20"/>
-          <w:szCs w:val="20"/>
-        </w:rPr>
-        <w:t xml:space="preserve"> </w:t>
-      </w:r>
-      <w:r>
-        <w:rPr>
-          <w:sz w:val="20"/>
-          <w:szCs w:val="20"/>
-        </w:rPr>
-        <w:t>% de la tarifa general del IVA.</w:t>
-      </w:r>
-      <w:commentRangeEnd w:id="4"/>
-      <w:r>
-        <w:rPr>
-          <w:rStyle w:val="Refdecomentario"/>
-          <w:sz w:val="20"/>
-          <w:szCs w:val="20"/>
-        </w:rPr>
-        <w:commentReference w:id="4"/>
       </w:r>
     </w:p>
     <w:p>
@@ -4018,16 +3977,10 @@
       </w:pPr>
     </w:p>
     <w:p>
-      <w:pPr>
-        <w:pStyle w:val="Normal"/>
-      </w:pPr>
-      <w:r>
-        <w:rPr>
-          <w:rFonts w:ascii="Arial" w:hAnsi="Arial" w:eastAsia="Arial" w:cs="Arial"/>
-          <w:noProof w:val="0"/>
-          <w:sz w:val="20"/>
-          <w:szCs w:val="20"/>
-          <w:lang w:val="es-CO"/>
+      <w:r>
+        <w:rPr>
+          <w:sz w:val="20"/>
+          <w:szCs w:val="20"/>
         </w:rPr>
         <w:t>La tarifa general del impuesto sobre la renta se determina de conformidad con lo establecido en la normativa tributaria vigente. En el caso del impuesto sobre la renta también existen tarifas diferenciales y rentas exentas, cuya aplicación depende del tipo de contribuyente y de las disposiciones legales aplicables.</w:t>
       </w:r>
@@ -4123,7 +4076,15 @@
           <w:sz w:val="20"/>
           <w:szCs w:val="20"/>
         </w:rPr>
-        <w:t>, incluyendo las condiciones relacionadas con la construcción, remodelación o ampliación de hoteles y los plazos definidos por la normativa vigente</w:t>
+        <w:t xml:space="preserve">, incluyendo las condiciones </w:t>
+      </w:r>
+      <w:r>
+        <w:rPr>
+          <w:sz w:val="20"/>
+          <w:szCs w:val="20"/>
+        </w:rPr>
+        <w:lastRenderedPageBreak/>
+        <w:t>relacionadas con la construcción, remodelación o ampliación de hoteles y los plazos definidos por la normativa vigente</w:t>
       </w:r>
       <w:r>
         <w:rPr>
@@ -4611,13 +4572,14 @@
           <w:szCs w:val="20"/>
         </w:rPr>
       </w:pPr>
-      <w:commentRangeStart w:id="5"/>
+      <w:commentRangeStart w:id="4"/>
       <w:r>
         <w:rPr>
           <w:noProof/>
           <w:sz w:val="20"/>
           <w:szCs w:val="20"/>
         </w:rPr>
+        <w:lastRenderedPageBreak/>
         <w:drawing>
           <wp:inline distT="0" distB="0" distL="0" distR="0" wp14:anchorId="51D047F8" wp14:editId="1A10EB6F">
             <wp:extent cx="6332220" cy="2610485"/>
@@ -4634,7 +4596,7 @@
                     <pic:cNvPicPr/>
                   </pic:nvPicPr>
                   <pic:blipFill>
-                    <a:blip r:embed="rId20"/>
+                    <a:blip r:embed="rId19"/>
                     <a:stretch>
                       <a:fillRect/>
                     </a:stretch>
@@ -4654,14 +4616,14 @@
           </wp:inline>
         </w:drawing>
       </w:r>
-      <w:commentRangeEnd w:id="5"/>
+      <w:commentRangeEnd w:id="4"/>
       <w:r>
         <w:rPr>
           <w:rStyle w:val="Refdecomentario"/>
           <w:sz w:val="20"/>
           <w:szCs w:val="20"/>
         </w:rPr>
-        <w:commentReference w:id="5"/>
+        <w:commentReference w:id="4"/>
       </w:r>
     </w:p>
     <w:p>
@@ -5119,14 +5081,7 @@
           <w:sz w:val="20"/>
           <w:szCs w:val="20"/>
         </w:rPr>
-        <w:t xml:space="preserve">) para el posteo aumenta la precisión y automatización de los cargos. Las opciones del módulo de caja del PMS, que se </w:t>
-      </w:r>
-      <w:r>
-        <w:rPr>
-          <w:sz w:val="20"/>
-          <w:szCs w:val="20"/>
-        </w:rPr>
-        <w:t>enumeran en la ilustración, permiten al cajero contabilizar de manera fácil y correcta los cargos y pagos en los que incurre el huésped durante su estadía</w:t>
+        <w:t>) para el posteo aumenta la precisión y automatización de los cargos. Las opciones del módulo de caja del PMS, que se enumeran en la ilustración, permiten al cajero contabilizar de manera fácil y correcta los cargos y pagos en los que incurre el huésped durante su estadía</w:t>
       </w:r>
       <w:r>
         <w:rPr>
@@ -5183,13 +5138,14 @@
           <w:szCs w:val="20"/>
         </w:rPr>
       </w:pPr>
-      <w:commentRangeStart w:id="6"/>
+      <w:commentRangeStart w:id="5"/>
       <w:r>
         <w:rPr>
           <w:noProof/>
           <w:sz w:val="20"/>
           <w:szCs w:val="20"/>
         </w:rPr>
+        <w:lastRenderedPageBreak/>
         <w:drawing>
           <wp:inline distT="0" distB="0" distL="0" distR="0" wp14:anchorId="54633B4B" wp14:editId="0DE74678">
             <wp:extent cx="5106838" cy="3481132"/>
@@ -5206,7 +5162,7 @@
                     <pic:cNvPicPr/>
                   </pic:nvPicPr>
                   <pic:blipFill>
-                    <a:blip r:embed="rId21"/>
+                    <a:blip r:embed="rId20"/>
                     <a:stretch>
                       <a:fillRect/>
                     </a:stretch>
@@ -5226,14 +5182,14 @@
           </wp:inline>
         </w:drawing>
       </w:r>
-      <w:commentRangeEnd w:id="6"/>
+      <w:commentRangeEnd w:id="5"/>
       <w:r>
         <w:rPr>
           <w:rStyle w:val="Refdecomentario"/>
           <w:sz w:val="20"/>
           <w:szCs w:val="20"/>
         </w:rPr>
-        <w:commentReference w:id="6"/>
+        <w:commentReference w:id="5"/>
       </w:r>
     </w:p>
     <w:p>
@@ -5445,7 +5401,7 @@
                           <pic:cNvPicPr/>
                         </pic:nvPicPr>
                         <pic:blipFill>
-                          <a:blip r:embed="rId22"/>
+                          <a:blip r:embed="rId21"/>
                           <a:stretch>
                             <a:fillRect/>
                           </a:stretch>
@@ -5505,12 +5461,6 @@
                 <w:szCs w:val="20"/>
               </w:rPr>
               <w:br/>
-            </w:r>
-            <w:r>
-              <w:rPr>
-                <w:sz w:val="20"/>
-                <w:szCs w:val="20"/>
-              </w:rPr>
               <w:t>Están los cargos realizados automáticamente por el sistema en el proceso de auditoría nocturna. Estos son los cargos relativos al cobro del valor del alojamiento, es decir es el valor del alojamiento, los respectivos impuestos y otros cargos que pueden parametrizarse con los planes tarifarios. Por ejemplo, el valor del desayuno, si se ofrece como incluido o el seguro hotelero.</w:t>
             </w:r>
           </w:p>
@@ -5562,7 +5512,7 @@
                           <pic:cNvPicPr/>
                         </pic:nvPicPr>
                         <pic:blipFill>
-                          <a:blip r:embed="rId23"/>
+                          <a:blip r:embed="rId22"/>
                           <a:stretch>
                             <a:fillRect/>
                           </a:stretch>
@@ -5606,6 +5556,7 @@
                 <w:sz w:val="20"/>
                 <w:szCs w:val="20"/>
               </w:rPr>
+              <w:lastRenderedPageBreak/>
               <w:t>Caja de ambientes</w:t>
             </w:r>
           </w:p>
@@ -5697,7 +5648,7 @@
                           <pic:cNvPicPr/>
                         </pic:nvPicPr>
                         <pic:blipFill>
-                          <a:blip r:embed="rId24"/>
+                          <a:blip r:embed="rId23"/>
                           <a:stretch>
                             <a:fillRect/>
                           </a:stretch>
@@ -5822,7 +5773,7 @@
           <w:szCs w:val="20"/>
         </w:rPr>
       </w:pPr>
-      <w:commentRangeStart w:id="7"/>
+      <w:commentRangeStart w:id="6"/>
       <w:r>
         <w:rPr>
           <w:noProof/>
@@ -5845,7 +5796,7 @@
                     <pic:cNvPicPr/>
                   </pic:nvPicPr>
                   <pic:blipFill>
-                    <a:blip r:embed="rId25"/>
+                    <a:blip r:embed="rId24"/>
                     <a:stretch>
                       <a:fillRect/>
                     </a:stretch>
@@ -5865,14 +5816,14 @@
           </wp:inline>
         </w:drawing>
       </w:r>
-      <w:commentRangeEnd w:id="7"/>
+      <w:commentRangeEnd w:id="6"/>
       <w:r>
         <w:rPr>
           <w:rStyle w:val="Refdecomentario"/>
           <w:sz w:val="20"/>
           <w:szCs w:val="20"/>
         </w:rPr>
-        <w:commentReference w:id="7"/>
+        <w:commentReference w:id="6"/>
       </w:r>
     </w:p>
     <w:p>
@@ -5998,13 +5949,14 @@
           <w:szCs w:val="20"/>
         </w:rPr>
       </w:pPr>
-      <w:commentRangeStart w:id="8"/>
+      <w:commentRangeStart w:id="7"/>
       <w:r>
         <w:rPr>
           <w:noProof/>
           <w:sz w:val="20"/>
           <w:szCs w:val="20"/>
         </w:rPr>
+        <w:lastRenderedPageBreak/>
         <w:drawing>
           <wp:inline distT="0" distB="0" distL="0" distR="0" wp14:anchorId="56F4734C" wp14:editId="1CDF7854">
             <wp:extent cx="6332220" cy="3654425"/>
@@ -6021,7 +5973,7 @@
                     <pic:cNvPicPr/>
                   </pic:nvPicPr>
                   <pic:blipFill>
-                    <a:blip r:embed="rId26"/>
+                    <a:blip r:embed="rId25"/>
                     <a:stretch>
                       <a:fillRect/>
                     </a:stretch>
@@ -6041,14 +5993,14 @@
           </wp:inline>
         </w:drawing>
       </w:r>
-      <w:commentRangeEnd w:id="8"/>
+      <w:commentRangeEnd w:id="7"/>
       <w:r>
         <w:rPr>
           <w:rStyle w:val="Refdecomentario"/>
           <w:sz w:val="20"/>
           <w:szCs w:val="20"/>
         </w:rPr>
-        <w:commentReference w:id="8"/>
+        <w:commentReference w:id="7"/>
       </w:r>
     </w:p>
     <w:p>
@@ -6094,7 +6046,7 @@
           <w:szCs w:val="20"/>
         </w:rPr>
       </w:pPr>
-      <w:commentRangeStart w:id="9"/>
+      <w:commentRangeStart w:id="8"/>
       <w:r>
         <w:rPr>
           <w:b/>
@@ -6689,7 +6641,7 @@
           <w:szCs w:val="20"/>
         </w:rPr>
       </w:pPr>
-      <w:commentRangeStart w:id="10"/>
+      <w:commentRangeStart w:id="9"/>
       <w:r>
         <w:rPr>
           <w:sz w:val="20"/>
@@ -6697,6 +6649,15 @@
         </w:rPr>
         <w:t>En el caso de los consumos para disfrute personal, los hoteles suelen tener una política de descuentos en los servicios que prestan, cuando son consumidos por empleados o familiares.</w:t>
       </w:r>
+      <w:commentRangeEnd w:id="8"/>
+      <w:r>
+        <w:rPr>
+          <w:rStyle w:val="Refdecomentario"/>
+          <w:sz w:val="20"/>
+          <w:szCs w:val="20"/>
+        </w:rPr>
+        <w:commentReference w:id="8"/>
+      </w:r>
       <w:commentRangeEnd w:id="9"/>
       <w:r>
         <w:rPr>
@@ -6705,15 +6666,6 @@
           <w:szCs w:val="20"/>
         </w:rPr>
         <w:commentReference w:id="9"/>
-      </w:r>
-      <w:commentRangeEnd w:id="10"/>
-      <w:r>
-        <w:rPr>
-          <w:rStyle w:val="Refdecomentario"/>
-          <w:sz w:val="20"/>
-          <w:szCs w:val="20"/>
-        </w:rPr>
-        <w:commentReference w:id="10"/>
       </w:r>
     </w:p>
     <w:p>
@@ -6862,20 +6814,21 @@
           <w:szCs w:val="20"/>
         </w:rPr>
       </w:pPr>
-      <w:commentRangeStart w:id="11"/>
-    </w:p>
-    <w:p>
-      <w:pPr>
-        <w:rPr>
-          <w:sz w:val="20"/>
-          <w:szCs w:val="20"/>
-        </w:rPr>
-      </w:pPr>
-      <w:r>
-        <w:rPr>
-          <w:sz w:val="20"/>
-          <w:szCs w:val="20"/>
-        </w:rPr>
+      <w:commentRangeStart w:id="10"/>
+    </w:p>
+    <w:p>
+      <w:pPr>
+        <w:rPr>
+          <w:sz w:val="20"/>
+          <w:szCs w:val="20"/>
+        </w:rPr>
+      </w:pPr>
+      <w:r>
+        <w:rPr>
+          <w:sz w:val="20"/>
+          <w:szCs w:val="20"/>
+        </w:rPr>
+        <w:lastRenderedPageBreak/>
         <w:t>Esta operación le será de gran ayuda, en la gestión de grupos. Simplificando grandes series de sumatorias, es también la base de la correcta aplicación de los descuentos expresados en porcentaje, cuya notación corresponde a un valor el cual se multiplica por un %.</w:t>
       </w:r>
     </w:p>
@@ -6887,21 +6840,21 @@
         </w:rPr>
       </w:pPr>
     </w:p>
-    <w:p>
-      <w:pPr>
-        <w:rPr>
-          <w:sz w:val="20"/>
-          <w:szCs w:val="20"/>
-        </w:rPr>
-      </w:pPr>
-      <w:commentRangeEnd w:id="11"/>
+    <w:commentRangeEnd w:id="10"/>
+    <w:p>
+      <w:pPr>
+        <w:rPr>
+          <w:sz w:val="20"/>
+          <w:szCs w:val="20"/>
+        </w:rPr>
+      </w:pPr>
       <w:r>
         <w:rPr>
           <w:rStyle w:val="Refdecomentario"/>
           <w:sz w:val="20"/>
           <w:szCs w:val="20"/>
         </w:rPr>
-        <w:commentReference w:id="11"/>
+        <w:commentReference w:id="10"/>
       </w:r>
       <w:r>
         <w:rPr>
@@ -6965,8 +6918,8 @@
       </w:pPr>
       <w:r>
         <w:rPr>
-          <w:b w:val="1"/>
-          <w:bCs w:val="1"/>
+          <w:b/>
+          <w:bCs/>
           <w:sz w:val="20"/>
           <w:szCs w:val="20"/>
         </w:rPr>
@@ -7061,7 +7014,7 @@
                 <w:szCs w:val="20"/>
               </w:rPr>
             </w:pPr>
-            <w:commentRangeStart w:id="12"/>
+            <w:commentRangeStart w:id="11"/>
             <w:r>
               <w:rPr>
                 <w:sz w:val="20"/>
@@ -7147,7 +7100,7 @@
                           <pic:cNvPicPr/>
                         </pic:nvPicPr>
                         <pic:blipFill>
-                          <a:blip r:embed="rId27"/>
+                          <a:blip r:embed="rId26"/>
                           <a:stretch>
                             <a:fillRect/>
                           </a:stretch>
@@ -7342,7 +7295,7 @@
                           <pic:cNvPicPr/>
                         </pic:nvPicPr>
                         <pic:blipFill>
-                          <a:blip r:embed="rId28"/>
+                          <a:blip r:embed="rId27"/>
                           <a:stretch>
                             <a:fillRect/>
                           </a:stretch>
@@ -7390,6 +7343,7 @@
                 <w:sz w:val="20"/>
                 <w:szCs w:val="20"/>
               </w:rPr>
+              <w:lastRenderedPageBreak/>
               <w:t>Paso 3</w:t>
             </w:r>
           </w:p>
@@ -7501,7 +7455,7 @@
                           </pic:cNvPicPr>
                         </pic:nvPicPr>
                         <pic:blipFill>
-                          <a:blip r:embed="rId29">
+                          <a:blip r:embed="rId28">
                             <a:extLst>
                               <a:ext uri="{28A0092B-C50C-407E-A947-70E740481C1C}">
                                 <a14:useLocalDpi xmlns:a14="http://schemas.microsoft.com/office/drawing/2010/main" val="0"/>
@@ -7579,7 +7533,7 @@
                           </pic:cNvPicPr>
                         </pic:nvPicPr>
                         <pic:blipFill>
-                          <a:blip r:embed="rId30">
+                          <a:blip r:embed="rId29">
                             <a:extLst>
                               <a:ext uri="{28A0092B-C50C-407E-A947-70E740481C1C}">
                                 <a14:useLocalDpi xmlns:a14="http://schemas.microsoft.com/office/drawing/2010/main" val="0"/>
@@ -7658,21 +7612,21 @@
         </w:tc>
       </w:tr>
     </w:tbl>
-    <w:p>
-      <w:pPr>
-        <w:rPr>
-          <w:sz w:val="20"/>
-          <w:szCs w:val="20"/>
-        </w:rPr>
-      </w:pPr>
-      <w:commentRangeEnd w:id="12"/>
+    <w:commentRangeEnd w:id="11"/>
+    <w:p>
+      <w:pPr>
+        <w:rPr>
+          <w:sz w:val="20"/>
+          <w:szCs w:val="20"/>
+        </w:rPr>
+      </w:pPr>
       <w:r>
         <w:rPr>
           <w:rStyle w:val="Refdecomentario"/>
           <w:sz w:val="20"/>
           <w:szCs w:val="20"/>
         </w:rPr>
-        <w:commentReference w:id="12"/>
+        <w:commentReference w:id="11"/>
       </w:r>
     </w:p>
     <w:p>
@@ -7789,7 +7743,7 @@
                     <pic:cNvPicPr/>
                   </pic:nvPicPr>
                   <pic:blipFill>
-                    <a:blip r:embed="rId31"/>
+                    <a:blip r:embed="rId30"/>
                     <a:stretch>
                       <a:fillRect/>
                     </a:stretch>
@@ -7946,13 +7900,14 @@
           <w:szCs w:val="20"/>
         </w:rPr>
       </w:pPr>
-      <w:commentRangeStart w:id="13"/>
+      <w:commentRangeStart w:id="12"/>
       <w:r>
         <w:rPr>
           <w:noProof/>
           <w:sz w:val="20"/>
           <w:szCs w:val="20"/>
         </w:rPr>
+        <w:lastRenderedPageBreak/>
         <w:drawing>
           <wp:inline distT="0" distB="0" distL="0" distR="0" wp14:anchorId="707BD79C" wp14:editId="460F9B79">
             <wp:extent cx="6332220" cy="1480185"/>
@@ -7969,7 +7924,7 @@
                     <pic:cNvPicPr/>
                   </pic:nvPicPr>
                   <pic:blipFill>
-                    <a:blip r:embed="rId32"/>
+                    <a:blip r:embed="rId31"/>
                     <a:stretch>
                       <a:fillRect/>
                     </a:stretch>
@@ -7989,14 +7944,14 @@
           </wp:inline>
         </w:drawing>
       </w:r>
-      <w:commentRangeEnd w:id="13"/>
+      <w:commentRangeEnd w:id="12"/>
       <w:r>
         <w:rPr>
           <w:rStyle w:val="Refdecomentario"/>
           <w:sz w:val="20"/>
           <w:szCs w:val="20"/>
         </w:rPr>
-        <w:commentReference w:id="13"/>
+        <w:commentReference w:id="12"/>
       </w:r>
     </w:p>
     <w:p>
@@ -8120,7 +8075,7 @@
           <w:szCs w:val="20"/>
         </w:rPr>
       </w:pPr>
-      <w:commentRangeStart w:id="14"/>
+      <w:commentRangeStart w:id="13"/>
       <w:r>
         <w:rPr>
           <w:b/>
@@ -8554,6 +8509,7 @@
           <w:sz w:val="20"/>
           <w:szCs w:val="20"/>
         </w:rPr>
+        <w:lastRenderedPageBreak/>
         <w:t xml:space="preserve">Nota. </w:t>
       </w:r>
       <w:r>
@@ -8666,15 +8622,9 @@
           <w:szCs w:val="20"/>
         </w:rPr>
         <w:br/>
-      </w:r>
-      <w:r>
-        <w:rPr>
-          <w:sz w:val="20"/>
-          <w:szCs w:val="20"/>
-        </w:rPr>
         <w:t>Se presentan cuando es necesario retirar dinero de la caja de recepción para retornar al huésped un dinero sobrante, ya sea porque su anticipo sigue superando el saldo a pagar o porque hace el pago en moneda extranjera y no es posible tener un valor exacto teniendo en cuenta la tasa de cambio.</w:t>
       </w:r>
-      <w:commentRangeEnd w:id="14"/>
+      <w:commentRangeEnd w:id="13"/>
       <w:r>
         <w:rPr>
           <w:rStyle w:val="Refdecomentario"/>
@@ -8683,7 +8633,7 @@
           <w:sz w:val="20"/>
           <w:szCs w:val="20"/>
         </w:rPr>
-        <w:commentReference w:id="14"/>
+        <w:commentReference w:id="13"/>
       </w:r>
     </w:p>
     <w:p>
@@ -8735,7 +8685,7 @@
           <w:szCs w:val="20"/>
         </w:rPr>
       </w:pPr>
-      <w:commentRangeStart w:id="15"/>
+      <w:commentRangeStart w:id="14"/>
       <w:r>
         <w:rPr>
           <w:noProof/>
@@ -8758,7 +8708,7 @@
                     <pic:cNvPicPr/>
                   </pic:nvPicPr>
                   <pic:blipFill>
-                    <a:blip r:embed="rId33"/>
+                    <a:blip r:embed="rId32"/>
                     <a:stretch>
                       <a:fillRect/>
                     </a:stretch>
@@ -8778,14 +8728,14 @@
           </wp:inline>
         </w:drawing>
       </w:r>
-      <w:commentRangeEnd w:id="15"/>
+      <w:commentRangeEnd w:id="14"/>
       <w:r>
         <w:rPr>
           <w:rStyle w:val="Refdecomentario"/>
           <w:sz w:val="20"/>
           <w:szCs w:val="20"/>
         </w:rPr>
-        <w:commentReference w:id="15"/>
+        <w:commentReference w:id="14"/>
       </w:r>
     </w:p>
     <w:p>
@@ -8969,7 +8919,7 @@
           <w:szCs w:val="20"/>
         </w:rPr>
       </w:pPr>
-      <w:commentRangeStart w:id="16"/>
+      <w:commentRangeStart w:id="15"/>
       <w:r>
         <w:rPr>
           <w:sz w:val="20"/>
@@ -9102,6 +9052,7 @@
           <w:sz w:val="20"/>
           <w:szCs w:val="20"/>
         </w:rPr>
+        <w:lastRenderedPageBreak/>
         <w:t>Cargos por los servicios de taxis.</w:t>
       </w:r>
     </w:p>
@@ -9119,14 +9070,14 @@
         </w:rPr>
         <w:t>Transferencias de naturaleza débito (cargos asumidos de otras cuentas)</w:t>
       </w:r>
-      <w:commentRangeEnd w:id="16"/>
+      <w:commentRangeEnd w:id="15"/>
       <w:r>
         <w:rPr>
           <w:rStyle w:val="Refdecomentario"/>
           <w:sz w:val="20"/>
           <w:szCs w:val="20"/>
         </w:rPr>
-        <w:commentReference w:id="16"/>
+        <w:commentReference w:id="15"/>
       </w:r>
       <w:r>
         <w:rPr>
@@ -9248,7 +9199,7 @@
                     <pic:cNvPicPr/>
                   </pic:nvPicPr>
                   <pic:blipFill>
-                    <a:blip r:embed="rId34"/>
+                    <a:blip r:embed="rId33"/>
                     <a:stretch>
                       <a:fillRect/>
                     </a:stretch>
@@ -9342,7 +9293,7 @@
           <w:szCs w:val="20"/>
         </w:rPr>
       </w:pPr>
-      <w:commentRangeStart w:id="17"/>
+      <w:commentRangeStart w:id="16"/>
       <w:r>
         <w:rPr>
           <w:sz w:val="20"/>
@@ -9425,14 +9376,14 @@
         </w:rPr>
         <w:t>Cancelación de la cuenta (efectivo, moneda extranjera, tarjetas de crédito, cartera con empresas, agencias de viajes y particulares)</w:t>
       </w:r>
-      <w:commentRangeEnd w:id="17"/>
+      <w:commentRangeEnd w:id="16"/>
       <w:r>
         <w:rPr>
           <w:rStyle w:val="Refdecomentario"/>
           <w:sz w:val="20"/>
           <w:szCs w:val="20"/>
         </w:rPr>
-        <w:commentReference w:id="17"/>
+        <w:commentReference w:id="16"/>
       </w:r>
       <w:r>
         <w:rPr>
@@ -9652,6 +9603,7 @@
           <w:sz w:val="20"/>
           <w:szCs w:val="20"/>
         </w:rPr>
+        <w:lastRenderedPageBreak/>
         <w:t>operaciones que realicen, independientemente de su calidad de contribuyentes o no de los impuestos administrados por la Dirección de Impuestos y Aduanas Nacionales, que en su documento obligados a facturar mencionan:</w:t>
       </w:r>
     </w:p>
@@ -9678,7 +9630,7 @@
           <w:szCs w:val="20"/>
         </w:rPr>
       </w:pPr>
-      <w:commentRangeStart w:id="18"/>
+      <w:commentRangeStart w:id="17"/>
       <w:r>
         <w:rPr>
           <w:noProof/>
@@ -9701,7 +9653,7 @@
                     <pic:cNvPicPr/>
                   </pic:nvPicPr>
                   <pic:blipFill>
-                    <a:blip r:embed="rId35"/>
+                    <a:blip r:embed="rId34"/>
                     <a:stretch>
                       <a:fillRect/>
                     </a:stretch>
@@ -9721,14 +9673,14 @@
           </wp:inline>
         </w:drawing>
       </w:r>
-      <w:commentRangeEnd w:id="18"/>
+      <w:commentRangeEnd w:id="17"/>
       <w:r>
         <w:rPr>
           <w:rStyle w:val="Refdecomentario"/>
           <w:sz w:val="20"/>
           <w:szCs w:val="20"/>
         </w:rPr>
-        <w:commentReference w:id="18"/>
+        <w:commentReference w:id="17"/>
       </w:r>
     </w:p>
     <w:p>
@@ -10020,6 +9972,7 @@
           <w:sz w:val="20"/>
           <w:szCs w:val="20"/>
         </w:rPr>
+        <w:lastRenderedPageBreak/>
         <w:t>El Art. 617. Establece los requisitos de la factura de venta para efectos tributarios, la expedición de factura a que se refiere el artículo 615 consiste en entregar el original de esta, con el lleno de los siguientes requisitos:</w:t>
       </w:r>
     </w:p>
@@ -10038,7 +9991,7 @@
           <w:szCs w:val="20"/>
         </w:rPr>
       </w:pPr>
-      <w:commentRangeStart w:id="19"/>
+      <w:commentRangeStart w:id="18"/>
     </w:p>
     <w:p>
       <w:pPr>
@@ -10199,14 +10152,14 @@
         </w:rPr>
         <w:t>Indicar la calidad de retenedor del impuesto sobre las ventas.</w:t>
       </w:r>
-      <w:commentRangeEnd w:id="19"/>
+      <w:commentRangeEnd w:id="18"/>
       <w:r>
         <w:rPr>
           <w:rStyle w:val="Refdecomentario"/>
           <w:sz w:val="20"/>
           <w:szCs w:val="20"/>
         </w:rPr>
-        <w:commentReference w:id="19"/>
+        <w:commentReference w:id="18"/>
       </w:r>
     </w:p>
     <w:p>
@@ -10247,7 +10200,7 @@
           <w:szCs w:val="20"/>
         </w:rPr>
       </w:pPr>
-      <w:commentRangeStart w:id="20"/>
+      <w:commentRangeStart w:id="19"/>
       <w:r>
         <w:rPr>
           <w:noProof/>
@@ -10270,7 +10223,7 @@
                     <pic:cNvPicPr/>
                   </pic:nvPicPr>
                   <pic:blipFill>
-                    <a:blip r:embed="rId36"/>
+                    <a:blip r:embed="rId35"/>
                     <a:stretch>
                       <a:fillRect/>
                     </a:stretch>
@@ -10290,14 +10243,14 @@
           </wp:inline>
         </w:drawing>
       </w:r>
-      <w:commentRangeEnd w:id="20"/>
+      <w:commentRangeEnd w:id="19"/>
       <w:r>
         <w:rPr>
           <w:rStyle w:val="Refdecomentario"/>
           <w:sz w:val="20"/>
           <w:szCs w:val="20"/>
         </w:rPr>
-        <w:commentReference w:id="20"/>
+        <w:commentReference w:id="19"/>
       </w:r>
     </w:p>
     <w:p>
@@ -10503,6 +10456,7 @@
           <w:sz w:val="20"/>
           <w:szCs w:val="20"/>
         </w:rPr>
+        <w:lastRenderedPageBreak/>
         <w:t xml:space="preserve">los requisitos para la expedición, validación y conservación de la factura electrónica. La </w:t>
       </w:r>
       <w:r>
@@ -10637,7 +10591,7 @@
           <w:szCs w:val="20"/>
         </w:rPr>
       </w:pPr>
-      <w:commentRangeStart w:id="21"/>
+      <w:commentRangeStart w:id="20"/>
       <w:r>
         <w:rPr>
           <w:noProof/>
@@ -10660,7 +10614,7 @@
                     <pic:cNvPicPr/>
                   </pic:nvPicPr>
                   <pic:blipFill>
-                    <a:blip r:embed="rId37"/>
+                    <a:blip r:embed="rId36"/>
                     <a:stretch>
                       <a:fillRect/>
                     </a:stretch>
@@ -10680,14 +10634,14 @@
           </wp:inline>
         </w:drawing>
       </w:r>
-      <w:commentRangeEnd w:id="21"/>
+      <w:commentRangeEnd w:id="20"/>
       <w:r>
         <w:rPr>
           <w:rStyle w:val="Refdecomentario"/>
           <w:sz w:val="20"/>
           <w:szCs w:val="20"/>
         </w:rPr>
-        <w:commentReference w:id="21"/>
+        <w:commentReference w:id="20"/>
       </w:r>
     </w:p>
     <w:p>
@@ -10786,6 +10740,7 @@
           <w:sz w:val="20"/>
           <w:szCs w:val="20"/>
         </w:rPr>
+        <w:lastRenderedPageBreak/>
         <w:drawing>
           <wp:inline distT="0" distB="0" distL="0" distR="0" wp14:anchorId="27704CAC" wp14:editId="04A18490">
             <wp:extent cx="2714934" cy="1724025"/>
@@ -10802,7 +10757,7 @@
                     <pic:cNvPicPr/>
                   </pic:nvPicPr>
                   <pic:blipFill>
-                    <a:blip r:embed="rId38"/>
+                    <a:blip r:embed="rId37"/>
                     <a:stretch>
                       <a:fillRect/>
                     </a:stretch>
@@ -11055,13 +11010,14 @@
           <w:szCs w:val="20"/>
         </w:rPr>
       </w:pPr>
-      <w:commentRangeStart w:id="22"/>
+      <w:commentRangeStart w:id="21"/>
       <w:r>
         <w:rPr>
           <w:noProof/>
           <w:sz w:val="20"/>
           <w:szCs w:val="20"/>
         </w:rPr>
+        <w:lastRenderedPageBreak/>
         <w:drawing>
           <wp:inline distT="0" distB="0" distL="0" distR="0" wp14:anchorId="5DC6A0D4" wp14:editId="2814D3D6">
             <wp:extent cx="4887007" cy="4839375"/>
@@ -11078,7 +11034,7 @@
                     <pic:cNvPicPr/>
                   </pic:nvPicPr>
                   <pic:blipFill>
-                    <a:blip r:embed="rId39"/>
+                    <a:blip r:embed="rId38"/>
                     <a:stretch>
                       <a:fillRect/>
                     </a:stretch>
@@ -11098,7 +11054,7 @@
           </wp:inline>
         </w:drawing>
       </w:r>
-      <w:commentRangeEnd w:id="22"/>
+      <w:commentRangeEnd w:id="21"/>
       <w:r>
         <w:rPr>
           <w:rStyle w:val="Refdecomentario"/>
@@ -11106,7 +11062,7 @@
           <w:sz w:val="20"/>
           <w:szCs w:val="20"/>
         </w:rPr>
-        <w:commentReference w:id="22"/>
+        <w:commentReference w:id="21"/>
       </w:r>
     </w:p>
     <w:p>
@@ -11211,12 +11167,12 @@
         <w:tblW w:w="0" w:type="auto"/>
         <w:tblInd w:w="421" w:type="dxa"/>
         <w:tblBorders>
-          <w:top w:val="single" w:color="000000" w:sz="4" w:space="0"/>
-          <w:left w:val="single" w:color="000000" w:sz="4" w:space="0"/>
-          <w:bottom w:val="single" w:color="000000" w:sz="4" w:space="0"/>
-          <w:right w:val="single" w:color="000000" w:sz="4" w:space="0"/>
-          <w:insideH w:val="single" w:color="000000" w:sz="4" w:space="0"/>
-          <w:insideV w:val="single" w:color="000000" w:sz="4" w:space="0"/>
+          <w:top w:val="single" w:sz="4" w:space="0" w:color="000000"/>
+          <w:left w:val="single" w:sz="4" w:space="0" w:color="000000"/>
+          <w:bottom w:val="single" w:sz="4" w:space="0" w:color="000000"/>
+          <w:right w:val="single" w:sz="4" w:space="0" w:color="000000"/>
+          <w:insideH w:val="single" w:sz="4" w:space="0" w:color="000000"/>
+          <w:insideV w:val="single" w:sz="4" w:space="0" w:color="000000"/>
         </w:tblBorders>
         <w:tblLook w:val="0400" w:firstRow="0" w:lastRow="0" w:firstColumn="0" w:lastColumn="0" w:noHBand="0" w:noVBand="1"/>
       </w:tblPr>
@@ -11473,6 +11429,7 @@
                 <w:sz w:val="20"/>
                 <w:szCs w:val="20"/>
               </w:rPr>
+              <w:lastRenderedPageBreak/>
               <w:t xml:space="preserve">Archivo de la actividad </w:t>
             </w:r>
           </w:p>
@@ -11633,12 +11590,12 @@
         <w:tblW w:w="9962" w:type="dxa"/>
         <w:tblInd w:w="0" w:type="dxa"/>
         <w:tblBorders>
-          <w:top w:val="single" w:color="000000" w:sz="4" w:space="0"/>
-          <w:left w:val="single" w:color="000000" w:sz="4" w:space="0"/>
-          <w:bottom w:val="single" w:color="000000" w:sz="4" w:space="0"/>
-          <w:right w:val="single" w:color="000000" w:sz="4" w:space="0"/>
-          <w:insideH w:val="single" w:color="000000" w:sz="4" w:space="0"/>
-          <w:insideV w:val="single" w:color="000000" w:sz="4" w:space="0"/>
+          <w:top w:val="single" w:sz="4" w:space="0" w:color="000000"/>
+          <w:left w:val="single" w:sz="4" w:space="0" w:color="000000"/>
+          <w:bottom w:val="single" w:sz="4" w:space="0" w:color="000000"/>
+          <w:right w:val="single" w:sz="4" w:space="0" w:color="000000"/>
+          <w:insideH w:val="single" w:sz="4" w:space="0" w:color="000000"/>
+          <w:insideV w:val="single" w:sz="4" w:space="0" w:color="000000"/>
         </w:tblBorders>
         <w:tblLayout w:type="fixed"/>
         <w:tblLook w:val="0420" w:firstRow="1" w:lastRow="0" w:firstColumn="0" w:lastColumn="0" w:noHBand="0" w:noVBand="1"/>
@@ -12151,8 +12108,8 @@
       </w:r>
       <w:r>
         <w:rPr>
-          <w:i w:val="1"/>
-          <w:iCs w:val="1"/>
+          <w:i/>
+          <w:iCs/>
           <w:sz w:val="20"/>
           <w:szCs w:val="20"/>
         </w:rPr>
@@ -12165,7 +12122,7 @@
         </w:rPr>
         <w:t xml:space="preserve"> (Decreto 624 de 1989). </w:t>
       </w:r>
-      <w:hyperlink r:id="R4de2888dcc9042c3">
+      <w:hyperlink r:id="rId39">
         <w:r>
           <w:rPr>
             <w:rStyle w:val="Hipervnculo"/>
@@ -12179,11 +12136,11 @@
     <w:p>
       <w:pPr>
         <w:pBdr>
-          <w:top w:val="nil" w:color="FF000000" w:sz="0" w:space="0"/>
-          <w:left w:val="nil" w:color="FF000000" w:sz="0" w:space="0"/>
-          <w:bottom w:val="nil" w:color="FF000000" w:sz="0" w:space="0"/>
-          <w:right w:val="nil" w:color="FF000000" w:sz="0" w:space="0"/>
-          <w:between w:val="nil" w:color="FF000000" w:sz="0" w:space="0"/>
+          <w:top w:val="nil"/>
+          <w:left w:val="nil"/>
+          <w:bottom w:val="nil"/>
+          <w:right w:val="nil"/>
+          <w:between w:val="nil"/>
         </w:pBdr>
         <w:ind w:left="720" w:hanging="720"/>
         <w:jc w:val="both"/>
@@ -12197,8 +12154,8 @@
       </w:r>
       <w:r>
         <w:rPr>
-          <w:i w:val="1"/>
-          <w:iCs w:val="1"/>
+          <w:i/>
+          <w:iCs/>
           <w:sz w:val="20"/>
           <w:szCs w:val="20"/>
         </w:rPr>
@@ -12210,38 +12167,6 @@
           <w:szCs w:val="20"/>
         </w:rPr>
         <w:t xml:space="preserve">. </w:t>
-      </w:r>
-    </w:p>
-    <w:p>
-      <w:pPr>
-        <w:pBdr>
-          <w:top w:val="nil" w:color="FF000000" w:sz="0" w:space="0"/>
-          <w:left w:val="nil" w:color="FF000000" w:sz="0" w:space="0"/>
-          <w:bottom w:val="nil" w:color="FF000000" w:sz="0" w:space="0"/>
-          <w:right w:val="nil" w:color="FF000000" w:sz="0" w:space="0"/>
-          <w:between w:val="nil" w:color="FF000000" w:sz="0" w:space="0"/>
-        </w:pBdr>
-        <w:ind w:left="720" w:hanging="720"/>
-        <w:jc w:val="both"/>
-      </w:pPr>
-      <w:r>
-        <w:rPr/>
-        <w:t xml:space="preserve">            </w:t>
-      </w:r>
-      <w:hyperlink r:id="R5e5b06e5b032460e">
-        <w:r>
-          <w:rPr>
-            <w:rStyle w:val="Hipervnculo"/>
-          </w:rPr>
-          <w:t>https://www.funcionpublica.gov.co/eva/gestornormativo/norma.php?i=172558</w:t>
-        </w:r>
-      </w:hyperlink>
-      <w:r>
-        <w:rPr>
-          <w:sz w:val="20"/>
-          <w:szCs w:val="20"/>
-        </w:rPr>
-        <w:t xml:space="preserve"> </w:t>
       </w:r>
     </w:p>
     <w:p>
@@ -12255,6 +12180,37 @@
         </w:pBdr>
         <w:ind w:left="720" w:hanging="720"/>
         <w:jc w:val="both"/>
+      </w:pPr>
+      <w:r>
+        <w:t xml:space="preserve">            </w:t>
+      </w:r>
+      <w:hyperlink r:id="rId40">
+        <w:r>
+          <w:rPr>
+            <w:rStyle w:val="Hipervnculo"/>
+          </w:rPr>
+          <w:t>https://www.funcionpublica.gov.co/eva/gestornormativo/norma.php?i=172558</w:t>
+        </w:r>
+      </w:hyperlink>
+      <w:r>
+        <w:rPr>
+          <w:sz w:val="20"/>
+          <w:szCs w:val="20"/>
+        </w:rPr>
+        <w:t xml:space="preserve"> </w:t>
+      </w:r>
+    </w:p>
+    <w:p>
+      <w:pPr>
+        <w:pBdr>
+          <w:top w:val="nil"/>
+          <w:left w:val="nil"/>
+          <w:bottom w:val="nil"/>
+          <w:right w:val="nil"/>
+          <w:between w:val="nil"/>
+        </w:pBdr>
+        <w:ind w:left="720" w:hanging="720"/>
+        <w:jc w:val="both"/>
         <w:rPr>
           <w:sz w:val="20"/>
           <w:szCs w:val="20"/>
@@ -12283,7 +12239,7 @@
         </w:rPr>
         <w:t xml:space="preserve">. </w:t>
       </w:r>
-      <w:hyperlink w:history="1" r:id="rId43">
+      <w:hyperlink r:id="rId41" w:history="1">
         <w:r>
           <w:rPr>
             <w:rStyle w:val="Hipervnculo"/>
@@ -12333,7 +12289,7 @@
         </w:rPr>
         <w:t xml:space="preserve">. </w:t>
       </w:r>
-      <w:hyperlink w:history="1" r:id="rId44">
+      <w:hyperlink r:id="rId42" w:history="1">
         <w:r>
           <w:rPr>
             <w:rStyle w:val="Hipervnculo"/>
@@ -12383,7 +12339,7 @@
         </w:rPr>
         <w:t xml:space="preserve">. </w:t>
       </w:r>
-      <w:hyperlink w:history="1" r:id="rId45">
+      <w:hyperlink r:id="rId43" w:history="1">
         <w:r>
           <w:rPr>
             <w:rStyle w:val="Hipervnculo"/>
@@ -12419,8 +12375,8 @@
       </w:r>
       <w:r>
         <w:rPr>
-          <w:i w:val="1"/>
-          <w:iCs w:val="1"/>
+          <w:i/>
+          <w:iCs/>
           <w:sz w:val="20"/>
           <w:szCs w:val="20"/>
         </w:rPr>
@@ -12433,7 +12389,7 @@
         </w:rPr>
         <w:t xml:space="preserve">. </w:t>
       </w:r>
-      <w:hyperlink r:id="R6bc5882be61a4469">
+      <w:hyperlink r:id="rId44">
         <w:r>
           <w:rPr>
             <w:rStyle w:val="Hipervnculo"/>
@@ -12465,6 +12421,7 @@
           <w:sz w:val="20"/>
           <w:szCs w:val="20"/>
         </w:rPr>
+        <w:lastRenderedPageBreak/>
         <w:t xml:space="preserve">Scheel, A. (1992). </w:t>
       </w:r>
       <w:r>
@@ -12549,12 +12506,12 @@
         <w:tblW w:w="9967" w:type="dxa"/>
         <w:tblInd w:w="0" w:type="dxa"/>
         <w:tblBorders>
-          <w:top w:val="single" w:color="000000" w:sz="4" w:space="0"/>
-          <w:left w:val="single" w:color="000000" w:sz="4" w:space="0"/>
-          <w:bottom w:val="single" w:color="000000" w:sz="4" w:space="0"/>
-          <w:right w:val="single" w:color="000000" w:sz="4" w:space="0"/>
-          <w:insideH w:val="single" w:color="000000" w:sz="4" w:space="0"/>
-          <w:insideV w:val="single" w:color="000000" w:sz="4" w:space="0"/>
+          <w:top w:val="single" w:sz="4" w:space="0" w:color="000000"/>
+          <w:left w:val="single" w:sz="4" w:space="0" w:color="000000"/>
+          <w:bottom w:val="single" w:sz="4" w:space="0" w:color="000000"/>
+          <w:right w:val="single" w:sz="4" w:space="0" w:color="000000"/>
+          <w:insideH w:val="single" w:sz="4" w:space="0" w:color="000000"/>
+          <w:insideV w:val="single" w:sz="4" w:space="0" w:color="000000"/>
         </w:tblBorders>
         <w:tblLayout w:type="fixed"/>
         <w:tblLook w:val="0420" w:firstRow="1" w:lastRow="0" w:firstColumn="0" w:lastColumn="0" w:noHBand="0" w:noVBand="1"/>
@@ -12952,12 +12909,12 @@
         <w:tblW w:w="9967" w:type="dxa"/>
         <w:tblInd w:w="0" w:type="dxa"/>
         <w:tblBorders>
-          <w:top w:val="single" w:color="000000" w:sz="4" w:space="0"/>
-          <w:left w:val="single" w:color="000000" w:sz="4" w:space="0"/>
-          <w:bottom w:val="single" w:color="000000" w:sz="4" w:space="0"/>
-          <w:right w:val="single" w:color="000000" w:sz="4" w:space="0"/>
-          <w:insideH w:val="single" w:color="000000" w:sz="4" w:space="0"/>
-          <w:insideV w:val="single" w:color="000000" w:sz="4" w:space="0"/>
+          <w:top w:val="single" w:sz="4" w:space="0" w:color="000000"/>
+          <w:left w:val="single" w:sz="4" w:space="0" w:color="000000"/>
+          <w:bottom w:val="single" w:sz="4" w:space="0" w:color="000000"/>
+          <w:right w:val="single" w:sz="4" w:space="0" w:color="000000"/>
+          <w:insideH w:val="single" w:sz="4" w:space="0" w:color="000000"/>
+          <w:insideV w:val="single" w:sz="4" w:space="0" w:color="000000"/>
         </w:tblBorders>
         <w:tblLayout w:type="fixed"/>
         <w:tblLook w:val="0420" w:firstRow="1" w:lastRow="0" w:firstColumn="0" w:lastColumn="0" w:noHBand="0" w:noVBand="1"/>
@@ -13255,9 +13212,9 @@
       </w:r>
     </w:p>
     <w:sectPr>
-      <w:headerReference w:type="default" r:id="rId49"/>
-      <w:footerReference w:type="default" r:id="rId50"/>
-      <w:pgSz w:w="12240" w:h="15840" w:orient="portrait"/>
+      <w:headerReference w:type="default" r:id="rId45"/>
+      <w:footerReference w:type="default" r:id="rId46"/>
+      <w:pgSz w:w="12240" w:h="15840"/>
       <w:pgMar w:top="1701" w:right="1134" w:bottom="1134" w:left="1134" w:header="720" w:footer="0" w:gutter="0"/>
       <w:pgNumType w:start="1"/>
       <w:cols w:space="720"/>
@@ -13268,8 +13225,8 @@
 </file>
 
 <file path=word/comments.xml><?xml version="1.0" encoding="utf-8"?>
-<w:comments xmlns:wpc="http://schemas.microsoft.com/office/word/2010/wordprocessingCanvas" xmlns:cx="http://schemas.microsoft.com/office/drawing/2014/chartex" xmlns:cx1="http://schemas.microsoft.com/office/drawing/2015/9/8/chartex" xmlns:cx2="http://schemas.microsoft.com/office/drawing/2015/10/21/chartex" xmlns:cx3="http://schemas.microsoft.com/office/drawing/2016/5/9/chartex" xmlns:cx4="http://schemas.microsoft.com/office/drawing/2016/5/10/chartex" xmlns:cx5="http://schemas.microsoft.com/office/drawing/2016/5/11/chartex" xmlns:cx6="http://schemas.microsoft.com/office/drawing/2016/5/12/chartex" xmlns:cx7="http://schemas.microsoft.com/office/drawing/2016/5/13/chartex" xmlns:cx8="http://schemas.microsoft.com/office/drawing/2016/5/14/chartex" xmlns:mc="http://schemas.openxmlformats.org/markup-compatibility/2006" xmlns:aink="http://schemas.microsoft.com/office/drawing/2016/ink" xmlns:am3d="http://schemas.microsoft.com/office/drawing/2017/model3d" xmlns:o="urn:schemas-microsoft-com:office:office" xmlns:oel="http://schemas.microsoft.com/office/2019/extlst" xmlns:r="http://schemas.openxmlformats.org/officeDocument/2006/relationships" xmlns:m="http://schemas.openxmlformats.org/officeDocument/2006/math" xmlns:v="urn:schemas-microsoft-com:vml" xmlns:wp14="http://schemas.microsoft.com/office/word/2010/wordprocessingDrawing" xmlns:wp="http://schemas.openxmlformats.org/drawingml/2006/wordprocessingDrawing" xmlns:w10="urn:schemas-microsoft-com:office:word" xmlns:w="http://schemas.openxmlformats.org/wordprocessingml/2006/main" xmlns:w14="http://schemas.microsoft.com/office/word/2010/wordml" xmlns:w15="http://schemas.microsoft.com/office/word/2012/wordml" xmlns:w16cei="http://schemas.microsoft.com/office/word/2026/wordml/cei" xmlns:w16cex="http://schemas.microsoft.com/office/word/2018/wordml/cex" xmlns:w16cid="http://schemas.microsoft.com/office/word/2016/wordml/cid" xmlns:w16="http://schemas.microsoft.com/office/word/2018/wordml" xmlns:w16du="http://schemas.microsoft.com/office/word/2023/wordml/word16du" xmlns:w16sdtdh="http://schemas.microsoft.com/office/word/2020/wordml/sdtdatahash" xmlns:w16sdtfl="http://schemas.microsoft.com/office/word/2024/wordml/sdtformatlock" xmlns:w16se="http://schemas.microsoft.com/office/word/2015/wordml/symex" xmlns:wpg="http://schemas.microsoft.com/office/word/2010/wordprocessingGroup" xmlns:wpi="http://schemas.microsoft.com/office/word/2010/wordprocessingInk" xmlns:wne="http://schemas.microsoft.com/office/word/2006/wordml" xmlns:wps="http://schemas.microsoft.com/office/word/2010/wordprocessingShape" xmlns:a="http://schemas.openxmlformats.org/drawingml/2006/main" xmlns:pic="http://schemas.openxmlformats.org/drawingml/2006/picture" xmlns:a14="http://schemas.microsoft.com/office/drawing/2010/main" mc:Ignorable="w14 w15 w16se w16cid w16 w16cex w16sdtdh w16sdtfl w16du wp14">
-  <w:comment w:initials="CC" w:author="Carolina Coca Salazar" w:date="2026-06-01T16:13:00Z" w:id="1">
+<w:comments xmlns:wpc="http://schemas.microsoft.com/office/word/2010/wordprocessingCanvas" xmlns:cx="http://schemas.microsoft.com/office/drawing/2014/chartex" xmlns:cx1="http://schemas.microsoft.com/office/drawing/2015/9/8/chartex" xmlns:cx2="http://schemas.microsoft.com/office/drawing/2015/10/21/chartex" xmlns:cx3="http://schemas.microsoft.com/office/drawing/2016/5/9/chartex" xmlns:cx4="http://schemas.microsoft.com/office/drawing/2016/5/10/chartex" xmlns:cx5="http://schemas.microsoft.com/office/drawing/2016/5/11/chartex" xmlns:cx6="http://schemas.microsoft.com/office/drawing/2016/5/12/chartex" xmlns:cx7="http://schemas.microsoft.com/office/drawing/2016/5/13/chartex" xmlns:cx8="http://schemas.microsoft.com/office/drawing/2016/5/14/chartex" xmlns:mc="http://schemas.openxmlformats.org/markup-compatibility/2006" xmlns:aink="http://schemas.microsoft.com/office/drawing/2016/ink" xmlns:am3d="http://schemas.microsoft.com/office/drawing/2017/model3d" xmlns:o="urn:schemas-microsoft-com:office:office" xmlns:oel="http://schemas.microsoft.com/office/2019/extlst" xmlns:r="http://schemas.openxmlformats.org/officeDocument/2006/relationships" xmlns:m="http://schemas.openxmlformats.org/officeDocument/2006/math" xmlns:v="urn:schemas-microsoft-com:vml" xmlns:wp14="http://schemas.microsoft.com/office/word/2010/wordprocessingDrawing" xmlns:wp="http://schemas.openxmlformats.org/drawingml/2006/wordprocessingDrawing" xmlns:w10="urn:schemas-microsoft-com:office:word" xmlns:w="http://schemas.openxmlformats.org/wordprocessingml/2006/main" xmlns:w14="http://schemas.microsoft.com/office/word/2010/wordml" xmlns:w15="http://schemas.microsoft.com/office/word/2012/wordml" xmlns:w16cex="http://schemas.microsoft.com/office/word/2018/wordml/cex" xmlns:w16cid="http://schemas.microsoft.com/office/word/2016/wordml/cid" xmlns:w16="http://schemas.microsoft.com/office/word/2018/wordml" xmlns:w16du="http://schemas.microsoft.com/office/word/2023/wordml/word16du" xmlns:w16sdtdh="http://schemas.microsoft.com/office/word/2020/wordml/sdtdatahash" xmlns:w16sdtfl="http://schemas.microsoft.com/office/word/2024/wordml/sdtformatlock" xmlns:w16se="http://schemas.microsoft.com/office/word/2015/wordml/symex" xmlns:wpg="http://schemas.microsoft.com/office/word/2010/wordprocessingGroup" xmlns:wpi="http://schemas.microsoft.com/office/word/2010/wordprocessingInk" xmlns:wne="http://schemas.microsoft.com/office/word/2006/wordml" xmlns:wps="http://schemas.microsoft.com/office/word/2010/wordprocessingShape" mc:Ignorable="w14 w15 w16se w16cid w16 w16cex w16sdtdh w16sdtfl w16du wp14">
+  <w:comment w:id="1" w:author="Carolina Coca Salazar" w:date="2026-06-01T16:13:00Z" w:initials="CC">
     <w:p>
       <w:pPr>
         <w:pStyle w:val="Textocomentario"/>
@@ -13331,7 +13288,7 @@
       </w:r>
     </w:p>
   </w:comment>
-  <w:comment w:initials="CC" w:author="Carolina Coca Salazar" w:date="2026-06-01T16:21:00Z" w:id="3">
+  <w:comment w:id="2" w:author="Carolina Coca Salazar" w:date="2026-06-01T16:21:00Z" w:initials="CC">
     <w:p>
       <w:pPr>
         <w:pStyle w:val="Textocomentario"/>
@@ -13398,7 +13355,7 @@
       </w:r>
     </w:p>
   </w:comment>
-  <w:comment w:initials="CC" w:author="Carolina Coca Salazar" w:date="2026-06-01T16:24:00Z" w:id="4">
+  <w:comment w:id="3" w:author="Carolina Coca Salazar" w:date="2026-06-01T16:24:00Z" w:initials="CC">
     <w:p>
       <w:pPr>
         <w:pStyle w:val="Textocomentario"/>
@@ -13457,7 +13414,7 @@
       </w:r>
     </w:p>
   </w:comment>
-  <w:comment w:initials="CC" w:author="Carolina Coca Salazar" w:date="2026-06-01T16:33:00Z" w:id="5">
+  <w:comment w:id="4" w:author="Carolina Coca Salazar" w:date="2026-06-01T16:33:00Z" w:initials="CC">
     <w:p>
       <w:pPr>
         <w:pStyle w:val="Textocomentario"/>
@@ -13502,7 +13459,7 @@
       </w:r>
     </w:p>
   </w:comment>
-  <w:comment w:initials="CC" w:author="Carolina Coca Salazar" w:date="2026-06-02T16:21:00Z" w:id="6">
+  <w:comment w:id="5" w:author="Carolina Coca Salazar" w:date="2026-06-02T16:21:00Z" w:initials="CC">
     <w:p>
       <w:pPr>
         <w:pStyle w:val="Textocomentario"/>
@@ -13555,7 +13512,7 @@
       </w:r>
     </w:p>
   </w:comment>
-  <w:comment w:initials="CC" w:author="Carolina Coca Salazar" w:date="2026-06-01T16:51:00Z" w:id="7">
+  <w:comment w:id="6" w:author="Carolina Coca Salazar" w:date="2026-06-01T16:51:00Z" w:initials="CC">
     <w:p>
       <w:pPr>
         <w:pStyle w:val="Textocomentario"/>
@@ -13592,7 +13549,7 @@
       </w:r>
     </w:p>
   </w:comment>
-  <w:comment w:initials="CC" w:author="Carolina Coca Salazar" w:date="2026-06-01T16:56:00Z" w:id="8">
+  <w:comment w:id="7" w:author="Carolina Coca Salazar" w:date="2026-06-01T16:56:00Z" w:initials="CC">
     <w:p>
       <w:pPr>
         <w:pStyle w:val="Textocomentario"/>
@@ -13611,7 +13568,7 @@
       <w:pPr>
         <w:pStyle w:val="Textocomentario"/>
       </w:pPr>
-      <w:hyperlink w:history="1" r:id="rId4">
+      <w:hyperlink r:id="rId4" w:history="1">
         <w:r>
           <w:rPr>
             <w:rStyle w:val="Hipervnculo"/>
@@ -13621,7 +13578,7 @@
       </w:hyperlink>
     </w:p>
   </w:comment>
-  <w:comment w:initials="CC" w:author="Carolina Coca Salazar" w:date="2026-06-01T17:01:00Z" w:id="9">
+  <w:comment w:id="8" w:author="Carolina Coca Salazar" w:date="2026-06-01T17:01:00Z" w:initials="CC">
     <w:p>
       <w:pPr>
         <w:pStyle w:val="Textocomentario"/>
@@ -13683,7 +13640,7 @@
       </w:r>
     </w:p>
   </w:comment>
-  <w:comment w:initials="CC" w:author="Carolina Coca Salazar" w:date="2026-06-01T17:02:00Z" w:id="10">
+  <w:comment w:id="9" w:author="Carolina Coca Salazar" w:date="2026-06-01T17:02:00Z" w:initials="CC">
     <w:p>
       <w:pPr>
         <w:pStyle w:val="Textocomentario"/>
@@ -13699,7 +13656,7 @@
       </w:r>
     </w:p>
   </w:comment>
-  <w:comment w:initials="CC" w:author="Carolina Coca Salazar" w:date="2026-06-01T17:12:00Z" w:id="11">
+  <w:comment w:id="10" w:author="Carolina Coca Salazar" w:date="2026-06-01T17:12:00Z" w:initials="CC">
     <w:p>
       <w:pPr>
         <w:pStyle w:val="Textocomentario"/>
@@ -13761,7 +13718,7 @@
       </w:r>
     </w:p>
   </w:comment>
-  <w:comment w:initials="CC" w:author="Carolina Coca Salazar" w:date="2026-06-01T17:19:00Z" w:id="12">
+  <w:comment w:id="11" w:author="Carolina Coca Salazar" w:date="2026-06-01T17:19:00Z" w:initials="CC">
     <w:p>
       <w:pPr>
         <w:pStyle w:val="Textocomentario"/>
@@ -13823,7 +13780,7 @@
       </w:r>
     </w:p>
   </w:comment>
-  <w:comment w:initials="CC" w:author="Carolina Coca Salazar" w:date="2026-06-01T17:22:00Z" w:id="13">
+  <w:comment w:id="12" w:author="Carolina Coca Salazar" w:date="2026-06-01T17:22:00Z" w:initials="CC">
     <w:p>
       <w:pPr>
         <w:pStyle w:val="Textocomentario"/>
@@ -13868,7 +13825,7 @@
       </w:r>
     </w:p>
   </w:comment>
-  <w:comment w:initials="CC" w:author="Carolina Coca Salazar" w:date="2026-06-01T17:28:00Z" w:id="14">
+  <w:comment w:id="13" w:author="Carolina Coca Salazar" w:date="2026-06-01T17:28:00Z" w:initials="CC">
     <w:p>
       <w:pPr>
         <w:pStyle w:val="Textocomentario"/>
@@ -13930,7 +13887,7 @@
       </w:r>
     </w:p>
   </w:comment>
-  <w:comment w:initials="CC" w:author="Carolina Coca Salazar" w:date="2026-06-02T16:32:00Z" w:id="15">
+  <w:comment w:id="14" w:author="Carolina Coca Salazar" w:date="2026-06-02T16:32:00Z" w:initials="CC">
     <w:p>
       <w:pPr>
         <w:pStyle w:val="Textocomentario"/>
@@ -13984,7 +13941,7 @@
       </w:r>
     </w:p>
   </w:comment>
-  <w:comment w:initials="CC" w:author="Carolina Coca Salazar" w:date="2026-06-01T17:37:00Z" w:id="16">
+  <w:comment w:id="15" w:author="Carolina Coca Salazar" w:date="2026-06-01T17:37:00Z" w:initials="CC">
     <w:p>
       <w:pPr>
         <w:pStyle w:val="Textocomentario"/>
@@ -14000,7 +13957,7 @@
       </w:r>
     </w:p>
   </w:comment>
-  <w:comment w:initials="CC" w:author="Carolina Coca Salazar" w:date="2026-06-01T17:37:00Z" w:id="17">
+  <w:comment w:id="16" w:author="Carolina Coca Salazar" w:date="2026-06-01T17:37:00Z" w:initials="CC">
     <w:p>
       <w:pPr>
         <w:pStyle w:val="Textocomentario"/>
@@ -14016,7 +13973,7 @@
       </w:r>
     </w:p>
   </w:comment>
-  <w:comment w:initials="CC" w:author="Carolina Coca Salazar" w:date="2026-06-01T17:44:00Z" w:id="18">
+  <w:comment w:id="17" w:author="Carolina Coca Salazar" w:date="2026-06-01T17:44:00Z" w:initials="CC">
     <w:p>
       <w:pPr>
         <w:pStyle w:val="Textocomentario"/>
@@ -14164,7 +14121,7 @@
       </w:r>
     </w:p>
   </w:comment>
-  <w:comment w:initials="CC" w:author="Carolina Coca Salazar" w:date="2026-06-01T17:48:00Z" w:id="19">
+  <w:comment w:id="18" w:author="Carolina Coca Salazar" w:date="2026-06-01T17:48:00Z" w:initials="CC">
     <w:p>
       <w:pPr>
         <w:pStyle w:val="Textocomentario"/>
@@ -14180,7 +14137,7 @@
       </w:r>
     </w:p>
   </w:comment>
-  <w:comment w:initials="CC" w:author="Carolina Coca Salazar" w:date="2026-06-01T17:49:00Z" w:id="20">
+  <w:comment w:id="19" w:author="Carolina Coca Salazar" w:date="2026-06-01T17:49:00Z" w:initials="CC">
     <w:p>
       <w:pPr>
         <w:pStyle w:val="Textocomentario"/>
@@ -14230,7 +14187,7 @@
       </w:pPr>
     </w:p>
   </w:comment>
-  <w:comment w:initials="CC" w:author="Carolina Coca Salazar" w:date="2026-06-01T17:51:00Z" w:id="21">
+  <w:comment w:id="20" w:author="Carolina Coca Salazar" w:date="2026-06-01T17:51:00Z" w:initials="CC">
     <w:p>
       <w:pPr>
         <w:pStyle w:val="Textocomentario"/>
@@ -14339,7 +14296,7 @@
       </w:r>
     </w:p>
   </w:comment>
-  <w:comment w:initials="CC" w:author="Carolina Coca Salazar" w:date="2026-06-01T18:07:00Z" w:id="22">
+  <w:comment w:id="21" w:author="Carolina Coca Salazar" w:date="2026-06-01T18:07:00Z" w:initials="CC">
     <w:p>
       <w:pPr>
         <w:pStyle w:val="Textocomentario"/>
@@ -14550,33 +14507,33 @@
 </file>
 
 <file path=word/commentsExtended.xml><?xml version="1.0" encoding="utf-8"?>
-<w15:commentsEx xmlns:mc="http://schemas.openxmlformats.org/markup-compatibility/2006" xmlns:w15="http://schemas.microsoft.com/office/word/2012/wordml" mc:Ignorable="w15">
-  <w15:commentEx w15:done="0" w15:paraId="498AAE33"/>
-  <w15:commentEx w15:done="0" w15:paraId="0513E8E1"/>
-  <w15:commentEx w15:done="0" w15:paraId="0E91019A"/>
-  <w15:commentEx w15:done="0" w15:paraId="67F94BBF"/>
-  <w15:commentEx w15:done="0" w15:paraId="39D61928"/>
-  <w15:commentEx w15:done="0" w15:paraId="4A7F2248"/>
-  <w15:commentEx w15:done="0" w15:paraId="4417E54A"/>
-  <w15:commentEx w15:done="0" w15:paraId="2E701170"/>
-  <w15:commentEx w15:done="0" w15:paraId="636972D4"/>
-  <w15:commentEx w15:done="0" w15:paraId="014BA8AA"/>
-  <w15:commentEx w15:done="0" w15:paraId="7C83BD89"/>
-  <w15:commentEx w15:done="0" w15:paraId="1F79A38D"/>
-  <w15:commentEx w15:done="0" w15:paraId="22857753"/>
-  <w15:commentEx w15:done="0" w15:paraId="130FE28B"/>
-  <w15:commentEx w15:done="0" w15:paraId="13AF0070"/>
-  <w15:commentEx w15:done="0" w15:paraId="08DAD8DA"/>
-  <w15:commentEx w15:done="0" w15:paraId="3736D2C6"/>
-  <w15:commentEx w15:done="0" w15:paraId="5D4657E2"/>
-  <w15:commentEx w15:done="0" w15:paraId="74842CEA"/>
-  <w15:commentEx w15:done="0" w15:paraId="037F0BC7"/>
-  <w15:commentEx w15:done="0" w15:paraId="420F8505"/>
+<w15:commentsEx xmlns:wpc="http://schemas.microsoft.com/office/word/2010/wordprocessingCanvas" xmlns:cx="http://schemas.microsoft.com/office/drawing/2014/chartex" xmlns:cx1="http://schemas.microsoft.com/office/drawing/2015/9/8/chartex" xmlns:cx2="http://schemas.microsoft.com/office/drawing/2015/10/21/chartex" xmlns:cx3="http://schemas.microsoft.com/office/drawing/2016/5/9/chartex" xmlns:cx4="http://schemas.microsoft.com/office/drawing/2016/5/10/chartex" xmlns:cx5="http://schemas.microsoft.com/office/drawing/2016/5/11/chartex" xmlns:cx6="http://schemas.microsoft.com/office/drawing/2016/5/12/chartex" xmlns:cx7="http://schemas.microsoft.com/office/drawing/2016/5/13/chartex" xmlns:cx8="http://schemas.microsoft.com/office/drawing/2016/5/14/chartex" xmlns:mc="http://schemas.openxmlformats.org/markup-compatibility/2006" xmlns:aink="http://schemas.microsoft.com/office/drawing/2016/ink" xmlns:am3d="http://schemas.microsoft.com/office/drawing/2017/model3d" xmlns:o="urn:schemas-microsoft-com:office:office" xmlns:oel="http://schemas.microsoft.com/office/2019/extlst" xmlns:r="http://schemas.openxmlformats.org/officeDocument/2006/relationships" xmlns:m="http://schemas.openxmlformats.org/officeDocument/2006/math" xmlns:v="urn:schemas-microsoft-com:vml" xmlns:wp14="http://schemas.microsoft.com/office/word/2010/wordprocessingDrawing" xmlns:wp="http://schemas.openxmlformats.org/drawingml/2006/wordprocessingDrawing" xmlns:w10="urn:schemas-microsoft-com:office:word" xmlns:w="http://schemas.openxmlformats.org/wordprocessingml/2006/main" xmlns:w14="http://schemas.microsoft.com/office/word/2010/wordml" xmlns:w15="http://schemas.microsoft.com/office/word/2012/wordml" xmlns:w16cex="http://schemas.microsoft.com/office/word/2018/wordml/cex" xmlns:w16cid="http://schemas.microsoft.com/office/word/2016/wordml/cid" xmlns:w16="http://schemas.microsoft.com/office/word/2018/wordml" xmlns:w16du="http://schemas.microsoft.com/office/word/2023/wordml/word16du" xmlns:w16sdtdh="http://schemas.microsoft.com/office/word/2020/wordml/sdtdatahash" xmlns:w16sdtfl="http://schemas.microsoft.com/office/word/2024/wordml/sdtformatlock" xmlns:w16se="http://schemas.microsoft.com/office/word/2015/wordml/symex" xmlns:wpg="http://schemas.microsoft.com/office/word/2010/wordprocessingGroup" xmlns:wpi="http://schemas.microsoft.com/office/word/2010/wordprocessingInk" xmlns:wne="http://schemas.microsoft.com/office/word/2006/wordml" xmlns:wps="http://schemas.microsoft.com/office/word/2010/wordprocessingShape" mc:Ignorable="w14 w15 w16se w16cid w16 w16cex w16sdtdh w16sdtfl w16du wp14">
+  <w15:commentEx w15:paraId="498AAE33" w15:done="0"/>
+  <w15:commentEx w15:paraId="0513E8E1" w15:done="0"/>
+  <w15:commentEx w15:paraId="0E91019A" w15:done="0"/>
+  <w15:commentEx w15:paraId="67F94BBF" w15:done="0"/>
+  <w15:commentEx w15:paraId="39D61928" w15:done="0"/>
+  <w15:commentEx w15:paraId="4A7F2248" w15:done="0"/>
+  <w15:commentEx w15:paraId="4417E54A" w15:done="0"/>
+  <w15:commentEx w15:paraId="2E701170" w15:done="0"/>
+  <w15:commentEx w15:paraId="636972D4" w15:done="0"/>
+  <w15:commentEx w15:paraId="014BA8AA" w15:done="0"/>
+  <w15:commentEx w15:paraId="7C83BD89" w15:done="0"/>
+  <w15:commentEx w15:paraId="1F79A38D" w15:done="0"/>
+  <w15:commentEx w15:paraId="22857753" w15:done="0"/>
+  <w15:commentEx w15:paraId="130FE28B" w15:done="0"/>
+  <w15:commentEx w15:paraId="13AF0070" w15:done="0"/>
+  <w15:commentEx w15:paraId="08DAD8DA" w15:done="0"/>
+  <w15:commentEx w15:paraId="3736D2C6" w15:done="0"/>
+  <w15:commentEx w15:paraId="5D4657E2" w15:done="0"/>
+  <w15:commentEx w15:paraId="74842CEA" w15:done="0"/>
+  <w15:commentEx w15:paraId="037F0BC7" w15:done="0"/>
+  <w15:commentEx w15:paraId="420F8505" w15:done="0"/>
 </w15:commentsEx>
 </file>
 
 <file path=word/commentsExtensible.xml><?xml version="1.0" encoding="utf-8"?>
-<w16cex:commentsExtensible xmlns:w16="http://schemas.microsoft.com/office/word/2018/wordml" xmlns:w16cex="http://schemas.microsoft.com/office/word/2018/wordml/cex" xmlns:mc="http://schemas.openxmlformats.org/markup-compatibility/2006" mc:Ignorable="w16 w16cex">
+<w16cex:commentsExtensible xmlns:wpc="http://schemas.microsoft.com/office/word/2010/wordprocessingCanvas" xmlns:cx="http://schemas.microsoft.com/office/drawing/2014/chartex" xmlns:cx1="http://schemas.microsoft.com/office/drawing/2015/9/8/chartex" xmlns:cx2="http://schemas.microsoft.com/office/drawing/2015/10/21/chartex" xmlns:cx3="http://schemas.microsoft.com/office/drawing/2016/5/9/chartex" xmlns:cx4="http://schemas.microsoft.com/office/drawing/2016/5/10/chartex" xmlns:cx5="http://schemas.microsoft.com/office/drawing/2016/5/11/chartex" xmlns:cx6="http://schemas.microsoft.com/office/drawing/2016/5/12/chartex" xmlns:cx7="http://schemas.microsoft.com/office/drawing/2016/5/13/chartex" xmlns:cx8="http://schemas.microsoft.com/office/drawing/2016/5/14/chartex" xmlns:cr="http://schemas.microsoft.com/office/comments/2020/reactions" xmlns:mc="http://schemas.openxmlformats.org/markup-compatibility/2006" xmlns:aink="http://schemas.microsoft.com/office/drawing/2016/ink" xmlns:am3d="http://schemas.microsoft.com/office/drawing/2017/model3d" xmlns:o="urn:schemas-microsoft-com:office:office" xmlns:oel="http://schemas.microsoft.com/office/2019/extlst" xmlns:r="http://schemas.openxmlformats.org/officeDocument/2006/relationships" xmlns:m="http://schemas.openxmlformats.org/officeDocument/2006/math" xmlns:v="urn:schemas-microsoft-com:vml" xmlns:wp14="http://schemas.microsoft.com/office/word/2010/wordprocessingDrawing" xmlns:wp="http://schemas.openxmlformats.org/drawingml/2006/wordprocessingDrawing" xmlns:w10="urn:schemas-microsoft-com:office:word" xmlns:w="http://schemas.openxmlformats.org/wordprocessingml/2006/main" xmlns:w14="http://schemas.microsoft.com/office/word/2010/wordml" xmlns:w15="http://schemas.microsoft.com/office/word/2012/wordml" xmlns:w16cex="http://schemas.microsoft.com/office/word/2018/wordml/cex" xmlns:w16cid="http://schemas.microsoft.com/office/word/2016/wordml/cid" xmlns:w16="http://schemas.microsoft.com/office/word/2018/wordml" xmlns:w16du="http://schemas.microsoft.com/office/word/2023/wordml/word16du" xmlns:w16sdtdh="http://schemas.microsoft.com/office/word/2020/wordml/sdtdatahash" xmlns:w16sdtfl="http://schemas.microsoft.com/office/word/2024/wordml/sdtformatlock" xmlns:w16se="http://schemas.microsoft.com/office/word/2015/wordml/symex" xmlns:wpg="http://schemas.microsoft.com/office/word/2010/wordprocessingGroup" xmlns:wpi="http://schemas.microsoft.com/office/word/2010/wordprocessingInk" xmlns:wne="http://schemas.microsoft.com/office/word/2006/wordml" xmlns:wps="http://schemas.microsoft.com/office/word/2010/wordprocessingShape" mc:Ignorable="w14 w15 w16se w16cid w16 w16cex w16sdtdh w16sdtfl cr w16du wp14">
   <w16cex:commentExtensible w16cex:durableId="3068900C" w16cex:dateUtc="2026-06-01T21:13:00Z"/>
   <w16cex:commentExtensible w16cex:durableId="74D0CEF1" w16cex:dateUtc="2026-06-01T21:21:00Z"/>
   <w16cex:commentExtensible w16cex:durableId="471221D8" w16cex:dateUtc="2026-06-01T21:24:00Z"/>
@@ -14602,7 +14559,7 @@
 </file>
 
 <file path=word/commentsIds.xml><?xml version="1.0" encoding="utf-8"?>
-<w16cid:commentsIds xmlns:mc="http://schemas.openxmlformats.org/markup-compatibility/2006" xmlns:w16cid="http://schemas.microsoft.com/office/word/2016/wordml/cid" mc:Ignorable="w16cid">
+<w16cid:commentsIds xmlns:wpc="http://schemas.microsoft.com/office/word/2010/wordprocessingCanvas" xmlns:cx="http://schemas.microsoft.com/office/drawing/2014/chartex" xmlns:cx1="http://schemas.microsoft.com/office/drawing/2015/9/8/chartex" xmlns:cx2="http://schemas.microsoft.com/office/drawing/2015/10/21/chartex" xmlns:cx3="http://schemas.microsoft.com/office/drawing/2016/5/9/chartex" xmlns:cx4="http://schemas.microsoft.com/office/drawing/2016/5/10/chartex" xmlns:cx5="http://schemas.microsoft.com/office/drawing/2016/5/11/chartex" xmlns:cx6="http://schemas.microsoft.com/office/drawing/2016/5/12/chartex" xmlns:cx7="http://schemas.microsoft.com/office/drawing/2016/5/13/chartex" xmlns:cx8="http://schemas.microsoft.com/office/drawing/2016/5/14/chartex" xmlns:mc="http://schemas.openxmlformats.org/markup-compatibility/2006" xmlns:aink="http://schemas.microsoft.com/office/drawing/2016/ink" xmlns:am3d="http://schemas.microsoft.com/office/drawing/2017/model3d" xmlns:o="urn:schemas-microsoft-com:office:office" xmlns:oel="http://schemas.microsoft.com/office/2019/extlst" xmlns:r="http://schemas.openxmlformats.org/officeDocument/2006/relationships" xmlns:m="http://schemas.openxmlformats.org/officeDocument/2006/math" xmlns:v="urn:schemas-microsoft-com:vml" xmlns:wp14="http://schemas.microsoft.com/office/word/2010/wordprocessingDrawing" xmlns:wp="http://schemas.openxmlformats.org/drawingml/2006/wordprocessingDrawing" xmlns:w10="urn:schemas-microsoft-com:office:word" xmlns:w="http://schemas.openxmlformats.org/wordprocessingml/2006/main" xmlns:w14="http://schemas.microsoft.com/office/word/2010/wordml" xmlns:w15="http://schemas.microsoft.com/office/word/2012/wordml" xmlns:w16cex="http://schemas.microsoft.com/office/word/2018/wordml/cex" xmlns:w16cid="http://schemas.microsoft.com/office/word/2016/wordml/cid" xmlns:w16="http://schemas.microsoft.com/office/word/2018/wordml" xmlns:w16du="http://schemas.microsoft.com/office/word/2023/wordml/word16du" xmlns:w16sdtdh="http://schemas.microsoft.com/office/word/2020/wordml/sdtdatahash" xmlns:w16sdtfl="http://schemas.microsoft.com/office/word/2024/wordml/sdtformatlock" xmlns:w16se="http://schemas.microsoft.com/office/word/2015/wordml/symex" xmlns:wpg="http://schemas.microsoft.com/office/word/2010/wordprocessingGroup" xmlns:wpi="http://schemas.microsoft.com/office/word/2010/wordprocessingInk" xmlns:wne="http://schemas.microsoft.com/office/word/2006/wordml" xmlns:wps="http://schemas.microsoft.com/office/word/2010/wordprocessingShape" mc:Ignorable="w14 w15 w16se w16cid w16 w16cex w16sdtdh w16sdtfl w16du wp14">
   <w16cid:commentId w16cid:paraId="498AAE33" w16cid:durableId="3068900C"/>
   <w16cid:commentId w16cid:paraId="0513E8E1" w16cid:durableId="74D0CEF1"/>
   <w16cid:commentId w16cid:paraId="0E91019A" w16cid:durableId="471221D8"/>
@@ -14628,7 +14585,7 @@
 </file>
 
 <file path=word/endnotes.xml><?xml version="1.0" encoding="utf-8"?>
-<w:endnotes xmlns:wpc="http://schemas.microsoft.com/office/word/2010/wordprocessingCanvas" xmlns:cx="http://schemas.microsoft.com/office/drawing/2014/chartex" xmlns:cx1="http://schemas.microsoft.com/office/drawing/2015/9/8/chartex" xmlns:cx2="http://schemas.microsoft.com/office/drawing/2015/10/21/chartex" xmlns:cx3="http://schemas.microsoft.com/office/drawing/2016/5/9/chartex" xmlns:cx4="http://schemas.microsoft.com/office/drawing/2016/5/10/chartex" xmlns:cx5="http://schemas.microsoft.com/office/drawing/2016/5/11/chartex" xmlns:cx6="http://schemas.microsoft.com/office/drawing/2016/5/12/chartex" xmlns:cx7="http://schemas.microsoft.com/office/drawing/2016/5/13/chartex" xmlns:cx8="http://schemas.microsoft.com/office/drawing/2016/5/14/chartex" xmlns:mc="http://schemas.openxmlformats.org/markup-compatibility/2006" xmlns:aink="http://schemas.microsoft.com/office/drawing/2016/ink" xmlns:am3d="http://schemas.microsoft.com/office/drawing/2017/model3d" xmlns:o="urn:schemas-microsoft-com:office:office" xmlns:oel="http://schemas.microsoft.com/office/2019/extlst" xmlns:r="http://schemas.openxmlformats.org/officeDocument/2006/relationships" xmlns:m="http://schemas.openxmlformats.org/officeDocument/2006/math" xmlns:v="urn:schemas-microsoft-com:vml" xmlns:wp14="http://schemas.microsoft.com/office/word/2010/wordprocessingDrawing" xmlns:wp="http://schemas.openxmlformats.org/drawingml/2006/wordprocessingDrawing" xmlns:w10="urn:schemas-microsoft-com:office:word" xmlns:w="http://schemas.openxmlformats.org/wordprocessingml/2006/main" xmlns:w14="http://schemas.microsoft.com/office/word/2010/wordml" xmlns:w15="http://schemas.microsoft.com/office/word/2012/wordml" xmlns:w16cei="http://schemas.microsoft.com/office/word/2026/wordml/cei" xmlns:w16cex="http://schemas.microsoft.com/office/word/2018/wordml/cex" xmlns:w16cid="http://schemas.microsoft.com/office/word/2016/wordml/cid" xmlns:w16="http://schemas.microsoft.com/office/word/2018/wordml" xmlns:w16du="http://schemas.microsoft.com/office/word/2023/wordml/word16du" xmlns:w16sdtdh="http://schemas.microsoft.com/office/word/2020/wordml/sdtdatahash" xmlns:w16sdtfl="http://schemas.microsoft.com/office/word/2024/wordml/sdtformatlock" xmlns:w16se="http://schemas.microsoft.com/office/word/2015/wordml/symex" xmlns:wpg="http://schemas.microsoft.com/office/word/2010/wordprocessingGroup" xmlns:wpi="http://schemas.microsoft.com/office/word/2010/wordprocessingInk" xmlns:wne="http://schemas.microsoft.com/office/word/2006/wordml" xmlns:wps="http://schemas.microsoft.com/office/word/2010/wordprocessingShape" mc:Ignorable="w14 w15 w16se w16cid w16 w16cex w16sdtdh w16sdtfl w16du wp14">
+<w:endnotes xmlns:wpc="http://schemas.microsoft.com/office/word/2010/wordprocessingCanvas" xmlns:cx="http://schemas.microsoft.com/office/drawing/2014/chartex" xmlns:cx1="http://schemas.microsoft.com/office/drawing/2015/9/8/chartex" xmlns:cx2="http://schemas.microsoft.com/office/drawing/2015/10/21/chartex" xmlns:cx3="http://schemas.microsoft.com/office/drawing/2016/5/9/chartex" xmlns:cx4="http://schemas.microsoft.com/office/drawing/2016/5/10/chartex" xmlns:cx5="http://schemas.microsoft.com/office/drawing/2016/5/11/chartex" xmlns:cx6="http://schemas.microsoft.com/office/drawing/2016/5/12/chartex" xmlns:cx7="http://schemas.microsoft.com/office/drawing/2016/5/13/chartex" xmlns:cx8="http://schemas.microsoft.com/office/drawing/2016/5/14/chartex" xmlns:mc="http://schemas.openxmlformats.org/markup-compatibility/2006" xmlns:aink="http://schemas.microsoft.com/office/drawing/2016/ink" xmlns:am3d="http://schemas.microsoft.com/office/drawing/2017/model3d" xmlns:o="urn:schemas-microsoft-com:office:office" xmlns:oel="http://schemas.microsoft.com/office/2019/extlst" xmlns:r="http://schemas.openxmlformats.org/officeDocument/2006/relationships" xmlns:m="http://schemas.openxmlformats.org/officeDocument/2006/math" xmlns:v="urn:schemas-microsoft-com:vml" xmlns:wp14="http://schemas.microsoft.com/office/word/2010/wordprocessingDrawing" xmlns:wp="http://schemas.openxmlformats.org/drawingml/2006/wordprocessingDrawing" xmlns:w10="urn:schemas-microsoft-com:office:word" xmlns:w="http://schemas.openxmlformats.org/wordprocessingml/2006/main" xmlns:w14="http://schemas.microsoft.com/office/word/2010/wordml" xmlns:w15="http://schemas.microsoft.com/office/word/2012/wordml" xmlns:w16cex="http://schemas.microsoft.com/office/word/2018/wordml/cex" xmlns:w16cid="http://schemas.microsoft.com/office/word/2016/wordml/cid" xmlns:w16="http://schemas.microsoft.com/office/word/2018/wordml" xmlns:w16du="http://schemas.microsoft.com/office/word/2023/wordml/word16du" xmlns:w16sdtdh="http://schemas.microsoft.com/office/word/2020/wordml/sdtdatahash" xmlns:w16sdtfl="http://schemas.microsoft.com/office/word/2024/wordml/sdtformatlock" xmlns:w16se="http://schemas.microsoft.com/office/word/2015/wordml/symex" xmlns:wpg="http://schemas.microsoft.com/office/word/2010/wordprocessingGroup" xmlns:wpi="http://schemas.microsoft.com/office/word/2010/wordprocessingInk" xmlns:wne="http://schemas.microsoft.com/office/word/2006/wordml" xmlns:wps="http://schemas.microsoft.com/office/word/2010/wordprocessingShape" mc:Ignorable="w14 w15 w16se w16cid w16 w16cex w16sdtdh w16sdtfl w16du wp14">
   <w:endnote w:type="separator" w:id="-1">
     <w:p>
       <w:pPr>
@@ -14653,7 +14610,7 @@
 </file>
 
 <file path=word/footer1.xml><?xml version="1.0" encoding="utf-8"?>
-<w:ftr xmlns:wpc="http://schemas.microsoft.com/office/word/2010/wordprocessingCanvas" xmlns:cx="http://schemas.microsoft.com/office/drawing/2014/chartex" xmlns:cx1="http://schemas.microsoft.com/office/drawing/2015/9/8/chartex" xmlns:cx2="http://schemas.microsoft.com/office/drawing/2015/10/21/chartex" xmlns:cx3="http://schemas.microsoft.com/office/drawing/2016/5/9/chartex" xmlns:cx4="http://schemas.microsoft.com/office/drawing/2016/5/10/chartex" xmlns:cx5="http://schemas.microsoft.com/office/drawing/2016/5/11/chartex" xmlns:cx6="http://schemas.microsoft.com/office/drawing/2016/5/12/chartex" xmlns:cx7="http://schemas.microsoft.com/office/drawing/2016/5/13/chartex" xmlns:cx8="http://schemas.microsoft.com/office/drawing/2016/5/14/chartex" xmlns:mc="http://schemas.openxmlformats.org/markup-compatibility/2006" xmlns:aink="http://schemas.microsoft.com/office/drawing/2016/ink" xmlns:am3d="http://schemas.microsoft.com/office/drawing/2017/model3d" xmlns:o="urn:schemas-microsoft-com:office:office" xmlns:oel="http://schemas.microsoft.com/office/2019/extlst" xmlns:r="http://schemas.openxmlformats.org/officeDocument/2006/relationships" xmlns:m="http://schemas.openxmlformats.org/officeDocument/2006/math" xmlns:v="urn:schemas-microsoft-com:vml" xmlns:wp14="http://schemas.microsoft.com/office/word/2010/wordprocessingDrawing" xmlns:wp="http://schemas.openxmlformats.org/drawingml/2006/wordprocessingDrawing" xmlns:w10="urn:schemas-microsoft-com:office:word" xmlns:w="http://schemas.openxmlformats.org/wordprocessingml/2006/main" xmlns:w14="http://schemas.microsoft.com/office/word/2010/wordml" xmlns:w15="http://schemas.microsoft.com/office/word/2012/wordml" xmlns:w16cei="http://schemas.microsoft.com/office/word/2026/wordml/cei" xmlns:w16cex="http://schemas.microsoft.com/office/word/2018/wordml/cex" xmlns:w16cid="http://schemas.microsoft.com/office/word/2016/wordml/cid" xmlns:w16="http://schemas.microsoft.com/office/word/2018/wordml" xmlns:w16du="http://schemas.microsoft.com/office/word/2023/wordml/word16du" xmlns:w16sdtdh="http://schemas.microsoft.com/office/word/2020/wordml/sdtdatahash" xmlns:w16sdtfl="http://schemas.microsoft.com/office/word/2024/wordml/sdtformatlock" xmlns:w16se="http://schemas.microsoft.com/office/word/2015/wordml/symex" xmlns:wpg="http://schemas.microsoft.com/office/word/2010/wordprocessingGroup" xmlns:wpi="http://schemas.microsoft.com/office/word/2010/wordprocessingInk" xmlns:wne="http://schemas.microsoft.com/office/word/2006/wordml" xmlns:wps="http://schemas.microsoft.com/office/word/2010/wordprocessingShape" mc:Ignorable="w14 w15 w16se w16cid w16 w16cex w16sdtdh w16sdtfl w16du wp14">
+<w:ftr xmlns:wpc="http://schemas.microsoft.com/office/word/2010/wordprocessingCanvas" xmlns:cx="http://schemas.microsoft.com/office/drawing/2014/chartex" xmlns:cx1="http://schemas.microsoft.com/office/drawing/2015/9/8/chartex" xmlns:cx2="http://schemas.microsoft.com/office/drawing/2015/10/21/chartex" xmlns:cx3="http://schemas.microsoft.com/office/drawing/2016/5/9/chartex" xmlns:cx4="http://schemas.microsoft.com/office/drawing/2016/5/10/chartex" xmlns:cx5="http://schemas.microsoft.com/office/drawing/2016/5/11/chartex" xmlns:cx6="http://schemas.microsoft.com/office/drawing/2016/5/12/chartex" xmlns:cx7="http://schemas.microsoft.com/office/drawing/2016/5/13/chartex" xmlns:cx8="http://schemas.microsoft.com/office/drawing/2016/5/14/chartex" xmlns:mc="http://schemas.openxmlformats.org/markup-compatibility/2006" xmlns:aink="http://schemas.microsoft.com/office/drawing/2016/ink" xmlns:am3d="http://schemas.microsoft.com/office/drawing/2017/model3d" xmlns:o="urn:schemas-microsoft-com:office:office" xmlns:oel="http://schemas.microsoft.com/office/2019/extlst" xmlns:r="http://schemas.openxmlformats.org/officeDocument/2006/relationships" xmlns:m="http://schemas.openxmlformats.org/officeDocument/2006/math" xmlns:v="urn:schemas-microsoft-com:vml" xmlns:wp14="http://schemas.microsoft.com/office/word/2010/wordprocessingDrawing" xmlns:wp="http://schemas.openxmlformats.org/drawingml/2006/wordprocessingDrawing" xmlns:w10="urn:schemas-microsoft-com:office:word" xmlns:w="http://schemas.openxmlformats.org/wordprocessingml/2006/main" xmlns:w14="http://schemas.microsoft.com/office/word/2010/wordml" xmlns:w15="http://schemas.microsoft.com/office/word/2012/wordml" xmlns:w16cex="http://schemas.microsoft.com/office/word/2018/wordml/cex" xmlns:w16cid="http://schemas.microsoft.com/office/word/2016/wordml/cid" xmlns:w16="http://schemas.microsoft.com/office/word/2018/wordml" xmlns:w16du="http://schemas.microsoft.com/office/word/2023/wordml/word16du" xmlns:w16sdtdh="http://schemas.microsoft.com/office/word/2020/wordml/sdtdatahash" xmlns:w16sdtfl="http://schemas.microsoft.com/office/word/2024/wordml/sdtformatlock" xmlns:w16se="http://schemas.microsoft.com/office/word/2015/wordml/symex" xmlns:wpg="http://schemas.microsoft.com/office/word/2010/wordprocessingGroup" xmlns:wpi="http://schemas.microsoft.com/office/word/2010/wordprocessingInk" xmlns:wne="http://schemas.microsoft.com/office/word/2006/wordml" xmlns:wps="http://schemas.microsoft.com/office/word/2010/wordprocessingShape" mc:Ignorable="w14 w15 w16se w16cid w16 w16cex w16sdtdh w16sdtfl w16du wp14">
   <w:p>
     <w:pPr>
       <w:pBdr>
@@ -14684,7 +14641,7 @@
       <w:ind w:left="-2" w:hanging="2"/>
       <w:jc w:val="right"/>
       <w:rPr>
-        <w:rFonts w:ascii="Times New Roman" w:hAnsi="Times New Roman" w:eastAsia="Times New Roman" w:cs="Times New Roman"/>
+        <w:rFonts w:ascii="Times New Roman" w:eastAsia="Times New Roman" w:hAnsi="Times New Roman" w:cs="Times New Roman"/>
         <w:sz w:val="24"/>
         <w:szCs w:val="24"/>
       </w:rPr>
@@ -14694,7 +14651,7 @@
     <w:pPr>
       <w:spacing w:line="240" w:lineRule="auto"/>
       <w:rPr>
-        <w:rFonts w:ascii="Times New Roman" w:hAnsi="Times New Roman" w:eastAsia="Times New Roman" w:cs="Times New Roman"/>
+        <w:rFonts w:ascii="Times New Roman" w:eastAsia="Times New Roman" w:hAnsi="Times New Roman" w:cs="Times New Roman"/>
         <w:sz w:val="24"/>
         <w:szCs w:val="24"/>
       </w:rPr>
@@ -14752,7 +14709,7 @@
 </file>
 
 <file path=word/footnotes.xml><?xml version="1.0" encoding="utf-8"?>
-<w:footnotes xmlns:wpc="http://schemas.microsoft.com/office/word/2010/wordprocessingCanvas" xmlns:cx="http://schemas.microsoft.com/office/drawing/2014/chartex" xmlns:cx1="http://schemas.microsoft.com/office/drawing/2015/9/8/chartex" xmlns:cx2="http://schemas.microsoft.com/office/drawing/2015/10/21/chartex" xmlns:cx3="http://schemas.microsoft.com/office/drawing/2016/5/9/chartex" xmlns:cx4="http://schemas.microsoft.com/office/drawing/2016/5/10/chartex" xmlns:cx5="http://schemas.microsoft.com/office/drawing/2016/5/11/chartex" xmlns:cx6="http://schemas.microsoft.com/office/drawing/2016/5/12/chartex" xmlns:cx7="http://schemas.microsoft.com/office/drawing/2016/5/13/chartex" xmlns:cx8="http://schemas.microsoft.com/office/drawing/2016/5/14/chartex" xmlns:mc="http://schemas.openxmlformats.org/markup-compatibility/2006" xmlns:aink="http://schemas.microsoft.com/office/drawing/2016/ink" xmlns:am3d="http://schemas.microsoft.com/office/drawing/2017/model3d" xmlns:o="urn:schemas-microsoft-com:office:office" xmlns:oel="http://schemas.microsoft.com/office/2019/extlst" xmlns:r="http://schemas.openxmlformats.org/officeDocument/2006/relationships" xmlns:m="http://schemas.openxmlformats.org/officeDocument/2006/math" xmlns:v="urn:schemas-microsoft-com:vml" xmlns:wp14="http://schemas.microsoft.com/office/word/2010/wordprocessingDrawing" xmlns:wp="http://schemas.openxmlformats.org/drawingml/2006/wordprocessingDrawing" xmlns:w10="urn:schemas-microsoft-com:office:word" xmlns:w="http://schemas.openxmlformats.org/wordprocessingml/2006/main" xmlns:w14="http://schemas.microsoft.com/office/word/2010/wordml" xmlns:w15="http://schemas.microsoft.com/office/word/2012/wordml" xmlns:w16cei="http://schemas.microsoft.com/office/word/2026/wordml/cei" xmlns:w16cex="http://schemas.microsoft.com/office/word/2018/wordml/cex" xmlns:w16cid="http://schemas.microsoft.com/office/word/2016/wordml/cid" xmlns:w16="http://schemas.microsoft.com/office/word/2018/wordml" xmlns:w16du="http://schemas.microsoft.com/office/word/2023/wordml/word16du" xmlns:w16sdtdh="http://schemas.microsoft.com/office/word/2020/wordml/sdtdatahash" xmlns:w16sdtfl="http://schemas.microsoft.com/office/word/2024/wordml/sdtformatlock" xmlns:w16se="http://schemas.microsoft.com/office/word/2015/wordml/symex" xmlns:wpg="http://schemas.microsoft.com/office/word/2010/wordprocessingGroup" xmlns:wpi="http://schemas.microsoft.com/office/word/2010/wordprocessingInk" xmlns:wne="http://schemas.microsoft.com/office/word/2006/wordml" xmlns:wps="http://schemas.microsoft.com/office/word/2010/wordprocessingShape" mc:Ignorable="w14 w15 w16se w16cid w16 w16cex w16sdtdh w16sdtfl w16du wp14">
+<w:footnotes xmlns:wpc="http://schemas.microsoft.com/office/word/2010/wordprocessingCanvas" xmlns:cx="http://schemas.microsoft.com/office/drawing/2014/chartex" xmlns:cx1="http://schemas.microsoft.com/office/drawing/2015/9/8/chartex" xmlns:cx2="http://schemas.microsoft.com/office/drawing/2015/10/21/chartex" xmlns:cx3="http://schemas.microsoft.com/office/drawing/2016/5/9/chartex" xmlns:cx4="http://schemas.microsoft.com/office/drawing/2016/5/10/chartex" xmlns:cx5="http://schemas.microsoft.com/office/drawing/2016/5/11/chartex" xmlns:cx6="http://schemas.microsoft.com/office/drawing/2016/5/12/chartex" xmlns:cx7="http://schemas.microsoft.com/office/drawing/2016/5/13/chartex" xmlns:cx8="http://schemas.microsoft.com/office/drawing/2016/5/14/chartex" xmlns:mc="http://schemas.openxmlformats.org/markup-compatibility/2006" xmlns:aink="http://schemas.microsoft.com/office/drawing/2016/ink" xmlns:am3d="http://schemas.microsoft.com/office/drawing/2017/model3d" xmlns:o="urn:schemas-microsoft-com:office:office" xmlns:oel="http://schemas.microsoft.com/office/2019/extlst" xmlns:r="http://schemas.openxmlformats.org/officeDocument/2006/relationships" xmlns:m="http://schemas.openxmlformats.org/officeDocument/2006/math" xmlns:v="urn:schemas-microsoft-com:vml" xmlns:wp14="http://schemas.microsoft.com/office/word/2010/wordprocessingDrawing" xmlns:wp="http://schemas.openxmlformats.org/drawingml/2006/wordprocessingDrawing" xmlns:w10="urn:schemas-microsoft-com:office:word" xmlns:w="http://schemas.openxmlformats.org/wordprocessingml/2006/main" xmlns:w14="http://schemas.microsoft.com/office/word/2010/wordml" xmlns:w15="http://schemas.microsoft.com/office/word/2012/wordml" xmlns:w16cex="http://schemas.microsoft.com/office/word/2018/wordml/cex" xmlns:w16cid="http://schemas.microsoft.com/office/word/2016/wordml/cid" xmlns:w16="http://schemas.microsoft.com/office/word/2018/wordml" xmlns:w16du="http://schemas.microsoft.com/office/word/2023/wordml/word16du" xmlns:w16sdtdh="http://schemas.microsoft.com/office/word/2020/wordml/sdtdatahash" xmlns:w16sdtfl="http://schemas.microsoft.com/office/word/2024/wordml/sdtformatlock" xmlns:w16se="http://schemas.microsoft.com/office/word/2015/wordml/symex" xmlns:wpg="http://schemas.microsoft.com/office/word/2010/wordprocessingGroup" xmlns:wpi="http://schemas.microsoft.com/office/word/2010/wordprocessingInk" xmlns:wne="http://schemas.microsoft.com/office/word/2006/wordml" xmlns:wps="http://schemas.microsoft.com/office/word/2010/wordprocessingShape" mc:Ignorable="w14 w15 w16se w16cid w16 w16cex w16sdtdh w16sdtfl w16du wp14">
   <w:footnote w:type="separator" w:id="-1">
     <w:p>
       <w:pPr>
@@ -14777,7 +14734,7 @@
 </file>
 
 <file path=word/header1.xml><?xml version="1.0" encoding="utf-8"?>
-<w:hdr xmlns:wpc="http://schemas.microsoft.com/office/word/2010/wordprocessingCanvas" xmlns:cx="http://schemas.microsoft.com/office/drawing/2014/chartex" xmlns:cx1="http://schemas.microsoft.com/office/drawing/2015/9/8/chartex" xmlns:cx2="http://schemas.microsoft.com/office/drawing/2015/10/21/chartex" xmlns:cx3="http://schemas.microsoft.com/office/drawing/2016/5/9/chartex" xmlns:cx4="http://schemas.microsoft.com/office/drawing/2016/5/10/chartex" xmlns:cx5="http://schemas.microsoft.com/office/drawing/2016/5/11/chartex" xmlns:cx6="http://schemas.microsoft.com/office/drawing/2016/5/12/chartex" xmlns:cx7="http://schemas.microsoft.com/office/drawing/2016/5/13/chartex" xmlns:cx8="http://schemas.microsoft.com/office/drawing/2016/5/14/chartex" xmlns:mc="http://schemas.openxmlformats.org/markup-compatibility/2006" xmlns:aink="http://schemas.microsoft.com/office/drawing/2016/ink" xmlns:am3d="http://schemas.microsoft.com/office/drawing/2017/model3d" xmlns:o="urn:schemas-microsoft-com:office:office" xmlns:oel="http://schemas.microsoft.com/office/2019/extlst" xmlns:r="http://schemas.openxmlformats.org/officeDocument/2006/relationships" xmlns:m="http://schemas.openxmlformats.org/officeDocument/2006/math" xmlns:v="urn:schemas-microsoft-com:vml" xmlns:wp14="http://schemas.microsoft.com/office/word/2010/wordprocessingDrawing" xmlns:wp="http://schemas.openxmlformats.org/drawingml/2006/wordprocessingDrawing" xmlns:w10="urn:schemas-microsoft-com:office:word" xmlns:w="http://schemas.openxmlformats.org/wordprocessingml/2006/main" xmlns:w14="http://schemas.microsoft.com/office/word/2010/wordml" xmlns:w15="http://schemas.microsoft.com/office/word/2012/wordml" xmlns:w16cei="http://schemas.microsoft.com/office/word/2026/wordml/cei" xmlns:w16cex="http://schemas.microsoft.com/office/word/2018/wordml/cex" xmlns:w16cid="http://schemas.microsoft.com/office/word/2016/wordml/cid" xmlns:w16="http://schemas.microsoft.com/office/word/2018/wordml" xmlns:w16du="http://schemas.microsoft.com/office/word/2023/wordml/word16du" xmlns:w16sdtdh="http://schemas.microsoft.com/office/word/2020/wordml/sdtdatahash" xmlns:w16sdtfl="http://schemas.microsoft.com/office/word/2024/wordml/sdtformatlock" xmlns:w16se="http://schemas.microsoft.com/office/word/2015/wordml/symex" xmlns:wpg="http://schemas.microsoft.com/office/word/2010/wordprocessingGroup" xmlns:wpi="http://schemas.microsoft.com/office/word/2010/wordprocessingInk" xmlns:wne="http://schemas.microsoft.com/office/word/2006/wordml" xmlns:wps="http://schemas.microsoft.com/office/word/2010/wordprocessingShape" xmlns:a="http://schemas.openxmlformats.org/drawingml/2006/main" xmlns:adec="http://schemas.microsoft.com/office/drawing/2017/decorative" xmlns:pic="http://schemas.openxmlformats.org/drawingml/2006/picture" xmlns:a14="http://schemas.microsoft.com/office/drawing/2010/main" mc:Ignorable="w14 w15 w16se w16cid w16 w16cex w16sdtdh w16sdtfl w16du wp14">
+<w:hdr xmlns:wpc="http://schemas.microsoft.com/office/word/2010/wordprocessingCanvas" xmlns:cx="http://schemas.microsoft.com/office/drawing/2014/chartex" xmlns:cx1="http://schemas.microsoft.com/office/drawing/2015/9/8/chartex" xmlns:cx2="http://schemas.microsoft.com/office/drawing/2015/10/21/chartex" xmlns:cx3="http://schemas.microsoft.com/office/drawing/2016/5/9/chartex" xmlns:cx4="http://schemas.microsoft.com/office/drawing/2016/5/10/chartex" xmlns:cx5="http://schemas.microsoft.com/office/drawing/2016/5/11/chartex" xmlns:cx6="http://schemas.microsoft.com/office/drawing/2016/5/12/chartex" xmlns:cx7="http://schemas.microsoft.com/office/drawing/2016/5/13/chartex" xmlns:cx8="http://schemas.microsoft.com/office/drawing/2016/5/14/chartex" xmlns:mc="http://schemas.openxmlformats.org/markup-compatibility/2006" xmlns:aink="http://schemas.microsoft.com/office/drawing/2016/ink" xmlns:am3d="http://schemas.microsoft.com/office/drawing/2017/model3d" xmlns:o="urn:schemas-microsoft-com:office:office" xmlns:oel="http://schemas.microsoft.com/office/2019/extlst" xmlns:r="http://schemas.openxmlformats.org/officeDocument/2006/relationships" xmlns:m="http://schemas.openxmlformats.org/officeDocument/2006/math" xmlns:v="urn:schemas-microsoft-com:vml" xmlns:wp14="http://schemas.microsoft.com/office/word/2010/wordprocessingDrawing" xmlns:wp="http://schemas.openxmlformats.org/drawingml/2006/wordprocessingDrawing" xmlns:w10="urn:schemas-microsoft-com:office:word" xmlns:w="http://schemas.openxmlformats.org/wordprocessingml/2006/main" xmlns:w14="http://schemas.microsoft.com/office/word/2010/wordml" xmlns:w15="http://schemas.microsoft.com/office/word/2012/wordml" xmlns:w16cex="http://schemas.microsoft.com/office/word/2018/wordml/cex" xmlns:w16cid="http://schemas.microsoft.com/office/word/2016/wordml/cid" xmlns:w16="http://schemas.microsoft.com/office/word/2018/wordml" xmlns:w16du="http://schemas.microsoft.com/office/word/2023/wordml/word16du" xmlns:w16sdtdh="http://schemas.microsoft.com/office/word/2020/wordml/sdtdatahash" xmlns:w16sdtfl="http://schemas.microsoft.com/office/word/2024/wordml/sdtformatlock" xmlns:w16se="http://schemas.microsoft.com/office/word/2015/wordml/symex" xmlns:wpg="http://schemas.microsoft.com/office/word/2010/wordprocessingGroup" xmlns:wpi="http://schemas.microsoft.com/office/word/2010/wordprocessingInk" xmlns:wne="http://schemas.microsoft.com/office/word/2006/wordml" xmlns:wps="http://schemas.microsoft.com/office/word/2010/wordprocessingShape" mc:Ignorable="w14 w15 w16se w16cid w16 w16cex w16sdtdh w16sdtfl w16du wp14">
   <w:p>
     <w:pPr>
       <w:pBdr>
@@ -14892,7 +14849,7 @@
 </file>
 
 <file path=word/numbering.xml><?xml version="1.0" encoding="utf-8"?>
-<w:numbering xmlns:wpc="http://schemas.microsoft.com/office/word/2010/wordprocessingCanvas" xmlns:cx="http://schemas.microsoft.com/office/drawing/2014/chartex" xmlns:cx1="http://schemas.microsoft.com/office/drawing/2015/9/8/chartex" xmlns:cx2="http://schemas.microsoft.com/office/drawing/2015/10/21/chartex" xmlns:cx3="http://schemas.microsoft.com/office/drawing/2016/5/9/chartex" xmlns:cx4="http://schemas.microsoft.com/office/drawing/2016/5/10/chartex" xmlns:cx5="http://schemas.microsoft.com/office/drawing/2016/5/11/chartex" xmlns:cx6="http://schemas.microsoft.com/office/drawing/2016/5/12/chartex" xmlns:cx7="http://schemas.microsoft.com/office/drawing/2016/5/13/chartex" xmlns:cx8="http://schemas.microsoft.com/office/drawing/2016/5/14/chartex" xmlns:mc="http://schemas.openxmlformats.org/markup-compatibility/2006" xmlns:aink="http://schemas.microsoft.com/office/drawing/2016/ink" xmlns:am3d="http://schemas.microsoft.com/office/drawing/2017/model3d" xmlns:o="urn:schemas-microsoft-com:office:office" xmlns:oel="http://schemas.microsoft.com/office/2019/extlst" xmlns:r="http://schemas.openxmlformats.org/officeDocument/2006/relationships" xmlns:m="http://schemas.openxmlformats.org/officeDocument/2006/math" xmlns:v="urn:schemas-microsoft-com:vml" xmlns:wp14="http://schemas.microsoft.com/office/word/2010/wordprocessingDrawing" xmlns:wp="http://schemas.openxmlformats.org/drawingml/2006/wordprocessingDrawing" xmlns:w10="urn:schemas-microsoft-com:office:word" xmlns:w="http://schemas.openxmlformats.org/wordprocessingml/2006/main" xmlns:w14="http://schemas.microsoft.com/office/word/2010/wordml" xmlns:w15="http://schemas.microsoft.com/office/word/2012/wordml" xmlns:w16cei="http://schemas.microsoft.com/office/word/2026/wordml/cei" xmlns:w16cex="http://schemas.microsoft.com/office/word/2018/wordml/cex" xmlns:w16cid="http://schemas.microsoft.com/office/word/2016/wordml/cid" xmlns:w16="http://schemas.microsoft.com/office/word/2018/wordml" xmlns:w16du="http://schemas.microsoft.com/office/word/2023/wordml/word16du" xmlns:w16sdtdh="http://schemas.microsoft.com/office/word/2020/wordml/sdtdatahash" xmlns:w16sdtfl="http://schemas.microsoft.com/office/word/2024/wordml/sdtformatlock" xmlns:w16se="http://schemas.microsoft.com/office/word/2015/wordml/symex" xmlns:wpg="http://schemas.microsoft.com/office/word/2010/wordprocessingGroup" xmlns:wpi="http://schemas.microsoft.com/office/word/2010/wordprocessingInk" xmlns:wne="http://schemas.microsoft.com/office/word/2006/wordml" xmlns:wps="http://schemas.microsoft.com/office/word/2010/wordprocessingShape" mc:Ignorable="w14 w15 w16se w16cid w16 w16cex w16sdtdh w16sdtfl w16du wp14">
+<w:numbering xmlns:wpc="http://schemas.microsoft.com/office/word/2010/wordprocessingCanvas" xmlns:cx="http://schemas.microsoft.com/office/drawing/2014/chartex" xmlns:cx1="http://schemas.microsoft.com/office/drawing/2015/9/8/chartex" xmlns:cx2="http://schemas.microsoft.com/office/drawing/2015/10/21/chartex" xmlns:cx3="http://schemas.microsoft.com/office/drawing/2016/5/9/chartex" xmlns:cx4="http://schemas.microsoft.com/office/drawing/2016/5/10/chartex" xmlns:cx5="http://schemas.microsoft.com/office/drawing/2016/5/11/chartex" xmlns:cx6="http://schemas.microsoft.com/office/drawing/2016/5/12/chartex" xmlns:cx7="http://schemas.microsoft.com/office/drawing/2016/5/13/chartex" xmlns:cx8="http://schemas.microsoft.com/office/drawing/2016/5/14/chartex" xmlns:mc="http://schemas.openxmlformats.org/markup-compatibility/2006" xmlns:aink="http://schemas.microsoft.com/office/drawing/2016/ink" xmlns:am3d="http://schemas.microsoft.com/office/drawing/2017/model3d" xmlns:o="urn:schemas-microsoft-com:office:office" xmlns:oel="http://schemas.microsoft.com/office/2019/extlst" xmlns:r="http://schemas.openxmlformats.org/officeDocument/2006/relationships" xmlns:m="http://schemas.openxmlformats.org/officeDocument/2006/math" xmlns:v="urn:schemas-microsoft-com:vml" xmlns:wp14="http://schemas.microsoft.com/office/word/2010/wordprocessingDrawing" xmlns:wp="http://schemas.openxmlformats.org/drawingml/2006/wordprocessingDrawing" xmlns:w10="urn:schemas-microsoft-com:office:word" xmlns:w="http://schemas.openxmlformats.org/wordprocessingml/2006/main" xmlns:w14="http://schemas.microsoft.com/office/word/2010/wordml" xmlns:w15="http://schemas.microsoft.com/office/word/2012/wordml" xmlns:w16cex="http://schemas.microsoft.com/office/word/2018/wordml/cex" xmlns:w16cid="http://schemas.microsoft.com/office/word/2016/wordml/cid" xmlns:w16="http://schemas.microsoft.com/office/word/2018/wordml" xmlns:w16du="http://schemas.microsoft.com/office/word/2023/wordml/word16du" xmlns:w16sdtdh="http://schemas.microsoft.com/office/word/2020/wordml/sdtdatahash" xmlns:w16sdtfl="http://schemas.microsoft.com/office/word/2024/wordml/sdtformatlock" xmlns:w16se="http://schemas.microsoft.com/office/word/2015/wordml/symex" xmlns:wpg="http://schemas.microsoft.com/office/word/2010/wordprocessingGroup" xmlns:wpi="http://schemas.microsoft.com/office/word/2010/wordprocessingInk" xmlns:wne="http://schemas.microsoft.com/office/word/2006/wordml" xmlns:wps="http://schemas.microsoft.com/office/word/2010/wordprocessingShape" mc:Ignorable="w14 w15 w16se w16cid w16 w16cex w16sdtdh w16sdtfl w16du wp14">
   <w:abstractNum w:abstractNumId="0" w15:restartNumberingAfterBreak="0">
     <w:nsid w:val="066E6074"/>
     <w:multiLevelType w:val="multilevel"/>
@@ -14909,7 +14866,7 @@
         <w:ind w:left="720" w:hanging="360"/>
       </w:pPr>
       <w:rPr>
-        <w:rFonts w:hint="default" w:ascii="Symbol" w:hAnsi="Symbol"/>
+        <w:rFonts w:ascii="Symbol" w:hAnsi="Symbol" w:hint="default"/>
         <w:sz w:val="20"/>
       </w:rPr>
     </w:lvl>
@@ -14925,7 +14882,7 @@
         <w:ind w:left="1440" w:hanging="360"/>
       </w:pPr>
       <w:rPr>
-        <w:rFonts w:hint="default" w:ascii="Courier New" w:hAnsi="Courier New"/>
+        <w:rFonts w:ascii="Courier New" w:hAnsi="Courier New" w:hint="default"/>
         <w:sz w:val="20"/>
       </w:rPr>
     </w:lvl>
@@ -14941,7 +14898,7 @@
         <w:ind w:left="2160" w:hanging="360"/>
       </w:pPr>
       <w:rPr>
-        <w:rFonts w:hint="default" w:ascii="Wingdings" w:hAnsi="Wingdings"/>
+        <w:rFonts w:ascii="Wingdings" w:hAnsi="Wingdings" w:hint="default"/>
         <w:sz w:val="20"/>
       </w:rPr>
     </w:lvl>
@@ -14957,7 +14914,7 @@
         <w:ind w:left="2880" w:hanging="360"/>
       </w:pPr>
       <w:rPr>
-        <w:rFonts w:hint="default" w:ascii="Wingdings" w:hAnsi="Wingdings"/>
+        <w:rFonts w:ascii="Wingdings" w:hAnsi="Wingdings" w:hint="default"/>
         <w:sz w:val="20"/>
       </w:rPr>
     </w:lvl>
@@ -14973,7 +14930,7 @@
         <w:ind w:left="3600" w:hanging="360"/>
       </w:pPr>
       <w:rPr>
-        <w:rFonts w:hint="default" w:ascii="Wingdings" w:hAnsi="Wingdings"/>
+        <w:rFonts w:ascii="Wingdings" w:hAnsi="Wingdings" w:hint="default"/>
         <w:sz w:val="20"/>
       </w:rPr>
     </w:lvl>
@@ -14989,7 +14946,7 @@
         <w:ind w:left="4320" w:hanging="360"/>
       </w:pPr>
       <w:rPr>
-        <w:rFonts w:hint="default" w:ascii="Wingdings" w:hAnsi="Wingdings"/>
+        <w:rFonts w:ascii="Wingdings" w:hAnsi="Wingdings" w:hint="default"/>
         <w:sz w:val="20"/>
       </w:rPr>
     </w:lvl>
@@ -15005,7 +14962,7 @@
         <w:ind w:left="5040" w:hanging="360"/>
       </w:pPr>
       <w:rPr>
-        <w:rFonts w:hint="default" w:ascii="Wingdings" w:hAnsi="Wingdings"/>
+        <w:rFonts w:ascii="Wingdings" w:hAnsi="Wingdings" w:hint="default"/>
         <w:sz w:val="20"/>
       </w:rPr>
     </w:lvl>
@@ -15021,7 +14978,7 @@
         <w:ind w:left="5760" w:hanging="360"/>
       </w:pPr>
       <w:rPr>
-        <w:rFonts w:hint="default" w:ascii="Wingdings" w:hAnsi="Wingdings"/>
+        <w:rFonts w:ascii="Wingdings" w:hAnsi="Wingdings" w:hint="default"/>
         <w:sz w:val="20"/>
       </w:rPr>
     </w:lvl>
@@ -15037,7 +14994,7 @@
         <w:ind w:left="6480" w:hanging="360"/>
       </w:pPr>
       <w:rPr>
-        <w:rFonts w:hint="default" w:ascii="Wingdings" w:hAnsi="Wingdings"/>
+        <w:rFonts w:ascii="Wingdings" w:hAnsi="Wingdings" w:hint="default"/>
         <w:sz w:val="20"/>
       </w:rPr>
     </w:lvl>
@@ -15257,7 +15214,7 @@
         <w:ind w:left="720" w:hanging="360"/>
       </w:pPr>
       <w:rPr>
-        <w:rFonts w:hint="default" w:ascii="Symbol" w:hAnsi="Symbol"/>
+        <w:rFonts w:ascii="Symbol" w:hAnsi="Symbol" w:hint="default"/>
         <w:sz w:val="20"/>
       </w:rPr>
     </w:lvl>
@@ -15273,7 +15230,7 @@
         <w:ind w:left="1440" w:hanging="360"/>
       </w:pPr>
       <w:rPr>
-        <w:rFonts w:hint="default" w:ascii="Courier New" w:hAnsi="Courier New"/>
+        <w:rFonts w:ascii="Courier New" w:hAnsi="Courier New" w:hint="default"/>
         <w:sz w:val="20"/>
       </w:rPr>
     </w:lvl>
@@ -15289,7 +15246,7 @@
         <w:ind w:left="2160" w:hanging="360"/>
       </w:pPr>
       <w:rPr>
-        <w:rFonts w:hint="default" w:ascii="Wingdings" w:hAnsi="Wingdings"/>
+        <w:rFonts w:ascii="Wingdings" w:hAnsi="Wingdings" w:hint="default"/>
         <w:sz w:val="20"/>
       </w:rPr>
     </w:lvl>
@@ -15305,7 +15262,7 @@
         <w:ind w:left="2880" w:hanging="360"/>
       </w:pPr>
       <w:rPr>
-        <w:rFonts w:hint="default" w:ascii="Wingdings" w:hAnsi="Wingdings"/>
+        <w:rFonts w:ascii="Wingdings" w:hAnsi="Wingdings" w:hint="default"/>
         <w:sz w:val="20"/>
       </w:rPr>
     </w:lvl>
@@ -15321,7 +15278,7 @@
         <w:ind w:left="3600" w:hanging="360"/>
       </w:pPr>
       <w:rPr>
-        <w:rFonts w:hint="default" w:ascii="Wingdings" w:hAnsi="Wingdings"/>
+        <w:rFonts w:ascii="Wingdings" w:hAnsi="Wingdings" w:hint="default"/>
         <w:sz w:val="20"/>
       </w:rPr>
     </w:lvl>
@@ -15337,7 +15294,7 @@
         <w:ind w:left="4320" w:hanging="360"/>
       </w:pPr>
       <w:rPr>
-        <w:rFonts w:hint="default" w:ascii="Wingdings" w:hAnsi="Wingdings"/>
+        <w:rFonts w:ascii="Wingdings" w:hAnsi="Wingdings" w:hint="default"/>
         <w:sz w:val="20"/>
       </w:rPr>
     </w:lvl>
@@ -15353,7 +15310,7 @@
         <w:ind w:left="5040" w:hanging="360"/>
       </w:pPr>
       <w:rPr>
-        <w:rFonts w:hint="default" w:ascii="Wingdings" w:hAnsi="Wingdings"/>
+        <w:rFonts w:ascii="Wingdings" w:hAnsi="Wingdings" w:hint="default"/>
         <w:sz w:val="20"/>
       </w:rPr>
     </w:lvl>
@@ -15369,7 +15326,7 @@
         <w:ind w:left="5760" w:hanging="360"/>
       </w:pPr>
       <w:rPr>
-        <w:rFonts w:hint="default" w:ascii="Wingdings" w:hAnsi="Wingdings"/>
+        <w:rFonts w:ascii="Wingdings" w:hAnsi="Wingdings" w:hint="default"/>
         <w:sz w:val="20"/>
       </w:rPr>
     </w:lvl>
@@ -15385,7 +15342,7 @@
         <w:ind w:left="6480" w:hanging="360"/>
       </w:pPr>
       <w:rPr>
-        <w:rFonts w:hint="default" w:ascii="Wingdings" w:hAnsi="Wingdings"/>
+        <w:rFonts w:ascii="Wingdings" w:hAnsi="Wingdings" w:hint="default"/>
         <w:sz w:val="20"/>
       </w:rPr>
     </w:lvl>
@@ -15406,7 +15363,7 @@
         <w:ind w:left="720" w:hanging="360"/>
       </w:pPr>
       <w:rPr>
-        <w:rFonts w:hint="default" w:ascii="Symbol" w:hAnsi="Symbol"/>
+        <w:rFonts w:ascii="Symbol" w:hAnsi="Symbol" w:hint="default"/>
         <w:sz w:val="20"/>
       </w:rPr>
     </w:lvl>
@@ -15422,7 +15379,7 @@
         <w:ind w:left="1440" w:hanging="360"/>
       </w:pPr>
       <w:rPr>
-        <w:rFonts w:hint="default" w:ascii="Courier New" w:hAnsi="Courier New"/>
+        <w:rFonts w:ascii="Courier New" w:hAnsi="Courier New" w:hint="default"/>
         <w:sz w:val="20"/>
       </w:rPr>
     </w:lvl>
@@ -15438,7 +15395,7 @@
         <w:ind w:left="2160" w:hanging="360"/>
       </w:pPr>
       <w:rPr>
-        <w:rFonts w:hint="default" w:ascii="Wingdings" w:hAnsi="Wingdings"/>
+        <w:rFonts w:ascii="Wingdings" w:hAnsi="Wingdings" w:hint="default"/>
         <w:sz w:val="20"/>
       </w:rPr>
     </w:lvl>
@@ -15454,7 +15411,7 @@
         <w:ind w:left="2880" w:hanging="360"/>
       </w:pPr>
       <w:rPr>
-        <w:rFonts w:hint="default" w:ascii="Wingdings" w:hAnsi="Wingdings"/>
+        <w:rFonts w:ascii="Wingdings" w:hAnsi="Wingdings" w:hint="default"/>
         <w:sz w:val="20"/>
       </w:rPr>
     </w:lvl>
@@ -15470,7 +15427,7 @@
         <w:ind w:left="3600" w:hanging="360"/>
       </w:pPr>
       <w:rPr>
-        <w:rFonts w:hint="default" w:ascii="Wingdings" w:hAnsi="Wingdings"/>
+        <w:rFonts w:ascii="Wingdings" w:hAnsi="Wingdings" w:hint="default"/>
         <w:sz w:val="20"/>
       </w:rPr>
     </w:lvl>
@@ -15486,7 +15443,7 @@
         <w:ind w:left="4320" w:hanging="360"/>
       </w:pPr>
       <w:rPr>
-        <w:rFonts w:hint="default" w:ascii="Wingdings" w:hAnsi="Wingdings"/>
+        <w:rFonts w:ascii="Wingdings" w:hAnsi="Wingdings" w:hint="default"/>
         <w:sz w:val="20"/>
       </w:rPr>
     </w:lvl>
@@ -15502,7 +15459,7 @@
         <w:ind w:left="5040" w:hanging="360"/>
       </w:pPr>
       <w:rPr>
-        <w:rFonts w:hint="default" w:ascii="Wingdings" w:hAnsi="Wingdings"/>
+        <w:rFonts w:ascii="Wingdings" w:hAnsi="Wingdings" w:hint="default"/>
         <w:sz w:val="20"/>
       </w:rPr>
     </w:lvl>
@@ -15518,7 +15475,7 @@
         <w:ind w:left="5760" w:hanging="360"/>
       </w:pPr>
       <w:rPr>
-        <w:rFonts w:hint="default" w:ascii="Wingdings" w:hAnsi="Wingdings"/>
+        <w:rFonts w:ascii="Wingdings" w:hAnsi="Wingdings" w:hint="default"/>
         <w:sz w:val="20"/>
       </w:rPr>
     </w:lvl>
@@ -15534,7 +15491,7 @@
         <w:ind w:left="6480" w:hanging="360"/>
       </w:pPr>
       <w:rPr>
-        <w:rFonts w:hint="default" w:ascii="Wingdings" w:hAnsi="Wingdings"/>
+        <w:rFonts w:ascii="Wingdings" w:hAnsi="Wingdings" w:hint="default"/>
         <w:sz w:val="20"/>
       </w:rPr>
     </w:lvl>
@@ -15555,7 +15512,7 @@
         <w:ind w:left="720" w:hanging="360"/>
       </w:pPr>
       <w:rPr>
-        <w:rFonts w:hint="default" w:ascii="Symbol" w:hAnsi="Symbol"/>
+        <w:rFonts w:ascii="Symbol" w:hAnsi="Symbol" w:hint="default"/>
         <w:sz w:val="20"/>
       </w:rPr>
     </w:lvl>
@@ -15571,7 +15528,7 @@
         <w:ind w:left="1440" w:hanging="360"/>
       </w:pPr>
       <w:rPr>
-        <w:rFonts w:hint="default" w:ascii="Courier New" w:hAnsi="Courier New"/>
+        <w:rFonts w:ascii="Courier New" w:hAnsi="Courier New" w:hint="default"/>
         <w:sz w:val="20"/>
       </w:rPr>
     </w:lvl>
@@ -15587,7 +15544,7 @@
         <w:ind w:left="2160" w:hanging="360"/>
       </w:pPr>
       <w:rPr>
-        <w:rFonts w:hint="default" w:ascii="Wingdings" w:hAnsi="Wingdings"/>
+        <w:rFonts w:ascii="Wingdings" w:hAnsi="Wingdings" w:hint="default"/>
         <w:sz w:val="20"/>
       </w:rPr>
     </w:lvl>
@@ -15603,7 +15560,7 @@
         <w:ind w:left="2880" w:hanging="360"/>
       </w:pPr>
       <w:rPr>
-        <w:rFonts w:hint="default" w:ascii="Wingdings" w:hAnsi="Wingdings"/>
+        <w:rFonts w:ascii="Wingdings" w:hAnsi="Wingdings" w:hint="default"/>
         <w:sz w:val="20"/>
       </w:rPr>
     </w:lvl>
@@ -15619,7 +15576,7 @@
         <w:ind w:left="3600" w:hanging="360"/>
       </w:pPr>
       <w:rPr>
-        <w:rFonts w:hint="default" w:ascii="Wingdings" w:hAnsi="Wingdings"/>
+        <w:rFonts w:ascii="Wingdings" w:hAnsi="Wingdings" w:hint="default"/>
         <w:sz w:val="20"/>
       </w:rPr>
     </w:lvl>
@@ -15635,7 +15592,7 @@
         <w:ind w:left="4320" w:hanging="360"/>
       </w:pPr>
       <w:rPr>
-        <w:rFonts w:hint="default" w:ascii="Wingdings" w:hAnsi="Wingdings"/>
+        <w:rFonts w:ascii="Wingdings" w:hAnsi="Wingdings" w:hint="default"/>
         <w:sz w:val="20"/>
       </w:rPr>
     </w:lvl>
@@ -15651,7 +15608,7 @@
         <w:ind w:left="5040" w:hanging="360"/>
       </w:pPr>
       <w:rPr>
-        <w:rFonts w:hint="default" w:ascii="Wingdings" w:hAnsi="Wingdings"/>
+        <w:rFonts w:ascii="Wingdings" w:hAnsi="Wingdings" w:hint="default"/>
         <w:sz w:val="20"/>
       </w:rPr>
     </w:lvl>
@@ -15667,7 +15624,7 @@
         <w:ind w:left="5760" w:hanging="360"/>
       </w:pPr>
       <w:rPr>
-        <w:rFonts w:hint="default" w:ascii="Wingdings" w:hAnsi="Wingdings"/>
+        <w:rFonts w:ascii="Wingdings" w:hAnsi="Wingdings" w:hint="default"/>
         <w:sz w:val="20"/>
       </w:rPr>
     </w:lvl>
@@ -15683,7 +15640,7 @@
         <w:ind w:left="6480" w:hanging="360"/>
       </w:pPr>
       <w:rPr>
-        <w:rFonts w:hint="default" w:ascii="Wingdings" w:hAnsi="Wingdings"/>
+        <w:rFonts w:ascii="Wingdings" w:hAnsi="Wingdings" w:hint="default"/>
         <w:sz w:val="20"/>
       </w:rPr>
     </w:lvl>
@@ -15704,7 +15661,7 @@
         <w:ind w:left="720" w:hanging="360"/>
       </w:pPr>
       <w:rPr>
-        <w:rFonts w:hint="default" w:ascii="Symbol" w:hAnsi="Symbol"/>
+        <w:rFonts w:ascii="Symbol" w:hAnsi="Symbol" w:hint="default"/>
         <w:sz w:val="20"/>
       </w:rPr>
     </w:lvl>
@@ -15720,7 +15677,7 @@
         <w:ind w:left="1440" w:hanging="360"/>
       </w:pPr>
       <w:rPr>
-        <w:rFonts w:hint="default" w:ascii="Courier New" w:hAnsi="Courier New"/>
+        <w:rFonts w:ascii="Courier New" w:hAnsi="Courier New" w:hint="default"/>
         <w:sz w:val="20"/>
       </w:rPr>
     </w:lvl>
@@ -15736,7 +15693,7 @@
         <w:ind w:left="2160" w:hanging="360"/>
       </w:pPr>
       <w:rPr>
-        <w:rFonts w:hint="default" w:ascii="Wingdings" w:hAnsi="Wingdings"/>
+        <w:rFonts w:ascii="Wingdings" w:hAnsi="Wingdings" w:hint="default"/>
         <w:sz w:val="20"/>
       </w:rPr>
     </w:lvl>
@@ -15752,7 +15709,7 @@
         <w:ind w:left="2880" w:hanging="360"/>
       </w:pPr>
       <w:rPr>
-        <w:rFonts w:hint="default" w:ascii="Wingdings" w:hAnsi="Wingdings"/>
+        <w:rFonts w:ascii="Wingdings" w:hAnsi="Wingdings" w:hint="default"/>
         <w:sz w:val="20"/>
       </w:rPr>
     </w:lvl>
@@ -15768,7 +15725,7 @@
         <w:ind w:left="3600" w:hanging="360"/>
       </w:pPr>
       <w:rPr>
-        <w:rFonts w:hint="default" w:ascii="Wingdings" w:hAnsi="Wingdings"/>
+        <w:rFonts w:ascii="Wingdings" w:hAnsi="Wingdings" w:hint="default"/>
         <w:sz w:val="20"/>
       </w:rPr>
     </w:lvl>
@@ -15784,7 +15741,7 @@
         <w:ind w:left="4320" w:hanging="360"/>
       </w:pPr>
       <w:rPr>
-        <w:rFonts w:hint="default" w:ascii="Wingdings" w:hAnsi="Wingdings"/>
+        <w:rFonts w:ascii="Wingdings" w:hAnsi="Wingdings" w:hint="default"/>
         <w:sz w:val="20"/>
       </w:rPr>
     </w:lvl>
@@ -15800,7 +15757,7 @@
         <w:ind w:left="5040" w:hanging="360"/>
       </w:pPr>
       <w:rPr>
-        <w:rFonts w:hint="default" w:ascii="Wingdings" w:hAnsi="Wingdings"/>
+        <w:rFonts w:ascii="Wingdings" w:hAnsi="Wingdings" w:hint="default"/>
         <w:sz w:val="20"/>
       </w:rPr>
     </w:lvl>
@@ -15816,7 +15773,7 @@
         <w:ind w:left="5760" w:hanging="360"/>
       </w:pPr>
       <w:rPr>
-        <w:rFonts w:hint="default" w:ascii="Wingdings" w:hAnsi="Wingdings"/>
+        <w:rFonts w:ascii="Wingdings" w:hAnsi="Wingdings" w:hint="default"/>
         <w:sz w:val="20"/>
       </w:rPr>
     </w:lvl>
@@ -15832,7 +15789,7 @@
         <w:ind w:left="6480" w:hanging="360"/>
       </w:pPr>
       <w:rPr>
-        <w:rFonts w:hint="default" w:ascii="Wingdings" w:hAnsi="Wingdings"/>
+        <w:rFonts w:ascii="Wingdings" w:hAnsi="Wingdings" w:hint="default"/>
         <w:sz w:val="20"/>
       </w:rPr>
     </w:lvl>
@@ -15963,7 +15920,7 @@
         <w:ind w:left="720" w:hanging="360"/>
       </w:pPr>
       <w:rPr>
-        <w:rFonts w:hint="default" w:ascii="Wingdings" w:hAnsi="Wingdings"/>
+        <w:rFonts w:ascii="Wingdings" w:hAnsi="Wingdings" w:hint="default"/>
       </w:rPr>
     </w:lvl>
     <w:lvl w:ilvl="1" w:tplc="240A0003" w:tentative="1">
@@ -15975,7 +15932,7 @@
         <w:ind w:left="1440" w:hanging="360"/>
       </w:pPr>
       <w:rPr>
-        <w:rFonts w:hint="default" w:ascii="Courier New" w:hAnsi="Courier New" w:cs="Courier New"/>
+        <w:rFonts w:ascii="Courier New" w:hAnsi="Courier New" w:cs="Courier New" w:hint="default"/>
       </w:rPr>
     </w:lvl>
     <w:lvl w:ilvl="2" w:tplc="240A0005" w:tentative="1">
@@ -15987,7 +15944,7 @@
         <w:ind w:left="2160" w:hanging="360"/>
       </w:pPr>
       <w:rPr>
-        <w:rFonts w:hint="default" w:ascii="Wingdings" w:hAnsi="Wingdings"/>
+        <w:rFonts w:ascii="Wingdings" w:hAnsi="Wingdings" w:hint="default"/>
       </w:rPr>
     </w:lvl>
     <w:lvl w:ilvl="3" w:tplc="240A0001" w:tentative="1">
@@ -15999,7 +15956,7 @@
         <w:ind w:left="2880" w:hanging="360"/>
       </w:pPr>
       <w:rPr>
-        <w:rFonts w:hint="default" w:ascii="Symbol" w:hAnsi="Symbol"/>
+        <w:rFonts w:ascii="Symbol" w:hAnsi="Symbol" w:hint="default"/>
       </w:rPr>
     </w:lvl>
     <w:lvl w:ilvl="4" w:tplc="240A0003" w:tentative="1">
@@ -16011,7 +15968,7 @@
         <w:ind w:left="3600" w:hanging="360"/>
       </w:pPr>
       <w:rPr>
-        <w:rFonts w:hint="default" w:ascii="Courier New" w:hAnsi="Courier New" w:cs="Courier New"/>
+        <w:rFonts w:ascii="Courier New" w:hAnsi="Courier New" w:cs="Courier New" w:hint="default"/>
       </w:rPr>
     </w:lvl>
     <w:lvl w:ilvl="5" w:tplc="240A0005" w:tentative="1">
@@ -16023,7 +15980,7 @@
         <w:ind w:left="4320" w:hanging="360"/>
       </w:pPr>
       <w:rPr>
-        <w:rFonts w:hint="default" w:ascii="Wingdings" w:hAnsi="Wingdings"/>
+        <w:rFonts w:ascii="Wingdings" w:hAnsi="Wingdings" w:hint="default"/>
       </w:rPr>
     </w:lvl>
     <w:lvl w:ilvl="6" w:tplc="240A0001" w:tentative="1">
@@ -16035,7 +15992,7 @@
         <w:ind w:left="5040" w:hanging="360"/>
       </w:pPr>
       <w:rPr>
-        <w:rFonts w:hint="default" w:ascii="Symbol" w:hAnsi="Symbol"/>
+        <w:rFonts w:ascii="Symbol" w:hAnsi="Symbol" w:hint="default"/>
       </w:rPr>
     </w:lvl>
     <w:lvl w:ilvl="7" w:tplc="240A0003" w:tentative="1">
@@ -16047,7 +16004,7 @@
         <w:ind w:left="5760" w:hanging="360"/>
       </w:pPr>
       <w:rPr>
-        <w:rFonts w:hint="default" w:ascii="Courier New" w:hAnsi="Courier New" w:cs="Courier New"/>
+        <w:rFonts w:ascii="Courier New" w:hAnsi="Courier New" w:cs="Courier New" w:hint="default"/>
       </w:rPr>
     </w:lvl>
     <w:lvl w:ilvl="8" w:tplc="240A0005" w:tentative="1">
@@ -16059,7 +16016,7 @@
         <w:ind w:left="6480" w:hanging="360"/>
       </w:pPr>
       <w:rPr>
-        <w:rFonts w:hint="default" w:ascii="Wingdings" w:hAnsi="Wingdings"/>
+        <w:rFonts w:ascii="Wingdings" w:hAnsi="Wingdings" w:hint="default"/>
       </w:rPr>
     </w:lvl>
   </w:abstractNum>
@@ -16305,7 +16262,7 @@
         <w:ind w:left="720" w:hanging="360"/>
       </w:pPr>
       <w:rPr>
-        <w:rFonts w:hint="default" w:ascii="Symbol" w:hAnsi="Symbol"/>
+        <w:rFonts w:ascii="Symbol" w:hAnsi="Symbol" w:hint="default"/>
         <w:sz w:val="20"/>
       </w:rPr>
     </w:lvl>
@@ -16321,7 +16278,7 @@
         <w:ind w:left="1440" w:hanging="360"/>
       </w:pPr>
       <w:rPr>
-        <w:rFonts w:hint="default" w:ascii="Courier New" w:hAnsi="Courier New"/>
+        <w:rFonts w:ascii="Courier New" w:hAnsi="Courier New" w:hint="default"/>
         <w:sz w:val="20"/>
       </w:rPr>
     </w:lvl>
@@ -16337,7 +16294,7 @@
         <w:ind w:left="2160" w:hanging="360"/>
       </w:pPr>
       <w:rPr>
-        <w:rFonts w:hint="default" w:ascii="Wingdings" w:hAnsi="Wingdings"/>
+        <w:rFonts w:ascii="Wingdings" w:hAnsi="Wingdings" w:hint="default"/>
         <w:sz w:val="20"/>
       </w:rPr>
     </w:lvl>
@@ -16353,7 +16310,7 @@
         <w:ind w:left="2880" w:hanging="360"/>
       </w:pPr>
       <w:rPr>
-        <w:rFonts w:hint="default" w:ascii="Wingdings" w:hAnsi="Wingdings"/>
+        <w:rFonts w:ascii="Wingdings" w:hAnsi="Wingdings" w:hint="default"/>
         <w:sz w:val="20"/>
       </w:rPr>
     </w:lvl>
@@ -16369,7 +16326,7 @@
         <w:ind w:left="3600" w:hanging="360"/>
       </w:pPr>
       <w:rPr>
-        <w:rFonts w:hint="default" w:ascii="Wingdings" w:hAnsi="Wingdings"/>
+        <w:rFonts w:ascii="Wingdings" w:hAnsi="Wingdings" w:hint="default"/>
         <w:sz w:val="20"/>
       </w:rPr>
     </w:lvl>
@@ -16385,7 +16342,7 @@
         <w:ind w:left="4320" w:hanging="360"/>
       </w:pPr>
       <w:rPr>
-        <w:rFonts w:hint="default" w:ascii="Wingdings" w:hAnsi="Wingdings"/>
+        <w:rFonts w:ascii="Wingdings" w:hAnsi="Wingdings" w:hint="default"/>
         <w:sz w:val="20"/>
       </w:rPr>
     </w:lvl>
@@ -16401,7 +16358,7 @@
         <w:ind w:left="5040" w:hanging="360"/>
       </w:pPr>
       <w:rPr>
-        <w:rFonts w:hint="default" w:ascii="Wingdings" w:hAnsi="Wingdings"/>
+        <w:rFonts w:ascii="Wingdings" w:hAnsi="Wingdings" w:hint="default"/>
         <w:sz w:val="20"/>
       </w:rPr>
     </w:lvl>
@@ -16417,7 +16374,7 @@
         <w:ind w:left="5760" w:hanging="360"/>
       </w:pPr>
       <w:rPr>
-        <w:rFonts w:hint="default" w:ascii="Wingdings" w:hAnsi="Wingdings"/>
+        <w:rFonts w:ascii="Wingdings" w:hAnsi="Wingdings" w:hint="default"/>
         <w:sz w:val="20"/>
       </w:rPr>
     </w:lvl>
@@ -16433,7 +16390,7 @@
         <w:ind w:left="6480" w:hanging="360"/>
       </w:pPr>
       <w:rPr>
-        <w:rFonts w:hint="default" w:ascii="Wingdings" w:hAnsi="Wingdings"/>
+        <w:rFonts w:ascii="Wingdings" w:hAnsi="Wingdings" w:hint="default"/>
         <w:sz w:val="20"/>
       </w:rPr>
     </w:lvl>
@@ -16454,7 +16411,7 @@
         <w:ind w:left="720" w:hanging="360"/>
       </w:pPr>
       <w:rPr>
-        <w:rFonts w:hint="default" w:ascii="Symbol" w:hAnsi="Symbol"/>
+        <w:rFonts w:ascii="Symbol" w:hAnsi="Symbol" w:hint="default"/>
         <w:sz w:val="20"/>
       </w:rPr>
     </w:lvl>
@@ -16470,7 +16427,7 @@
         <w:ind w:left="1440" w:hanging="360"/>
       </w:pPr>
       <w:rPr>
-        <w:rFonts w:hint="default" w:ascii="Courier New" w:hAnsi="Courier New"/>
+        <w:rFonts w:ascii="Courier New" w:hAnsi="Courier New" w:hint="default"/>
         <w:sz w:val="20"/>
       </w:rPr>
     </w:lvl>
@@ -16486,7 +16443,7 @@
         <w:ind w:left="2160" w:hanging="360"/>
       </w:pPr>
       <w:rPr>
-        <w:rFonts w:hint="default" w:ascii="Wingdings" w:hAnsi="Wingdings"/>
+        <w:rFonts w:ascii="Wingdings" w:hAnsi="Wingdings" w:hint="default"/>
         <w:sz w:val="20"/>
       </w:rPr>
     </w:lvl>
@@ -16502,7 +16459,7 @@
         <w:ind w:left="2880" w:hanging="360"/>
       </w:pPr>
       <w:rPr>
-        <w:rFonts w:hint="default" w:ascii="Wingdings" w:hAnsi="Wingdings"/>
+        <w:rFonts w:ascii="Wingdings" w:hAnsi="Wingdings" w:hint="default"/>
         <w:sz w:val="20"/>
       </w:rPr>
     </w:lvl>
@@ -16518,7 +16475,7 @@
         <w:ind w:left="3600" w:hanging="360"/>
       </w:pPr>
       <w:rPr>
-        <w:rFonts w:hint="default" w:ascii="Wingdings" w:hAnsi="Wingdings"/>
+        <w:rFonts w:ascii="Wingdings" w:hAnsi="Wingdings" w:hint="default"/>
         <w:sz w:val="20"/>
       </w:rPr>
     </w:lvl>
@@ -16534,7 +16491,7 @@
         <w:ind w:left="4320" w:hanging="360"/>
       </w:pPr>
       <w:rPr>
-        <w:rFonts w:hint="default" w:ascii="Wingdings" w:hAnsi="Wingdings"/>
+        <w:rFonts w:ascii="Wingdings" w:hAnsi="Wingdings" w:hint="default"/>
         <w:sz w:val="20"/>
       </w:rPr>
     </w:lvl>
@@ -16550,7 +16507,7 @@
         <w:ind w:left="5040" w:hanging="360"/>
       </w:pPr>
       <w:rPr>
-        <w:rFonts w:hint="default" w:ascii="Wingdings" w:hAnsi="Wingdings"/>
+        <w:rFonts w:ascii="Wingdings" w:hAnsi="Wingdings" w:hint="default"/>
         <w:sz w:val="20"/>
       </w:rPr>
     </w:lvl>
@@ -16566,7 +16523,7 @@
         <w:ind w:left="5760" w:hanging="360"/>
       </w:pPr>
       <w:rPr>
-        <w:rFonts w:hint="default" w:ascii="Wingdings" w:hAnsi="Wingdings"/>
+        <w:rFonts w:ascii="Wingdings" w:hAnsi="Wingdings" w:hint="default"/>
         <w:sz w:val="20"/>
       </w:rPr>
     </w:lvl>
@@ -16582,7 +16539,7 @@
         <w:ind w:left="6480" w:hanging="360"/>
       </w:pPr>
       <w:rPr>
-        <w:rFonts w:hint="default" w:ascii="Wingdings" w:hAnsi="Wingdings"/>
+        <w:rFonts w:ascii="Wingdings" w:hAnsi="Wingdings" w:hint="default"/>
         <w:sz w:val="20"/>
       </w:rPr>
     </w:lvl>
@@ -16600,7 +16557,7 @@
         <w:ind w:left="720" w:hanging="360"/>
       </w:pPr>
       <w:rPr>
-        <w:rFonts w:hint="default" w:ascii="Symbol" w:hAnsi="Symbol"/>
+        <w:rFonts w:ascii="Symbol" w:hAnsi="Symbol" w:hint="default"/>
       </w:rPr>
     </w:lvl>
     <w:lvl w:ilvl="1" w:tplc="240A0003" w:tentative="1">
@@ -16612,7 +16569,7 @@
         <w:ind w:left="1440" w:hanging="360"/>
       </w:pPr>
       <w:rPr>
-        <w:rFonts w:hint="default" w:ascii="Courier New" w:hAnsi="Courier New" w:cs="Courier New"/>
+        <w:rFonts w:ascii="Courier New" w:hAnsi="Courier New" w:cs="Courier New" w:hint="default"/>
       </w:rPr>
     </w:lvl>
     <w:lvl w:ilvl="2" w:tplc="240A0005" w:tentative="1">
@@ -16624,7 +16581,7 @@
         <w:ind w:left="2160" w:hanging="360"/>
       </w:pPr>
       <w:rPr>
-        <w:rFonts w:hint="default" w:ascii="Wingdings" w:hAnsi="Wingdings"/>
+        <w:rFonts w:ascii="Wingdings" w:hAnsi="Wingdings" w:hint="default"/>
       </w:rPr>
     </w:lvl>
     <w:lvl w:ilvl="3" w:tplc="240A0001" w:tentative="1">
@@ -16636,7 +16593,7 @@
         <w:ind w:left="2880" w:hanging="360"/>
       </w:pPr>
       <w:rPr>
-        <w:rFonts w:hint="default" w:ascii="Symbol" w:hAnsi="Symbol"/>
+        <w:rFonts w:ascii="Symbol" w:hAnsi="Symbol" w:hint="default"/>
       </w:rPr>
     </w:lvl>
     <w:lvl w:ilvl="4" w:tplc="240A0003" w:tentative="1">
@@ -16648,7 +16605,7 @@
         <w:ind w:left="3600" w:hanging="360"/>
       </w:pPr>
       <w:rPr>
-        <w:rFonts w:hint="default" w:ascii="Courier New" w:hAnsi="Courier New" w:cs="Courier New"/>
+        <w:rFonts w:ascii="Courier New" w:hAnsi="Courier New" w:cs="Courier New" w:hint="default"/>
       </w:rPr>
     </w:lvl>
     <w:lvl w:ilvl="5" w:tplc="240A0005" w:tentative="1">
@@ -16660,7 +16617,7 @@
         <w:ind w:left="4320" w:hanging="360"/>
       </w:pPr>
       <w:rPr>
-        <w:rFonts w:hint="default" w:ascii="Wingdings" w:hAnsi="Wingdings"/>
+        <w:rFonts w:ascii="Wingdings" w:hAnsi="Wingdings" w:hint="default"/>
       </w:rPr>
     </w:lvl>
     <w:lvl w:ilvl="6" w:tplc="240A0001" w:tentative="1">
@@ -16672,7 +16629,7 @@
         <w:ind w:left="5040" w:hanging="360"/>
       </w:pPr>
       <w:rPr>
-        <w:rFonts w:hint="default" w:ascii="Symbol" w:hAnsi="Symbol"/>
+        <w:rFonts w:ascii="Symbol" w:hAnsi="Symbol" w:hint="default"/>
       </w:rPr>
     </w:lvl>
     <w:lvl w:ilvl="7" w:tplc="240A0003" w:tentative="1">
@@ -16684,7 +16641,7 @@
         <w:ind w:left="5760" w:hanging="360"/>
       </w:pPr>
       <w:rPr>
-        <w:rFonts w:hint="default" w:ascii="Courier New" w:hAnsi="Courier New" w:cs="Courier New"/>
+        <w:rFonts w:ascii="Courier New" w:hAnsi="Courier New" w:cs="Courier New" w:hint="default"/>
       </w:rPr>
     </w:lvl>
     <w:lvl w:ilvl="8" w:tplc="240A0005" w:tentative="1">
@@ -16696,7 +16653,7 @@
         <w:ind w:left="6480" w:hanging="360"/>
       </w:pPr>
       <w:rPr>
-        <w:rFonts w:hint="default" w:ascii="Wingdings" w:hAnsi="Wingdings"/>
+        <w:rFonts w:ascii="Wingdings" w:hAnsi="Wingdings" w:hint="default"/>
       </w:rPr>
     </w:lvl>
   </w:abstractNum>
@@ -16826,7 +16783,7 @@
         <w:ind w:left="720" w:hanging="360"/>
       </w:pPr>
       <w:rPr>
-        <w:rFonts w:hint="default" w:ascii="Symbol" w:hAnsi="Symbol"/>
+        <w:rFonts w:ascii="Symbol" w:hAnsi="Symbol" w:hint="default"/>
       </w:rPr>
     </w:lvl>
     <w:lvl w:ilvl="1" w:tplc="240A0003" w:tentative="1">
@@ -16838,7 +16795,7 @@
         <w:ind w:left="1440" w:hanging="360"/>
       </w:pPr>
       <w:rPr>
-        <w:rFonts w:hint="default" w:ascii="Courier New" w:hAnsi="Courier New" w:cs="Courier New"/>
+        <w:rFonts w:ascii="Courier New" w:hAnsi="Courier New" w:cs="Courier New" w:hint="default"/>
       </w:rPr>
     </w:lvl>
     <w:lvl w:ilvl="2" w:tplc="240A0005" w:tentative="1">
@@ -16850,7 +16807,7 @@
         <w:ind w:left="2160" w:hanging="360"/>
       </w:pPr>
       <w:rPr>
-        <w:rFonts w:hint="default" w:ascii="Wingdings" w:hAnsi="Wingdings"/>
+        <w:rFonts w:ascii="Wingdings" w:hAnsi="Wingdings" w:hint="default"/>
       </w:rPr>
     </w:lvl>
     <w:lvl w:ilvl="3" w:tplc="240A0001" w:tentative="1">
@@ -16862,7 +16819,7 @@
         <w:ind w:left="2880" w:hanging="360"/>
       </w:pPr>
       <w:rPr>
-        <w:rFonts w:hint="default" w:ascii="Symbol" w:hAnsi="Symbol"/>
+        <w:rFonts w:ascii="Symbol" w:hAnsi="Symbol" w:hint="default"/>
       </w:rPr>
     </w:lvl>
     <w:lvl w:ilvl="4" w:tplc="240A0003" w:tentative="1">
@@ -16874,7 +16831,7 @@
         <w:ind w:left="3600" w:hanging="360"/>
       </w:pPr>
       <w:rPr>
-        <w:rFonts w:hint="default" w:ascii="Courier New" w:hAnsi="Courier New" w:cs="Courier New"/>
+        <w:rFonts w:ascii="Courier New" w:hAnsi="Courier New" w:cs="Courier New" w:hint="default"/>
       </w:rPr>
     </w:lvl>
     <w:lvl w:ilvl="5" w:tplc="240A0005" w:tentative="1">
@@ -16886,7 +16843,7 @@
         <w:ind w:left="4320" w:hanging="360"/>
       </w:pPr>
       <w:rPr>
-        <w:rFonts w:hint="default" w:ascii="Wingdings" w:hAnsi="Wingdings"/>
+        <w:rFonts w:ascii="Wingdings" w:hAnsi="Wingdings" w:hint="default"/>
       </w:rPr>
     </w:lvl>
     <w:lvl w:ilvl="6" w:tplc="240A0001" w:tentative="1">
@@ -16898,7 +16855,7 @@
         <w:ind w:left="5040" w:hanging="360"/>
       </w:pPr>
       <w:rPr>
-        <w:rFonts w:hint="default" w:ascii="Symbol" w:hAnsi="Symbol"/>
+        <w:rFonts w:ascii="Symbol" w:hAnsi="Symbol" w:hint="default"/>
       </w:rPr>
     </w:lvl>
     <w:lvl w:ilvl="7" w:tplc="240A0003" w:tentative="1">
@@ -16910,7 +16867,7 @@
         <w:ind w:left="5760" w:hanging="360"/>
       </w:pPr>
       <w:rPr>
-        <w:rFonts w:hint="default" w:ascii="Courier New" w:hAnsi="Courier New" w:cs="Courier New"/>
+        <w:rFonts w:ascii="Courier New" w:hAnsi="Courier New" w:cs="Courier New" w:hint="default"/>
       </w:rPr>
     </w:lvl>
     <w:lvl w:ilvl="8" w:tplc="240A0005" w:tentative="1">
@@ -16922,7 +16879,7 @@
         <w:ind w:left="6480" w:hanging="360"/>
       </w:pPr>
       <w:rPr>
-        <w:rFonts w:hint="default" w:ascii="Wingdings" w:hAnsi="Wingdings"/>
+        <w:rFonts w:ascii="Wingdings" w:hAnsi="Wingdings" w:hint="default"/>
       </w:rPr>
     </w:lvl>
   </w:abstractNum>
@@ -17052,7 +17009,7 @@
         <w:ind w:left="720" w:hanging="360"/>
       </w:pPr>
       <w:rPr>
-        <w:rFonts w:hint="default" w:ascii="Symbol" w:hAnsi="Symbol"/>
+        <w:rFonts w:ascii="Symbol" w:hAnsi="Symbol" w:hint="default"/>
       </w:rPr>
     </w:lvl>
     <w:lvl w:ilvl="1" w:tplc="240A0003" w:tentative="1">
@@ -17064,7 +17021,7 @@
         <w:ind w:left="1440" w:hanging="360"/>
       </w:pPr>
       <w:rPr>
-        <w:rFonts w:hint="default" w:ascii="Courier New" w:hAnsi="Courier New" w:cs="Courier New"/>
+        <w:rFonts w:ascii="Courier New" w:hAnsi="Courier New" w:cs="Courier New" w:hint="default"/>
       </w:rPr>
     </w:lvl>
     <w:lvl w:ilvl="2" w:tplc="240A0005" w:tentative="1">
@@ -17076,7 +17033,7 @@
         <w:ind w:left="2160" w:hanging="360"/>
       </w:pPr>
       <w:rPr>
-        <w:rFonts w:hint="default" w:ascii="Wingdings" w:hAnsi="Wingdings"/>
+        <w:rFonts w:ascii="Wingdings" w:hAnsi="Wingdings" w:hint="default"/>
       </w:rPr>
     </w:lvl>
     <w:lvl w:ilvl="3" w:tplc="240A0001" w:tentative="1">
@@ -17088,7 +17045,7 @@
         <w:ind w:left="2880" w:hanging="360"/>
       </w:pPr>
       <w:rPr>
-        <w:rFonts w:hint="default" w:ascii="Symbol" w:hAnsi="Symbol"/>
+        <w:rFonts w:ascii="Symbol" w:hAnsi="Symbol" w:hint="default"/>
       </w:rPr>
     </w:lvl>
     <w:lvl w:ilvl="4" w:tplc="240A0003" w:tentative="1">
@@ -17100,7 +17057,7 @@
         <w:ind w:left="3600" w:hanging="360"/>
       </w:pPr>
       <w:rPr>
-        <w:rFonts w:hint="default" w:ascii="Courier New" w:hAnsi="Courier New" w:cs="Courier New"/>
+        <w:rFonts w:ascii="Courier New" w:hAnsi="Courier New" w:cs="Courier New" w:hint="default"/>
       </w:rPr>
     </w:lvl>
     <w:lvl w:ilvl="5" w:tplc="240A0005" w:tentative="1">
@@ -17112,7 +17069,7 @@
         <w:ind w:left="4320" w:hanging="360"/>
       </w:pPr>
       <w:rPr>
-        <w:rFonts w:hint="default" w:ascii="Wingdings" w:hAnsi="Wingdings"/>
+        <w:rFonts w:ascii="Wingdings" w:hAnsi="Wingdings" w:hint="default"/>
       </w:rPr>
     </w:lvl>
     <w:lvl w:ilvl="6" w:tplc="240A0001" w:tentative="1">
@@ -17124,7 +17081,7 @@
         <w:ind w:left="5040" w:hanging="360"/>
       </w:pPr>
       <w:rPr>
-        <w:rFonts w:hint="default" w:ascii="Symbol" w:hAnsi="Symbol"/>
+        <w:rFonts w:ascii="Symbol" w:hAnsi="Symbol" w:hint="default"/>
       </w:rPr>
     </w:lvl>
     <w:lvl w:ilvl="7" w:tplc="240A0003" w:tentative="1">
@@ -17136,7 +17093,7 @@
         <w:ind w:left="5760" w:hanging="360"/>
       </w:pPr>
       <w:rPr>
-        <w:rFonts w:hint="default" w:ascii="Courier New" w:hAnsi="Courier New" w:cs="Courier New"/>
+        <w:rFonts w:ascii="Courier New" w:hAnsi="Courier New" w:cs="Courier New" w:hint="default"/>
       </w:rPr>
     </w:lvl>
     <w:lvl w:ilvl="8" w:tplc="240A0005" w:tentative="1">
@@ -17148,7 +17105,7 @@
         <w:ind w:left="6480" w:hanging="360"/>
       </w:pPr>
       <w:rPr>
-        <w:rFonts w:hint="default" w:ascii="Wingdings" w:hAnsi="Wingdings"/>
+        <w:rFonts w:ascii="Wingdings" w:hAnsi="Wingdings" w:hint="default"/>
       </w:rPr>
     </w:lvl>
   </w:abstractNum>
@@ -17168,7 +17125,7 @@
         <w:ind w:left="720" w:hanging="360"/>
       </w:pPr>
       <w:rPr>
-        <w:rFonts w:hint="default" w:ascii="Symbol" w:hAnsi="Symbol"/>
+        <w:rFonts w:ascii="Symbol" w:hAnsi="Symbol" w:hint="default"/>
         <w:sz w:val="20"/>
       </w:rPr>
     </w:lvl>
@@ -17184,7 +17141,7 @@
         <w:ind w:left="1440" w:hanging="360"/>
       </w:pPr>
       <w:rPr>
-        <w:rFonts w:hint="default" w:ascii="Courier New" w:hAnsi="Courier New"/>
+        <w:rFonts w:ascii="Courier New" w:hAnsi="Courier New" w:hint="default"/>
         <w:sz w:val="20"/>
       </w:rPr>
     </w:lvl>
@@ -17200,7 +17157,7 @@
         <w:ind w:left="2160" w:hanging="360"/>
       </w:pPr>
       <w:rPr>
-        <w:rFonts w:hint="default" w:ascii="Wingdings" w:hAnsi="Wingdings"/>
+        <w:rFonts w:ascii="Wingdings" w:hAnsi="Wingdings" w:hint="default"/>
         <w:sz w:val="20"/>
       </w:rPr>
     </w:lvl>
@@ -17216,7 +17173,7 @@
         <w:ind w:left="2880" w:hanging="360"/>
       </w:pPr>
       <w:rPr>
-        <w:rFonts w:hint="default" w:ascii="Wingdings" w:hAnsi="Wingdings"/>
+        <w:rFonts w:ascii="Wingdings" w:hAnsi="Wingdings" w:hint="default"/>
         <w:sz w:val="20"/>
       </w:rPr>
     </w:lvl>
@@ -17232,7 +17189,7 @@
         <w:ind w:left="3600" w:hanging="360"/>
       </w:pPr>
       <w:rPr>
-        <w:rFonts w:hint="default" w:ascii="Wingdings" w:hAnsi="Wingdings"/>
+        <w:rFonts w:ascii="Wingdings" w:hAnsi="Wingdings" w:hint="default"/>
         <w:sz w:val="20"/>
       </w:rPr>
     </w:lvl>
@@ -17248,7 +17205,7 @@
         <w:ind w:left="4320" w:hanging="360"/>
       </w:pPr>
       <w:rPr>
-        <w:rFonts w:hint="default" w:ascii="Wingdings" w:hAnsi="Wingdings"/>
+        <w:rFonts w:ascii="Wingdings" w:hAnsi="Wingdings" w:hint="default"/>
         <w:sz w:val="20"/>
       </w:rPr>
     </w:lvl>
@@ -17264,7 +17221,7 @@
         <w:ind w:left="5040" w:hanging="360"/>
       </w:pPr>
       <w:rPr>
-        <w:rFonts w:hint="default" w:ascii="Wingdings" w:hAnsi="Wingdings"/>
+        <w:rFonts w:ascii="Wingdings" w:hAnsi="Wingdings" w:hint="default"/>
         <w:sz w:val="20"/>
       </w:rPr>
     </w:lvl>
@@ -17280,7 +17237,7 @@
         <w:ind w:left="5760" w:hanging="360"/>
       </w:pPr>
       <w:rPr>
-        <w:rFonts w:hint="default" w:ascii="Wingdings" w:hAnsi="Wingdings"/>
+        <w:rFonts w:ascii="Wingdings" w:hAnsi="Wingdings" w:hint="default"/>
         <w:sz w:val="20"/>
       </w:rPr>
     </w:lvl>
@@ -17296,7 +17253,7 @@
         <w:ind w:left="6480" w:hanging="360"/>
       </w:pPr>
       <w:rPr>
-        <w:rFonts w:hint="default" w:ascii="Wingdings" w:hAnsi="Wingdings"/>
+        <w:rFonts w:ascii="Wingdings" w:hAnsi="Wingdings" w:hint="default"/>
         <w:sz w:val="20"/>
       </w:rPr>
     </w:lvl>
@@ -17407,7 +17364,7 @@
         <w:ind w:left="720" w:hanging="360"/>
       </w:pPr>
       <w:rPr>
-        <w:rFonts w:hint="default" w:ascii="Symbol" w:hAnsi="Symbol"/>
+        <w:rFonts w:ascii="Symbol" w:hAnsi="Symbol" w:hint="default"/>
         <w:sz w:val="20"/>
       </w:rPr>
     </w:lvl>
@@ -17423,7 +17380,7 @@
         <w:ind w:left="1440" w:hanging="360"/>
       </w:pPr>
       <w:rPr>
-        <w:rFonts w:hint="default" w:ascii="Courier New" w:hAnsi="Courier New"/>
+        <w:rFonts w:ascii="Courier New" w:hAnsi="Courier New" w:hint="default"/>
         <w:sz w:val="20"/>
       </w:rPr>
     </w:lvl>
@@ -17439,7 +17396,7 @@
         <w:ind w:left="2160" w:hanging="360"/>
       </w:pPr>
       <w:rPr>
-        <w:rFonts w:hint="default" w:ascii="Wingdings" w:hAnsi="Wingdings"/>
+        <w:rFonts w:ascii="Wingdings" w:hAnsi="Wingdings" w:hint="default"/>
         <w:sz w:val="20"/>
       </w:rPr>
     </w:lvl>
@@ -17455,7 +17412,7 @@
         <w:ind w:left="2880" w:hanging="360"/>
       </w:pPr>
       <w:rPr>
-        <w:rFonts w:hint="default" w:ascii="Wingdings" w:hAnsi="Wingdings"/>
+        <w:rFonts w:ascii="Wingdings" w:hAnsi="Wingdings" w:hint="default"/>
         <w:sz w:val="20"/>
       </w:rPr>
     </w:lvl>
@@ -17471,7 +17428,7 @@
         <w:ind w:left="3600" w:hanging="360"/>
       </w:pPr>
       <w:rPr>
-        <w:rFonts w:hint="default" w:ascii="Wingdings" w:hAnsi="Wingdings"/>
+        <w:rFonts w:ascii="Wingdings" w:hAnsi="Wingdings" w:hint="default"/>
         <w:sz w:val="20"/>
       </w:rPr>
     </w:lvl>
@@ -17487,7 +17444,7 @@
         <w:ind w:left="4320" w:hanging="360"/>
       </w:pPr>
       <w:rPr>
-        <w:rFonts w:hint="default" w:ascii="Wingdings" w:hAnsi="Wingdings"/>
+        <w:rFonts w:ascii="Wingdings" w:hAnsi="Wingdings" w:hint="default"/>
         <w:sz w:val="20"/>
       </w:rPr>
     </w:lvl>
@@ -17503,7 +17460,7 @@
         <w:ind w:left="5040" w:hanging="360"/>
       </w:pPr>
       <w:rPr>
-        <w:rFonts w:hint="default" w:ascii="Wingdings" w:hAnsi="Wingdings"/>
+        <w:rFonts w:ascii="Wingdings" w:hAnsi="Wingdings" w:hint="default"/>
         <w:sz w:val="20"/>
       </w:rPr>
     </w:lvl>
@@ -17519,7 +17476,7 @@
         <w:ind w:left="5760" w:hanging="360"/>
       </w:pPr>
       <w:rPr>
-        <w:rFonts w:hint="default" w:ascii="Wingdings" w:hAnsi="Wingdings"/>
+        <w:rFonts w:ascii="Wingdings" w:hAnsi="Wingdings" w:hint="default"/>
         <w:sz w:val="20"/>
       </w:rPr>
     </w:lvl>
@@ -17535,7 +17492,7 @@
         <w:ind w:left="6480" w:hanging="360"/>
       </w:pPr>
       <w:rPr>
-        <w:rFonts w:hint="default" w:ascii="Wingdings" w:hAnsi="Wingdings"/>
+        <w:rFonts w:ascii="Wingdings" w:hAnsi="Wingdings" w:hint="default"/>
         <w:sz w:val="20"/>
       </w:rPr>
     </w:lvl>
@@ -17553,7 +17510,7 @@
         <w:ind w:left="720" w:hanging="360"/>
       </w:pPr>
       <w:rPr>
-        <w:rFonts w:hint="default" w:ascii="Wingdings" w:hAnsi="Wingdings"/>
+        <w:rFonts w:ascii="Wingdings" w:hAnsi="Wingdings" w:hint="default"/>
       </w:rPr>
     </w:lvl>
     <w:lvl w:ilvl="1" w:tplc="240A0003" w:tentative="1">
@@ -17565,7 +17522,7 @@
         <w:ind w:left="1440" w:hanging="360"/>
       </w:pPr>
       <w:rPr>
-        <w:rFonts w:hint="default" w:ascii="Courier New" w:hAnsi="Courier New" w:cs="Courier New"/>
+        <w:rFonts w:ascii="Courier New" w:hAnsi="Courier New" w:cs="Courier New" w:hint="default"/>
       </w:rPr>
     </w:lvl>
     <w:lvl w:ilvl="2" w:tplc="240A0005" w:tentative="1">
@@ -17577,7 +17534,7 @@
         <w:ind w:left="2160" w:hanging="360"/>
       </w:pPr>
       <w:rPr>
-        <w:rFonts w:hint="default" w:ascii="Wingdings" w:hAnsi="Wingdings"/>
+        <w:rFonts w:ascii="Wingdings" w:hAnsi="Wingdings" w:hint="default"/>
       </w:rPr>
     </w:lvl>
     <w:lvl w:ilvl="3" w:tplc="240A0001" w:tentative="1">
@@ -17589,7 +17546,7 @@
         <w:ind w:left="2880" w:hanging="360"/>
       </w:pPr>
       <w:rPr>
-        <w:rFonts w:hint="default" w:ascii="Symbol" w:hAnsi="Symbol"/>
+        <w:rFonts w:ascii="Symbol" w:hAnsi="Symbol" w:hint="default"/>
       </w:rPr>
     </w:lvl>
     <w:lvl w:ilvl="4" w:tplc="240A0003" w:tentative="1">
@@ -17601,7 +17558,7 @@
         <w:ind w:left="3600" w:hanging="360"/>
       </w:pPr>
       <w:rPr>
-        <w:rFonts w:hint="default" w:ascii="Courier New" w:hAnsi="Courier New" w:cs="Courier New"/>
+        <w:rFonts w:ascii="Courier New" w:hAnsi="Courier New" w:cs="Courier New" w:hint="default"/>
       </w:rPr>
     </w:lvl>
     <w:lvl w:ilvl="5" w:tplc="240A0005" w:tentative="1">
@@ -17613,7 +17570,7 @@
         <w:ind w:left="4320" w:hanging="360"/>
       </w:pPr>
       <w:rPr>
-        <w:rFonts w:hint="default" w:ascii="Wingdings" w:hAnsi="Wingdings"/>
+        <w:rFonts w:ascii="Wingdings" w:hAnsi="Wingdings" w:hint="default"/>
       </w:rPr>
     </w:lvl>
     <w:lvl w:ilvl="6" w:tplc="240A0001" w:tentative="1">
@@ -17625,7 +17582,7 @@
         <w:ind w:left="5040" w:hanging="360"/>
       </w:pPr>
       <w:rPr>
-        <w:rFonts w:hint="default" w:ascii="Symbol" w:hAnsi="Symbol"/>
+        <w:rFonts w:ascii="Symbol" w:hAnsi="Symbol" w:hint="default"/>
       </w:rPr>
     </w:lvl>
     <w:lvl w:ilvl="7" w:tplc="240A0003" w:tentative="1">
@@ -17637,7 +17594,7 @@
         <w:ind w:left="5760" w:hanging="360"/>
       </w:pPr>
       <w:rPr>
-        <w:rFonts w:hint="default" w:ascii="Courier New" w:hAnsi="Courier New" w:cs="Courier New"/>
+        <w:rFonts w:ascii="Courier New" w:hAnsi="Courier New" w:cs="Courier New" w:hint="default"/>
       </w:rPr>
     </w:lvl>
     <w:lvl w:ilvl="8" w:tplc="240A0005" w:tentative="1">
@@ -17649,7 +17606,7 @@
         <w:ind w:left="6480" w:hanging="360"/>
       </w:pPr>
       <w:rPr>
-        <w:rFonts w:hint="default" w:ascii="Wingdings" w:hAnsi="Wingdings"/>
+        <w:rFonts w:ascii="Wingdings" w:hAnsi="Wingdings" w:hint="default"/>
       </w:rPr>
     </w:lvl>
   </w:abstractNum>
@@ -17724,7 +17681,7 @@
 </file>
 
 <file path=word/people.xml><?xml version="1.0" encoding="utf-8"?>
-<w15:people xmlns:wpc="http://schemas.microsoft.com/office/word/2010/wordprocessingCanvas" xmlns:cx="http://schemas.microsoft.com/office/drawing/2014/chartex" xmlns:cx1="http://schemas.microsoft.com/office/drawing/2015/9/8/chartex" xmlns:cx2="http://schemas.microsoft.com/office/drawing/2015/10/21/chartex" xmlns:cx3="http://schemas.microsoft.com/office/drawing/2016/5/9/chartex" xmlns:cx4="http://schemas.microsoft.com/office/drawing/2016/5/10/chartex" xmlns:cx5="http://schemas.microsoft.com/office/drawing/2016/5/11/chartex" xmlns:cx6="http://schemas.microsoft.com/office/drawing/2016/5/12/chartex" xmlns:cx7="http://schemas.microsoft.com/office/drawing/2016/5/13/chartex" xmlns:cx8="http://schemas.microsoft.com/office/drawing/2016/5/14/chartex" xmlns:mc="http://schemas.openxmlformats.org/markup-compatibility/2006" xmlns:aink="http://schemas.microsoft.com/office/drawing/2016/ink" xmlns:am3d="http://schemas.microsoft.com/office/drawing/2017/model3d" xmlns:o="urn:schemas-microsoft-com:office:office" xmlns:oel="http://schemas.microsoft.com/office/2019/extlst" xmlns:r="http://schemas.openxmlformats.org/officeDocument/2006/relationships" xmlns:m="http://schemas.openxmlformats.org/officeDocument/2006/math" xmlns:v="urn:schemas-microsoft-com:vml" xmlns:wp14="http://schemas.microsoft.com/office/word/2010/wordprocessingDrawing" xmlns:wp="http://schemas.openxmlformats.org/drawingml/2006/wordprocessingDrawing" xmlns:w10="urn:schemas-microsoft-com:office:word" xmlns:w="http://schemas.openxmlformats.org/wordprocessingml/2006/main" xmlns:w14="http://schemas.microsoft.com/office/word/2010/wordml" xmlns:w15="http://schemas.microsoft.com/office/word/2012/wordml" xmlns:w16cei="http://schemas.microsoft.com/office/word/2026/wordml/cei" xmlns:w16cex="http://schemas.microsoft.com/office/word/2018/wordml/cex" xmlns:w16cid="http://schemas.microsoft.com/office/word/2016/wordml/cid" xmlns:w16="http://schemas.microsoft.com/office/word/2018/wordml" xmlns:w16du="http://schemas.microsoft.com/office/word/2023/wordml/word16du" xmlns:w16sdtdh="http://schemas.microsoft.com/office/word/2020/wordml/sdtdatahash" xmlns:w16sdtfl="http://schemas.microsoft.com/office/word/2024/wordml/sdtformatlock" xmlns:w16se="http://schemas.microsoft.com/office/word/2015/wordml/symex" xmlns:wpg="http://schemas.microsoft.com/office/word/2010/wordprocessingGroup" xmlns:wpi="http://schemas.microsoft.com/office/word/2010/wordprocessingInk" xmlns:wne="http://schemas.microsoft.com/office/word/2006/wordml" xmlns:wps="http://schemas.microsoft.com/office/word/2010/wordprocessingShape" mc:Ignorable="w14 w15 w16se w16cid w16 w16cex w16sdtdh w16sdtfl w16du wp14">
+<w15:people xmlns:wpc="http://schemas.microsoft.com/office/word/2010/wordprocessingCanvas" xmlns:cx="http://schemas.microsoft.com/office/drawing/2014/chartex" xmlns:cx1="http://schemas.microsoft.com/office/drawing/2015/9/8/chartex" xmlns:cx2="http://schemas.microsoft.com/office/drawing/2015/10/21/chartex" xmlns:cx3="http://schemas.microsoft.com/office/drawing/2016/5/9/chartex" xmlns:cx4="http://schemas.microsoft.com/office/drawing/2016/5/10/chartex" xmlns:cx5="http://schemas.microsoft.com/office/drawing/2016/5/11/chartex" xmlns:cx6="http://schemas.microsoft.com/office/drawing/2016/5/12/chartex" xmlns:cx7="http://schemas.microsoft.com/office/drawing/2016/5/13/chartex" xmlns:cx8="http://schemas.microsoft.com/office/drawing/2016/5/14/chartex" xmlns:mc="http://schemas.openxmlformats.org/markup-compatibility/2006" xmlns:aink="http://schemas.microsoft.com/office/drawing/2016/ink" xmlns:am3d="http://schemas.microsoft.com/office/drawing/2017/model3d" xmlns:o="urn:schemas-microsoft-com:office:office" xmlns:oel="http://schemas.microsoft.com/office/2019/extlst" xmlns:r="http://schemas.openxmlformats.org/officeDocument/2006/relationships" xmlns:m="http://schemas.openxmlformats.org/officeDocument/2006/math" xmlns:v="urn:schemas-microsoft-com:vml" xmlns:wp14="http://schemas.microsoft.com/office/word/2010/wordprocessingDrawing" xmlns:wp="http://schemas.openxmlformats.org/drawingml/2006/wordprocessingDrawing" xmlns:w10="urn:schemas-microsoft-com:office:word" xmlns:w="http://schemas.openxmlformats.org/wordprocessingml/2006/main" xmlns:w14="http://schemas.microsoft.com/office/word/2010/wordml" xmlns:w15="http://schemas.microsoft.com/office/word/2012/wordml" xmlns:w16cex="http://schemas.microsoft.com/office/word/2018/wordml/cex" xmlns:w16cid="http://schemas.microsoft.com/office/word/2016/wordml/cid" xmlns:w16="http://schemas.microsoft.com/office/word/2018/wordml" xmlns:w16du="http://schemas.microsoft.com/office/word/2023/wordml/word16du" xmlns:w16sdtdh="http://schemas.microsoft.com/office/word/2020/wordml/sdtdatahash" xmlns:w16sdtfl="http://schemas.microsoft.com/office/word/2024/wordml/sdtformatlock" xmlns:w16se="http://schemas.microsoft.com/office/word/2015/wordml/symex" xmlns:wpg="http://schemas.microsoft.com/office/word/2010/wordprocessingGroup" xmlns:wpi="http://schemas.microsoft.com/office/word/2010/wordprocessingInk" xmlns:wne="http://schemas.microsoft.com/office/word/2006/wordml" xmlns:wps="http://schemas.microsoft.com/office/word/2010/wordprocessingShape" mc:Ignorable="w14 w15 w16se w16cid w16 w16cex w16sdtdh w16sdtfl w16du wp14">
   <w15:person w15:author="Carolina Coca Salazar">
     <w15:presenceInfo w15:providerId="AD" w15:userId="S::carolina.coca@ucc.edu.co::91b8b876-de71-4dbf-a3d1-d366410f442c"/>
   </w15:person>
@@ -17732,11 +17689,11 @@
 </file>
 
 <file path=word/styles.xml><?xml version="1.0" encoding="utf-8"?>
-<w:styles xmlns:wp14="http://schemas.microsoft.com/office/word/2010/wordprocessingDrawing" xmlns:mc="http://schemas.openxmlformats.org/markup-compatibility/2006" xmlns:r="http://schemas.openxmlformats.org/officeDocument/2006/relationships" xmlns:w="http://schemas.openxmlformats.org/wordprocessingml/2006/main" xmlns:w14="http://schemas.microsoft.com/office/word/2010/wordml" xmlns:w15="http://schemas.microsoft.com/office/word/2012/wordml" xmlns:w16cex="http://schemas.microsoft.com/office/word/2018/wordml/cex" xmlns:w16cid="http://schemas.microsoft.com/office/word/2016/wordml/cid" xmlns:w16="http://schemas.microsoft.com/office/word/2018/wordml" xmlns:w16du="http://schemas.microsoft.com/office/word/2023/wordml/word16du" xmlns:w16sdtdh="http://schemas.microsoft.com/office/word/2020/wordml/sdtdatahash" xmlns:w16sdtfl="http://schemas.microsoft.com/office/word/2024/wordml/sdtformatlock" xmlns:w16se="http://schemas.microsoft.com/office/word/2015/wordml/symex" mc:Ignorable="w14 w15 w16se w16cid w16 w16cex w16sdtdh w16sdtfl w16du wp14">
+<w:styles xmlns:mc="http://schemas.openxmlformats.org/markup-compatibility/2006" xmlns:r="http://schemas.openxmlformats.org/officeDocument/2006/relationships" xmlns:w="http://schemas.openxmlformats.org/wordprocessingml/2006/main" xmlns:w14="http://schemas.microsoft.com/office/word/2010/wordml" xmlns:w15="http://schemas.microsoft.com/office/word/2012/wordml" xmlns:w16cex="http://schemas.microsoft.com/office/word/2018/wordml/cex" xmlns:w16cid="http://schemas.microsoft.com/office/word/2016/wordml/cid" xmlns:w16="http://schemas.microsoft.com/office/word/2018/wordml" xmlns:w16du="http://schemas.microsoft.com/office/word/2023/wordml/word16du" xmlns:w16sdtdh="http://schemas.microsoft.com/office/word/2020/wordml/sdtdatahash" xmlns:w16sdtfl="http://schemas.microsoft.com/office/word/2024/wordml/sdtformatlock" xmlns:w16se="http://schemas.microsoft.com/office/word/2015/wordml/symex" mc:Ignorable="w14 w15 w16se w16cid w16 w16cex w16sdtdh w16sdtfl w16du">
   <w:docDefaults>
     <w:rPrDefault>
       <w:rPr>
-        <w:rFonts w:ascii="Arial" w:hAnsi="Arial" w:eastAsia="Arial" w:cs="Arial"/>
+        <w:rFonts w:ascii="Arial" w:eastAsia="Arial" w:hAnsi="Arial" w:cs="Arial"/>
         <w:sz w:val="22"/>
         <w:szCs w:val="22"/>
         <w:lang w:val="es-CO" w:eastAsia="es-CO" w:bidi="ar-SA"/>
@@ -17751,14 +17708,14 @@
   <w:latentStyles w:defLockedState="0" w:defUIPriority="99" w:defSemiHidden="0" w:defUnhideWhenUsed="0" w:defQFormat="0" w:count="376">
     <w:lsdException w:name="Normal" w:uiPriority="0" w:qFormat="1"/>
     <w:lsdException w:name="heading 1" w:uiPriority="9" w:qFormat="1"/>
-    <w:lsdException w:name="heading 2" w:uiPriority="9" w:semiHidden="1" w:unhideWhenUsed="1" w:qFormat="1"/>
-    <w:lsdException w:name="heading 3" w:uiPriority="9" w:semiHidden="1" w:unhideWhenUsed="1" w:qFormat="1"/>
-    <w:lsdException w:name="heading 4" w:uiPriority="9" w:semiHidden="1" w:unhideWhenUsed="1" w:qFormat="1"/>
-    <w:lsdException w:name="heading 5" w:uiPriority="9" w:semiHidden="1" w:unhideWhenUsed="1" w:qFormat="1"/>
-    <w:lsdException w:name="heading 6" w:uiPriority="9" w:semiHidden="1" w:unhideWhenUsed="1" w:qFormat="1"/>
-    <w:lsdException w:name="heading 7" w:uiPriority="9" w:semiHidden="1" w:unhideWhenUsed="1" w:qFormat="1"/>
-    <w:lsdException w:name="heading 8" w:uiPriority="9" w:semiHidden="1" w:unhideWhenUsed="1" w:qFormat="1"/>
-    <w:lsdException w:name="heading 9" w:uiPriority="9" w:semiHidden="1" w:unhideWhenUsed="1" w:qFormat="1"/>
+    <w:lsdException w:name="heading 2" w:semiHidden="1" w:uiPriority="9" w:unhideWhenUsed="1" w:qFormat="1"/>
+    <w:lsdException w:name="heading 3" w:semiHidden="1" w:uiPriority="9" w:unhideWhenUsed="1" w:qFormat="1"/>
+    <w:lsdException w:name="heading 4" w:semiHidden="1" w:uiPriority="9" w:unhideWhenUsed="1" w:qFormat="1"/>
+    <w:lsdException w:name="heading 5" w:semiHidden="1" w:uiPriority="9" w:unhideWhenUsed="1" w:qFormat="1"/>
+    <w:lsdException w:name="heading 6" w:semiHidden="1" w:uiPriority="9" w:unhideWhenUsed="1" w:qFormat="1"/>
+    <w:lsdException w:name="heading 7" w:semiHidden="1" w:uiPriority="9" w:unhideWhenUsed="1" w:qFormat="1"/>
+    <w:lsdException w:name="heading 8" w:semiHidden="1" w:uiPriority="9" w:unhideWhenUsed="1" w:qFormat="1"/>
+    <w:lsdException w:name="heading 9" w:semiHidden="1" w:uiPriority="9" w:unhideWhenUsed="1" w:qFormat="1"/>
     <w:lsdException w:name="index 1" w:semiHidden="1" w:unhideWhenUsed="1"/>
     <w:lsdException w:name="index 2" w:semiHidden="1" w:unhideWhenUsed="1"/>
     <w:lsdException w:name="index 3" w:semiHidden="1" w:unhideWhenUsed="1"/>
@@ -17768,22 +17725,22 @@
     <w:lsdException w:name="index 7" w:semiHidden="1" w:unhideWhenUsed="1"/>
     <w:lsdException w:name="index 8" w:semiHidden="1" w:unhideWhenUsed="1"/>
     <w:lsdException w:name="index 9" w:semiHidden="1" w:unhideWhenUsed="1"/>
-    <w:lsdException w:name="toc 1" w:uiPriority="39" w:semiHidden="1" w:unhideWhenUsed="1"/>
-    <w:lsdException w:name="toc 2" w:uiPriority="39" w:semiHidden="1" w:unhideWhenUsed="1"/>
-    <w:lsdException w:name="toc 3" w:uiPriority="39" w:semiHidden="1" w:unhideWhenUsed="1"/>
-    <w:lsdException w:name="toc 4" w:uiPriority="39" w:semiHidden="1" w:unhideWhenUsed="1"/>
-    <w:lsdException w:name="toc 5" w:uiPriority="39" w:semiHidden="1" w:unhideWhenUsed="1"/>
-    <w:lsdException w:name="toc 6" w:uiPriority="39" w:semiHidden="1" w:unhideWhenUsed="1"/>
-    <w:lsdException w:name="toc 7" w:uiPriority="39" w:semiHidden="1" w:unhideWhenUsed="1"/>
-    <w:lsdException w:name="toc 8" w:uiPriority="39" w:semiHidden="1" w:unhideWhenUsed="1"/>
-    <w:lsdException w:name="toc 9" w:uiPriority="39" w:semiHidden="1" w:unhideWhenUsed="1"/>
+    <w:lsdException w:name="toc 1" w:semiHidden="1" w:uiPriority="39" w:unhideWhenUsed="1"/>
+    <w:lsdException w:name="toc 2" w:semiHidden="1" w:uiPriority="39" w:unhideWhenUsed="1"/>
+    <w:lsdException w:name="toc 3" w:semiHidden="1" w:uiPriority="39" w:unhideWhenUsed="1"/>
+    <w:lsdException w:name="toc 4" w:semiHidden="1" w:uiPriority="39" w:unhideWhenUsed="1"/>
+    <w:lsdException w:name="toc 5" w:semiHidden="1" w:uiPriority="39" w:unhideWhenUsed="1"/>
+    <w:lsdException w:name="toc 6" w:semiHidden="1" w:uiPriority="39" w:unhideWhenUsed="1"/>
+    <w:lsdException w:name="toc 7" w:semiHidden="1" w:uiPriority="39" w:unhideWhenUsed="1"/>
+    <w:lsdException w:name="toc 8" w:semiHidden="1" w:uiPriority="39" w:unhideWhenUsed="1"/>
+    <w:lsdException w:name="toc 9" w:semiHidden="1" w:uiPriority="39" w:unhideWhenUsed="1"/>
     <w:lsdException w:name="Normal Indent" w:semiHidden="1" w:unhideWhenUsed="1"/>
     <w:lsdException w:name="footnote text" w:semiHidden="1" w:unhideWhenUsed="1"/>
     <w:lsdException w:name="annotation text" w:semiHidden="1" w:unhideWhenUsed="1"/>
     <w:lsdException w:name="header" w:semiHidden="1" w:unhideWhenUsed="1"/>
     <w:lsdException w:name="footer" w:semiHidden="1" w:unhideWhenUsed="1"/>
     <w:lsdException w:name="index heading" w:semiHidden="1" w:unhideWhenUsed="1"/>
-    <w:lsdException w:name="caption" w:uiPriority="35" w:semiHidden="1" w:unhideWhenUsed="1" w:qFormat="1"/>
+    <w:lsdException w:name="caption" w:semiHidden="1" w:uiPriority="35" w:unhideWhenUsed="1" w:qFormat="1"/>
     <w:lsdException w:name="table of figures" w:semiHidden="1" w:unhideWhenUsed="1"/>
     <w:lsdException w:name="envelope address" w:semiHidden="1" w:unhideWhenUsed="1"/>
     <w:lsdException w:name="envelope return" w:semiHidden="1" w:unhideWhenUsed="1"/>
@@ -17814,7 +17771,7 @@
     <w:lsdException w:name="Title" w:uiPriority="10" w:qFormat="1"/>
     <w:lsdException w:name="Closing" w:semiHidden="1" w:unhideWhenUsed="1"/>
     <w:lsdException w:name="Signature" w:semiHidden="1" w:unhideWhenUsed="1"/>
-    <w:lsdException w:name="Default Paragraph Font" w:uiPriority="1" w:semiHidden="1" w:unhideWhenUsed="1"/>
+    <w:lsdException w:name="Default Paragraph Font" w:semiHidden="1" w:uiPriority="1" w:unhideWhenUsed="1"/>
     <w:lsdException w:name="Body Text" w:semiHidden="1" w:unhideWhenUsed="1"/>
     <w:lsdException w:name="Body Text Indent" w:semiHidden="1" w:unhideWhenUsed="1"/>
     <w:lsdException w:name="List Continue" w:semiHidden="1" w:unhideWhenUsed="1"/>
@@ -18014,8 +17971,8 @@
     <w:lsdException w:name="Subtle Reference" w:uiPriority="31" w:qFormat="1"/>
     <w:lsdException w:name="Intense Reference" w:uiPriority="32" w:qFormat="1"/>
     <w:lsdException w:name="Book Title" w:uiPriority="33" w:qFormat="1"/>
-    <w:lsdException w:name="Bibliography" w:uiPriority="37" w:semiHidden="1" w:unhideWhenUsed="1"/>
-    <w:lsdException w:name="TOC Heading" w:uiPriority="39" w:semiHidden="1" w:unhideWhenUsed="1" w:qFormat="1"/>
+    <w:lsdException w:name="Bibliography" w:semiHidden="1" w:uiPriority="37" w:unhideWhenUsed="1"/>
+    <w:lsdException w:name="TOC Heading" w:semiHidden="1" w:uiPriority="39" w:unhideWhenUsed="1" w:qFormat="1"/>
     <w:lsdException w:name="Plain Table 1" w:uiPriority="41"/>
     <w:lsdException w:name="Plain Table 2" w:uiPriority="42"/>
     <w:lsdException w:name="Plain Table 3" w:uiPriority="43"/>
@@ -18126,7 +18083,7 @@
     <w:lsdException w:name="Unresolved Mention" w:semiHidden="1" w:unhideWhenUsed="1"/>
     <w:lsdException w:name="Smart Link" w:semiHidden="1" w:unhideWhenUsed="1"/>
   </w:latentStyles>
-  <w:style w:type="paragraph" w:styleId="Normal" w:default="1">
+  <w:style w:type="paragraph" w:default="1" w:styleId="Normal">
     <w:name w:val="Normal"/>
     <w:qFormat/>
     <w:rsid w:val="00BC7CBE"/>
@@ -18266,7 +18223,7 @@
       <w:outlineLvl w:val="6"/>
     </w:pPr>
     <w:rPr>
-      <w:rFonts w:asciiTheme="minorHAnsi" w:hAnsiTheme="minorHAnsi" w:eastAsiaTheme="majorEastAsia" w:cstheme="majorBidi"/>
+      <w:rFonts w:asciiTheme="minorHAnsi" w:eastAsiaTheme="majorEastAsia" w:hAnsiTheme="minorHAnsi" w:cstheme="majorBidi"/>
       <w:color w:val="595959" w:themeColor="text1" w:themeTint="A6"/>
       <w:kern w:val="2"/>
       <w:sz w:val="24"/>
@@ -18292,7 +18249,7 @@
       <w:outlineLvl w:val="7"/>
     </w:pPr>
     <w:rPr>
-      <w:rFonts w:asciiTheme="minorHAnsi" w:hAnsiTheme="minorHAnsi" w:eastAsiaTheme="majorEastAsia" w:cstheme="majorBidi"/>
+      <w:rFonts w:asciiTheme="minorHAnsi" w:eastAsiaTheme="majorEastAsia" w:hAnsiTheme="minorHAnsi" w:cstheme="majorBidi"/>
       <w:i/>
       <w:iCs/>
       <w:color w:val="272727" w:themeColor="text1" w:themeTint="D8"/>
@@ -18320,7 +18277,7 @@
       <w:outlineLvl w:val="8"/>
     </w:pPr>
     <w:rPr>
-      <w:rFonts w:asciiTheme="minorHAnsi" w:hAnsiTheme="minorHAnsi" w:eastAsiaTheme="majorEastAsia" w:cstheme="majorBidi"/>
+      <w:rFonts w:asciiTheme="minorHAnsi" w:eastAsiaTheme="majorEastAsia" w:hAnsiTheme="minorHAnsi" w:cstheme="majorBidi"/>
       <w:color w:val="272727" w:themeColor="text1" w:themeTint="D8"/>
       <w:kern w:val="2"/>
       <w:sz w:val="24"/>
@@ -18329,12 +18286,13 @@
       <w14:ligatures w14:val="standardContextual"/>
     </w:rPr>
   </w:style>
-  <w:style w:type="character" w:styleId="Fuentedeprrafopredeter" w:default="1">
+  <w:style w:type="character" w:default="1" w:styleId="Fuentedeprrafopredeter">
     <w:name w:val="Default Paragraph Font"/>
     <w:uiPriority w:val="1"/>
+    <w:semiHidden/>
     <w:unhideWhenUsed/>
   </w:style>
-  <w:style w:type="table" w:styleId="Tablanormal" w:default="1">
+  <w:style w:type="table" w:default="1" w:styleId="Tablanormal">
     <w:name w:val="Normal Table"/>
     <w:uiPriority w:val="99"/>
     <w:semiHidden/>
@@ -18349,13 +18307,13 @@
       </w:tblCellMar>
     </w:tblPr>
   </w:style>
-  <w:style w:type="numbering" w:styleId="Sinlista" w:default="1">
+  <w:style w:type="numbering" w:default="1" w:styleId="Sinlista">
     <w:name w:val="No List"/>
     <w:uiPriority w:val="99"/>
     <w:semiHidden/>
     <w:unhideWhenUsed/>
   </w:style>
-  <w:style w:type="table" w:styleId="TableNormal1" w:customStyle="1">
+  <w:style w:type="table" w:customStyle="1" w:styleId="TableNormal1">
     <w:name w:val="Table Normal1"/>
     <w:tblPr>
       <w:tblCellMar>
@@ -18383,7 +18341,7 @@
       <w:szCs w:val="52"/>
     </w:rPr>
   </w:style>
-  <w:style w:type="table" w:styleId="TableNormal2" w:customStyle="1">
+  <w:style w:type="table" w:customStyle="1" w:styleId="TableNormal2">
     <w:name w:val="Table Normal2"/>
     <w:tblPr>
       <w:tblCellMar>
@@ -18412,7 +18370,7 @@
       <w:szCs w:val="30"/>
     </w:rPr>
   </w:style>
-  <w:style w:type="table" w:styleId="a" w:customStyle="1">
+  <w:style w:type="table" w:customStyle="1" w:styleId="a">
     <w:basedOn w:val="Tablanormal"/>
     <w:tblPr>
       <w:tblStyleRowBandSize w:val="1"/>
@@ -18425,7 +18383,7 @@
       </w:tblCellMar>
     </w:tblPr>
   </w:style>
-  <w:style w:type="table" w:styleId="a0" w:customStyle="1">
+  <w:style w:type="table" w:customStyle="1" w:styleId="a0">
     <w:basedOn w:val="Tablanormal"/>
     <w:tblPr>
       <w:tblStyleRowBandSize w:val="1"/>
@@ -18438,7 +18396,7 @@
       </w:tblCellMar>
     </w:tblPr>
   </w:style>
-  <w:style w:type="table" w:styleId="a1" w:customStyle="1">
+  <w:style w:type="table" w:customStyle="1" w:styleId="a1">
     <w:basedOn w:val="Tablanormal"/>
     <w:tblPr>
       <w:tblStyleRowBandSize w:val="1"/>
@@ -18461,12 +18419,12 @@
     </w:pPr>
     <w:tblPr>
       <w:tblBorders>
-        <w:top w:val="single" w:color="auto" w:sz="4" w:space="0"/>
-        <w:left w:val="single" w:color="auto" w:sz="4" w:space="0"/>
-        <w:bottom w:val="single" w:color="auto" w:sz="4" w:space="0"/>
-        <w:right w:val="single" w:color="auto" w:sz="4" w:space="0"/>
-        <w:insideH w:val="single" w:color="auto" w:sz="4" w:space="0"/>
-        <w:insideV w:val="single" w:color="auto" w:sz="4" w:space="0"/>
+        <w:top w:val="single" w:sz="4" w:space="0" w:color="auto"/>
+        <w:left w:val="single" w:sz="4" w:space="0" w:color="auto"/>
+        <w:bottom w:val="single" w:sz="4" w:space="0" w:color="auto"/>
+        <w:right w:val="single" w:sz="4" w:space="0" w:color="auto"/>
+        <w:insideH w:val="single" w:sz="4" w:space="0" w:color="auto"/>
+        <w:insideV w:val="single" w:sz="4" w:space="0" w:color="auto"/>
       </w:tblBorders>
     </w:tblPr>
   </w:style>
@@ -18485,7 +18443,7 @@
       <w:spacing w:line="240" w:lineRule="auto"/>
     </w:pPr>
   </w:style>
-  <w:style w:type="character" w:styleId="EncabezadoCar" w:customStyle="1">
+  <w:style w:type="character" w:customStyle="1" w:styleId="EncabezadoCar">
     <w:name w:val="Encabezado Car"/>
     <w:basedOn w:val="Fuentedeprrafopredeter"/>
     <w:link w:val="Encabezado"/>
@@ -18507,7 +18465,7 @@
       <w:spacing w:line="240" w:lineRule="auto"/>
     </w:pPr>
   </w:style>
-  <w:style w:type="character" w:styleId="PiedepginaCar" w:customStyle="1">
+  <w:style w:type="character" w:customStyle="1" w:styleId="PiedepginaCar">
     <w:name w:val="Pie de página Car"/>
     <w:basedOn w:val="Fuentedeprrafopredeter"/>
     <w:link w:val="Piedepgina"/>
@@ -18524,12 +18482,12 @@
       <w:spacing w:before="100" w:beforeAutospacing="1" w:after="100" w:afterAutospacing="1" w:line="240" w:lineRule="auto"/>
     </w:pPr>
     <w:rPr>
-      <w:rFonts w:ascii="Times New Roman" w:hAnsi="Times New Roman" w:eastAsia="Times New Roman" w:cs="Times New Roman"/>
+      <w:rFonts w:ascii="Times New Roman" w:eastAsia="Times New Roman" w:hAnsi="Times New Roman" w:cs="Times New Roman"/>
       <w:sz w:val="24"/>
       <w:szCs w:val="24"/>
     </w:rPr>
   </w:style>
-  <w:style w:type="character" w:styleId="Listavistosa-nfasis1Car" w:customStyle="1">
+  <w:style w:type="character" w:customStyle="1" w:styleId="Listavistosa-nfasis1Car">
     <w:name w:val="Lista vistosa - Énfasis 1 Car"/>
     <w:link w:val="Listavistosa-nfasis1"/>
     <w:uiPriority w:val="34"/>
@@ -18570,7 +18528,7 @@
       <w:tblPr/>
       <w:tcPr>
         <w:tcBorders>
-          <w:bottom w:val="single" w:color="FFFFFF" w:themeColor="background1" w:sz="12" w:space="0"/>
+          <w:bottom w:val="single" w:sz="12" w:space="0" w:color="FFFFFF" w:themeColor="background1"/>
         </w:tcBorders>
         <w:shd w:val="clear" w:color="auto" w:fill="9E3A38" w:themeFill="accent2" w:themeFillShade="CC"/>
       </w:tcPr>
@@ -18579,7 +18537,7 @@
       <w:tblPr/>
       <w:tcPr>
         <w:tcBorders>
-          <w:top w:val="single" w:color="000000" w:themeColor="text1" w:sz="12" w:space="0"/>
+          <w:top w:val="single" w:sz="12" w:space="0" w:color="000000" w:themeColor="text1"/>
         </w:tcBorders>
         <w:shd w:val="clear" w:color="auto" w:fill="FFFFFF" w:themeFill="background1"/>
       </w:tcPr>
@@ -18627,7 +18585,7 @@
       <w:u w:val="single"/>
     </w:rPr>
   </w:style>
-  <w:style w:type="character" w:styleId="Mencinsinresolver1" w:customStyle="1">
+  <w:style w:type="character" w:customStyle="1" w:styleId="Mencinsinresolver1">
     <w:name w:val="Mención sin resolver1"/>
     <w:basedOn w:val="Fuentedeprrafopredeter"/>
     <w:uiPriority w:val="99"/>
@@ -18668,7 +18626,7 @@
       <w:szCs w:val="18"/>
     </w:rPr>
   </w:style>
-  <w:style w:type="character" w:styleId="TextodegloboCar" w:customStyle="1">
+  <w:style w:type="character" w:customStyle="1" w:styleId="TextodegloboCar">
     <w:name w:val="Texto de globo Car"/>
     <w:basedOn w:val="Fuentedeprrafopredeter"/>
     <w:link w:val="Textodeglobo"/>
@@ -18708,7 +18666,7 @@
       <w:szCs w:val="20"/>
     </w:rPr>
   </w:style>
-  <w:style w:type="character" w:styleId="TextocomentarioCar" w:customStyle="1">
+  <w:style w:type="character" w:customStyle="1" w:styleId="TextocomentarioCar">
     <w:name w:val="Texto comentario Car"/>
     <w:basedOn w:val="Fuentedeprrafopredeter"/>
     <w:link w:val="Textocomentario"/>
@@ -18733,7 +18691,7 @@
       <w:bCs/>
     </w:rPr>
   </w:style>
-  <w:style w:type="character" w:styleId="AsuntodelcomentarioCar" w:customStyle="1">
+  <w:style w:type="character" w:customStyle="1" w:styleId="AsuntodelcomentarioCar">
     <w:name w:val="Asunto del comentario Car"/>
     <w:basedOn w:val="TextocomentarioCar"/>
     <w:link w:val="Asuntodelcomentario"/>
@@ -18747,7 +18705,7 @@
       <w:szCs w:val="20"/>
     </w:rPr>
   </w:style>
-  <w:style w:type="table" w:styleId="a2" w:customStyle="1">
+  <w:style w:type="table" w:customStyle="1" w:styleId="a2">
     <w:basedOn w:val="TableNormal2"/>
     <w:pPr>
       <w:spacing w:line="240" w:lineRule="auto"/>
@@ -18769,7 +18727,7 @@
       <w:shd w:val="clear" w:color="auto" w:fill="EDF2F8"/>
     </w:tcPr>
   </w:style>
-  <w:style w:type="table" w:styleId="a3" w:customStyle="1">
+  <w:style w:type="table" w:customStyle="1" w:styleId="a3">
     <w:basedOn w:val="TableNormal2"/>
     <w:pPr>
       <w:spacing w:line="240" w:lineRule="auto"/>
@@ -18791,7 +18749,7 @@
       <w:shd w:val="clear" w:color="auto" w:fill="EDF2F8"/>
     </w:tcPr>
   </w:style>
-  <w:style w:type="table" w:styleId="a4" w:customStyle="1">
+  <w:style w:type="table" w:customStyle="1" w:styleId="a4">
     <w:basedOn w:val="TableNormal2"/>
     <w:pPr>
       <w:spacing w:line="240" w:lineRule="auto"/>
@@ -18813,7 +18771,7 @@
       <w:shd w:val="clear" w:color="auto" w:fill="EDF2F8"/>
     </w:tcPr>
   </w:style>
-  <w:style w:type="table" w:styleId="a5" w:customStyle="1">
+  <w:style w:type="table" w:customStyle="1" w:styleId="a5">
     <w:basedOn w:val="TableNormal2"/>
     <w:pPr>
       <w:spacing w:line="240" w:lineRule="auto"/>
@@ -18835,7 +18793,7 @@
       <w:shd w:val="clear" w:color="auto" w:fill="EDF2F8"/>
     </w:tcPr>
   </w:style>
-  <w:style w:type="table" w:styleId="a6" w:customStyle="1">
+  <w:style w:type="table" w:customStyle="1" w:styleId="a6">
     <w:basedOn w:val="TableNormal2"/>
     <w:tblPr>
       <w:tblStyleRowBandSize w:val="1"/>
@@ -18846,7 +18804,7 @@
       </w:tblCellMar>
     </w:tblPr>
   </w:style>
-  <w:style w:type="table" w:styleId="a7" w:customStyle="1">
+  <w:style w:type="table" w:customStyle="1" w:styleId="a7">
     <w:basedOn w:val="TableNormal2"/>
     <w:tblPr>
       <w:tblStyleRowBandSize w:val="1"/>
@@ -18859,7 +18817,7 @@
       </w:tblCellMar>
     </w:tblPr>
   </w:style>
-  <w:style w:type="table" w:styleId="a8" w:customStyle="1">
+  <w:style w:type="table" w:customStyle="1" w:styleId="a8">
     <w:basedOn w:val="TableNormal2"/>
     <w:tblPr>
       <w:tblStyleRowBandSize w:val="1"/>
@@ -18872,7 +18830,7 @@
       </w:tblCellMar>
     </w:tblPr>
   </w:style>
-  <w:style w:type="table" w:styleId="a9" w:customStyle="1">
+  <w:style w:type="table" w:customStyle="1" w:styleId="a9">
     <w:basedOn w:val="TableNormal2"/>
     <w:tblPr>
       <w:tblStyleRowBandSize w:val="1"/>
@@ -18883,7 +18841,7 @@
       </w:tblCellMar>
     </w:tblPr>
   </w:style>
-  <w:style w:type="table" w:styleId="aa" w:customStyle="1">
+  <w:style w:type="table" w:customStyle="1" w:styleId="aa">
     <w:basedOn w:val="TableNormal2"/>
     <w:tblPr>
       <w:tblStyleRowBandSize w:val="1"/>
@@ -18894,7 +18852,7 @@
       </w:tblCellMar>
     </w:tblPr>
   </w:style>
-  <w:style w:type="table" w:styleId="ab" w:customStyle="1">
+  <w:style w:type="table" w:customStyle="1" w:styleId="ab">
     <w:basedOn w:val="TableNormal2"/>
     <w:pPr>
       <w:spacing w:line="240" w:lineRule="auto"/>
@@ -18916,7 +18874,7 @@
       <w:shd w:val="clear" w:color="auto" w:fill="EDF2F8"/>
     </w:tcPr>
   </w:style>
-  <w:style w:type="table" w:styleId="ac" w:customStyle="1">
+  <w:style w:type="table" w:customStyle="1" w:styleId="ac">
     <w:basedOn w:val="TableNormal2"/>
     <w:pPr>
       <w:spacing w:line="240" w:lineRule="auto"/>
@@ -18938,7 +18896,7 @@
       <w:shd w:val="clear" w:color="auto" w:fill="EDF2F8"/>
     </w:tcPr>
   </w:style>
-  <w:style w:type="table" w:styleId="ad" w:customStyle="1">
+  <w:style w:type="table" w:customStyle="1" w:styleId="ad">
     <w:basedOn w:val="TableNormal2"/>
     <w:pPr>
       <w:spacing w:line="240" w:lineRule="auto"/>
@@ -18960,7 +18918,7 @@
       <w:shd w:val="clear" w:color="auto" w:fill="EDF2F8"/>
     </w:tcPr>
   </w:style>
-  <w:style w:type="table" w:styleId="ae" w:customStyle="1">
+  <w:style w:type="table" w:customStyle="1" w:styleId="ae">
     <w:basedOn w:val="TableNormal2"/>
     <w:pPr>
       <w:spacing w:line="240" w:lineRule="auto"/>
@@ -18982,7 +18940,7 @@
       <w:shd w:val="clear" w:color="auto" w:fill="EDF2F8"/>
     </w:tcPr>
   </w:style>
-  <w:style w:type="table" w:styleId="af" w:customStyle="1">
+  <w:style w:type="table" w:customStyle="1" w:styleId="af">
     <w:basedOn w:val="TableNormal2"/>
     <w:pPr>
       <w:spacing w:line="240" w:lineRule="auto"/>
@@ -19004,7 +18962,7 @@
       <w:shd w:val="clear" w:color="auto" w:fill="EDF2F8"/>
     </w:tcPr>
   </w:style>
-  <w:style w:type="table" w:styleId="af0" w:customStyle="1">
+  <w:style w:type="table" w:customStyle="1" w:styleId="af0">
     <w:basedOn w:val="TableNormal2"/>
     <w:pPr>
       <w:spacing w:line="240" w:lineRule="auto"/>
@@ -19026,7 +18984,7 @@
       <w:shd w:val="clear" w:color="auto" w:fill="EDF2F8"/>
     </w:tcPr>
   </w:style>
-  <w:style w:type="table" w:styleId="af1" w:customStyle="1">
+  <w:style w:type="table" w:customStyle="1" w:styleId="af1">
     <w:basedOn w:val="TableNormal2"/>
     <w:pPr>
       <w:spacing w:line="240" w:lineRule="auto"/>
@@ -19048,7 +19006,7 @@
       <w:shd w:val="clear" w:color="auto" w:fill="EDF2F8"/>
     </w:tcPr>
   </w:style>
-  <w:style w:type="table" w:styleId="af2" w:customStyle="1">
+  <w:style w:type="table" w:customStyle="1" w:styleId="af2">
     <w:basedOn w:val="TableNormal2"/>
     <w:pPr>
       <w:spacing w:line="240" w:lineRule="auto"/>
@@ -19070,7 +19028,7 @@
       <w:shd w:val="clear" w:color="auto" w:fill="EDF2F8"/>
     </w:tcPr>
   </w:style>
-  <w:style w:type="table" w:styleId="af3" w:customStyle="1">
+  <w:style w:type="table" w:customStyle="1" w:styleId="af3">
     <w:basedOn w:val="TableNormal2"/>
     <w:pPr>
       <w:spacing w:line="240" w:lineRule="auto"/>
@@ -19104,7 +19062,7 @@
       <w:shd w:val="clear" w:color="auto" w:fill="E1DFDD"/>
     </w:rPr>
   </w:style>
-  <w:style w:type="paragraph" w:styleId="Normal0" w:customStyle="1">
+  <w:style w:type="paragraph" w:customStyle="1" w:styleId="Normal0">
     <w:name w:val="Normal0"/>
     <w:qFormat/>
     <w:rsid w:val="00EF6422"/>
@@ -19156,7 +19114,7 @@
       <w:tblPr/>
       <w:tcPr>
         <w:tcBorders>
-          <w:bottom w:val="single" w:color="7F7F7F" w:themeColor="text1" w:themeTint="80" w:sz="4" w:space="0"/>
+          <w:bottom w:val="single" w:sz="4" w:space="0" w:color="7F7F7F" w:themeColor="text1" w:themeTint="80"/>
         </w:tcBorders>
       </w:tcPr>
     </w:tblStylePr>
@@ -19182,7 +19140,7 @@
       <w:tblPr/>
       <w:tcPr>
         <w:tcBorders>
-          <w:right w:val="single" w:color="7F7F7F" w:themeColor="text1" w:themeTint="80" w:sz="4" w:space="0"/>
+          <w:right w:val="single" w:sz="4" w:space="0" w:color="7F7F7F" w:themeColor="text1" w:themeTint="80"/>
         </w:tcBorders>
       </w:tcPr>
     </w:tblStylePr>
@@ -19242,7 +19200,7 @@
     </w:tblPr>
     <w:tblStylePr w:type="firstRow">
       <w:rPr>
-        <w:rFonts w:asciiTheme="majorHAnsi" w:hAnsiTheme="majorHAnsi" w:eastAsiaTheme="majorEastAsia" w:cstheme="majorBidi"/>
+        <w:rFonts w:asciiTheme="majorHAnsi" w:eastAsiaTheme="majorEastAsia" w:hAnsiTheme="majorHAnsi" w:cstheme="majorBidi"/>
         <w:i/>
         <w:iCs/>
         <w:sz w:val="26"/>
@@ -19250,14 +19208,14 @@
       <w:tblPr/>
       <w:tcPr>
         <w:tcBorders>
-          <w:bottom w:val="single" w:color="7F7F7F" w:themeColor="text1" w:themeTint="80" w:sz="4" w:space="0"/>
+          <w:bottom w:val="single" w:sz="4" w:space="0" w:color="7F7F7F" w:themeColor="text1" w:themeTint="80"/>
         </w:tcBorders>
         <w:shd w:val="clear" w:color="auto" w:fill="FFFFFF" w:themeFill="background1"/>
       </w:tcPr>
     </w:tblStylePr>
     <w:tblStylePr w:type="lastRow">
       <w:rPr>
-        <w:rFonts w:asciiTheme="majorHAnsi" w:hAnsiTheme="majorHAnsi" w:eastAsiaTheme="majorEastAsia" w:cstheme="majorBidi"/>
+        <w:rFonts w:asciiTheme="majorHAnsi" w:eastAsiaTheme="majorEastAsia" w:hAnsiTheme="majorHAnsi" w:cstheme="majorBidi"/>
         <w:i/>
         <w:iCs/>
         <w:sz w:val="26"/>
@@ -19265,7 +19223,7 @@
       <w:tblPr/>
       <w:tcPr>
         <w:tcBorders>
-          <w:top w:val="single" w:color="7F7F7F" w:themeColor="text1" w:themeTint="80" w:sz="4" w:space="0"/>
+          <w:top w:val="single" w:sz="4" w:space="0" w:color="7F7F7F" w:themeColor="text1" w:themeTint="80"/>
         </w:tcBorders>
         <w:shd w:val="clear" w:color="auto" w:fill="FFFFFF" w:themeFill="background1"/>
       </w:tcPr>
@@ -19275,7 +19233,7 @@
         <w:jc w:val="right"/>
       </w:pPr>
       <w:rPr>
-        <w:rFonts w:asciiTheme="majorHAnsi" w:hAnsiTheme="majorHAnsi" w:eastAsiaTheme="majorEastAsia" w:cstheme="majorBidi"/>
+        <w:rFonts w:asciiTheme="majorHAnsi" w:eastAsiaTheme="majorEastAsia" w:hAnsiTheme="majorHAnsi" w:cstheme="majorBidi"/>
         <w:i/>
         <w:iCs/>
         <w:sz w:val="26"/>
@@ -19283,14 +19241,14 @@
       <w:tblPr/>
       <w:tcPr>
         <w:tcBorders>
-          <w:right w:val="single" w:color="7F7F7F" w:themeColor="text1" w:themeTint="80" w:sz="4" w:space="0"/>
+          <w:right w:val="single" w:sz="4" w:space="0" w:color="7F7F7F" w:themeColor="text1" w:themeTint="80"/>
         </w:tcBorders>
         <w:shd w:val="clear" w:color="auto" w:fill="FFFFFF" w:themeFill="background1"/>
       </w:tcPr>
     </w:tblStylePr>
     <w:tblStylePr w:type="lastCol">
       <w:rPr>
-        <w:rFonts w:asciiTheme="majorHAnsi" w:hAnsiTheme="majorHAnsi" w:eastAsiaTheme="majorEastAsia" w:cstheme="majorBidi"/>
+        <w:rFonts w:asciiTheme="majorHAnsi" w:eastAsiaTheme="majorEastAsia" w:hAnsiTheme="majorHAnsi" w:cstheme="majorBidi"/>
         <w:i/>
         <w:iCs/>
         <w:sz w:val="26"/>
@@ -19298,7 +19256,7 @@
       <w:tblPr/>
       <w:tcPr>
         <w:tcBorders>
-          <w:left w:val="single" w:color="7F7F7F" w:themeColor="text1" w:themeTint="80" w:sz="4" w:space="0"/>
+          <w:left w:val="single" w:sz="4" w:space="0" w:color="7F7F7F" w:themeColor="text1" w:themeTint="80"/>
         </w:tcBorders>
         <w:shd w:val="clear" w:color="auto" w:fill="FFFFFF" w:themeFill="background1"/>
       </w:tcPr>
@@ -19363,10 +19321,10 @@
       <w:tblStyleRowBandSize w:val="1"/>
       <w:tblStyleColBandSize w:val="1"/>
       <w:tblBorders>
-        <w:top w:val="single" w:color="C0504D" w:themeColor="accent2" w:sz="24" w:space="0"/>
-        <w:left w:val="single" w:color="C0504D" w:themeColor="accent2" w:sz="24" w:space="0"/>
-        <w:bottom w:val="single" w:color="C0504D" w:themeColor="accent2" w:sz="24" w:space="0"/>
-        <w:right w:val="single" w:color="C0504D" w:themeColor="accent2" w:sz="24" w:space="0"/>
+        <w:top w:val="single" w:sz="24" w:space="0" w:color="C0504D" w:themeColor="accent2"/>
+        <w:left w:val="single" w:sz="24" w:space="0" w:color="C0504D" w:themeColor="accent2"/>
+        <w:bottom w:val="single" w:sz="24" w:space="0" w:color="C0504D" w:themeColor="accent2"/>
+        <w:right w:val="single" w:sz="24" w:space="0" w:color="C0504D" w:themeColor="accent2"/>
       </w:tblBorders>
     </w:tblPr>
     <w:tcPr>
@@ -19380,7 +19338,7 @@
       <w:tblPr/>
       <w:tcPr>
         <w:tcBorders>
-          <w:bottom w:val="single" w:color="FFFFFF" w:themeColor="background1" w:sz="18" w:space="0"/>
+          <w:bottom w:val="single" w:sz="18" w:space="0" w:color="FFFFFF" w:themeColor="background1"/>
         </w:tcBorders>
       </w:tcPr>
     </w:tblStylePr>
@@ -19392,7 +19350,7 @@
       <w:tblPr/>
       <w:tcPr>
         <w:tcBorders>
-          <w:top w:val="single" w:color="FFFFFF" w:themeColor="background1" w:sz="4" w:space="0"/>
+          <w:top w:val="single" w:sz="4" w:space="0" w:color="FFFFFF" w:themeColor="background1"/>
         </w:tcBorders>
       </w:tcPr>
     </w:tblStylePr>
@@ -19404,7 +19362,7 @@
       <w:tblPr/>
       <w:tcPr>
         <w:tcBorders>
-          <w:right w:val="single" w:color="FFFFFF" w:themeColor="background1" w:sz="4" w:space="0"/>
+          <w:right w:val="single" w:sz="4" w:space="0" w:color="FFFFFF" w:themeColor="background1"/>
         </w:tcBorders>
       </w:tcPr>
     </w:tblStylePr>
@@ -19416,7 +19374,7 @@
       <w:tblPr/>
       <w:tcPr>
         <w:tcBorders>
-          <w:left w:val="single" w:color="FFFFFF" w:themeColor="background1" w:sz="4" w:space="0"/>
+          <w:left w:val="single" w:sz="4" w:space="0" w:color="FFFFFF" w:themeColor="background1"/>
         </w:tcBorders>
       </w:tcPr>
     </w:tblStylePr>
@@ -19424,8 +19382,8 @@
       <w:tblPr/>
       <w:tcPr>
         <w:tcBorders>
-          <w:left w:val="single" w:color="FFFFFF" w:themeColor="background1" w:sz="4" w:space="0"/>
-          <w:right w:val="single" w:color="FFFFFF" w:themeColor="background1" w:sz="4" w:space="0"/>
+          <w:left w:val="single" w:sz="4" w:space="0" w:color="FFFFFF" w:themeColor="background1"/>
+          <w:right w:val="single" w:sz="4" w:space="0" w:color="FFFFFF" w:themeColor="background1"/>
         </w:tcBorders>
       </w:tcPr>
     </w:tblStylePr>
@@ -19433,8 +19391,8 @@
       <w:tblPr/>
       <w:tcPr>
         <w:tcBorders>
-          <w:left w:val="single" w:color="FFFFFF" w:themeColor="background1" w:sz="4" w:space="0"/>
-          <w:right w:val="single" w:color="FFFFFF" w:themeColor="background1" w:sz="4" w:space="0"/>
+          <w:left w:val="single" w:sz="4" w:space="0" w:color="FFFFFF" w:themeColor="background1"/>
+          <w:right w:val="single" w:sz="4" w:space="0" w:color="FFFFFF" w:themeColor="background1"/>
         </w:tcBorders>
       </w:tcPr>
     </w:tblStylePr>
@@ -19442,8 +19400,8 @@
       <w:tblPr/>
       <w:tcPr>
         <w:tcBorders>
-          <w:top w:val="single" w:color="FFFFFF" w:themeColor="background1" w:sz="4" w:space="0"/>
-          <w:bottom w:val="single" w:color="FFFFFF" w:themeColor="background1" w:sz="4" w:space="0"/>
+          <w:top w:val="single" w:sz="4" w:space="0" w:color="FFFFFF" w:themeColor="background1"/>
+          <w:bottom w:val="single" w:sz="4" w:space="0" w:color="FFFFFF" w:themeColor="background1"/>
         </w:tcBorders>
       </w:tcPr>
     </w:tblStylePr>
@@ -19497,8 +19455,8 @@
       <w:tblStyleRowBandSize w:val="1"/>
       <w:tblStyleColBandSize w:val="1"/>
       <w:tblBorders>
-        <w:top w:val="single" w:color="000000" w:themeColor="text1" w:sz="4" w:space="0"/>
-        <w:bottom w:val="single" w:color="000000" w:themeColor="text1" w:sz="4" w:space="0"/>
+        <w:top w:val="single" w:sz="4" w:space="0" w:color="000000" w:themeColor="text1"/>
+        <w:bottom w:val="single" w:sz="4" w:space="0" w:color="000000" w:themeColor="text1"/>
       </w:tblBorders>
     </w:tblPr>
     <w:tblStylePr w:type="firstRow">
@@ -19509,7 +19467,7 @@
       <w:tblPr/>
       <w:tcPr>
         <w:tcBorders>
-          <w:bottom w:val="single" w:color="000000" w:themeColor="text1" w:sz="4" w:space="0"/>
+          <w:bottom w:val="single" w:sz="4" w:space="0" w:color="000000" w:themeColor="text1"/>
         </w:tcBorders>
       </w:tcPr>
     </w:tblStylePr>
@@ -19521,7 +19479,7 @@
       <w:tblPr/>
       <w:tcPr>
         <w:tcBorders>
-          <w:top w:val="double" w:color="000000" w:themeColor="text1" w:sz="4" w:space="0"/>
+          <w:top w:val="double" w:sz="4" w:space="0" w:color="000000" w:themeColor="text1"/>
         </w:tcBorders>
       </w:tcPr>
     </w:tblStylePr>
@@ -19565,10 +19523,10 @@
       <w:tblStyleRowBandSize w:val="1"/>
       <w:tblStyleColBandSize w:val="1"/>
       <w:tblBorders>
-        <w:top w:val="single" w:color="4BACC6" w:themeColor="accent5" w:sz="24" w:space="0"/>
-        <w:left w:val="single" w:color="4BACC6" w:themeColor="accent5" w:sz="24" w:space="0"/>
-        <w:bottom w:val="single" w:color="4BACC6" w:themeColor="accent5" w:sz="24" w:space="0"/>
-        <w:right w:val="single" w:color="4BACC6" w:themeColor="accent5" w:sz="24" w:space="0"/>
+        <w:top w:val="single" w:sz="24" w:space="0" w:color="4BACC6" w:themeColor="accent5"/>
+        <w:left w:val="single" w:sz="24" w:space="0" w:color="4BACC6" w:themeColor="accent5"/>
+        <w:bottom w:val="single" w:sz="24" w:space="0" w:color="4BACC6" w:themeColor="accent5"/>
+        <w:right w:val="single" w:sz="24" w:space="0" w:color="4BACC6" w:themeColor="accent5"/>
       </w:tblBorders>
     </w:tblPr>
     <w:tcPr>
@@ -19582,7 +19540,7 @@
       <w:tblPr/>
       <w:tcPr>
         <w:tcBorders>
-          <w:bottom w:val="single" w:color="FFFFFF" w:themeColor="background1" w:sz="18" w:space="0"/>
+          <w:bottom w:val="single" w:sz="18" w:space="0" w:color="FFFFFF" w:themeColor="background1"/>
         </w:tcBorders>
       </w:tcPr>
     </w:tblStylePr>
@@ -19594,7 +19552,7 @@
       <w:tblPr/>
       <w:tcPr>
         <w:tcBorders>
-          <w:top w:val="single" w:color="FFFFFF" w:themeColor="background1" w:sz="4" w:space="0"/>
+          <w:top w:val="single" w:sz="4" w:space="0" w:color="FFFFFF" w:themeColor="background1"/>
         </w:tcBorders>
       </w:tcPr>
     </w:tblStylePr>
@@ -19606,7 +19564,7 @@
       <w:tblPr/>
       <w:tcPr>
         <w:tcBorders>
-          <w:right w:val="single" w:color="FFFFFF" w:themeColor="background1" w:sz="4" w:space="0"/>
+          <w:right w:val="single" w:sz="4" w:space="0" w:color="FFFFFF" w:themeColor="background1"/>
         </w:tcBorders>
       </w:tcPr>
     </w:tblStylePr>
@@ -19618,7 +19576,7 @@
       <w:tblPr/>
       <w:tcPr>
         <w:tcBorders>
-          <w:left w:val="single" w:color="FFFFFF" w:themeColor="background1" w:sz="4" w:space="0"/>
+          <w:left w:val="single" w:sz="4" w:space="0" w:color="FFFFFF" w:themeColor="background1"/>
         </w:tcBorders>
       </w:tcPr>
     </w:tblStylePr>
@@ -19626,8 +19584,8 @@
       <w:tblPr/>
       <w:tcPr>
         <w:tcBorders>
-          <w:left w:val="single" w:color="FFFFFF" w:themeColor="background1" w:sz="4" w:space="0"/>
-          <w:right w:val="single" w:color="FFFFFF" w:themeColor="background1" w:sz="4" w:space="0"/>
+          <w:left w:val="single" w:sz="4" w:space="0" w:color="FFFFFF" w:themeColor="background1"/>
+          <w:right w:val="single" w:sz="4" w:space="0" w:color="FFFFFF" w:themeColor="background1"/>
         </w:tcBorders>
       </w:tcPr>
     </w:tblStylePr>
@@ -19635,8 +19593,8 @@
       <w:tblPr/>
       <w:tcPr>
         <w:tcBorders>
-          <w:left w:val="single" w:color="FFFFFF" w:themeColor="background1" w:sz="4" w:space="0"/>
-          <w:right w:val="single" w:color="FFFFFF" w:themeColor="background1" w:sz="4" w:space="0"/>
+          <w:left w:val="single" w:sz="4" w:space="0" w:color="FFFFFF" w:themeColor="background1"/>
+          <w:right w:val="single" w:sz="4" w:space="0" w:color="FFFFFF" w:themeColor="background1"/>
         </w:tcBorders>
       </w:tcPr>
     </w:tblStylePr>
@@ -19644,8 +19602,8 @@
       <w:tblPr/>
       <w:tcPr>
         <w:tcBorders>
-          <w:top w:val="single" w:color="FFFFFF" w:themeColor="background1" w:sz="4" w:space="0"/>
-          <w:bottom w:val="single" w:color="FFFFFF" w:themeColor="background1" w:sz="4" w:space="0"/>
+          <w:top w:val="single" w:sz="4" w:space="0" w:color="FFFFFF" w:themeColor="background1"/>
+          <w:bottom w:val="single" w:sz="4" w:space="0" w:color="FFFFFF" w:themeColor="background1"/>
         </w:tcBorders>
       </w:tcPr>
     </w:tblStylePr>
@@ -19696,12 +19654,12 @@
       <w:tblStyleRowBandSize w:val="1"/>
       <w:tblStyleColBandSize w:val="1"/>
       <w:tblBorders>
-        <w:top w:val="single" w:color="FFFFFF" w:themeColor="background1" w:sz="4" w:space="0"/>
-        <w:left w:val="single" w:color="FFFFFF" w:themeColor="background1" w:sz="4" w:space="0"/>
-        <w:bottom w:val="single" w:color="FFFFFF" w:themeColor="background1" w:sz="4" w:space="0"/>
-        <w:right w:val="single" w:color="FFFFFF" w:themeColor="background1" w:sz="4" w:space="0"/>
-        <w:insideH w:val="single" w:color="FFFFFF" w:themeColor="background1" w:sz="4" w:space="0"/>
-        <w:insideV w:val="single" w:color="FFFFFF" w:themeColor="background1" w:sz="4" w:space="0"/>
+        <w:top w:val="single" w:sz="4" w:space="0" w:color="FFFFFF" w:themeColor="background1"/>
+        <w:left w:val="single" w:sz="4" w:space="0" w:color="FFFFFF" w:themeColor="background1"/>
+        <w:bottom w:val="single" w:sz="4" w:space="0" w:color="FFFFFF" w:themeColor="background1"/>
+        <w:right w:val="single" w:sz="4" w:space="0" w:color="FFFFFF" w:themeColor="background1"/>
+        <w:insideH w:val="single" w:sz="4" w:space="0" w:color="FFFFFF" w:themeColor="background1"/>
+        <w:insideV w:val="single" w:sz="4" w:space="0" w:color="FFFFFF" w:themeColor="background1"/>
       </w:tblBorders>
     </w:tblPr>
     <w:tcPr>
@@ -19716,9 +19674,9 @@
       <w:tblPr/>
       <w:tcPr>
         <w:tcBorders>
-          <w:top w:val="single" w:color="FFFFFF" w:themeColor="background1" w:sz="4" w:space="0"/>
-          <w:left w:val="single" w:color="FFFFFF" w:themeColor="background1" w:sz="4" w:space="0"/>
-          <w:right w:val="single" w:color="FFFFFF" w:themeColor="background1" w:sz="4" w:space="0"/>
+          <w:top w:val="single" w:sz="4" w:space="0" w:color="FFFFFF" w:themeColor="background1"/>
+          <w:left w:val="single" w:sz="4" w:space="0" w:color="FFFFFF" w:themeColor="background1"/>
+          <w:right w:val="single" w:sz="4" w:space="0" w:color="FFFFFF" w:themeColor="background1"/>
           <w:insideH w:val="nil"/>
           <w:insideV w:val="nil"/>
         </w:tcBorders>
@@ -19734,9 +19692,9 @@
       <w:tblPr/>
       <w:tcPr>
         <w:tcBorders>
-          <w:left w:val="single" w:color="FFFFFF" w:themeColor="background1" w:sz="4" w:space="0"/>
-          <w:bottom w:val="single" w:color="FFFFFF" w:themeColor="background1" w:sz="4" w:space="0"/>
-          <w:right w:val="single" w:color="FFFFFF" w:themeColor="background1" w:sz="4" w:space="0"/>
+          <w:left w:val="single" w:sz="4" w:space="0" w:color="FFFFFF" w:themeColor="background1"/>
+          <w:bottom w:val="single" w:sz="4" w:space="0" w:color="FFFFFF" w:themeColor="background1"/>
+          <w:right w:val="single" w:sz="4" w:space="0" w:color="FFFFFF" w:themeColor="background1"/>
           <w:insideH w:val="nil"/>
           <w:insideV w:val="nil"/>
         </w:tcBorders>
@@ -19752,9 +19710,9 @@
       <w:tblPr/>
       <w:tcPr>
         <w:tcBorders>
-          <w:top w:val="single" w:color="FFFFFF" w:themeColor="background1" w:sz="4" w:space="0"/>
-          <w:left w:val="single" w:color="FFFFFF" w:themeColor="background1" w:sz="4" w:space="0"/>
-          <w:bottom w:val="single" w:color="FFFFFF" w:themeColor="background1" w:sz="4" w:space="0"/>
+          <w:top w:val="single" w:sz="4" w:space="0" w:color="FFFFFF" w:themeColor="background1"/>
+          <w:left w:val="single" w:sz="4" w:space="0" w:color="FFFFFF" w:themeColor="background1"/>
+          <w:bottom w:val="single" w:sz="4" w:space="0" w:color="FFFFFF" w:themeColor="background1"/>
           <w:insideV w:val="nil"/>
         </w:tcBorders>
         <w:shd w:val="clear" w:color="auto" w:fill="000000" w:themeFill="text1"/>
@@ -19769,9 +19727,9 @@
       <w:tblPr/>
       <w:tcPr>
         <w:tcBorders>
-          <w:top w:val="single" w:color="FFFFFF" w:themeColor="background1" w:sz="4" w:space="0"/>
-          <w:bottom w:val="single" w:color="FFFFFF" w:themeColor="background1" w:sz="4" w:space="0"/>
-          <w:right w:val="single" w:color="FFFFFF" w:themeColor="background1" w:sz="4" w:space="0"/>
+          <w:top w:val="single" w:sz="4" w:space="0" w:color="FFFFFF" w:themeColor="background1"/>
+          <w:bottom w:val="single" w:sz="4" w:space="0" w:color="FFFFFF" w:themeColor="background1"/>
+          <w:right w:val="single" w:sz="4" w:space="0" w:color="FFFFFF" w:themeColor="background1"/>
           <w:insideV w:val="nil"/>
         </w:tcBorders>
         <w:shd w:val="clear" w:color="auto" w:fill="000000" w:themeFill="text1"/>
@@ -19802,12 +19760,12 @@
       <w:tblStyleRowBandSize w:val="1"/>
       <w:tblStyleColBandSize w:val="1"/>
       <w:tblBorders>
-        <w:top w:val="single" w:color="FFFFFF" w:themeColor="background1" w:sz="4" w:space="0"/>
-        <w:left w:val="single" w:color="FFFFFF" w:themeColor="background1" w:sz="4" w:space="0"/>
-        <w:bottom w:val="single" w:color="FFFFFF" w:themeColor="background1" w:sz="4" w:space="0"/>
-        <w:right w:val="single" w:color="FFFFFF" w:themeColor="background1" w:sz="4" w:space="0"/>
-        <w:insideH w:val="single" w:color="FFFFFF" w:themeColor="background1" w:sz="4" w:space="0"/>
-        <w:insideV w:val="single" w:color="FFFFFF" w:themeColor="background1" w:sz="4" w:space="0"/>
+        <w:top w:val="single" w:sz="4" w:space="0" w:color="FFFFFF" w:themeColor="background1"/>
+        <w:left w:val="single" w:sz="4" w:space="0" w:color="FFFFFF" w:themeColor="background1"/>
+        <w:bottom w:val="single" w:sz="4" w:space="0" w:color="FFFFFF" w:themeColor="background1"/>
+        <w:right w:val="single" w:sz="4" w:space="0" w:color="FFFFFF" w:themeColor="background1"/>
+        <w:insideH w:val="single" w:sz="4" w:space="0" w:color="FFFFFF" w:themeColor="background1"/>
+        <w:insideV w:val="single" w:sz="4" w:space="0" w:color="FFFFFF" w:themeColor="background1"/>
       </w:tblBorders>
     </w:tblPr>
     <w:tcPr>
@@ -19822,9 +19780,9 @@
       <w:tblPr/>
       <w:tcPr>
         <w:tcBorders>
-          <w:top w:val="single" w:color="FFFFFF" w:themeColor="background1" w:sz="4" w:space="0"/>
-          <w:left w:val="single" w:color="FFFFFF" w:themeColor="background1" w:sz="4" w:space="0"/>
-          <w:right w:val="single" w:color="FFFFFF" w:themeColor="background1" w:sz="4" w:space="0"/>
+          <w:top w:val="single" w:sz="4" w:space="0" w:color="FFFFFF" w:themeColor="background1"/>
+          <w:left w:val="single" w:sz="4" w:space="0" w:color="FFFFFF" w:themeColor="background1"/>
+          <w:right w:val="single" w:sz="4" w:space="0" w:color="FFFFFF" w:themeColor="background1"/>
           <w:insideH w:val="nil"/>
           <w:insideV w:val="nil"/>
         </w:tcBorders>
@@ -19840,9 +19798,9 @@
       <w:tblPr/>
       <w:tcPr>
         <w:tcBorders>
-          <w:left w:val="single" w:color="FFFFFF" w:themeColor="background1" w:sz="4" w:space="0"/>
-          <w:bottom w:val="single" w:color="FFFFFF" w:themeColor="background1" w:sz="4" w:space="0"/>
-          <w:right w:val="single" w:color="FFFFFF" w:themeColor="background1" w:sz="4" w:space="0"/>
+          <w:left w:val="single" w:sz="4" w:space="0" w:color="FFFFFF" w:themeColor="background1"/>
+          <w:bottom w:val="single" w:sz="4" w:space="0" w:color="FFFFFF" w:themeColor="background1"/>
+          <w:right w:val="single" w:sz="4" w:space="0" w:color="FFFFFF" w:themeColor="background1"/>
           <w:insideH w:val="nil"/>
           <w:insideV w:val="nil"/>
         </w:tcBorders>
@@ -19858,9 +19816,9 @@
       <w:tblPr/>
       <w:tcPr>
         <w:tcBorders>
-          <w:top w:val="single" w:color="FFFFFF" w:themeColor="background1" w:sz="4" w:space="0"/>
-          <w:left w:val="single" w:color="FFFFFF" w:themeColor="background1" w:sz="4" w:space="0"/>
-          <w:bottom w:val="single" w:color="FFFFFF" w:themeColor="background1" w:sz="4" w:space="0"/>
+          <w:top w:val="single" w:sz="4" w:space="0" w:color="FFFFFF" w:themeColor="background1"/>
+          <w:left w:val="single" w:sz="4" w:space="0" w:color="FFFFFF" w:themeColor="background1"/>
+          <w:bottom w:val="single" w:sz="4" w:space="0" w:color="FFFFFF" w:themeColor="background1"/>
           <w:insideV w:val="nil"/>
         </w:tcBorders>
         <w:shd w:val="clear" w:color="auto" w:fill="4F81BD" w:themeFill="accent1"/>
@@ -19875,9 +19833,9 @@
       <w:tblPr/>
       <w:tcPr>
         <w:tcBorders>
-          <w:top w:val="single" w:color="FFFFFF" w:themeColor="background1" w:sz="4" w:space="0"/>
-          <w:bottom w:val="single" w:color="FFFFFF" w:themeColor="background1" w:sz="4" w:space="0"/>
-          <w:right w:val="single" w:color="FFFFFF" w:themeColor="background1" w:sz="4" w:space="0"/>
+          <w:top w:val="single" w:sz="4" w:space="0" w:color="FFFFFF" w:themeColor="background1"/>
+          <w:bottom w:val="single" w:sz="4" w:space="0" w:color="FFFFFF" w:themeColor="background1"/>
+          <w:right w:val="single" w:sz="4" w:space="0" w:color="FFFFFF" w:themeColor="background1"/>
           <w:insideV w:val="nil"/>
         </w:tcBorders>
         <w:shd w:val="clear" w:color="auto" w:fill="4F81BD" w:themeFill="accent1"/>
@@ -19908,9 +19866,9 @@
       <w:tblStyleRowBandSize w:val="1"/>
       <w:tblStyleColBandSize w:val="1"/>
       <w:tblBorders>
-        <w:top w:val="single" w:color="B2A1C7" w:themeColor="accent4" w:themeTint="99" w:sz="4" w:space="0"/>
-        <w:bottom w:val="single" w:color="B2A1C7" w:themeColor="accent4" w:themeTint="99" w:sz="4" w:space="0"/>
-        <w:insideH w:val="single" w:color="B2A1C7" w:themeColor="accent4" w:themeTint="99" w:sz="4" w:space="0"/>
+        <w:top w:val="single" w:sz="4" w:space="0" w:color="B2A1C7" w:themeColor="accent4" w:themeTint="99"/>
+        <w:bottom w:val="single" w:sz="4" w:space="0" w:color="B2A1C7" w:themeColor="accent4" w:themeTint="99"/>
+        <w:insideH w:val="single" w:sz="4" w:space="0" w:color="B2A1C7" w:themeColor="accent4" w:themeTint="99"/>
       </w:tblBorders>
     </w:tblPr>
     <w:tblStylePr w:type="firstRow">
@@ -19959,7 +19917,7 @@
       <w:spacing w:line="240" w:lineRule="auto"/>
     </w:pPr>
     <w:rPr>
-      <w:rFonts w:asciiTheme="minorHAnsi" w:hAnsiTheme="minorHAnsi" w:eastAsiaTheme="minorHAnsi" w:cstheme="minorBidi"/>
+      <w:rFonts w:asciiTheme="minorHAnsi" w:eastAsiaTheme="minorHAnsi" w:hAnsiTheme="minorHAnsi" w:cstheme="minorBidi"/>
       <w:kern w:val="2"/>
       <w:sz w:val="24"/>
       <w:szCs w:val="24"/>
@@ -19970,12 +19928,12 @@
       <w:tblStyleRowBandSize w:val="1"/>
       <w:tblStyleColBandSize w:val="1"/>
       <w:tblBorders>
-        <w:top w:val="single" w:color="95B3D7" w:themeColor="accent1" w:themeTint="99" w:sz="4" w:space="0"/>
-        <w:left w:val="single" w:color="95B3D7" w:themeColor="accent1" w:themeTint="99" w:sz="4" w:space="0"/>
-        <w:bottom w:val="single" w:color="95B3D7" w:themeColor="accent1" w:themeTint="99" w:sz="4" w:space="0"/>
-        <w:right w:val="single" w:color="95B3D7" w:themeColor="accent1" w:themeTint="99" w:sz="4" w:space="0"/>
-        <w:insideH w:val="single" w:color="95B3D7" w:themeColor="accent1" w:themeTint="99" w:sz="4" w:space="0"/>
-        <w:insideV w:val="single" w:color="95B3D7" w:themeColor="accent1" w:themeTint="99" w:sz="4" w:space="0"/>
+        <w:top w:val="single" w:sz="4" w:space="0" w:color="95B3D7" w:themeColor="accent1" w:themeTint="99"/>
+        <w:left w:val="single" w:sz="4" w:space="0" w:color="95B3D7" w:themeColor="accent1" w:themeTint="99"/>
+        <w:bottom w:val="single" w:sz="4" w:space="0" w:color="95B3D7" w:themeColor="accent1" w:themeTint="99"/>
+        <w:right w:val="single" w:sz="4" w:space="0" w:color="95B3D7" w:themeColor="accent1" w:themeTint="99"/>
+        <w:insideH w:val="single" w:sz="4" w:space="0" w:color="95B3D7" w:themeColor="accent1" w:themeTint="99"/>
+        <w:insideV w:val="single" w:sz="4" w:space="0" w:color="95B3D7" w:themeColor="accent1" w:themeTint="99"/>
       </w:tblBorders>
     </w:tblPr>
     <w:tblStylePr w:type="firstRow">
@@ -19987,10 +19945,10 @@
       <w:tblPr/>
       <w:tcPr>
         <w:tcBorders>
-          <w:top w:val="single" w:color="4F81BD" w:themeColor="accent1" w:sz="4" w:space="0"/>
-          <w:left w:val="single" w:color="4F81BD" w:themeColor="accent1" w:sz="4" w:space="0"/>
-          <w:bottom w:val="single" w:color="4F81BD" w:themeColor="accent1" w:sz="4" w:space="0"/>
-          <w:right w:val="single" w:color="4F81BD" w:themeColor="accent1" w:sz="4" w:space="0"/>
+          <w:top w:val="single" w:sz="4" w:space="0" w:color="4F81BD" w:themeColor="accent1"/>
+          <w:left w:val="single" w:sz="4" w:space="0" w:color="4F81BD" w:themeColor="accent1"/>
+          <w:bottom w:val="single" w:sz="4" w:space="0" w:color="4F81BD" w:themeColor="accent1"/>
+          <w:right w:val="single" w:sz="4" w:space="0" w:color="4F81BD" w:themeColor="accent1"/>
           <w:insideH w:val="nil"/>
           <w:insideV w:val="nil"/>
         </w:tcBorders>
@@ -20005,7 +19963,7 @@
       <w:tblPr/>
       <w:tcPr>
         <w:tcBorders>
-          <w:top w:val="double" w:color="4F81BD" w:themeColor="accent1" w:sz="4" w:space="0"/>
+          <w:top w:val="double" w:sz="4" w:space="0" w:color="4F81BD" w:themeColor="accent1"/>
         </w:tcBorders>
       </w:tcPr>
     </w:tblStylePr>
@@ -20046,12 +20004,12 @@
       <w:tblStyleRowBandSize w:val="1"/>
       <w:tblStyleColBandSize w:val="1"/>
       <w:tblBorders>
-        <w:top w:val="single" w:color="92CDDC" w:themeColor="accent5" w:themeTint="99" w:sz="4" w:space="0"/>
-        <w:left w:val="single" w:color="92CDDC" w:themeColor="accent5" w:themeTint="99" w:sz="4" w:space="0"/>
-        <w:bottom w:val="single" w:color="92CDDC" w:themeColor="accent5" w:themeTint="99" w:sz="4" w:space="0"/>
-        <w:right w:val="single" w:color="92CDDC" w:themeColor="accent5" w:themeTint="99" w:sz="4" w:space="0"/>
-        <w:insideH w:val="single" w:color="92CDDC" w:themeColor="accent5" w:themeTint="99" w:sz="4" w:space="0"/>
-        <w:insideV w:val="single" w:color="92CDDC" w:themeColor="accent5" w:themeTint="99" w:sz="4" w:space="0"/>
+        <w:top w:val="single" w:sz="4" w:space="0" w:color="92CDDC" w:themeColor="accent5" w:themeTint="99"/>
+        <w:left w:val="single" w:sz="4" w:space="0" w:color="92CDDC" w:themeColor="accent5" w:themeTint="99"/>
+        <w:bottom w:val="single" w:sz="4" w:space="0" w:color="92CDDC" w:themeColor="accent5" w:themeTint="99"/>
+        <w:right w:val="single" w:sz="4" w:space="0" w:color="92CDDC" w:themeColor="accent5" w:themeTint="99"/>
+        <w:insideH w:val="single" w:sz="4" w:space="0" w:color="92CDDC" w:themeColor="accent5" w:themeTint="99"/>
+        <w:insideV w:val="single" w:sz="4" w:space="0" w:color="92CDDC" w:themeColor="accent5" w:themeTint="99"/>
       </w:tblBorders>
     </w:tblPr>
     <w:tblStylePr w:type="firstRow">
@@ -20063,10 +20021,10 @@
       <w:tblPr/>
       <w:tcPr>
         <w:tcBorders>
-          <w:top w:val="single" w:color="4BACC6" w:themeColor="accent5" w:sz="4" w:space="0"/>
-          <w:left w:val="single" w:color="4BACC6" w:themeColor="accent5" w:sz="4" w:space="0"/>
-          <w:bottom w:val="single" w:color="4BACC6" w:themeColor="accent5" w:sz="4" w:space="0"/>
-          <w:right w:val="single" w:color="4BACC6" w:themeColor="accent5" w:sz="4" w:space="0"/>
+          <w:top w:val="single" w:sz="4" w:space="0" w:color="4BACC6" w:themeColor="accent5"/>
+          <w:left w:val="single" w:sz="4" w:space="0" w:color="4BACC6" w:themeColor="accent5"/>
+          <w:bottom w:val="single" w:sz="4" w:space="0" w:color="4BACC6" w:themeColor="accent5"/>
+          <w:right w:val="single" w:sz="4" w:space="0" w:color="4BACC6" w:themeColor="accent5"/>
           <w:insideH w:val="nil"/>
           <w:insideV w:val="nil"/>
         </w:tcBorders>
@@ -20081,7 +20039,7 @@
       <w:tblPr/>
       <w:tcPr>
         <w:tcBorders>
-          <w:top w:val="double" w:color="4BACC6" w:themeColor="accent5" w:sz="4" w:space="0"/>
+          <w:top w:val="double" w:sz="4" w:space="0" w:color="4BACC6" w:themeColor="accent5"/>
         </w:tcBorders>
       </w:tcPr>
     </w:tblStylePr>
@@ -20133,10 +20091,10 @@
       <w:tblStyleRowBandSize w:val="1"/>
       <w:tblStyleColBandSize w:val="1"/>
       <w:tblBorders>
-        <w:top w:val="single" w:color="92CDDC" w:themeColor="accent5" w:themeTint="99" w:sz="2" w:space="0"/>
-        <w:bottom w:val="single" w:color="92CDDC" w:themeColor="accent5" w:themeTint="99" w:sz="2" w:space="0"/>
-        <w:insideH w:val="single" w:color="92CDDC" w:themeColor="accent5" w:themeTint="99" w:sz="2" w:space="0"/>
-        <w:insideV w:val="single" w:color="92CDDC" w:themeColor="accent5" w:themeTint="99" w:sz="2" w:space="0"/>
+        <w:top w:val="single" w:sz="2" w:space="0" w:color="92CDDC" w:themeColor="accent5" w:themeTint="99"/>
+        <w:bottom w:val="single" w:sz="2" w:space="0" w:color="92CDDC" w:themeColor="accent5" w:themeTint="99"/>
+        <w:insideH w:val="single" w:sz="2" w:space="0" w:color="92CDDC" w:themeColor="accent5" w:themeTint="99"/>
+        <w:insideV w:val="single" w:sz="2" w:space="0" w:color="92CDDC" w:themeColor="accent5" w:themeTint="99"/>
       </w:tblBorders>
     </w:tblPr>
     <w:tblStylePr w:type="firstRow">
@@ -20148,7 +20106,7 @@
       <w:tcPr>
         <w:tcBorders>
           <w:top w:val="nil"/>
-          <w:bottom w:val="single" w:color="92CDDC" w:themeColor="accent5" w:themeTint="99" w:sz="12" w:space="0"/>
+          <w:bottom w:val="single" w:sz="12" w:space="0" w:color="92CDDC" w:themeColor="accent5" w:themeTint="99"/>
           <w:insideH w:val="nil"/>
           <w:insideV w:val="nil"/>
         </w:tcBorders>
@@ -20163,7 +20121,7 @@
       <w:tblPr/>
       <w:tcPr>
         <w:tcBorders>
-          <w:top w:val="double" w:color="92CDDC" w:themeColor="accent5" w:themeTint="99" w:sz="2" w:space="0"/>
+          <w:top w:val="double" w:sz="2" w:space="0" w:color="92CDDC" w:themeColor="accent5" w:themeTint="99"/>
           <w:bottom w:val="nil"/>
           <w:insideH w:val="nil"/>
           <w:insideV w:val="nil"/>
@@ -20208,12 +20166,12 @@
       <w:tblStyleRowBandSize w:val="1"/>
       <w:tblStyleColBandSize w:val="1"/>
       <w:tblBorders>
-        <w:top w:val="single" w:color="FFFFFF" w:themeColor="background1" w:sz="4" w:space="0"/>
-        <w:left w:val="single" w:color="FFFFFF" w:themeColor="background1" w:sz="4" w:space="0"/>
-        <w:bottom w:val="single" w:color="FFFFFF" w:themeColor="background1" w:sz="4" w:space="0"/>
-        <w:right w:val="single" w:color="FFFFFF" w:themeColor="background1" w:sz="4" w:space="0"/>
-        <w:insideH w:val="single" w:color="FFFFFF" w:themeColor="background1" w:sz="4" w:space="0"/>
-        <w:insideV w:val="single" w:color="FFFFFF" w:themeColor="background1" w:sz="4" w:space="0"/>
+        <w:top w:val="single" w:sz="4" w:space="0" w:color="FFFFFF" w:themeColor="background1"/>
+        <w:left w:val="single" w:sz="4" w:space="0" w:color="FFFFFF" w:themeColor="background1"/>
+        <w:bottom w:val="single" w:sz="4" w:space="0" w:color="FFFFFF" w:themeColor="background1"/>
+        <w:right w:val="single" w:sz="4" w:space="0" w:color="FFFFFF" w:themeColor="background1"/>
+        <w:insideH w:val="single" w:sz="4" w:space="0" w:color="FFFFFF" w:themeColor="background1"/>
+        <w:insideV w:val="single" w:sz="4" w:space="0" w:color="FFFFFF" w:themeColor="background1"/>
       </w:tblBorders>
     </w:tblPr>
     <w:tcPr>
@@ -20228,9 +20186,9 @@
       <w:tblPr/>
       <w:tcPr>
         <w:tcBorders>
-          <w:top w:val="single" w:color="FFFFFF" w:themeColor="background1" w:sz="4" w:space="0"/>
-          <w:left w:val="single" w:color="FFFFFF" w:themeColor="background1" w:sz="4" w:space="0"/>
-          <w:right w:val="single" w:color="FFFFFF" w:themeColor="background1" w:sz="4" w:space="0"/>
+          <w:top w:val="single" w:sz="4" w:space="0" w:color="FFFFFF" w:themeColor="background1"/>
+          <w:left w:val="single" w:sz="4" w:space="0" w:color="FFFFFF" w:themeColor="background1"/>
+          <w:right w:val="single" w:sz="4" w:space="0" w:color="FFFFFF" w:themeColor="background1"/>
           <w:insideH w:val="nil"/>
           <w:insideV w:val="nil"/>
         </w:tcBorders>
@@ -20246,9 +20204,9 @@
       <w:tblPr/>
       <w:tcPr>
         <w:tcBorders>
-          <w:left w:val="single" w:color="FFFFFF" w:themeColor="background1" w:sz="4" w:space="0"/>
-          <w:bottom w:val="single" w:color="FFFFFF" w:themeColor="background1" w:sz="4" w:space="0"/>
-          <w:right w:val="single" w:color="FFFFFF" w:themeColor="background1" w:sz="4" w:space="0"/>
+          <w:left w:val="single" w:sz="4" w:space="0" w:color="FFFFFF" w:themeColor="background1"/>
+          <w:bottom w:val="single" w:sz="4" w:space="0" w:color="FFFFFF" w:themeColor="background1"/>
+          <w:right w:val="single" w:sz="4" w:space="0" w:color="FFFFFF" w:themeColor="background1"/>
           <w:insideH w:val="nil"/>
           <w:insideV w:val="nil"/>
         </w:tcBorders>
@@ -20264,9 +20222,9 @@
       <w:tblPr/>
       <w:tcPr>
         <w:tcBorders>
-          <w:top w:val="single" w:color="FFFFFF" w:themeColor="background1" w:sz="4" w:space="0"/>
-          <w:left w:val="single" w:color="FFFFFF" w:themeColor="background1" w:sz="4" w:space="0"/>
-          <w:bottom w:val="single" w:color="FFFFFF" w:themeColor="background1" w:sz="4" w:space="0"/>
+          <w:top w:val="single" w:sz="4" w:space="0" w:color="FFFFFF" w:themeColor="background1"/>
+          <w:left w:val="single" w:sz="4" w:space="0" w:color="FFFFFF" w:themeColor="background1"/>
+          <w:bottom w:val="single" w:sz="4" w:space="0" w:color="FFFFFF" w:themeColor="background1"/>
           <w:insideV w:val="nil"/>
         </w:tcBorders>
         <w:shd w:val="clear" w:color="auto" w:fill="4BACC6" w:themeFill="accent5"/>
@@ -20281,9 +20239,9 @@
       <w:tblPr/>
       <w:tcPr>
         <w:tcBorders>
-          <w:top w:val="single" w:color="FFFFFF" w:themeColor="background1" w:sz="4" w:space="0"/>
-          <w:bottom w:val="single" w:color="FFFFFF" w:themeColor="background1" w:sz="4" w:space="0"/>
-          <w:right w:val="single" w:color="FFFFFF" w:themeColor="background1" w:sz="4" w:space="0"/>
+          <w:top w:val="single" w:sz="4" w:space="0" w:color="FFFFFF" w:themeColor="background1"/>
+          <w:bottom w:val="single" w:sz="4" w:space="0" w:color="FFFFFF" w:themeColor="background1"/>
+          <w:right w:val="single" w:sz="4" w:space="0" w:color="FFFFFF" w:themeColor="background1"/>
           <w:insideV w:val="nil"/>
         </w:tcBorders>
         <w:shd w:val="clear" w:color="auto" w:fill="4BACC6" w:themeFill="accent5"/>
@@ -20314,12 +20272,12 @@
       <w:tblStyleRowBandSize w:val="1"/>
       <w:tblStyleColBandSize w:val="1"/>
       <w:tblBorders>
-        <w:top w:val="single" w:color="B6DDE8" w:themeColor="accent5" w:themeTint="66" w:sz="4" w:space="0"/>
-        <w:left w:val="single" w:color="B6DDE8" w:themeColor="accent5" w:themeTint="66" w:sz="4" w:space="0"/>
-        <w:bottom w:val="single" w:color="B6DDE8" w:themeColor="accent5" w:themeTint="66" w:sz="4" w:space="0"/>
-        <w:right w:val="single" w:color="B6DDE8" w:themeColor="accent5" w:themeTint="66" w:sz="4" w:space="0"/>
-        <w:insideH w:val="single" w:color="B6DDE8" w:themeColor="accent5" w:themeTint="66" w:sz="4" w:space="0"/>
-        <w:insideV w:val="single" w:color="B6DDE8" w:themeColor="accent5" w:themeTint="66" w:sz="4" w:space="0"/>
+        <w:top w:val="single" w:sz="4" w:space="0" w:color="B6DDE8" w:themeColor="accent5" w:themeTint="66"/>
+        <w:left w:val="single" w:sz="4" w:space="0" w:color="B6DDE8" w:themeColor="accent5" w:themeTint="66"/>
+        <w:bottom w:val="single" w:sz="4" w:space="0" w:color="B6DDE8" w:themeColor="accent5" w:themeTint="66"/>
+        <w:right w:val="single" w:sz="4" w:space="0" w:color="B6DDE8" w:themeColor="accent5" w:themeTint="66"/>
+        <w:insideH w:val="single" w:sz="4" w:space="0" w:color="B6DDE8" w:themeColor="accent5" w:themeTint="66"/>
+        <w:insideV w:val="single" w:sz="4" w:space="0" w:color="B6DDE8" w:themeColor="accent5" w:themeTint="66"/>
       </w:tblBorders>
     </w:tblPr>
     <w:tblStylePr w:type="firstRow">
@@ -20330,7 +20288,7 @@
       <w:tblPr/>
       <w:tcPr>
         <w:tcBorders>
-          <w:bottom w:val="single" w:color="92CDDC" w:themeColor="accent5" w:themeTint="99" w:sz="12" w:space="0"/>
+          <w:bottom w:val="single" w:sz="12" w:space="0" w:color="92CDDC" w:themeColor="accent5" w:themeTint="99"/>
         </w:tcBorders>
       </w:tcPr>
     </w:tblStylePr>
@@ -20342,7 +20300,7 @@
       <w:tblPr/>
       <w:tcPr>
         <w:tcBorders>
-          <w:top w:val="double" w:color="92CDDC" w:themeColor="accent5" w:themeTint="99" w:sz="2" w:space="0"/>
+          <w:top w:val="double" w:sz="2" w:space="0" w:color="92CDDC" w:themeColor="accent5" w:themeTint="99"/>
         </w:tcBorders>
       </w:tcPr>
     </w:tblStylePr>
@@ -20368,7 +20326,7 @@
       <w:spacing w:line="240" w:lineRule="auto"/>
     </w:pPr>
     <w:rPr>
-      <w:rFonts w:asciiTheme="minorHAnsi" w:hAnsiTheme="minorHAnsi" w:eastAsiaTheme="minorHAnsi" w:cstheme="minorBidi"/>
+      <w:rFonts w:asciiTheme="minorHAnsi" w:eastAsiaTheme="minorHAnsi" w:hAnsiTheme="minorHAnsi" w:cstheme="minorBidi"/>
       <w:kern w:val="2"/>
       <w:sz w:val="24"/>
       <w:szCs w:val="24"/>
@@ -20379,12 +20337,12 @@
       <w:tblStyleRowBandSize w:val="1"/>
       <w:tblStyleColBandSize w:val="1"/>
       <w:tblBorders>
-        <w:top w:val="single" w:color="666666" w:themeColor="text1" w:themeTint="99" w:sz="4" w:space="0"/>
-        <w:left w:val="single" w:color="666666" w:themeColor="text1" w:themeTint="99" w:sz="4" w:space="0"/>
-        <w:bottom w:val="single" w:color="666666" w:themeColor="text1" w:themeTint="99" w:sz="4" w:space="0"/>
-        <w:right w:val="single" w:color="666666" w:themeColor="text1" w:themeTint="99" w:sz="4" w:space="0"/>
-        <w:insideH w:val="single" w:color="666666" w:themeColor="text1" w:themeTint="99" w:sz="4" w:space="0"/>
-        <w:insideV w:val="single" w:color="666666" w:themeColor="text1" w:themeTint="99" w:sz="4" w:space="0"/>
+        <w:top w:val="single" w:sz="4" w:space="0" w:color="666666" w:themeColor="text1" w:themeTint="99"/>
+        <w:left w:val="single" w:sz="4" w:space="0" w:color="666666" w:themeColor="text1" w:themeTint="99"/>
+        <w:bottom w:val="single" w:sz="4" w:space="0" w:color="666666" w:themeColor="text1" w:themeTint="99"/>
+        <w:right w:val="single" w:sz="4" w:space="0" w:color="666666" w:themeColor="text1" w:themeTint="99"/>
+        <w:insideH w:val="single" w:sz="4" w:space="0" w:color="666666" w:themeColor="text1" w:themeTint="99"/>
+        <w:insideV w:val="single" w:sz="4" w:space="0" w:color="666666" w:themeColor="text1" w:themeTint="99"/>
       </w:tblBorders>
     </w:tblPr>
     <w:tblStylePr w:type="firstRow">
@@ -20474,7 +20432,7 @@
       <w:tblPr/>
       <w:tcPr>
         <w:tcBorders>
-          <w:bottom w:val="single" w:color="666666" w:themeColor="text1" w:themeTint="99" w:sz="4" w:space="0"/>
+          <w:bottom w:val="single" w:sz="4" w:space="0" w:color="666666" w:themeColor="text1" w:themeTint="99"/>
         </w:tcBorders>
       </w:tcPr>
     </w:tblStylePr>
@@ -20482,7 +20440,7 @@
       <w:tblPr/>
       <w:tcPr>
         <w:tcBorders>
-          <w:bottom w:val="single" w:color="666666" w:themeColor="text1" w:themeTint="99" w:sz="4" w:space="0"/>
+          <w:bottom w:val="single" w:sz="4" w:space="0" w:color="666666" w:themeColor="text1" w:themeTint="99"/>
         </w:tcBorders>
       </w:tcPr>
     </w:tblStylePr>
@@ -20490,7 +20448,7 @@
       <w:tblPr/>
       <w:tcPr>
         <w:tcBorders>
-          <w:top w:val="single" w:color="666666" w:themeColor="text1" w:themeTint="99" w:sz="4" w:space="0"/>
+          <w:top w:val="single" w:sz="4" w:space="0" w:color="666666" w:themeColor="text1" w:themeTint="99"/>
         </w:tcBorders>
       </w:tcPr>
     </w:tblStylePr>
@@ -20498,7 +20456,7 @@
       <w:tblPr/>
       <w:tcPr>
         <w:tcBorders>
-          <w:top w:val="single" w:color="666666" w:themeColor="text1" w:themeTint="99" w:sz="4" w:space="0"/>
+          <w:top w:val="single" w:sz="4" w:space="0" w:color="666666" w:themeColor="text1" w:themeTint="99"/>
         </w:tcBorders>
       </w:tcPr>
     </w:tblStylePr>
@@ -20512,7 +20470,7 @@
       <w:spacing w:line="240" w:lineRule="auto"/>
     </w:pPr>
     <w:rPr>
-      <w:rFonts w:asciiTheme="minorHAnsi" w:hAnsiTheme="minorHAnsi" w:eastAsiaTheme="minorHAnsi" w:cstheme="minorBidi"/>
+      <w:rFonts w:asciiTheme="minorHAnsi" w:eastAsiaTheme="minorHAnsi" w:hAnsiTheme="minorHAnsi" w:cstheme="minorBidi"/>
       <w:kern w:val="2"/>
       <w:sz w:val="24"/>
       <w:szCs w:val="24"/>
@@ -20523,12 +20481,12 @@
       <w:tblStyleRowBandSize w:val="1"/>
       <w:tblStyleColBandSize w:val="1"/>
       <w:tblBorders>
-        <w:top w:val="single" w:color="B2A1C7" w:themeColor="accent4" w:themeTint="99" w:sz="4" w:space="0"/>
-        <w:left w:val="single" w:color="B2A1C7" w:themeColor="accent4" w:themeTint="99" w:sz="4" w:space="0"/>
-        <w:bottom w:val="single" w:color="B2A1C7" w:themeColor="accent4" w:themeTint="99" w:sz="4" w:space="0"/>
-        <w:right w:val="single" w:color="B2A1C7" w:themeColor="accent4" w:themeTint="99" w:sz="4" w:space="0"/>
-        <w:insideH w:val="single" w:color="B2A1C7" w:themeColor="accent4" w:themeTint="99" w:sz="4" w:space="0"/>
-        <w:insideV w:val="single" w:color="B2A1C7" w:themeColor="accent4" w:themeTint="99" w:sz="4" w:space="0"/>
+        <w:top w:val="single" w:sz="4" w:space="0" w:color="B2A1C7" w:themeColor="accent4" w:themeTint="99"/>
+        <w:left w:val="single" w:sz="4" w:space="0" w:color="B2A1C7" w:themeColor="accent4" w:themeTint="99"/>
+        <w:bottom w:val="single" w:sz="4" w:space="0" w:color="B2A1C7" w:themeColor="accent4" w:themeTint="99"/>
+        <w:right w:val="single" w:sz="4" w:space="0" w:color="B2A1C7" w:themeColor="accent4" w:themeTint="99"/>
+        <w:insideH w:val="single" w:sz="4" w:space="0" w:color="B2A1C7" w:themeColor="accent4" w:themeTint="99"/>
+        <w:insideV w:val="single" w:sz="4" w:space="0" w:color="B2A1C7" w:themeColor="accent4" w:themeTint="99"/>
       </w:tblBorders>
     </w:tblPr>
     <w:tblStylePr w:type="firstRow">
@@ -20618,7 +20576,7 @@
       <w:tblPr/>
       <w:tcPr>
         <w:tcBorders>
-          <w:bottom w:val="single" w:color="B2A1C7" w:themeColor="accent4" w:themeTint="99" w:sz="4" w:space="0"/>
+          <w:bottom w:val="single" w:sz="4" w:space="0" w:color="B2A1C7" w:themeColor="accent4" w:themeTint="99"/>
         </w:tcBorders>
       </w:tcPr>
     </w:tblStylePr>
@@ -20626,7 +20584,7 @@
       <w:tblPr/>
       <w:tcPr>
         <w:tcBorders>
-          <w:bottom w:val="single" w:color="B2A1C7" w:themeColor="accent4" w:themeTint="99" w:sz="4" w:space="0"/>
+          <w:bottom w:val="single" w:sz="4" w:space="0" w:color="B2A1C7" w:themeColor="accent4" w:themeTint="99"/>
         </w:tcBorders>
       </w:tcPr>
     </w:tblStylePr>
@@ -20634,7 +20592,7 @@
       <w:tblPr/>
       <w:tcPr>
         <w:tcBorders>
-          <w:top w:val="single" w:color="B2A1C7" w:themeColor="accent4" w:themeTint="99" w:sz="4" w:space="0"/>
+          <w:top w:val="single" w:sz="4" w:space="0" w:color="B2A1C7" w:themeColor="accent4" w:themeTint="99"/>
         </w:tcBorders>
       </w:tcPr>
     </w:tblStylePr>
@@ -20642,7 +20600,7 @@
       <w:tblPr/>
       <w:tcPr>
         <w:tcBorders>
-          <w:top w:val="single" w:color="B2A1C7" w:themeColor="accent4" w:themeTint="99" w:sz="4" w:space="0"/>
+          <w:top w:val="single" w:sz="4" w:space="0" w:color="B2A1C7" w:themeColor="accent4" w:themeTint="99"/>
         </w:tcBorders>
       </w:tcPr>
     </w:tblStylePr>
@@ -20656,7 +20614,7 @@
       <w:spacing w:line="240" w:lineRule="auto"/>
     </w:pPr>
     <w:rPr>
-      <w:rFonts w:asciiTheme="minorHAnsi" w:hAnsiTheme="minorHAnsi" w:eastAsiaTheme="minorHAnsi" w:cstheme="minorBidi"/>
+      <w:rFonts w:asciiTheme="minorHAnsi" w:eastAsiaTheme="minorHAnsi" w:hAnsiTheme="minorHAnsi" w:cstheme="minorBidi"/>
       <w:kern w:val="2"/>
       <w:sz w:val="24"/>
       <w:szCs w:val="24"/>
@@ -20667,12 +20625,12 @@
       <w:tblStyleRowBandSize w:val="1"/>
       <w:tblStyleColBandSize w:val="1"/>
       <w:tblBorders>
-        <w:top w:val="single" w:color="C2D69B" w:themeColor="accent3" w:themeTint="99" w:sz="4" w:space="0"/>
-        <w:left w:val="single" w:color="C2D69B" w:themeColor="accent3" w:themeTint="99" w:sz="4" w:space="0"/>
-        <w:bottom w:val="single" w:color="C2D69B" w:themeColor="accent3" w:themeTint="99" w:sz="4" w:space="0"/>
-        <w:right w:val="single" w:color="C2D69B" w:themeColor="accent3" w:themeTint="99" w:sz="4" w:space="0"/>
-        <w:insideH w:val="single" w:color="C2D69B" w:themeColor="accent3" w:themeTint="99" w:sz="4" w:space="0"/>
-        <w:insideV w:val="single" w:color="C2D69B" w:themeColor="accent3" w:themeTint="99" w:sz="4" w:space="0"/>
+        <w:top w:val="single" w:sz="4" w:space="0" w:color="C2D69B" w:themeColor="accent3" w:themeTint="99"/>
+        <w:left w:val="single" w:sz="4" w:space="0" w:color="C2D69B" w:themeColor="accent3" w:themeTint="99"/>
+        <w:bottom w:val="single" w:sz="4" w:space="0" w:color="C2D69B" w:themeColor="accent3" w:themeTint="99"/>
+        <w:right w:val="single" w:sz="4" w:space="0" w:color="C2D69B" w:themeColor="accent3" w:themeTint="99"/>
+        <w:insideH w:val="single" w:sz="4" w:space="0" w:color="C2D69B" w:themeColor="accent3" w:themeTint="99"/>
+        <w:insideV w:val="single" w:sz="4" w:space="0" w:color="C2D69B" w:themeColor="accent3" w:themeTint="99"/>
       </w:tblBorders>
     </w:tblPr>
     <w:tblStylePr w:type="firstRow">
@@ -20762,7 +20720,7 @@
       <w:tblPr/>
       <w:tcPr>
         <w:tcBorders>
-          <w:bottom w:val="single" w:color="C2D69B" w:themeColor="accent3" w:themeTint="99" w:sz="4" w:space="0"/>
+          <w:bottom w:val="single" w:sz="4" w:space="0" w:color="C2D69B" w:themeColor="accent3" w:themeTint="99"/>
         </w:tcBorders>
       </w:tcPr>
     </w:tblStylePr>
@@ -20770,7 +20728,7 @@
       <w:tblPr/>
       <w:tcPr>
         <w:tcBorders>
-          <w:bottom w:val="single" w:color="C2D69B" w:themeColor="accent3" w:themeTint="99" w:sz="4" w:space="0"/>
+          <w:bottom w:val="single" w:sz="4" w:space="0" w:color="C2D69B" w:themeColor="accent3" w:themeTint="99"/>
         </w:tcBorders>
       </w:tcPr>
     </w:tblStylePr>
@@ -20778,7 +20736,7 @@
       <w:tblPr/>
       <w:tcPr>
         <w:tcBorders>
-          <w:top w:val="single" w:color="C2D69B" w:themeColor="accent3" w:themeTint="99" w:sz="4" w:space="0"/>
+          <w:top w:val="single" w:sz="4" w:space="0" w:color="C2D69B" w:themeColor="accent3" w:themeTint="99"/>
         </w:tcBorders>
       </w:tcPr>
     </w:tblStylePr>
@@ -20786,7 +20744,7 @@
       <w:tblPr/>
       <w:tcPr>
         <w:tcBorders>
-          <w:top w:val="single" w:color="C2D69B" w:themeColor="accent3" w:themeTint="99" w:sz="4" w:space="0"/>
+          <w:top w:val="single" w:sz="4" w:space="0" w:color="C2D69B" w:themeColor="accent3" w:themeTint="99"/>
         </w:tcBorders>
       </w:tcPr>
     </w:tblStylePr>
@@ -20803,12 +20761,12 @@
       <w:tblStyleRowBandSize w:val="1"/>
       <w:tblStyleColBandSize w:val="1"/>
       <w:tblBorders>
-        <w:top w:val="single" w:color="C2D69B" w:themeColor="accent3" w:themeTint="99" w:sz="4" w:space="0"/>
-        <w:left w:val="single" w:color="C2D69B" w:themeColor="accent3" w:themeTint="99" w:sz="4" w:space="0"/>
-        <w:bottom w:val="single" w:color="C2D69B" w:themeColor="accent3" w:themeTint="99" w:sz="4" w:space="0"/>
-        <w:right w:val="single" w:color="C2D69B" w:themeColor="accent3" w:themeTint="99" w:sz="4" w:space="0"/>
-        <w:insideH w:val="single" w:color="C2D69B" w:themeColor="accent3" w:themeTint="99" w:sz="4" w:space="0"/>
-        <w:insideV w:val="single" w:color="C2D69B" w:themeColor="accent3" w:themeTint="99" w:sz="4" w:space="0"/>
+        <w:top w:val="single" w:sz="4" w:space="0" w:color="C2D69B" w:themeColor="accent3" w:themeTint="99"/>
+        <w:left w:val="single" w:sz="4" w:space="0" w:color="C2D69B" w:themeColor="accent3" w:themeTint="99"/>
+        <w:bottom w:val="single" w:sz="4" w:space="0" w:color="C2D69B" w:themeColor="accent3" w:themeTint="99"/>
+        <w:right w:val="single" w:sz="4" w:space="0" w:color="C2D69B" w:themeColor="accent3" w:themeTint="99"/>
+        <w:insideH w:val="single" w:sz="4" w:space="0" w:color="C2D69B" w:themeColor="accent3" w:themeTint="99"/>
+        <w:insideV w:val="single" w:sz="4" w:space="0" w:color="C2D69B" w:themeColor="accent3" w:themeTint="99"/>
       </w:tblBorders>
     </w:tblPr>
     <w:tblStylePr w:type="firstRow">
@@ -20820,10 +20778,10 @@
       <w:tblPr/>
       <w:tcPr>
         <w:tcBorders>
-          <w:top w:val="single" w:color="9BBB59" w:themeColor="accent3" w:sz="4" w:space="0"/>
-          <w:left w:val="single" w:color="9BBB59" w:themeColor="accent3" w:sz="4" w:space="0"/>
-          <w:bottom w:val="single" w:color="9BBB59" w:themeColor="accent3" w:sz="4" w:space="0"/>
-          <w:right w:val="single" w:color="9BBB59" w:themeColor="accent3" w:sz="4" w:space="0"/>
+          <w:top w:val="single" w:sz="4" w:space="0" w:color="9BBB59" w:themeColor="accent3"/>
+          <w:left w:val="single" w:sz="4" w:space="0" w:color="9BBB59" w:themeColor="accent3"/>
+          <w:bottom w:val="single" w:sz="4" w:space="0" w:color="9BBB59" w:themeColor="accent3"/>
+          <w:right w:val="single" w:sz="4" w:space="0" w:color="9BBB59" w:themeColor="accent3"/>
           <w:insideH w:val="nil"/>
           <w:insideV w:val="nil"/>
         </w:tcBorders>
@@ -20838,7 +20796,7 @@
       <w:tblPr/>
       <w:tcPr>
         <w:tcBorders>
-          <w:top w:val="double" w:color="9BBB59" w:themeColor="accent3" w:sz="4" w:space="0"/>
+          <w:top w:val="double" w:sz="4" w:space="0" w:color="9BBB59" w:themeColor="accent3"/>
         </w:tcBorders>
       </w:tcPr>
     </w:tblStylePr>
@@ -20879,12 +20837,12 @@
       <w:tblStyleRowBandSize w:val="1"/>
       <w:tblStyleColBandSize w:val="1"/>
       <w:tblBorders>
-        <w:top w:val="single" w:color="92CDDC" w:themeColor="accent5" w:themeTint="99" w:sz="4" w:space="0"/>
-        <w:left w:val="single" w:color="92CDDC" w:themeColor="accent5" w:themeTint="99" w:sz="4" w:space="0"/>
-        <w:bottom w:val="single" w:color="92CDDC" w:themeColor="accent5" w:themeTint="99" w:sz="4" w:space="0"/>
-        <w:right w:val="single" w:color="92CDDC" w:themeColor="accent5" w:themeTint="99" w:sz="4" w:space="0"/>
-        <w:insideH w:val="single" w:color="92CDDC" w:themeColor="accent5" w:themeTint="99" w:sz="4" w:space="0"/>
-        <w:insideV w:val="single" w:color="92CDDC" w:themeColor="accent5" w:themeTint="99" w:sz="4" w:space="0"/>
+        <w:top w:val="single" w:sz="4" w:space="0" w:color="92CDDC" w:themeColor="accent5" w:themeTint="99"/>
+        <w:left w:val="single" w:sz="4" w:space="0" w:color="92CDDC" w:themeColor="accent5" w:themeTint="99"/>
+        <w:bottom w:val="single" w:sz="4" w:space="0" w:color="92CDDC" w:themeColor="accent5" w:themeTint="99"/>
+        <w:right w:val="single" w:sz="4" w:space="0" w:color="92CDDC" w:themeColor="accent5" w:themeTint="99"/>
+        <w:insideH w:val="single" w:sz="4" w:space="0" w:color="92CDDC" w:themeColor="accent5" w:themeTint="99"/>
+        <w:insideV w:val="single" w:sz="4" w:space="0" w:color="92CDDC" w:themeColor="accent5" w:themeTint="99"/>
       </w:tblBorders>
     </w:tblPr>
     <w:tblStylePr w:type="firstRow">
@@ -20974,7 +20932,7 @@
       <w:tblPr/>
       <w:tcPr>
         <w:tcBorders>
-          <w:bottom w:val="single" w:color="92CDDC" w:themeColor="accent5" w:themeTint="99" w:sz="4" w:space="0"/>
+          <w:bottom w:val="single" w:sz="4" w:space="0" w:color="92CDDC" w:themeColor="accent5" w:themeTint="99"/>
         </w:tcBorders>
       </w:tcPr>
     </w:tblStylePr>
@@ -20982,7 +20940,7 @@
       <w:tblPr/>
       <w:tcPr>
         <w:tcBorders>
-          <w:bottom w:val="single" w:color="92CDDC" w:themeColor="accent5" w:themeTint="99" w:sz="4" w:space="0"/>
+          <w:bottom w:val="single" w:sz="4" w:space="0" w:color="92CDDC" w:themeColor="accent5" w:themeTint="99"/>
         </w:tcBorders>
       </w:tcPr>
     </w:tblStylePr>
@@ -20990,7 +20948,7 @@
       <w:tblPr/>
       <w:tcPr>
         <w:tcBorders>
-          <w:top w:val="single" w:color="92CDDC" w:themeColor="accent5" w:themeTint="99" w:sz="4" w:space="0"/>
+          <w:top w:val="single" w:sz="4" w:space="0" w:color="92CDDC" w:themeColor="accent5" w:themeTint="99"/>
         </w:tcBorders>
       </w:tcPr>
     </w:tblStylePr>
@@ -20998,7 +20956,7 @@
       <w:tblPr/>
       <w:tcPr>
         <w:tcBorders>
-          <w:top w:val="single" w:color="92CDDC" w:themeColor="accent5" w:themeTint="99" w:sz="4" w:space="0"/>
+          <w:top w:val="single" w:sz="4" w:space="0" w:color="92CDDC" w:themeColor="accent5" w:themeTint="99"/>
         </w:tcBorders>
       </w:tcPr>
     </w:tblStylePr>
@@ -21012,7 +20970,7 @@
       <w:spacing w:line="240" w:lineRule="auto"/>
     </w:pPr>
     <w:rPr>
-      <w:rFonts w:asciiTheme="minorHAnsi" w:hAnsiTheme="minorHAnsi" w:eastAsiaTheme="minorHAnsi" w:cstheme="minorBidi"/>
+      <w:rFonts w:asciiTheme="minorHAnsi" w:eastAsiaTheme="minorHAnsi" w:hAnsiTheme="minorHAnsi" w:cstheme="minorBidi"/>
       <w:kern w:val="2"/>
       <w:sz w:val="24"/>
       <w:szCs w:val="24"/>
@@ -21023,12 +20981,12 @@
       <w:tblStyleRowBandSize w:val="1"/>
       <w:tblStyleColBandSize w:val="1"/>
       <w:tblBorders>
-        <w:top w:val="single" w:color="FFFFFF" w:themeColor="background1" w:sz="4" w:space="0"/>
-        <w:left w:val="single" w:color="FFFFFF" w:themeColor="background1" w:sz="4" w:space="0"/>
-        <w:bottom w:val="single" w:color="FFFFFF" w:themeColor="background1" w:sz="4" w:space="0"/>
-        <w:right w:val="single" w:color="FFFFFF" w:themeColor="background1" w:sz="4" w:space="0"/>
-        <w:insideH w:val="single" w:color="FFFFFF" w:themeColor="background1" w:sz="4" w:space="0"/>
-        <w:insideV w:val="single" w:color="FFFFFF" w:themeColor="background1" w:sz="4" w:space="0"/>
+        <w:top w:val="single" w:sz="4" w:space="0" w:color="FFFFFF" w:themeColor="background1"/>
+        <w:left w:val="single" w:sz="4" w:space="0" w:color="FFFFFF" w:themeColor="background1"/>
+        <w:bottom w:val="single" w:sz="4" w:space="0" w:color="FFFFFF" w:themeColor="background1"/>
+        <w:right w:val="single" w:sz="4" w:space="0" w:color="FFFFFF" w:themeColor="background1"/>
+        <w:insideH w:val="single" w:sz="4" w:space="0" w:color="FFFFFF" w:themeColor="background1"/>
+        <w:insideV w:val="single" w:sz="4" w:space="0" w:color="FFFFFF" w:themeColor="background1"/>
       </w:tblBorders>
     </w:tblPr>
     <w:tcPr>
@@ -21043,9 +21001,9 @@
       <w:tblPr/>
       <w:tcPr>
         <w:tcBorders>
-          <w:top w:val="single" w:color="FFFFFF" w:themeColor="background1" w:sz="4" w:space="0"/>
-          <w:left w:val="single" w:color="FFFFFF" w:themeColor="background1" w:sz="4" w:space="0"/>
-          <w:right w:val="single" w:color="FFFFFF" w:themeColor="background1" w:sz="4" w:space="0"/>
+          <w:top w:val="single" w:sz="4" w:space="0" w:color="FFFFFF" w:themeColor="background1"/>
+          <w:left w:val="single" w:sz="4" w:space="0" w:color="FFFFFF" w:themeColor="background1"/>
+          <w:right w:val="single" w:sz="4" w:space="0" w:color="FFFFFF" w:themeColor="background1"/>
           <w:insideH w:val="nil"/>
           <w:insideV w:val="nil"/>
         </w:tcBorders>
@@ -21061,9 +21019,9 @@
       <w:tblPr/>
       <w:tcPr>
         <w:tcBorders>
-          <w:left w:val="single" w:color="FFFFFF" w:themeColor="background1" w:sz="4" w:space="0"/>
-          <w:bottom w:val="single" w:color="FFFFFF" w:themeColor="background1" w:sz="4" w:space="0"/>
-          <w:right w:val="single" w:color="FFFFFF" w:themeColor="background1" w:sz="4" w:space="0"/>
+          <w:left w:val="single" w:sz="4" w:space="0" w:color="FFFFFF" w:themeColor="background1"/>
+          <w:bottom w:val="single" w:sz="4" w:space="0" w:color="FFFFFF" w:themeColor="background1"/>
+          <w:right w:val="single" w:sz="4" w:space="0" w:color="FFFFFF" w:themeColor="background1"/>
           <w:insideH w:val="nil"/>
           <w:insideV w:val="nil"/>
         </w:tcBorders>
@@ -21079,9 +21037,9 @@
       <w:tblPr/>
       <w:tcPr>
         <w:tcBorders>
-          <w:top w:val="single" w:color="FFFFFF" w:themeColor="background1" w:sz="4" w:space="0"/>
-          <w:left w:val="single" w:color="FFFFFF" w:themeColor="background1" w:sz="4" w:space="0"/>
-          <w:bottom w:val="single" w:color="FFFFFF" w:themeColor="background1" w:sz="4" w:space="0"/>
+          <w:top w:val="single" w:sz="4" w:space="0" w:color="FFFFFF" w:themeColor="background1"/>
+          <w:left w:val="single" w:sz="4" w:space="0" w:color="FFFFFF" w:themeColor="background1"/>
+          <w:bottom w:val="single" w:sz="4" w:space="0" w:color="FFFFFF" w:themeColor="background1"/>
           <w:insideV w:val="nil"/>
         </w:tcBorders>
         <w:shd w:val="clear" w:color="auto" w:fill="8064A2" w:themeFill="accent4"/>
@@ -21096,9 +21054,9 @@
       <w:tblPr/>
       <w:tcPr>
         <w:tcBorders>
-          <w:top w:val="single" w:color="FFFFFF" w:themeColor="background1" w:sz="4" w:space="0"/>
-          <w:bottom w:val="single" w:color="FFFFFF" w:themeColor="background1" w:sz="4" w:space="0"/>
-          <w:right w:val="single" w:color="FFFFFF" w:themeColor="background1" w:sz="4" w:space="0"/>
+          <w:top w:val="single" w:sz="4" w:space="0" w:color="FFFFFF" w:themeColor="background1"/>
+          <w:bottom w:val="single" w:sz="4" w:space="0" w:color="FFFFFF" w:themeColor="background1"/>
+          <w:right w:val="single" w:sz="4" w:space="0" w:color="FFFFFF" w:themeColor="background1"/>
           <w:insideV w:val="nil"/>
         </w:tcBorders>
         <w:shd w:val="clear" w:color="auto" w:fill="8064A2" w:themeFill="accent4"/>
@@ -21126,7 +21084,7 @@
       <w:spacing w:line="240" w:lineRule="auto"/>
     </w:pPr>
     <w:rPr>
-      <w:rFonts w:asciiTheme="minorHAnsi" w:hAnsiTheme="minorHAnsi" w:eastAsiaTheme="minorHAnsi" w:cstheme="minorBidi"/>
+      <w:rFonts w:asciiTheme="minorHAnsi" w:eastAsiaTheme="minorHAnsi" w:hAnsiTheme="minorHAnsi" w:cstheme="minorBidi"/>
       <w:kern w:val="2"/>
       <w:sz w:val="24"/>
       <w:szCs w:val="24"/>
@@ -21137,12 +21095,12 @@
       <w:tblStyleRowBandSize w:val="1"/>
       <w:tblStyleColBandSize w:val="1"/>
       <w:tblBorders>
-        <w:top w:val="single" w:color="B2A1C7" w:themeColor="accent4" w:themeTint="99" w:sz="4" w:space="0"/>
-        <w:left w:val="single" w:color="B2A1C7" w:themeColor="accent4" w:themeTint="99" w:sz="4" w:space="0"/>
-        <w:bottom w:val="single" w:color="B2A1C7" w:themeColor="accent4" w:themeTint="99" w:sz="4" w:space="0"/>
-        <w:right w:val="single" w:color="B2A1C7" w:themeColor="accent4" w:themeTint="99" w:sz="4" w:space="0"/>
-        <w:insideH w:val="single" w:color="B2A1C7" w:themeColor="accent4" w:themeTint="99" w:sz="4" w:space="0"/>
-        <w:insideV w:val="single" w:color="B2A1C7" w:themeColor="accent4" w:themeTint="99" w:sz="4" w:space="0"/>
+        <w:top w:val="single" w:sz="4" w:space="0" w:color="B2A1C7" w:themeColor="accent4" w:themeTint="99"/>
+        <w:left w:val="single" w:sz="4" w:space="0" w:color="B2A1C7" w:themeColor="accent4" w:themeTint="99"/>
+        <w:bottom w:val="single" w:sz="4" w:space="0" w:color="B2A1C7" w:themeColor="accent4" w:themeTint="99"/>
+        <w:right w:val="single" w:sz="4" w:space="0" w:color="B2A1C7" w:themeColor="accent4" w:themeTint="99"/>
+        <w:insideH w:val="single" w:sz="4" w:space="0" w:color="B2A1C7" w:themeColor="accent4" w:themeTint="99"/>
+        <w:insideV w:val="single" w:sz="4" w:space="0" w:color="B2A1C7" w:themeColor="accent4" w:themeTint="99"/>
       </w:tblBorders>
     </w:tblPr>
     <w:tblStylePr w:type="firstRow">
@@ -21154,10 +21112,10 @@
       <w:tblPr/>
       <w:tcPr>
         <w:tcBorders>
-          <w:top w:val="single" w:color="8064A2" w:themeColor="accent4" w:sz="4" w:space="0"/>
-          <w:left w:val="single" w:color="8064A2" w:themeColor="accent4" w:sz="4" w:space="0"/>
-          <w:bottom w:val="single" w:color="8064A2" w:themeColor="accent4" w:sz="4" w:space="0"/>
-          <w:right w:val="single" w:color="8064A2" w:themeColor="accent4" w:sz="4" w:space="0"/>
+          <w:top w:val="single" w:sz="4" w:space="0" w:color="8064A2" w:themeColor="accent4"/>
+          <w:left w:val="single" w:sz="4" w:space="0" w:color="8064A2" w:themeColor="accent4"/>
+          <w:bottom w:val="single" w:sz="4" w:space="0" w:color="8064A2" w:themeColor="accent4"/>
+          <w:right w:val="single" w:sz="4" w:space="0" w:color="8064A2" w:themeColor="accent4"/>
           <w:insideH w:val="nil"/>
           <w:insideV w:val="nil"/>
         </w:tcBorders>
@@ -21172,7 +21130,7 @@
       <w:tblPr/>
       <w:tcPr>
         <w:tcBorders>
-          <w:top w:val="double" w:color="8064A2" w:themeColor="accent4" w:sz="4" w:space="0"/>
+          <w:top w:val="double" w:sz="4" w:space="0" w:color="8064A2" w:themeColor="accent4"/>
         </w:tcBorders>
       </w:tcPr>
     </w:tblStylePr>
@@ -21201,7 +21159,7 @@
       </w:tcPr>
     </w:tblStylePr>
   </w:style>
-  <w:style w:type="character" w:styleId="Ttulo7Car" w:customStyle="1">
+  <w:style w:type="character" w:customStyle="1" w:styleId="Ttulo7Car">
     <w:name w:val="Título 7 Car"/>
     <w:basedOn w:val="Fuentedeprrafopredeter"/>
     <w:link w:val="Ttulo7"/>
@@ -21209,7 +21167,7 @@
     <w:semiHidden/>
     <w:rsid w:val="00124DA0"/>
     <w:rPr>
-      <w:rFonts w:asciiTheme="minorHAnsi" w:hAnsiTheme="minorHAnsi" w:eastAsiaTheme="majorEastAsia" w:cstheme="majorBidi"/>
+      <w:rFonts w:asciiTheme="minorHAnsi" w:eastAsiaTheme="majorEastAsia" w:hAnsiTheme="minorHAnsi" w:cstheme="majorBidi"/>
       <w:color w:val="595959" w:themeColor="text1" w:themeTint="A6"/>
       <w:kern w:val="2"/>
       <w:sz w:val="24"/>
@@ -21218,7 +21176,7 @@
       <w14:ligatures w14:val="standardContextual"/>
     </w:rPr>
   </w:style>
-  <w:style w:type="character" w:styleId="Ttulo8Car" w:customStyle="1">
+  <w:style w:type="character" w:customStyle="1" w:styleId="Ttulo8Car">
     <w:name w:val="Título 8 Car"/>
     <w:basedOn w:val="Fuentedeprrafopredeter"/>
     <w:link w:val="Ttulo8"/>
@@ -21226,7 +21184,7 @@
     <w:semiHidden/>
     <w:rsid w:val="00124DA0"/>
     <w:rPr>
-      <w:rFonts w:asciiTheme="minorHAnsi" w:hAnsiTheme="minorHAnsi" w:eastAsiaTheme="majorEastAsia" w:cstheme="majorBidi"/>
+      <w:rFonts w:asciiTheme="minorHAnsi" w:eastAsiaTheme="majorEastAsia" w:hAnsiTheme="minorHAnsi" w:cstheme="majorBidi"/>
       <w:i/>
       <w:iCs/>
       <w:color w:val="272727" w:themeColor="text1" w:themeTint="D8"/>
@@ -21237,7 +21195,7 @@
       <w14:ligatures w14:val="standardContextual"/>
     </w:rPr>
   </w:style>
-  <w:style w:type="character" w:styleId="Ttulo9Car" w:customStyle="1">
+  <w:style w:type="character" w:customStyle="1" w:styleId="Ttulo9Car">
     <w:name w:val="Título 9 Car"/>
     <w:basedOn w:val="Fuentedeprrafopredeter"/>
     <w:link w:val="Ttulo9"/>
@@ -21245,7 +21203,7 @@
     <w:semiHidden/>
     <w:rsid w:val="00124DA0"/>
     <w:rPr>
-      <w:rFonts w:asciiTheme="minorHAnsi" w:hAnsiTheme="minorHAnsi" w:eastAsiaTheme="majorEastAsia" w:cstheme="majorBidi"/>
+      <w:rFonts w:asciiTheme="minorHAnsi" w:eastAsiaTheme="majorEastAsia" w:hAnsiTheme="minorHAnsi" w:cstheme="majorBidi"/>
       <w:color w:val="272727" w:themeColor="text1" w:themeTint="D8"/>
       <w:kern w:val="2"/>
       <w:sz w:val="24"/>
@@ -21254,7 +21212,7 @@
       <w14:ligatures w14:val="standardContextual"/>
     </w:rPr>
   </w:style>
-  <w:style w:type="character" w:styleId="Ttulo1Car" w:customStyle="1">
+  <w:style w:type="character" w:customStyle="1" w:styleId="Ttulo1Car">
     <w:name w:val="Título 1 Car"/>
     <w:basedOn w:val="Fuentedeprrafopredeter"/>
     <w:link w:val="Ttulo1"/>
@@ -21265,7 +21223,7 @@
       <w:szCs w:val="40"/>
     </w:rPr>
   </w:style>
-  <w:style w:type="character" w:styleId="Ttulo2Car" w:customStyle="1">
+  <w:style w:type="character" w:customStyle="1" w:styleId="Ttulo2Car">
     <w:name w:val="Título 2 Car"/>
     <w:basedOn w:val="Fuentedeprrafopredeter"/>
     <w:link w:val="Ttulo2"/>
@@ -21277,7 +21235,7 @@
       <w:szCs w:val="32"/>
     </w:rPr>
   </w:style>
-  <w:style w:type="character" w:styleId="Ttulo3Car" w:customStyle="1">
+  <w:style w:type="character" w:customStyle="1" w:styleId="Ttulo3Car">
     <w:name w:val="Título 3 Car"/>
     <w:basedOn w:val="Fuentedeprrafopredeter"/>
     <w:link w:val="Ttulo3"/>
@@ -21290,7 +21248,7 @@
       <w:szCs w:val="28"/>
     </w:rPr>
   </w:style>
-  <w:style w:type="character" w:styleId="Ttulo4Car" w:customStyle="1">
+  <w:style w:type="character" w:customStyle="1" w:styleId="Ttulo4Car">
     <w:name w:val="Título 4 Car"/>
     <w:basedOn w:val="Fuentedeprrafopredeter"/>
     <w:link w:val="Ttulo4"/>
@@ -21303,7 +21261,7 @@
       <w:szCs w:val="24"/>
     </w:rPr>
   </w:style>
-  <w:style w:type="character" w:styleId="Ttulo5Car" w:customStyle="1">
+  <w:style w:type="character" w:customStyle="1" w:styleId="Ttulo5Car">
     <w:name w:val="Título 5 Car"/>
     <w:basedOn w:val="Fuentedeprrafopredeter"/>
     <w:link w:val="Ttulo5"/>
@@ -21314,7 +21272,7 @@
       <w:color w:val="666666"/>
     </w:rPr>
   </w:style>
-  <w:style w:type="character" w:styleId="Ttulo6Car" w:customStyle="1">
+  <w:style w:type="character" w:customStyle="1" w:styleId="Ttulo6Car">
     <w:name w:val="Título 6 Car"/>
     <w:basedOn w:val="Fuentedeprrafopredeter"/>
     <w:link w:val="Ttulo6"/>
@@ -21326,7 +21284,7 @@
       <w:color w:val="666666"/>
     </w:rPr>
   </w:style>
-  <w:style w:type="character" w:styleId="TtuloCar" w:customStyle="1">
+  <w:style w:type="character" w:customStyle="1" w:styleId="TtuloCar">
     <w:name w:val="Título Car"/>
     <w:basedOn w:val="Fuentedeprrafopredeter"/>
     <w:link w:val="Ttulo"/>
@@ -21337,7 +21295,7 @@
       <w:szCs w:val="52"/>
     </w:rPr>
   </w:style>
-  <w:style w:type="character" w:styleId="SubttuloCar" w:customStyle="1">
+  <w:style w:type="character" w:customStyle="1" w:styleId="SubttuloCar">
     <w:name w:val="Subtítulo Car"/>
     <w:basedOn w:val="Fuentedeprrafopredeter"/>
     <w:link w:val="Subttulo"/>
@@ -21362,7 +21320,7 @@
       <w:jc w:val="center"/>
     </w:pPr>
     <w:rPr>
-      <w:rFonts w:asciiTheme="minorHAnsi" w:hAnsiTheme="minorHAnsi" w:eastAsiaTheme="minorHAnsi" w:cstheme="minorBidi"/>
+      <w:rFonts w:asciiTheme="minorHAnsi" w:eastAsiaTheme="minorHAnsi" w:hAnsiTheme="minorHAnsi" w:cstheme="minorBidi"/>
       <w:i/>
       <w:iCs/>
       <w:color w:val="404040" w:themeColor="text1" w:themeTint="BF"/>
@@ -21373,14 +21331,14 @@
       <w14:ligatures w14:val="standardContextual"/>
     </w:rPr>
   </w:style>
-  <w:style w:type="character" w:styleId="CitaCar" w:customStyle="1">
+  <w:style w:type="character" w:customStyle="1" w:styleId="CitaCar">
     <w:name w:val="Cita Car"/>
     <w:basedOn w:val="Fuentedeprrafopredeter"/>
     <w:link w:val="Cita"/>
     <w:uiPriority w:val="29"/>
     <w:rsid w:val="00124DA0"/>
     <w:rPr>
-      <w:rFonts w:asciiTheme="minorHAnsi" w:hAnsiTheme="minorHAnsi" w:eastAsiaTheme="minorHAnsi" w:cstheme="minorBidi"/>
+      <w:rFonts w:asciiTheme="minorHAnsi" w:eastAsiaTheme="minorHAnsi" w:hAnsiTheme="minorHAnsi" w:cstheme="minorBidi"/>
       <w:i/>
       <w:iCs/>
       <w:color w:val="404040" w:themeColor="text1" w:themeTint="BF"/>
@@ -21413,15 +21371,15 @@
     <w:rsid w:val="00124DA0"/>
     <w:pPr>
       <w:pBdr>
-        <w:top w:val="single" w:color="365F91" w:themeColor="accent1" w:themeShade="BF" w:sz="4" w:space="10"/>
-        <w:bottom w:val="single" w:color="365F91" w:themeColor="accent1" w:themeShade="BF" w:sz="4" w:space="10"/>
+        <w:top w:val="single" w:sz="4" w:space="10" w:color="365F91" w:themeColor="accent1" w:themeShade="BF"/>
+        <w:bottom w:val="single" w:sz="4" w:space="10" w:color="365F91" w:themeColor="accent1" w:themeShade="BF"/>
       </w:pBdr>
       <w:spacing w:before="360" w:after="360" w:line="278" w:lineRule="auto"/>
       <w:ind w:left="864" w:right="864"/>
       <w:jc w:val="center"/>
     </w:pPr>
     <w:rPr>
-      <w:rFonts w:asciiTheme="minorHAnsi" w:hAnsiTheme="minorHAnsi" w:eastAsiaTheme="minorHAnsi" w:cstheme="minorBidi"/>
+      <w:rFonts w:asciiTheme="minorHAnsi" w:eastAsiaTheme="minorHAnsi" w:hAnsiTheme="minorHAnsi" w:cstheme="minorBidi"/>
       <w:i/>
       <w:iCs/>
       <w:color w:val="365F91" w:themeColor="accent1" w:themeShade="BF"/>
@@ -21432,14 +21390,14 @@
       <w14:ligatures w14:val="standardContextual"/>
     </w:rPr>
   </w:style>
-  <w:style w:type="character" w:styleId="CitadestacadaCar" w:customStyle="1">
+  <w:style w:type="character" w:customStyle="1" w:styleId="CitadestacadaCar">
     <w:name w:val="Cita destacada Car"/>
     <w:basedOn w:val="Fuentedeprrafopredeter"/>
     <w:link w:val="Citadestacada"/>
     <w:uiPriority w:val="30"/>
     <w:rsid w:val="00124DA0"/>
     <w:rPr>
-      <w:rFonts w:asciiTheme="minorHAnsi" w:hAnsiTheme="minorHAnsi" w:eastAsiaTheme="minorHAnsi" w:cstheme="minorBidi"/>
+      <w:rFonts w:asciiTheme="minorHAnsi" w:eastAsiaTheme="minorHAnsi" w:hAnsiTheme="minorHAnsi" w:cstheme="minorBidi"/>
       <w:i/>
       <w:iCs/>
       <w:color w:val="365F91" w:themeColor="accent1" w:themeShade="BF"/>
@@ -21476,12 +21434,12 @@
       <w:tblStyleRowBandSize w:val="1"/>
       <w:tblStyleColBandSize w:val="1"/>
       <w:tblBorders>
-        <w:top w:val="single" w:color="666666" w:themeColor="text1" w:themeTint="99" w:sz="4" w:space="0"/>
-        <w:left w:val="single" w:color="666666" w:themeColor="text1" w:themeTint="99" w:sz="4" w:space="0"/>
-        <w:bottom w:val="single" w:color="666666" w:themeColor="text1" w:themeTint="99" w:sz="4" w:space="0"/>
-        <w:right w:val="single" w:color="666666" w:themeColor="text1" w:themeTint="99" w:sz="4" w:space="0"/>
-        <w:insideH w:val="single" w:color="666666" w:themeColor="text1" w:themeTint="99" w:sz="4" w:space="0"/>
-        <w:insideV w:val="single" w:color="666666" w:themeColor="text1" w:themeTint="99" w:sz="4" w:space="0"/>
+        <w:top w:val="single" w:sz="4" w:space="0" w:color="666666" w:themeColor="text1" w:themeTint="99"/>
+        <w:left w:val="single" w:sz="4" w:space="0" w:color="666666" w:themeColor="text1" w:themeTint="99"/>
+        <w:bottom w:val="single" w:sz="4" w:space="0" w:color="666666" w:themeColor="text1" w:themeTint="99"/>
+        <w:right w:val="single" w:sz="4" w:space="0" w:color="666666" w:themeColor="text1" w:themeTint="99"/>
+        <w:insideH w:val="single" w:sz="4" w:space="0" w:color="666666" w:themeColor="text1" w:themeTint="99"/>
+        <w:insideV w:val="single" w:sz="4" w:space="0" w:color="666666" w:themeColor="text1" w:themeTint="99"/>
       </w:tblBorders>
     </w:tblPr>
     <w:tblStylePr w:type="firstRow">
@@ -21493,10 +21451,10 @@
       <w:tblPr/>
       <w:tcPr>
         <w:tcBorders>
-          <w:top w:val="single" w:color="000000" w:themeColor="text1" w:sz="4" w:space="0"/>
-          <w:left w:val="single" w:color="000000" w:themeColor="text1" w:sz="4" w:space="0"/>
-          <w:bottom w:val="single" w:color="000000" w:themeColor="text1" w:sz="4" w:space="0"/>
-          <w:right w:val="single" w:color="000000" w:themeColor="text1" w:sz="4" w:space="0"/>
+          <w:top w:val="single" w:sz="4" w:space="0" w:color="000000" w:themeColor="text1"/>
+          <w:left w:val="single" w:sz="4" w:space="0" w:color="000000" w:themeColor="text1"/>
+          <w:bottom w:val="single" w:sz="4" w:space="0" w:color="000000" w:themeColor="text1"/>
+          <w:right w:val="single" w:sz="4" w:space="0" w:color="000000" w:themeColor="text1"/>
           <w:insideH w:val="nil"/>
           <w:insideV w:val="nil"/>
         </w:tcBorders>
@@ -21511,7 +21469,7 @@
       <w:tblPr/>
       <w:tcPr>
         <w:tcBorders>
-          <w:top w:val="double" w:color="000000" w:themeColor="text1" w:sz="4" w:space="0"/>
+          <w:top w:val="double" w:sz="4" w:space="0" w:color="000000" w:themeColor="text1"/>
         </w:tcBorders>
       </w:tcPr>
     </w:tblStylePr>
@@ -21540,7 +21498,7 @@
       </w:tcPr>
     </w:tblStylePr>
   </w:style>
-  <w:style w:type="paragraph" w:styleId="msonormal0" w:customStyle="1">
+  <w:style w:type="paragraph" w:customStyle="1" w:styleId="msonormal0">
     <w:name w:val="msonormal"/>
     <w:basedOn w:val="Normal"/>
     <w:rsid w:val="00185B42"/>
@@ -21548,7 +21506,7 @@
       <w:spacing w:before="100" w:beforeAutospacing="1" w:after="100" w:afterAutospacing="1" w:line="240" w:lineRule="auto"/>
     </w:pPr>
     <w:rPr>
-      <w:rFonts w:ascii="Times New Roman" w:hAnsi="Times New Roman" w:eastAsia="Times New Roman" w:cs="Times New Roman"/>
+      <w:rFonts w:ascii="Times New Roman" w:eastAsia="Times New Roman" w:hAnsi="Times New Roman" w:cs="Times New Roman"/>
       <w:sz w:val="24"/>
       <w:szCs w:val="24"/>
     </w:rPr>
@@ -21562,7 +21520,7 @@
       <w:spacing w:line="240" w:lineRule="auto"/>
     </w:pPr>
     <w:rPr>
-      <w:rFonts w:asciiTheme="minorHAnsi" w:hAnsiTheme="minorHAnsi" w:eastAsiaTheme="minorHAnsi" w:cstheme="minorBidi"/>
+      <w:rFonts w:asciiTheme="minorHAnsi" w:eastAsiaTheme="minorHAnsi" w:hAnsiTheme="minorHAnsi" w:cstheme="minorBidi"/>
       <w:kern w:val="2"/>
       <w:sz w:val="24"/>
       <w:szCs w:val="24"/>
@@ -21573,11 +21531,11 @@
       <w:tblStyleRowBandSize w:val="1"/>
       <w:tblStyleColBandSize w:val="1"/>
       <w:tblBorders>
-        <w:top w:val="single" w:color="92CDDC" w:themeColor="accent5" w:themeTint="99" w:sz="4" w:space="0"/>
-        <w:left w:val="single" w:color="92CDDC" w:themeColor="accent5" w:themeTint="99" w:sz="4" w:space="0"/>
-        <w:bottom w:val="single" w:color="92CDDC" w:themeColor="accent5" w:themeTint="99" w:sz="4" w:space="0"/>
-        <w:right w:val="single" w:color="92CDDC" w:themeColor="accent5" w:themeTint="99" w:sz="4" w:space="0"/>
-        <w:insideH w:val="single" w:color="92CDDC" w:themeColor="accent5" w:themeTint="99" w:sz="4" w:space="0"/>
+        <w:top w:val="single" w:sz="4" w:space="0" w:color="92CDDC" w:themeColor="accent5" w:themeTint="99"/>
+        <w:left w:val="single" w:sz="4" w:space="0" w:color="92CDDC" w:themeColor="accent5" w:themeTint="99"/>
+        <w:bottom w:val="single" w:sz="4" w:space="0" w:color="92CDDC" w:themeColor="accent5" w:themeTint="99"/>
+        <w:right w:val="single" w:sz="4" w:space="0" w:color="92CDDC" w:themeColor="accent5" w:themeTint="99"/>
+        <w:insideH w:val="single" w:sz="4" w:space="0" w:color="92CDDC" w:themeColor="accent5" w:themeTint="99"/>
       </w:tblBorders>
     </w:tblPr>
     <w:tblStylePr w:type="firstRow">
@@ -21589,10 +21547,10 @@
       <w:tblPr/>
       <w:tcPr>
         <w:tcBorders>
-          <w:top w:val="single" w:color="4BACC6" w:themeColor="accent5" w:sz="4" w:space="0"/>
-          <w:left w:val="single" w:color="4BACC6" w:themeColor="accent5" w:sz="4" w:space="0"/>
-          <w:bottom w:val="single" w:color="4BACC6" w:themeColor="accent5" w:sz="4" w:space="0"/>
-          <w:right w:val="single" w:color="4BACC6" w:themeColor="accent5" w:sz="4" w:space="0"/>
+          <w:top w:val="single" w:sz="4" w:space="0" w:color="4BACC6" w:themeColor="accent5"/>
+          <w:left w:val="single" w:sz="4" w:space="0" w:color="4BACC6" w:themeColor="accent5"/>
+          <w:bottom w:val="single" w:sz="4" w:space="0" w:color="4BACC6" w:themeColor="accent5"/>
+          <w:right w:val="single" w:sz="4" w:space="0" w:color="4BACC6" w:themeColor="accent5"/>
           <w:insideH w:val="nil"/>
         </w:tcBorders>
         <w:shd w:val="clear" w:color="auto" w:fill="4BACC6" w:themeFill="accent5"/>
@@ -21606,7 +21564,7 @@
       <w:tblPr/>
       <w:tcPr>
         <w:tcBorders>
-          <w:top w:val="double" w:color="92CDDC" w:themeColor="accent5" w:themeTint="99" w:sz="4" w:space="0"/>
+          <w:top w:val="double" w:sz="4" w:space="0" w:color="92CDDC" w:themeColor="accent5" w:themeTint="99"/>
         </w:tcBorders>
       </w:tcPr>
     </w:tblStylePr>
@@ -21647,10 +21605,10 @@
       <w:tblStyleRowBandSize w:val="1"/>
       <w:tblStyleColBandSize w:val="1"/>
       <w:tblBorders>
-        <w:top w:val="single" w:color="666666" w:themeColor="text1" w:themeTint="99" w:sz="2" w:space="0"/>
-        <w:bottom w:val="single" w:color="666666" w:themeColor="text1" w:themeTint="99" w:sz="2" w:space="0"/>
-        <w:insideH w:val="single" w:color="666666" w:themeColor="text1" w:themeTint="99" w:sz="2" w:space="0"/>
-        <w:insideV w:val="single" w:color="666666" w:themeColor="text1" w:themeTint="99" w:sz="2" w:space="0"/>
+        <w:top w:val="single" w:sz="2" w:space="0" w:color="666666" w:themeColor="text1" w:themeTint="99"/>
+        <w:bottom w:val="single" w:sz="2" w:space="0" w:color="666666" w:themeColor="text1" w:themeTint="99"/>
+        <w:insideH w:val="single" w:sz="2" w:space="0" w:color="666666" w:themeColor="text1" w:themeTint="99"/>
+        <w:insideV w:val="single" w:sz="2" w:space="0" w:color="666666" w:themeColor="text1" w:themeTint="99"/>
       </w:tblBorders>
     </w:tblPr>
     <w:tblStylePr w:type="firstRow">
@@ -21662,7 +21620,7 @@
       <w:tcPr>
         <w:tcBorders>
           <w:top w:val="nil"/>
-          <w:bottom w:val="single" w:color="666666" w:themeColor="text1" w:themeTint="99" w:sz="12" w:space="0"/>
+          <w:bottom w:val="single" w:sz="12" w:space="0" w:color="666666" w:themeColor="text1" w:themeTint="99"/>
           <w:insideH w:val="nil"/>
           <w:insideV w:val="nil"/>
         </w:tcBorders>
@@ -21677,7 +21635,7 @@
       <w:tblPr/>
       <w:tcPr>
         <w:tcBorders>
-          <w:top w:val="double" w:color="666666" w:themeColor="text1" w:themeTint="99" w:sz="2" w:space="0"/>
+          <w:top w:val="double" w:sz="2" w:space="0" w:color="666666" w:themeColor="text1" w:themeTint="99"/>
           <w:bottom w:val="nil"/>
           <w:insideH w:val="nil"/>
           <w:insideV w:val="nil"/>
@@ -22034,12 +21992,6 @@
 </file>
 
 <file path=customXml/item1.xml><?xml version="1.0" encoding="utf-8"?>
-<go:gDocsCustomXmlDataStorage xmlns:go="http://customooxmlschemas.google.com/" xmlns:r="http://schemas.openxmlformats.org/officeDocument/2006/relationships">
-  <go:docsCustomData xmlns:go="http://customooxmlschemas.google.com/" roundtripDataSignature="AMtx7mgVwfTnThMJ3osM2v0+q+LoagmeAQ==">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</go:docsCustomData>
-</go:gDocsCustomXmlDataStorage>
-</file>
-
-<file path=customXml/item2.xml><?xml version="1.0" encoding="utf-8"?>
 <p:properties xmlns:p="http://schemas.microsoft.com/office/2006/metadata/properties" xmlns:xsi="http://www.w3.org/2001/XMLSchema-instance" xmlns:pc="http://schemas.microsoft.com/office/infopath/2007/PartnerControls">
   <documentManagement>
     <TaxCatchAll xmlns="13c90a0b-73bc-4dc0-be5f-28d77b615beb" xsi:nil="true"/>
@@ -22050,11 +22002,16 @@
 </p:properties>
 </file>
 
-<file path=customXml/item3.xml><?xml version="1.0" encoding="utf-8"?>
-<b:Sources xmlns:b="http://schemas.openxmlformats.org/officeDocument/2006/bibliography" xmlns="http://schemas.openxmlformats.org/officeDocument/2006/bibliography" SelectedStyle="\APASixthEditionOfficeOnline.xsl" StyleName="APA" Version="6"/>
+<file path=customXml/item2.xml><?xml version="1.0" encoding="utf-8"?>
+<?mso-contentType ?>
+<FormTemplates xmlns="http://schemas.microsoft.com/sharepoint/v3/contenttype/forms">
+  <Display>DocumentLibraryForm</Display>
+  <Edit>DocumentLibraryForm</Edit>
+  <New>DocumentLibraryForm</New>
+</FormTemplates>
 </file>
 
-<file path=customXml/item4.xml><?xml version="1.0" encoding="utf-8"?>
+<file path=customXml/item3.xml><?xml version="1.0" encoding="utf-8"?>
 <ct:contentTypeSchema xmlns:ct="http://schemas.microsoft.com/office/2006/metadata/contentType" xmlns:ma="http://schemas.microsoft.com/office/2006/metadata/properties/metaAttributes" ct:_="" ma:_="" ma:contentTypeName="Documento" ma:contentTypeID="0x0101006A81D6BD42E8DF4C91013959704817E1" ma:contentTypeVersion="15" ma:contentTypeDescription="Crear nuevo documento." ma:contentTypeScope="" ma:versionID="bf4f72ffd194f0963ff564daca6869f7">
   <xsd:schema xmlns:xsd="http://www.w3.org/2001/XMLSchema" xmlns:xs="http://www.w3.org/2001/XMLSchema" xmlns:p="http://schemas.microsoft.com/office/2006/metadata/properties" xmlns:ns2="13c90a0b-73bc-4dc0-be5f-28d77b615beb" xmlns:ns3="13c93bba-48ce-428c-bfe5-88b42c19b028" targetNamespace="http://schemas.microsoft.com/office/2006/metadata/properties" ma:root="true" ma:fieldsID="8718d6f4873a5b1392a45044efa78385" ns2:_="" ns3:_="">
     <xsd:import namespace="13c90a0b-73bc-4dc0-be5f-28d77b615beb"/>
@@ -22289,25 +22246,17 @@
 </ct:contentTypeSchema>
 </file>
 
+<file path=customXml/item4.xml><?xml version="1.0" encoding="utf-8"?>
+<b:Sources xmlns:b="http://schemas.openxmlformats.org/officeDocument/2006/bibliography" xmlns="http://schemas.openxmlformats.org/officeDocument/2006/bibliography" SelectedStyle="\APASixthEditionOfficeOnline.xsl" StyleName="APA" Version="6"/>
+</file>
+
 <file path=customXml/item5.xml><?xml version="1.0" encoding="utf-8"?>
-<?mso-contentType ?>
-<FormTemplates xmlns="http://schemas.microsoft.com/sharepoint/v3/contenttype/forms">
-  <Display>DocumentLibraryForm</Display>
-  <Edit>DocumentLibraryForm</Edit>
-  <New>DocumentLibraryForm</New>
-</FormTemplates>
+<go:gDocsCustomXmlDataStorage xmlns:go="http://customooxmlschemas.google.com/" xmlns:r="http://schemas.openxmlformats.org/officeDocument/2006/relationships">
+  <go:docsCustomData xmlns:go="http://customooxmlschemas.google.com/" roundtripDataSignature="AMtx7mgVwfTnThMJ3osM2v0+q+LoagmeAQ==">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</go:docsCustomData>
+</go:gDocsCustomXmlDataStorage>
 </file>
 
 <file path=customXml/itemProps1.xml><?xml version="1.0" encoding="utf-8"?>
-<ds:datastoreItem xmlns:ds="http://schemas.openxmlformats.org/officeDocument/2006/customXml" ds:itemID="{11111111-1234-1234-1234-123412341234}">
-  <ds:schemaRefs>
-    <ds:schemaRef ds:uri="http://customooxmlschemas.google.com/"/>
-    <ds:schemaRef ds:uri="http://schemas.openxmlformats.org/officeDocument/2006/relationships"/>
-  </ds:schemaRefs>
-</ds:datastoreItem>
-</file>
-
-<file path=customXml/itemProps2.xml><?xml version="1.0" encoding="utf-8"?>
 <ds:datastoreItem xmlns:ds="http://schemas.openxmlformats.org/officeDocument/2006/customXml" ds:itemID="{F37F9110-465B-45DF-8B3C-CE0F643F750C}">
   <ds:schemaRefs>
     <ds:schemaRef ds:uri="http://schemas.microsoft.com/office/2006/metadata/properties"/>
@@ -22318,15 +22267,15 @@
 </ds:datastoreItem>
 </file>
 
-<file path=customXml/itemProps3.xml><?xml version="1.0" encoding="utf-8"?>
-<ds:datastoreItem xmlns:ds="http://schemas.openxmlformats.org/officeDocument/2006/customXml" ds:itemID="{C89CCF24-26B8-4CD2-A8D8-0B590468495C}">
+<file path=customXml/itemProps2.xml><?xml version="1.0" encoding="utf-8"?>
+<ds:datastoreItem xmlns:ds="http://schemas.openxmlformats.org/officeDocument/2006/customXml" ds:itemID="{7E446165-1B4B-4805-A1B6-93D4094688E3}">
   <ds:schemaRefs>
-    <ds:schemaRef ds:uri="http://schemas.openxmlformats.org/officeDocument/2006/bibliography"/>
+    <ds:schemaRef ds:uri="http://schemas.microsoft.com/sharepoint/v3/contenttype/forms"/>
   </ds:schemaRefs>
 </ds:datastoreItem>
 </file>
 
-<file path=customXml/itemProps4.xml><?xml version="1.0" encoding="utf-8"?>
+<file path=customXml/itemProps3.xml><?xml version="1.0" encoding="utf-8"?>
 <ds:datastoreItem xmlns:ds="http://schemas.openxmlformats.org/officeDocument/2006/customXml" ds:itemID="{DA91C028-B2BA-447A-ABF6-F343C877A5CF}">
   <ds:schemaRefs>
     <ds:schemaRef ds:uri="http://schemas.microsoft.com/office/2006/metadata/contentType"/>
@@ -22345,10 +22294,19 @@
 </ds:datastoreItem>
 </file>
 
+<file path=customXml/itemProps4.xml><?xml version="1.0" encoding="utf-8"?>
+<ds:datastoreItem xmlns:ds="http://schemas.openxmlformats.org/officeDocument/2006/customXml" ds:itemID="{C89CCF24-26B8-4CD2-A8D8-0B590468495C}">
+  <ds:schemaRefs>
+    <ds:schemaRef ds:uri="http://schemas.openxmlformats.org/officeDocument/2006/bibliography"/>
+  </ds:schemaRefs>
+</ds:datastoreItem>
+</file>
+
 <file path=customXml/itemProps5.xml><?xml version="1.0" encoding="utf-8"?>
-<ds:datastoreItem xmlns:ds="http://schemas.openxmlformats.org/officeDocument/2006/customXml" ds:itemID="{7E446165-1B4B-4805-A1B6-93D4094688E3}">
+<ds:datastoreItem xmlns:ds="http://schemas.openxmlformats.org/officeDocument/2006/customXml" ds:itemID="{11111111-1234-1234-1234-123412341234}">
   <ds:schemaRefs>
-    <ds:schemaRef ds:uri="http://schemas.microsoft.com/sharepoint/v3/contenttype/forms"/>
+    <ds:schemaRef ds:uri="http://customooxmlschemas.google.com/"/>
+    <ds:schemaRef ds:uri="http://schemas.openxmlformats.org/officeDocument/2006/relationships"/>
   </ds:schemaRefs>
 </ds:datastoreItem>
 </file>
--- a/fuentes/633400_CF11_DI.docx
+++ b/fuentes/633400_CF11_DI.docx
@@ -697,6 +697,7 @@
                 <w:bCs/>
                 <w:sz w:val="20"/>
                 <w:szCs w:val="20"/>
+                <w:lang w:val="en-US"/>
               </w:rPr>
             </w:pPr>
             <w:r>
@@ -705,6 +706,7 @@
                 <w:bCs/>
                 <w:sz w:val="20"/>
                 <w:szCs w:val="20"/>
+                <w:lang w:val="en-US"/>
               </w:rPr>
               <w:t>PMS (</w:t>
             </w:r>
@@ -716,6 +718,7 @@
                 <w:iCs/>
                 <w:sz w:val="20"/>
                 <w:szCs w:val="20"/>
+                <w:lang w:val="en-US"/>
               </w:rPr>
               <w:t>Property Management System)</w:t>
             </w:r>
@@ -729,6 +732,7 @@
                 <w:iCs/>
                 <w:sz w:val="20"/>
                 <w:szCs w:val="20"/>
+                <w:lang w:val="en-US"/>
               </w:rPr>
             </w:pPr>
             <w:r>
@@ -737,6 +741,7 @@
                 <w:bCs/>
                 <w:sz w:val="20"/>
                 <w:szCs w:val="20"/>
+                <w:lang w:val="en-US"/>
               </w:rPr>
               <w:t>IVA</w:t>
             </w:r>
@@ -750,6 +755,7 @@
         <w:rPr>
           <w:sz w:val="20"/>
           <w:szCs w:val="20"/>
+          <w:lang w:val="en-US"/>
         </w:rPr>
       </w:pPr>
     </w:p>
@@ -1520,7 +1526,21 @@
           <w:sz w:val="20"/>
           <w:szCs w:val="20"/>
         </w:rPr>
-        <w:t>La industria turística y hotelera ha pasado por varios periodos de crisis o bonanzas, acorde con esto</w:t>
+        <w:t>La industria turística y hotelera ha pasado por varios periodos de crisis o bonanzas</w:t>
+      </w:r>
+      <w:r>
+        <w:rPr>
+          <w:sz w:val="20"/>
+          <w:szCs w:val="20"/>
+        </w:rPr>
+        <w:t>;Ha</w:t>
+      </w:r>
+      <w:r>
+        <w:rPr>
+          <w:sz w:val="20"/>
+          <w:szCs w:val="20"/>
+        </w:rPr>
+        <w:t xml:space="preserve"> acorde con esto</w:t>
       </w:r>
       <w:r>
         <w:rPr>
@@ -1548,21 +1568,224 @@
           <w:sz w:val="20"/>
           <w:szCs w:val="20"/>
         </w:rPr>
-        <w:t xml:space="preserve"> un negocio hotelero está obligado a pagar impuestos nacionales (Impuesto al Valor Agregado - IVA, e Impuesto sobre la renta) Impuestos departamentales </w:t>
-      </w:r>
-      <w:r>
-        <w:rPr>
-          <w:sz w:val="20"/>
-          <w:szCs w:val="20"/>
-        </w:rPr>
-        <w:t>Impuesto Nacional al Consumo (INC</w:t>
-      </w:r>
-      <w:r>
-        <w:rPr>
-          <w:sz w:val="20"/>
-          <w:szCs w:val="20"/>
-        </w:rPr>
-        <w:t>) Impuestos locales (Industria y Comercio - ICA) y en algunos lugares</w:t>
+        <w:t xml:space="preserve"> un negocio hotelero está obligado a pagar impuestos nacionales (</w:t>
+      </w:r>
+      <w:r>
+        <w:rPr>
+          <w:sz w:val="20"/>
+          <w:szCs w:val="20"/>
+        </w:rPr>
+        <w:t>i</w:t>
+      </w:r>
+      <w:r>
+        <w:rPr>
+          <w:sz w:val="20"/>
+          <w:szCs w:val="20"/>
+        </w:rPr>
+        <w:t xml:space="preserve">mpuesto al </w:t>
+      </w:r>
+      <w:r>
+        <w:rPr>
+          <w:sz w:val="20"/>
+          <w:szCs w:val="20"/>
+        </w:rPr>
+        <w:t>v</w:t>
+      </w:r>
+      <w:r>
+        <w:rPr>
+          <w:sz w:val="20"/>
+          <w:szCs w:val="20"/>
+        </w:rPr>
+        <w:t xml:space="preserve">alor </w:t>
+      </w:r>
+      <w:r>
+        <w:rPr>
+          <w:sz w:val="20"/>
+          <w:szCs w:val="20"/>
+        </w:rPr>
+        <w:t>a</w:t>
+      </w:r>
+      <w:r>
+        <w:rPr>
+          <w:sz w:val="20"/>
+          <w:szCs w:val="20"/>
+        </w:rPr>
+        <w:t xml:space="preserve">gregado - IVA, e </w:t>
+      </w:r>
+      <w:r>
+        <w:rPr>
+          <w:sz w:val="20"/>
+          <w:szCs w:val="20"/>
+        </w:rPr>
+        <w:t>i</w:t>
+      </w:r>
+      <w:r>
+        <w:rPr>
+          <w:sz w:val="20"/>
+          <w:szCs w:val="20"/>
+        </w:rPr>
+        <w:t>mpuesto sobre la renta)</w:t>
+      </w:r>
+      <w:r>
+        <w:rPr>
+          <w:sz w:val="20"/>
+          <w:szCs w:val="20"/>
+        </w:rPr>
+        <w:t>;</w:t>
+      </w:r>
+      <w:r>
+        <w:rPr>
+          <w:sz w:val="20"/>
+          <w:szCs w:val="20"/>
+        </w:rPr>
+        <w:t xml:space="preserve"> </w:t>
+      </w:r>
+      <w:r>
+        <w:rPr>
+          <w:sz w:val="20"/>
+          <w:szCs w:val="20"/>
+        </w:rPr>
+        <w:t>i</w:t>
+      </w:r>
+      <w:r>
+        <w:rPr>
+          <w:sz w:val="20"/>
+          <w:szCs w:val="20"/>
+        </w:rPr>
+        <w:t>mpuestos departamentales</w:t>
+      </w:r>
+      <w:r>
+        <w:rPr>
+          <w:sz w:val="20"/>
+          <w:szCs w:val="20"/>
+        </w:rPr>
+        <w:t>;</w:t>
+      </w:r>
+      <w:r>
+        <w:rPr>
+          <w:sz w:val="20"/>
+          <w:szCs w:val="20"/>
+        </w:rPr>
+        <w:t xml:space="preserve"> </w:t>
+      </w:r>
+      <w:r>
+        <w:rPr>
+          <w:sz w:val="20"/>
+          <w:szCs w:val="20"/>
+        </w:rPr>
+        <w:t>i</w:t>
+      </w:r>
+      <w:r>
+        <w:rPr>
+          <w:sz w:val="20"/>
+          <w:szCs w:val="20"/>
+        </w:rPr>
+        <w:t xml:space="preserve">mpuesto </w:t>
+      </w:r>
+      <w:r>
+        <w:rPr>
+          <w:sz w:val="20"/>
+          <w:szCs w:val="20"/>
+        </w:rPr>
+        <w:t>n</w:t>
+      </w:r>
+      <w:r>
+        <w:rPr>
+          <w:sz w:val="20"/>
+          <w:szCs w:val="20"/>
+        </w:rPr>
+        <w:t xml:space="preserve">acional al </w:t>
+      </w:r>
+      <w:r>
+        <w:rPr>
+          <w:sz w:val="20"/>
+          <w:szCs w:val="20"/>
+        </w:rPr>
+        <w:t>c</w:t>
+      </w:r>
+      <w:r>
+        <w:rPr>
+          <w:sz w:val="20"/>
+          <w:szCs w:val="20"/>
+        </w:rPr>
+        <w:t>onsumo (INC</w:t>
+      </w:r>
+      <w:r>
+        <w:rPr>
+          <w:sz w:val="20"/>
+          <w:szCs w:val="20"/>
+        </w:rPr>
+        <w:t>)</w:t>
+      </w:r>
+      <w:r>
+        <w:rPr>
+          <w:sz w:val="20"/>
+          <w:szCs w:val="20"/>
+        </w:rPr>
+        <w:t>;</w:t>
+      </w:r>
+      <w:r>
+        <w:rPr>
+          <w:sz w:val="20"/>
+          <w:szCs w:val="20"/>
+        </w:rPr>
+        <w:t xml:space="preserve"> </w:t>
+      </w:r>
+      <w:r>
+        <w:rPr>
+          <w:sz w:val="20"/>
+          <w:szCs w:val="20"/>
+        </w:rPr>
+        <w:t>i</w:t>
+      </w:r>
+      <w:r>
+        <w:rPr>
+          <w:sz w:val="20"/>
+          <w:szCs w:val="20"/>
+        </w:rPr>
+        <w:t>mpuestos locales (</w:t>
+      </w:r>
+      <w:r>
+        <w:rPr>
+          <w:sz w:val="20"/>
+          <w:szCs w:val="20"/>
+        </w:rPr>
+        <w:t>i</w:t>
+      </w:r>
+      <w:r>
+        <w:rPr>
+          <w:sz w:val="20"/>
+          <w:szCs w:val="20"/>
+        </w:rPr>
+        <w:t xml:space="preserve">ndustria y </w:t>
+      </w:r>
+      <w:r>
+        <w:rPr>
+          <w:sz w:val="20"/>
+          <w:szCs w:val="20"/>
+        </w:rPr>
+        <w:t>c</w:t>
+      </w:r>
+      <w:r>
+        <w:rPr>
+          <w:sz w:val="20"/>
+          <w:szCs w:val="20"/>
+        </w:rPr>
+        <w:t>omercio</w:t>
+      </w:r>
+      <w:r>
+        <w:rPr>
+          <w:sz w:val="20"/>
+          <w:szCs w:val="20"/>
+        </w:rPr>
+        <w:t xml:space="preserve">, </w:t>
+      </w:r>
+      <w:r>
+        <w:rPr>
+          <w:sz w:val="20"/>
+          <w:szCs w:val="20"/>
+        </w:rPr>
+        <w:t>ICA) y en algunos lugares</w:t>
       </w:r>
       <w:r>
         <w:rPr>
@@ -1958,7 +2181,21 @@
           <w:sz w:val="20"/>
           <w:szCs w:val="20"/>
         </w:rPr>
-        <w:t>El fabricante debe pagar el IVA, pero puede descontar el valor que pago al comerciante.</w:t>
+        <w:t>El fabricante debe pagar el IVA, pero puede descontar el valor que pag</w:t>
+      </w:r>
+      <w:r>
+        <w:rPr>
+          <w:sz w:val="20"/>
+          <w:szCs w:val="20"/>
+        </w:rPr>
+        <w:t>ó</w:t>
+      </w:r>
+      <w:r>
+        <w:rPr>
+          <w:sz w:val="20"/>
+          <w:szCs w:val="20"/>
+        </w:rPr>
+        <w:t xml:space="preserve"> al comerciante.</w:t>
       </w:r>
     </w:p>
     <w:p>
@@ -2042,7 +2279,21 @@
           <w:sz w:val="20"/>
           <w:szCs w:val="20"/>
         </w:rPr>
-        <w:t>El fabricante de lencería declara $6.788, que es la diferencia entre los $11.975 que cobró al hotel y los $5.187 de IVA que le pago al comerciante.</w:t>
+        <w:t>El fabricante de lencería declara $6.788, que es la diferencia entre los $11.975 que cobró al hotel y los $5.187 de IVA que le pag</w:t>
+      </w:r>
+      <w:r>
+        <w:rPr>
+          <w:sz w:val="20"/>
+          <w:szCs w:val="20"/>
+        </w:rPr>
+        <w:t>ó</w:t>
+      </w:r>
+      <w:r>
+        <w:rPr>
+          <w:sz w:val="20"/>
+          <w:szCs w:val="20"/>
+        </w:rPr>
+        <w:t xml:space="preserve"> al comerciante.</w:t>
       </w:r>
     </w:p>
     <w:p>
@@ -3810,7 +4061,7 @@
           <w:sz w:val="20"/>
           <w:szCs w:val="20"/>
         </w:rPr>
-        <w:t>%. Hay que tener en cuenta la nota que dice “Este impuesto no es aplicable a las actividades de expendio de bebidas y comidas bajo franquicias”. Esto quiere decir es que si el hotel o restaurante funciona bajo el modelo de franquicia (normalmente marcas reconocidas como: Marriott, Hilton, GHL) al expendio de comidas y bebidas en estos establecimientos no se les aplica el 8</w:t>
+        <w:t>%. Hay que tener en cuenta la nota que dice “Este impuesto no es aplicable a las actividades de expendio de bebidas y comidas bajo franquicias”. Esto quiere decir que si el hotel o restaurante funciona bajo el modelo de franquicia (normalmente marcas reconocidas como: Marriott, Hilton, GHL) al expendio de comidas y bebidas en estos establecimientos no se les aplica el 8</w:t>
       </w:r>
       <w:r>
         <w:rPr>
@@ -4343,7 +4594,35 @@
           <w:sz w:val="20"/>
           <w:szCs w:val="20"/>
         </w:rPr>
-        <w:t>Por otra parte, sobre los beneficios tributarios a las rentas hoteleras, específicamente los que otorgan los numerales 3 y 4 del artículo 207-2 del Estatuto Tributario (ET) es válido mencionar que, con la modificación que sufrió el artículo 240 del ET, los servicios hoteleros prestados en nuevos hoteles y en hoteles remodelados y/o ampliados de personas jurídicas pasaron de ser rentas exentas para ser gravadas con la tarifa del 9</w:t>
+        <w:t>Por otra parte, sobre los beneficios tributarios a las rentas hoteleras, específicamente los que otorgan los numerales 3 y 4 del artículo 207-2 del Estatuto Tributario (ET)</w:t>
+      </w:r>
+      <w:r>
+        <w:rPr>
+          <w:sz w:val="20"/>
+          <w:szCs w:val="20"/>
+        </w:rPr>
+        <w:t>,</w:t>
+      </w:r>
+      <w:r>
+        <w:rPr>
+          <w:sz w:val="20"/>
+          <w:szCs w:val="20"/>
+        </w:rPr>
+        <w:t xml:space="preserve"> es válido mencionar que, con la modificación que sufrió el artículo 240 del ET, los servicios hoteleros prestados en nuevos hoteles y en hoteles remodelados y/o ampliados de personas jurídicas pasaron de ser rentas exentas </w:t>
+      </w:r>
+      <w:r>
+        <w:rPr>
+          <w:sz w:val="20"/>
+          <w:szCs w:val="20"/>
+        </w:rPr>
+        <w:t>a</w:t>
+      </w:r>
+      <w:r>
+        <w:rPr>
+          <w:sz w:val="20"/>
+          <w:szCs w:val="20"/>
+        </w:rPr>
+        <w:t xml:space="preserve"> ser gravadas con la tarifa del 9</w:t>
       </w:r>
       <w:r>
         <w:rPr>
@@ -5035,7 +5314,25 @@
           <w:sz w:val="20"/>
           <w:szCs w:val="20"/>
         </w:rPr>
-        <w:t>check out</w:t>
+        <w:t>check</w:t>
+      </w:r>
+      <w:r>
+        <w:rPr>
+          <w:i/>
+          <w:iCs/>
+          <w:sz w:val="20"/>
+          <w:szCs w:val="20"/>
+        </w:rPr>
+        <w:t>-</w:t>
+      </w:r>
+      <w:r>
+        <w:rPr>
+          <w:i/>
+          <w:iCs/>
+          <w:sz w:val="20"/>
+          <w:szCs w:val="20"/>
+        </w:rPr>
+        <w:t>out</w:t>
       </w:r>
       <w:r>
         <w:rPr>
@@ -5591,7 +5888,21 @@
                 <w:sz w:val="20"/>
                 <w:szCs w:val="20"/>
               </w:rPr>
-              <w:t>Estas cajas están enlazadas (se comunican por medio una interfase) al sistema PMS principal. Son los llamados módulos POS (</w:t>
+              <w:t>Estas cajas están enlazadas (se comunican por medio</w:t>
+            </w:r>
+            <w:r>
+              <w:rPr>
+                <w:sz w:val="20"/>
+                <w:szCs w:val="20"/>
+              </w:rPr>
+              <w:t xml:space="preserve"> de</w:t>
+            </w:r>
+            <w:r>
+              <w:rPr>
+                <w:sz w:val="20"/>
+                <w:szCs w:val="20"/>
+              </w:rPr>
+              <w:t xml:space="preserve"> una interfase) al sistema PMS principal. Son los llamados módulos POS (</w:t>
             </w:r>
             <w:r>
               <w:rPr>
@@ -5866,7 +6177,25 @@
           <w:sz w:val="20"/>
           <w:szCs w:val="20"/>
         </w:rPr>
-        <w:t>Fondo de Caja</w:t>
+        <w:t xml:space="preserve">Fondo de </w:t>
+      </w:r>
+      <w:r>
+        <w:rPr>
+          <w:b/>
+          <w:bCs/>
+          <w:sz w:val="20"/>
+          <w:szCs w:val="20"/>
+        </w:rPr>
+        <w:t>c</w:t>
+      </w:r>
+      <w:r>
+        <w:rPr>
+          <w:b/>
+          <w:bCs/>
+          <w:sz w:val="20"/>
+          <w:szCs w:val="20"/>
+        </w:rPr>
+        <w:t>aja</w:t>
       </w:r>
     </w:p>
     <w:p>
@@ -6224,7 +6553,21 @@
           <w:sz w:val="20"/>
           <w:szCs w:val="20"/>
         </w:rPr>
-        <w:t>Como mencionamos el arqueo de caja, se trata de un recuento de las operaciones del día, como este se realiza en cualquier momento del día, debe ser rápido y con un procedimiento sencillo que puede ser el siguiente.</w:t>
+        <w:t>Como mencionamos</w:t>
+      </w:r>
+      <w:r>
+        <w:rPr>
+          <w:sz w:val="20"/>
+          <w:szCs w:val="20"/>
+        </w:rPr>
+        <w:t>,</w:t>
+      </w:r>
+      <w:r>
+        <w:rPr>
+          <w:sz w:val="20"/>
+          <w:szCs w:val="20"/>
+        </w:rPr>
+        <w:t xml:space="preserve"> el arqueo de caja, se trata de un recuento de las operaciones del día, como este se realiza en cualquier momento del día, debe ser rápido y con un procedimiento sencillo que puede ser el siguiente.</w:t>
       </w:r>
     </w:p>
     <w:p>
@@ -6260,6 +6603,7 @@
           <w:sz w:val="20"/>
           <w:szCs w:val="20"/>
         </w:rPr>
+        <w:lastRenderedPageBreak/>
         <w:t>Contar todo el dinero en efectivo que hay en caja, y verificar los valores de otras formas de pago (tarjetas, moneda extranjera, créditos, etc.)</w:t>
       </w:r>
       <w:r>
@@ -6783,13 +7127,6 @@
           <w:szCs w:val="20"/>
         </w:rPr>
       </w:pPr>
-      <w:r>
-        <w:rPr>
-          <w:sz w:val="20"/>
-          <w:szCs w:val="20"/>
-        </w:rPr>
-        <w:t>Las operaciones matemáticas son:</w:t>
-      </w:r>
     </w:p>
     <w:p>
       <w:pPr>
@@ -6828,26 +7165,9 @@
           <w:sz w:val="20"/>
           <w:szCs w:val="20"/>
         </w:rPr>
-        <w:lastRenderedPageBreak/>
-        <w:t>Esta operación le será de gran ayuda, en la gestión de grupos. Simplificando grandes series de sumatorias, es también la base de la correcta aplicación de los descuentos expresados en porcentaje, cuya notación corresponde a un valor el cual se multiplica por un %.</w:t>
-      </w:r>
-    </w:p>
-    <w:p>
-      <w:pPr>
-        <w:rPr>
-          <w:sz w:val="20"/>
-          <w:szCs w:val="20"/>
-        </w:rPr>
-      </w:pPr>
-    </w:p>
-    <w:commentRangeEnd w:id="10"/>
-    <w:p>
-      <w:pPr>
-        <w:rPr>
-          <w:sz w:val="20"/>
-          <w:szCs w:val="20"/>
-        </w:rPr>
-      </w:pPr>
+        <w:t>Esta operación le será de gran ayuda, en la gestión de grupos. Simplificando grandes series de sumatorias, es también la base de la correcta aplicación de los descuentos expresados en porcentaje, cuya notación corresponde a un valor el cual se multiplica por un %</w:t>
+      </w:r>
+      <w:commentRangeEnd w:id="10"/>
       <w:r>
         <w:rPr>
           <w:rStyle w:val="Refdecomentario"/>
@@ -6861,7 +7181,14 @@
           <w:sz w:val="20"/>
           <w:szCs w:val="20"/>
         </w:rPr>
-        <w:t>Esta operación será su principal aliada cuando deba dividir una cuenta o un cargo en varias partes, una situación frecuente en la operación diaria de los hoteles.</w:t>
+        <w:t xml:space="preserve">, </w:t>
+      </w:r>
+      <w:r>
+        <w:rPr>
+          <w:sz w:val="20"/>
+          <w:szCs w:val="20"/>
+        </w:rPr>
+        <w:t>será su principal aliada cuando deba dividir una cuenta o un cargo en varias partes, una situación frecuente en la operación diaria de los hoteles.</w:t>
       </w:r>
     </w:p>
     <w:p>
@@ -7378,7 +7705,21 @@
                 <w:sz w:val="20"/>
                 <w:szCs w:val="20"/>
               </w:rPr>
-              <w:t>%, ¿Cuánto es el 30</w:t>
+              <w:t>%, ¿</w:t>
+            </w:r>
+            <w:r>
+              <w:rPr>
+                <w:sz w:val="20"/>
+                <w:szCs w:val="20"/>
+              </w:rPr>
+              <w:t>c</w:t>
+            </w:r>
+            <w:r>
+              <w:rPr>
+                <w:sz w:val="20"/>
+                <w:szCs w:val="20"/>
+              </w:rPr>
+              <w:t>uánto es el 30</w:t>
             </w:r>
             <w:r>
               <w:rPr>
@@ -7591,7 +7932,21 @@
                 <w:sz w:val="20"/>
                 <w:szCs w:val="20"/>
               </w:rPr>
-              <w:t>% que debe pagar el huésped es $172.200 + IVA por tanto, a la empresa se le debe cobrar el valor de $401.800 + IVA</w:t>
+              <w:t>% que debe pagar el huésped es $172.200 + IVA</w:t>
+            </w:r>
+            <w:r>
+              <w:rPr>
+                <w:sz w:val="20"/>
+                <w:szCs w:val="20"/>
+              </w:rPr>
+              <w:t>;</w:t>
+            </w:r>
+            <w:r>
+              <w:rPr>
+                <w:sz w:val="20"/>
+                <w:szCs w:val="20"/>
+              </w:rPr>
+              <w:t xml:space="preserve"> por tanto, a la empresa se le debe cobrar el valor de $401.800 + IVA</w:t>
             </w:r>
             <w:r>
               <w:rPr>
@@ -8901,7 +9256,21 @@
           <w:sz w:val="20"/>
           <w:szCs w:val="20"/>
         </w:rPr>
-        <w:t>Los movimientos de débito, como lo menciona Peña (2010) es decir los que aumentan la cuenta del cliente, deben tener como soporte, comandas o soportes de consumo debidamente firmadas por:</w:t>
+        <w:t xml:space="preserve">Los movimientos de débito, como lo menciona Peña (2010) es decir los que aumentan la cuenta del cliente, deben tener como soporte, comandas o soportes de consumo </w:t>
+      </w:r>
+      <w:r>
+        <w:rPr>
+          <w:sz w:val="20"/>
+          <w:szCs w:val="20"/>
+        </w:rPr>
+        <w:t xml:space="preserve">deben ser </w:t>
+      </w:r>
+      <w:r>
+        <w:rPr>
+          <w:sz w:val="20"/>
+          <w:szCs w:val="20"/>
+        </w:rPr>
+        <w:t>firmadas por:</w:t>
       </w:r>
     </w:p>
     <w:p>
@@ -9747,7 +10116,21 @@
           <w:sz w:val="20"/>
           <w:szCs w:val="20"/>
         </w:rPr>
-        <w:t>Cuenta con más de un establecimiento de comercio.</w:t>
+        <w:t>Cuenta</w:t>
+      </w:r>
+      <w:r>
+        <w:rPr>
+          <w:sz w:val="20"/>
+          <w:szCs w:val="20"/>
+        </w:rPr>
+        <w:t>n</w:t>
+      </w:r>
+      <w:r>
+        <w:rPr>
+          <w:sz w:val="20"/>
+          <w:szCs w:val="20"/>
+        </w:rPr>
+        <w:t xml:space="preserve"> con más de un establecimiento de comercio.</w:t>
       </w:r>
     </w:p>
     <w:p>
@@ -9814,38 +10197,59 @@
           <w:sz w:val="20"/>
           <w:szCs w:val="20"/>
         </w:rPr>
-        <w:t>Que el monto de sus consignaciones bancarias, depósitos o inversiones financieras durante el año anterior o durante el respectivo año, provenientes de actividades gravadas con el impuesto sobre las ventas IVA, no supere la suma de 3.500 UVT.</w:t>
-      </w:r>
-    </w:p>
-    <w:p>
-      <w:pPr>
-        <w:rPr>
-          <w:sz w:val="20"/>
-          <w:szCs w:val="20"/>
-        </w:rPr>
-      </w:pPr>
-    </w:p>
-    <w:p>
-      <w:pPr>
-        <w:rPr>
-          <w:sz w:val="20"/>
-          <w:szCs w:val="20"/>
-        </w:rPr>
-      </w:pPr>
-    </w:p>
-    <w:p>
-      <w:pPr>
-        <w:rPr>
-          <w:sz w:val="20"/>
-          <w:szCs w:val="20"/>
-        </w:rPr>
-      </w:pPr>
-      <w:r>
-        <w:rPr>
-          <w:sz w:val="20"/>
-          <w:szCs w:val="20"/>
-        </w:rPr>
-        <w:t>Requisitos Importantes:</w:t>
+        <w:t xml:space="preserve">Cuyo </w:t>
+      </w:r>
+      <w:r>
+        <w:rPr>
+          <w:sz w:val="20"/>
+          <w:szCs w:val="20"/>
+        </w:rPr>
+        <w:t>monto de sus consignaciones bancarias, depósitos o inversiones financieras durante el año anterior o durante el respectivo año, provenientes de actividades gravadas con el impuesto sobre las ventas IVA, no supere la suma de 3.500 UVT.</w:t>
+      </w:r>
+    </w:p>
+    <w:p>
+      <w:pPr>
+        <w:rPr>
+          <w:sz w:val="20"/>
+          <w:szCs w:val="20"/>
+        </w:rPr>
+      </w:pPr>
+    </w:p>
+    <w:p>
+      <w:pPr>
+        <w:rPr>
+          <w:sz w:val="20"/>
+          <w:szCs w:val="20"/>
+        </w:rPr>
+      </w:pPr>
+    </w:p>
+    <w:p>
+      <w:pPr>
+        <w:rPr>
+          <w:sz w:val="20"/>
+          <w:szCs w:val="20"/>
+        </w:rPr>
+      </w:pPr>
+      <w:r>
+        <w:rPr>
+          <w:sz w:val="20"/>
+          <w:szCs w:val="20"/>
+        </w:rPr>
+        <w:t xml:space="preserve">Requisitos </w:t>
+      </w:r>
+      <w:r>
+        <w:rPr>
+          <w:sz w:val="20"/>
+          <w:szCs w:val="20"/>
+        </w:rPr>
+        <w:t>i</w:t>
+      </w:r>
+      <w:r>
+        <w:rPr>
+          <w:sz w:val="20"/>
+          <w:szCs w:val="20"/>
+        </w:rPr>
+        <w:t>mportantes:</w:t>
       </w:r>
     </w:p>
     <w:p>
@@ -9973,7 +10377,21 @@
           <w:szCs w:val="20"/>
         </w:rPr>
         <w:lastRenderedPageBreak/>
-        <w:t>El Art. 617. Establece los requisitos de la factura de venta para efectos tributarios, la expedición de factura a que se refiere el artículo 615 consiste en entregar el original de esta, con el lleno de los siguientes requisitos:</w:t>
+        <w:t>El Art</w:t>
+      </w:r>
+      <w:r>
+        <w:rPr>
+          <w:sz w:val="20"/>
+          <w:szCs w:val="20"/>
+        </w:rPr>
+        <w:t>iculo</w:t>
+      </w:r>
+      <w:r>
+        <w:rPr>
+          <w:sz w:val="20"/>
+          <w:szCs w:val="20"/>
+        </w:rPr>
+        <w:t xml:space="preserve"> 617. Establece los requisitos de la factura de venta para efectos tributarios, la expedición de factura a que se refiere el artículo 615 consiste en entregar el original de esta, con el lleno de los siguientes requisitos:</w:t>
       </w:r>
     </w:p>
     <w:p>
@@ -10010,7 +10428,21 @@
           <w:sz w:val="20"/>
           <w:szCs w:val="20"/>
         </w:rPr>
-        <w:t>Está denominada expresamente como factura de venta.</w:t>
+        <w:t>Est</w:t>
+      </w:r>
+      <w:r>
+        <w:rPr>
+          <w:sz w:val="20"/>
+          <w:szCs w:val="20"/>
+        </w:rPr>
+        <w:t>ar</w:t>
+      </w:r>
+      <w:r>
+        <w:rPr>
+          <w:sz w:val="20"/>
+          <w:szCs w:val="20"/>
+        </w:rPr>
+        <w:t xml:space="preserve"> denominada expresamente como factura de venta.</w:t>
       </w:r>
     </w:p>
     <w:p>
@@ -10030,7 +10462,21 @@
           <w:sz w:val="20"/>
           <w:szCs w:val="20"/>
         </w:rPr>
-        <w:t>Apellidos y nombre o razón y NIT del vendedor o de quien presta el servicio.</w:t>
+        <w:t>Apellidos y nombre o razón</w:t>
+      </w:r>
+      <w:r>
+        <w:rPr>
+          <w:sz w:val="20"/>
+          <w:szCs w:val="20"/>
+        </w:rPr>
+        <w:t xml:space="preserve"> social</w:t>
+      </w:r>
+      <w:r>
+        <w:rPr>
+          <w:sz w:val="20"/>
+          <w:szCs w:val="20"/>
+        </w:rPr>
+        <w:t xml:space="preserve"> y NIT del vendedor o de quien presta el servicio.</w:t>
       </w:r>
     </w:p>
     <w:p>
@@ -10573,7 +11019,28 @@
           <w:sz w:val="20"/>
           <w:szCs w:val="20"/>
         </w:rPr>
-        <w:t>Un caso clásico son las cuentas de banquetes, en estos casos cuando se hace uso de los salones de banquetes, no se usan habitaciones de alojamiento. Pero hay que registrar los consumos de alimentos y bebidas, servicios audiovisuales, etc. Es allí donde se abre una cuenta o folio maestro. Tiene las mismas propiedades y comportamiento de la cuenta huésped, excepto que tiene tarifa de alojamiento (0) cero y estadísticamente no afectan la ocupación del hotel.</w:t>
+        <w:t>Un caso clásico son las cuentas de banquetes, en estos casos cuando se hace uso de los salones de banquetes, no se usan habitaciones de alojamiento. Pero hay que registrar los consumos de alimentos y bebidas, servicios audiovisuales, etc. Es allí donde se abre una cuenta o folio maestro. Tiene las mismas propiedades y comportamiento de la cuenta huésped, excepto que tiene tarifa de alojamiento cero</w:t>
+      </w:r>
+      <w:r>
+        <w:rPr>
+          <w:sz w:val="20"/>
+          <w:szCs w:val="20"/>
+        </w:rPr>
+        <w:t xml:space="preserve"> </w:t>
+      </w:r>
+      <w:r>
+        <w:rPr>
+          <w:sz w:val="20"/>
+          <w:szCs w:val="20"/>
+        </w:rPr>
+        <w:t xml:space="preserve">(0) </w:t>
+      </w:r>
+      <w:r>
+        <w:rPr>
+          <w:sz w:val="20"/>
+          <w:szCs w:val="20"/>
+        </w:rPr>
+        <w:t>y estadísticamente no afecta la ocupación del hotel.</w:t>
       </w:r>
     </w:p>
     <w:p>
@@ -10798,7 +11265,21 @@
           <w:sz w:val="20"/>
           <w:szCs w:val="20"/>
         </w:rPr>
-        <w:t>La división es un proceso que se va a encontrar en el día a día del trabajo de caja. Consiste en pasar cargos de un folio a otro dentro la misma cuenta huésped. Como mencionamos al momento del registro el sistema abre un folio para que se efectúen los cargos del cliente. Pero muchas veces por control de costos o por organización los clientes pedirán que los cargos de alojamiento se facturen aparte de los otros gastos. Esto puede suceder porque la habitación la cubre la empresa y los gastos extras el huésped o por otras razones.</w:t>
+        <w:t>La división es un proceso que se va a encontrar en el día a día del trabajo de caja. Consiste en pasar cargos de un folio a otro dentro</w:t>
+      </w:r>
+      <w:r>
+        <w:rPr>
+          <w:sz w:val="20"/>
+          <w:szCs w:val="20"/>
+        </w:rPr>
+        <w:t xml:space="preserve"> de</w:t>
+      </w:r>
+      <w:r>
+        <w:rPr>
+          <w:sz w:val="20"/>
+          <w:szCs w:val="20"/>
+        </w:rPr>
+        <w:t xml:space="preserve"> la misma cuenta huésped. Como mencionamos al momento del registro el sistema abre un folio para que se efectúen los cargos del cliente. Pero muchas veces por control de costos o por organización los clientes pedirán que los cargos de alojamiento se facturen aparte de los otros gastos. Esto puede suceder porque la habitación la cubre la empresa y los gastos extras el huésped o por otras razones.</w:t>
       </w:r>
     </w:p>
     <w:p>
@@ -11706,7 +12187,25 @@
                 <w:sz w:val="20"/>
                 <w:szCs w:val="20"/>
               </w:rPr>
-              <w:t>Check out:</w:t>
+              <w:t>Check</w:t>
+            </w:r>
+            <w:r>
+              <w:rPr>
+                <w:i/>
+                <w:iCs/>
+                <w:sz w:val="20"/>
+                <w:szCs w:val="20"/>
+              </w:rPr>
+              <w:t>-</w:t>
+            </w:r>
+            <w:r>
+              <w:rPr>
+                <w:i/>
+                <w:iCs/>
+                <w:sz w:val="20"/>
+                <w:szCs w:val="20"/>
+              </w:rPr>
+              <w:t>out:</w:t>
             </w:r>
           </w:p>
         </w:tc>
@@ -12076,12 +12575,191 @@
     <w:p>
       <w:pPr>
         <w:ind w:left="720" w:hanging="720"/>
-        <w:jc w:val="both"/>
-        <w:rPr>
-          <w:sz w:val="20"/>
-          <w:szCs w:val="20"/>
-        </w:rPr>
-      </w:pPr>
+        <w:rPr>
+          <w:sz w:val="20"/>
+          <w:szCs w:val="20"/>
+        </w:rPr>
+      </w:pPr>
+      <w:r>
+        <w:rPr>
+          <w:sz w:val="20"/>
+          <w:szCs w:val="20"/>
+        </w:rPr>
+        <w:t xml:space="preserve">Colombia, Presidencia de la República. (2013). </w:t>
+      </w:r>
+      <w:r>
+        <w:rPr>
+          <w:i/>
+          <w:iCs/>
+          <w:sz w:val="20"/>
+          <w:szCs w:val="20"/>
+        </w:rPr>
+        <w:t>Decreto 803 de 2013</w:t>
+      </w:r>
+      <w:r>
+        <w:rPr>
+          <w:sz w:val="20"/>
+          <w:szCs w:val="20"/>
+        </w:rPr>
+        <w:t>.</w:t>
+      </w:r>
+      <w:r>
+        <w:t xml:space="preserve"> </w:t>
+      </w:r>
+      <w:hyperlink r:id="rId39" w:history="1">
+        <w:r>
+          <w:rPr>
+            <w:rStyle w:val="Hipervnculo"/>
+            <w:sz w:val="20"/>
+            <w:szCs w:val="20"/>
+          </w:rPr>
+          <w:t>https://www.funcionpublica.gov.co/eva/gestornormativo/norma.php?i=52955&amp;utm_source</w:t>
+        </w:r>
+      </w:hyperlink>
+      <w:r>
+        <w:rPr>
+          <w:sz w:val="20"/>
+          <w:szCs w:val="20"/>
+        </w:rPr>
+        <w:t xml:space="preserve"> </w:t>
+      </w:r>
+    </w:p>
+    <w:p>
+      <w:pPr>
+        <w:ind w:left="720" w:hanging="720"/>
+        <w:rPr>
+          <w:sz w:val="20"/>
+          <w:szCs w:val="20"/>
+        </w:rPr>
+      </w:pPr>
+    </w:p>
+    <w:p>
+      <w:pPr>
+        <w:ind w:left="720" w:hanging="720"/>
+        <w:rPr>
+          <w:sz w:val="20"/>
+          <w:szCs w:val="20"/>
+        </w:rPr>
+      </w:pPr>
+      <w:r>
+        <w:rPr>
+          <w:sz w:val="20"/>
+          <w:szCs w:val="20"/>
+        </w:rPr>
+        <w:t xml:space="preserve">Colombia, Presidencia de la República. (2020). </w:t>
+      </w:r>
+      <w:r>
+        <w:rPr>
+          <w:i/>
+          <w:iCs/>
+          <w:sz w:val="20"/>
+          <w:szCs w:val="20"/>
+        </w:rPr>
+        <w:t>Decreto 358 de 2020</w:t>
+      </w:r>
+      <w:r>
+        <w:rPr>
+          <w:sz w:val="20"/>
+          <w:szCs w:val="20"/>
+        </w:rPr>
+        <w:t xml:space="preserve">. </w:t>
+      </w:r>
+      <w:hyperlink r:id="rId40" w:history="1">
+        <w:r>
+          <w:rPr>
+            <w:rStyle w:val="Hipervnculo"/>
+            <w:sz w:val="20"/>
+            <w:szCs w:val="20"/>
+          </w:rPr>
+          <w:t>https://www.funcionpublica.gov.co/eva/gestornormativo/norma.php?i=110414</w:t>
+        </w:r>
+      </w:hyperlink>
+    </w:p>
+    <w:p>
+      <w:pPr>
+        <w:ind w:left="720" w:hanging="720"/>
+        <w:rPr>
+          <w:sz w:val="20"/>
+          <w:szCs w:val="20"/>
+        </w:rPr>
+      </w:pPr>
+    </w:p>
+    <w:p>
+      <w:pPr>
+        <w:ind w:left="720" w:hanging="720"/>
+        <w:rPr>
+          <w:sz w:val="20"/>
+          <w:szCs w:val="20"/>
+        </w:rPr>
+      </w:pPr>
+      <w:r>
+        <w:rPr>
+          <w:sz w:val="20"/>
+          <w:szCs w:val="20"/>
+        </w:rPr>
+        <w:t xml:space="preserve">Colombia, Presidencia de la República. (2021). </w:t>
+      </w:r>
+      <w:r>
+        <w:rPr>
+          <w:i/>
+          <w:iCs/>
+          <w:sz w:val="20"/>
+          <w:szCs w:val="20"/>
+        </w:rPr>
+        <w:t>Decreto 1652 de 2021</w:t>
+      </w:r>
+      <w:r>
+        <w:rPr>
+          <w:sz w:val="20"/>
+          <w:szCs w:val="20"/>
+        </w:rPr>
+        <w:t xml:space="preserve">. </w:t>
+      </w:r>
+      <w:hyperlink r:id="rId41" w:history="1">
+        <w:r>
+          <w:rPr>
+            <w:rStyle w:val="Hipervnculo"/>
+            <w:sz w:val="20"/>
+            <w:szCs w:val="20"/>
+          </w:rPr>
+          <w:t>https://sisjur.bogotajuridica.gov.co/sisjur/normas/Norma1.jsp?dt=S&amp;i=119283</w:t>
+        </w:r>
+      </w:hyperlink>
+    </w:p>
+    <w:p>
+      <w:pPr>
+        <w:ind w:left="720" w:hanging="720"/>
+        <w:rPr>
+          <w:sz w:val="20"/>
+          <w:szCs w:val="20"/>
+        </w:rPr>
+      </w:pPr>
+    </w:p>
+    <w:p>
+      <w:pPr>
+        <w:ind w:left="720" w:hanging="720"/>
+        <w:rPr>
+          <w:sz w:val="20"/>
+          <w:szCs w:val="20"/>
+        </w:rPr>
+      </w:pPr>
+      <w:r>
+        <w:rPr>
+          <w:sz w:val="20"/>
+          <w:szCs w:val="20"/>
+        </w:rPr>
+        <w:t xml:space="preserve">Congreso de Colombia. (2005). Ley 962 de 2005. </w:t>
+      </w:r>
+      <w:hyperlink r:id="rId42" w:history="1">
+        <w:r>
+          <w:rPr>
+            <w:rStyle w:val="Hipervnculo"/>
+            <w:sz w:val="20"/>
+            <w:szCs w:val="20"/>
+          </w:rPr>
+          <w:t>https://www.funcionpublica.gov.co/eva/gestornormativo/norma.php?i=17004</w:t>
+        </w:r>
+      </w:hyperlink>
     </w:p>
     <w:p>
       <w:pPr>
@@ -12099,6 +12777,23 @@
           <w:szCs w:val="20"/>
         </w:rPr>
       </w:pPr>
+    </w:p>
+    <w:p>
+      <w:pPr>
+        <w:pBdr>
+          <w:top w:val="nil"/>
+          <w:left w:val="nil"/>
+          <w:bottom w:val="nil"/>
+          <w:right w:val="nil"/>
+          <w:between w:val="nil"/>
+        </w:pBdr>
+        <w:ind w:left="720" w:hanging="720"/>
+        <w:jc w:val="both"/>
+        <w:rPr>
+          <w:sz w:val="20"/>
+          <w:szCs w:val="20"/>
+        </w:rPr>
+      </w:pPr>
       <w:r>
         <w:rPr>
           <w:sz w:val="20"/>
@@ -12122,7 +12817,7 @@
         </w:rPr>
         <w:t xml:space="preserve"> (Decreto 624 de 1989). </w:t>
       </w:r>
-      <w:hyperlink r:id="rId39">
+      <w:hyperlink r:id="rId43">
         <w:r>
           <w:rPr>
             <w:rStyle w:val="Hipervnculo"/>
@@ -12184,7 +12879,7 @@
       <w:r>
         <w:t xml:space="preserve">            </w:t>
       </w:r>
-      <w:hyperlink r:id="rId40">
+      <w:hyperlink r:id="rId44">
         <w:r>
           <w:rPr>
             <w:rStyle w:val="Hipervnculo"/>
@@ -12221,6 +12916,7 @@
           <w:sz w:val="20"/>
           <w:szCs w:val="20"/>
         </w:rPr>
+        <w:lastRenderedPageBreak/>
         <w:t xml:space="preserve">Dirección de Impuestos y Aduanas Nacionales (DIAN). (2020). </w:t>
       </w:r>
       <w:r>
@@ -12239,7 +12935,7 @@
         </w:rPr>
         <w:t xml:space="preserve">. </w:t>
       </w:r>
-      <w:hyperlink r:id="rId41" w:history="1">
+      <w:hyperlink r:id="rId45" w:history="1">
         <w:r>
           <w:rPr>
             <w:rStyle w:val="Hipervnculo"/>
@@ -12289,7 +12985,7 @@
         </w:rPr>
         <w:t xml:space="preserve">. </w:t>
       </w:r>
-      <w:hyperlink r:id="rId42" w:history="1">
+      <w:hyperlink r:id="rId46" w:history="1">
         <w:r>
           <w:rPr>
             <w:rStyle w:val="Hipervnculo"/>
@@ -12339,7 +13035,7 @@
         </w:rPr>
         <w:t xml:space="preserve">. </w:t>
       </w:r>
-      <w:hyperlink r:id="rId43" w:history="1">
+      <w:hyperlink r:id="rId47" w:history="1">
         <w:r>
           <w:rPr>
             <w:rStyle w:val="Hipervnculo"/>
@@ -12361,10 +13057,6 @@
         </w:pBdr>
         <w:ind w:left="720" w:hanging="720"/>
         <w:jc w:val="both"/>
-        <w:rPr>
-          <w:sz w:val="20"/>
-          <w:szCs w:val="20"/>
-        </w:rPr>
       </w:pPr>
       <w:r>
         <w:rPr>
@@ -12389,7 +13081,7 @@
         </w:rPr>
         <w:t xml:space="preserve">. </w:t>
       </w:r>
-      <w:hyperlink r:id="rId44">
+      <w:hyperlink r:id="rId48">
         <w:r>
           <w:rPr>
             <w:rStyle w:val="Hipervnculo"/>
@@ -12421,7 +13113,63 @@
           <w:sz w:val="20"/>
           <w:szCs w:val="20"/>
         </w:rPr>
-        <w:lastRenderedPageBreak/>
+        <w:t xml:space="preserve">Peña Sánchez, A. (2010). </w:t>
+      </w:r>
+      <w:r>
+        <w:rPr>
+          <w:i/>
+          <w:iCs/>
+          <w:sz w:val="20"/>
+          <w:szCs w:val="20"/>
+        </w:rPr>
+        <w:t>Contabilidad hotelera, de restaurantes y de gestión</w:t>
+      </w:r>
+      <w:r>
+        <w:rPr>
+          <w:sz w:val="20"/>
+          <w:szCs w:val="20"/>
+        </w:rPr>
+        <w:t>. Universidad Libre.</w:t>
+      </w:r>
+    </w:p>
+    <w:p>
+      <w:pPr>
+        <w:pBdr>
+          <w:top w:val="nil"/>
+          <w:left w:val="nil"/>
+          <w:bottom w:val="nil"/>
+          <w:right w:val="nil"/>
+          <w:between w:val="nil"/>
+        </w:pBdr>
+        <w:ind w:left="720" w:hanging="720"/>
+        <w:jc w:val="both"/>
+        <w:rPr>
+          <w:sz w:val="20"/>
+          <w:szCs w:val="20"/>
+        </w:rPr>
+      </w:pPr>
+    </w:p>
+    <w:p>
+      <w:pPr>
+        <w:pBdr>
+          <w:top w:val="nil"/>
+          <w:left w:val="nil"/>
+          <w:bottom w:val="nil"/>
+          <w:right w:val="nil"/>
+          <w:between w:val="nil"/>
+        </w:pBdr>
+        <w:ind w:left="720" w:hanging="720"/>
+        <w:jc w:val="both"/>
+        <w:rPr>
+          <w:sz w:val="20"/>
+          <w:szCs w:val="20"/>
+        </w:rPr>
+      </w:pPr>
+      <w:r>
+        <w:rPr>
+          <w:sz w:val="20"/>
+          <w:szCs w:val="20"/>
+        </w:rPr>
         <w:t xml:space="preserve">Scheel, A. (1992). </w:t>
       </w:r>
       <w:r>
@@ -13212,8 +13960,8 @@
       </w:r>
     </w:p>
     <w:sectPr>
-      <w:headerReference w:type="default" r:id="rId45"/>
-      <w:footerReference w:type="default" r:id="rId46"/>
+      <w:headerReference w:type="default" r:id="rId49"/>
+      <w:footerReference w:type="default" r:id="rId50"/>
       <w:pgSz w:w="12240" w:h="15840"/>
       <w:pgMar w:top="1701" w:right="1134" w:bottom="1134" w:left="1134" w:header="720" w:footer="0" w:gutter="0"/>
       <w:pgNumType w:start="1"/>
@@ -13508,7 +14256,17 @@
         <w:t>“Mixtos”</w:t>
       </w:r>
       <w:r>
-        <w:t xml:space="preserve">, contiene: Traspasos, Anulaciones y Correcciones. Cada categoría está conectada mediante flechas descendentes que muestran la relación entre los conceptos. En la parte inferior derecha aparece una ilustración de una persona junto a un edificio de hotel, una maleta y un marcador de ubicación. El diseño utiliza tonos beige, amarillo y naranja sobre un fondo gris claro. </w:t>
+        <w:t xml:space="preserve">, contiene: Traspasos, Anulaciones y Correcciones. Cada categoría está conectada mediante flechas descendentes que muestran la relación entre los conceptos. En la parte inferior derecha, </w:t>
+      </w:r>
+      <w:r>
+        <w:rPr>
+          <w:color w:val="000000"/>
+          <w:highlight w:val="white"/>
+        </w:rPr>
+        <w:t>muestra una recepcionista atendiendo a un huésped, un celular con la "Cuenta del huésped" y fondo blanco</w:t>
+      </w:r>
+      <w:r>
+        <w:t xml:space="preserve"> </w:t>
       </w:r>
     </w:p>
   </w:comment>
@@ -13821,7 +14579,7 @@
         <w:pStyle w:val="Textocomentario"/>
       </w:pPr>
       <w:r>
-        <w:t>Relaciona los descargos a la cuenta huésped como efecto de la cancelación de facturas, considerando básicamente efectivo, tarjetas de crédito o débito, divisas y particulares. Las columnas de descuento y depósito aplican como crédito al aplicarles dichas situaciones. (Scheel, 1992).</w:t>
+        <w:t>Relaciona los descargos a la cuenta huésped como efecto de la cancelación de facturas, considerando básicamente efectivo, tarjetas de crédito o débito, divisas y particulares. Las columnas de descuento y depósito aplican como crédito al aplicarles dichas situaciones (Scheel, 1992).</w:t>
       </w:r>
     </w:p>
   </w:comment>
@@ -14533,7 +15291,7 @@
 </file>
 
 <file path=word/commentsExtensible.xml><?xml version="1.0" encoding="utf-8"?>
-<w16cex:commentsExtensible xmlns:wpc="http://schemas.microsoft.com/office/word/2010/wordprocessingCanvas" xmlns:cx="http://schemas.microsoft.com/office/drawing/2014/chartex" xmlns:cx1="http://schemas.microsoft.com/office/drawing/2015/9/8/chartex" xmlns:cx2="http://schemas.microsoft.com/office/drawing/2015/10/21/chartex" xmlns:cx3="http://schemas.microsoft.com/office/drawing/2016/5/9/chartex" xmlns:cx4="http://schemas.microsoft.com/office/drawing/2016/5/10/chartex" xmlns:cx5="http://schemas.microsoft.com/office/drawing/2016/5/11/chartex" xmlns:cx6="http://schemas.microsoft.com/office/drawing/2016/5/12/chartex" xmlns:cx7="http://schemas.microsoft.com/office/drawing/2016/5/13/chartex" xmlns:cx8="http://schemas.microsoft.com/office/drawing/2016/5/14/chartex" xmlns:cr="http://schemas.microsoft.com/office/comments/2020/reactions" xmlns:mc="http://schemas.openxmlformats.org/markup-compatibility/2006" xmlns:aink="http://schemas.microsoft.com/office/drawing/2016/ink" xmlns:am3d="http://schemas.microsoft.com/office/drawing/2017/model3d" xmlns:o="urn:schemas-microsoft-com:office:office" xmlns:oel="http://schemas.microsoft.com/office/2019/extlst" xmlns:r="http://schemas.openxmlformats.org/officeDocument/2006/relationships" xmlns:m="http://schemas.openxmlformats.org/officeDocument/2006/math" xmlns:v="urn:schemas-microsoft-com:vml" xmlns:wp14="http://schemas.microsoft.com/office/word/2010/wordprocessingDrawing" xmlns:wp="http://schemas.openxmlformats.org/drawingml/2006/wordprocessingDrawing" xmlns:w10="urn:schemas-microsoft-com:office:word" xmlns:w="http://schemas.openxmlformats.org/wordprocessingml/2006/main" xmlns:w14="http://schemas.microsoft.com/office/word/2010/wordml" xmlns:w15="http://schemas.microsoft.com/office/word/2012/wordml" xmlns:w16cex="http://schemas.microsoft.com/office/word/2018/wordml/cex" xmlns:w16cid="http://schemas.microsoft.com/office/word/2016/wordml/cid" xmlns:w16="http://schemas.microsoft.com/office/word/2018/wordml" xmlns:w16du="http://schemas.microsoft.com/office/word/2023/wordml/word16du" xmlns:w16sdtdh="http://schemas.microsoft.com/office/word/2020/wordml/sdtdatahash" xmlns:w16sdtfl="http://schemas.microsoft.com/office/word/2024/wordml/sdtformatlock" xmlns:w16se="http://schemas.microsoft.com/office/word/2015/wordml/symex" xmlns:wpg="http://schemas.microsoft.com/office/word/2010/wordprocessingGroup" xmlns:wpi="http://schemas.microsoft.com/office/word/2010/wordprocessingInk" xmlns:wne="http://schemas.microsoft.com/office/word/2006/wordml" xmlns:wps="http://schemas.microsoft.com/office/word/2010/wordprocessingShape" mc:Ignorable="w14 w15 w16se w16cid w16 w16cex w16sdtdh w16sdtfl cr w16du wp14">
+<w16cex:commentsExtensible xmlns:wpc="http://schemas.microsoft.com/office/word/2010/wordprocessingCanvas" xmlns:cx="http://schemas.microsoft.com/office/drawing/2014/chartex" xmlns:cx1="http://schemas.microsoft.com/office/drawing/2015/9/8/chartex" xmlns:cx2="http://schemas.microsoft.com/office/drawing/2015/10/21/chartex" xmlns:cx3="http://schemas.microsoft.com/office/drawing/2016/5/9/chartex" xmlns:cx4="http://schemas.microsoft.com/office/drawing/2016/5/10/chartex" xmlns:cx5="http://schemas.microsoft.com/office/drawing/2016/5/11/chartex" xmlns:cx6="http://schemas.microsoft.com/office/drawing/2016/5/12/chartex" xmlns:cx7="http://schemas.microsoft.com/office/drawing/2016/5/13/chartex" xmlns:cx8="http://schemas.microsoft.com/office/drawing/2016/5/14/chartex" xmlns:cr="http://schemas.microsoft.com/office/comments/2020/reactions" xmlns:mc="http://schemas.openxmlformats.org/markup-compatibility/2006" xmlns:aink="http://schemas.microsoft.com/office/drawing/2016/ink" xmlns:am3d="http://schemas.microsoft.com/office/drawing/2017/model3d" xmlns:o="urn:schemas-microsoft-com:office:office" xmlns:oel="http://schemas.microsoft.com/office/2019/extlst" xmlns:r="http://schemas.openxmlformats.org/officeDocument/2006/relationships" xmlns:m="http://schemas.openxmlformats.org/officeDocument/2006/math" xmlns:rd="http://schemas.microsoft.com/office/reactions/2026/reactionDetails" xmlns:v="urn:schemas-microsoft-com:vml" xmlns:wp14="http://schemas.microsoft.com/office/word/2010/wordprocessingDrawing" xmlns:wp="http://schemas.openxmlformats.org/drawingml/2006/wordprocessingDrawing" xmlns:w10="urn:schemas-microsoft-com:office:word" xmlns:w="http://schemas.openxmlformats.org/wordprocessingml/2006/main" xmlns:w14="http://schemas.microsoft.com/office/word/2010/wordml" xmlns:w15="http://schemas.microsoft.com/office/word/2012/wordml" xmlns:w16cei="http://schemas.microsoft.com/office/word/2026/wordml/cei" xmlns:w16cex="http://schemas.microsoft.com/office/word/2018/wordml/cex" xmlns:w16cid="http://schemas.microsoft.com/office/word/2016/wordml/cid" xmlns:w16="http://schemas.microsoft.com/office/word/2018/wordml" xmlns:w16du="http://schemas.microsoft.com/office/word/2023/wordml/word16du" xmlns:w16sdtdh="http://schemas.microsoft.com/office/word/2020/wordml/sdtdatahash" xmlns:w16sdtfl="http://schemas.microsoft.com/office/word/2024/wordml/sdtformatlock" xmlns:w16se="http://schemas.microsoft.com/office/word/2015/wordml/symex" xmlns:wpg="http://schemas.microsoft.com/office/word/2010/wordprocessingGroup" xmlns:wpi="http://schemas.microsoft.com/office/word/2010/wordprocessingInk" xmlns:wne="http://schemas.microsoft.com/office/word/2006/wordml" xmlns:wps="http://schemas.microsoft.com/office/word/2010/wordprocessingShape" mc:Ignorable="w14 w15 w16se w16cid w16 w16cex w16sdtdh w16sdtfl cr w16cei rd w16du wp14">
   <w16cex:commentExtensible w16cex:durableId="3068900C" w16cex:dateUtc="2026-06-01T21:13:00Z"/>
   <w16cex:commentExtensible w16cex:durableId="74D0CEF1" w16cex:dateUtc="2026-06-01T21:21:00Z"/>
   <w16cex:commentExtensible w16cex:durableId="471221D8" w16cex:dateUtc="2026-06-01T21:24:00Z"/>
@@ -21992,14 +22750,7 @@
 </file>
 
 <file path=customXml/item1.xml><?xml version="1.0" encoding="utf-8"?>
-<p:properties xmlns:p="http://schemas.microsoft.com/office/2006/metadata/properties" xmlns:xsi="http://www.w3.org/2001/XMLSchema-instance" xmlns:pc="http://schemas.microsoft.com/office/infopath/2007/PartnerControls">
-  <documentManagement>
-    <TaxCatchAll xmlns="13c90a0b-73bc-4dc0-be5f-28d77b615beb" xsi:nil="true"/>
-    <lcf76f155ced4ddcb4097134ff3c332f xmlns="13c93bba-48ce-428c-bfe5-88b42c19b028">
-      <Terms xmlns="http://schemas.microsoft.com/office/infopath/2007/PartnerControls"/>
-    </lcf76f155ced4ddcb4097134ff3c332f>
-  </documentManagement>
-</p:properties>
+<b:Sources xmlns:b="http://schemas.openxmlformats.org/officeDocument/2006/bibliography" xmlns="http://schemas.openxmlformats.org/officeDocument/2006/bibliography" SelectedStyle="\APASixthEditionOfficeOnline.xsl" StyleName="APA" Version="6"/>
 </file>
 
 <file path=customXml/item2.xml><?xml version="1.0" encoding="utf-8"?>
@@ -22012,6 +22763,17 @@
 </file>
 
 <file path=customXml/item3.xml><?xml version="1.0" encoding="utf-8"?>
+<p:properties xmlns:p="http://schemas.microsoft.com/office/2006/metadata/properties" xmlns:xsi="http://www.w3.org/2001/XMLSchema-instance" xmlns:pc="http://schemas.microsoft.com/office/infopath/2007/PartnerControls">
+  <documentManagement>
+    <TaxCatchAll xmlns="13c90a0b-73bc-4dc0-be5f-28d77b615beb" xsi:nil="true"/>
+    <lcf76f155ced4ddcb4097134ff3c332f xmlns="13c93bba-48ce-428c-bfe5-88b42c19b028">
+      <Terms xmlns="http://schemas.microsoft.com/office/infopath/2007/PartnerControls"/>
+    </lcf76f155ced4ddcb4097134ff3c332f>
+  </documentManagement>
+</p:properties>
+</file>
+
+<file path=customXml/item4.xml><?xml version="1.0" encoding="utf-8"?>
 <ct:contentTypeSchema xmlns:ct="http://schemas.microsoft.com/office/2006/metadata/contentType" xmlns:ma="http://schemas.microsoft.com/office/2006/metadata/properties/metaAttributes" ct:_="" ma:_="" ma:contentTypeName="Documento" ma:contentTypeID="0x0101006A81D6BD42E8DF4C91013959704817E1" ma:contentTypeVersion="15" ma:contentTypeDescription="Crear nuevo documento." ma:contentTypeScope="" ma:versionID="bf4f72ffd194f0963ff564daca6869f7">
   <xsd:schema xmlns:xsd="http://www.w3.org/2001/XMLSchema" xmlns:xs="http://www.w3.org/2001/XMLSchema" xmlns:p="http://schemas.microsoft.com/office/2006/metadata/properties" xmlns:ns2="13c90a0b-73bc-4dc0-be5f-28d77b615beb" xmlns:ns3="13c93bba-48ce-428c-bfe5-88b42c19b028" targetNamespace="http://schemas.microsoft.com/office/2006/metadata/properties" ma:root="true" ma:fieldsID="8718d6f4873a5b1392a45044efa78385" ns2:_="" ns3:_="">
     <xsd:import namespace="13c90a0b-73bc-4dc0-be5f-28d77b615beb"/>
@@ -22246,10 +23008,6 @@
 </ct:contentTypeSchema>
 </file>
 
-<file path=customXml/item4.xml><?xml version="1.0" encoding="utf-8"?>
-<b:Sources xmlns:b="http://schemas.openxmlformats.org/officeDocument/2006/bibliography" xmlns="http://schemas.openxmlformats.org/officeDocument/2006/bibliography" SelectedStyle="\APASixthEditionOfficeOnline.xsl" StyleName="APA" Version="6"/>
-</file>
-
 <file path=customXml/item5.xml><?xml version="1.0" encoding="utf-8"?>
 <go:gDocsCustomXmlDataStorage xmlns:go="http://customooxmlschemas.google.com/" xmlns:r="http://schemas.openxmlformats.org/officeDocument/2006/relationships">
   <go:docsCustomData xmlns:go="http://customooxmlschemas.google.com/" roundtripDataSignature="AMtx7mgVwfTnThMJ3osM2v0+q+LoagmeAQ==">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</go:docsCustomData>
@@ -22257,12 +23015,9 @@
 </file>
 
 <file path=customXml/itemProps1.xml><?xml version="1.0" encoding="utf-8"?>
-<ds:datastoreItem xmlns:ds="http://schemas.openxmlformats.org/officeDocument/2006/customXml" ds:itemID="{F37F9110-465B-45DF-8B3C-CE0F643F750C}">
+<ds:datastoreItem xmlns:ds="http://schemas.openxmlformats.org/officeDocument/2006/customXml" ds:itemID="{C89CCF24-26B8-4CD2-A8D8-0B590468495C}">
   <ds:schemaRefs>
-    <ds:schemaRef ds:uri="http://schemas.microsoft.com/office/2006/metadata/properties"/>
-    <ds:schemaRef ds:uri="http://schemas.microsoft.com/office/infopath/2007/PartnerControls"/>
-    <ds:schemaRef ds:uri="13c90a0b-73bc-4dc0-be5f-28d77b615beb"/>
-    <ds:schemaRef ds:uri="13c93bba-48ce-428c-bfe5-88b42c19b028"/>
+    <ds:schemaRef ds:uri="http://schemas.openxmlformats.org/officeDocument/2006/bibliography"/>
   </ds:schemaRefs>
 </ds:datastoreItem>
 </file>
@@ -22276,6 +23031,17 @@
 </file>
 
 <file path=customXml/itemProps3.xml><?xml version="1.0" encoding="utf-8"?>
+<ds:datastoreItem xmlns:ds="http://schemas.openxmlformats.org/officeDocument/2006/customXml" ds:itemID="{F37F9110-465B-45DF-8B3C-CE0F643F750C}">
+  <ds:schemaRefs>
+    <ds:schemaRef ds:uri="http://schemas.microsoft.com/office/2006/metadata/properties"/>
+    <ds:schemaRef ds:uri="http://schemas.microsoft.com/office/infopath/2007/PartnerControls"/>
+    <ds:schemaRef ds:uri="13c90a0b-73bc-4dc0-be5f-28d77b615beb"/>
+    <ds:schemaRef ds:uri="13c93bba-48ce-428c-bfe5-88b42c19b028"/>
+  </ds:schemaRefs>
+</ds:datastoreItem>
+</file>
+
+<file path=customXml/itemProps4.xml><?xml version="1.0" encoding="utf-8"?>
 <ds:datastoreItem xmlns:ds="http://schemas.openxmlformats.org/officeDocument/2006/customXml" ds:itemID="{DA91C028-B2BA-447A-ABF6-F343C877A5CF}">
   <ds:schemaRefs>
     <ds:schemaRef ds:uri="http://schemas.microsoft.com/office/2006/metadata/contentType"/>
@@ -22294,14 +23060,6 @@
 </ds:datastoreItem>
 </file>
 
-<file path=customXml/itemProps4.xml><?xml version="1.0" encoding="utf-8"?>
-<ds:datastoreItem xmlns:ds="http://schemas.openxmlformats.org/officeDocument/2006/customXml" ds:itemID="{C89CCF24-26B8-4CD2-A8D8-0B590468495C}">
-  <ds:schemaRefs>
-    <ds:schemaRef ds:uri="http://schemas.openxmlformats.org/officeDocument/2006/bibliography"/>
-  </ds:schemaRefs>
-</ds:datastoreItem>
-</file>
-
 <file path=customXml/itemProps5.xml><?xml version="1.0" encoding="utf-8"?>
 <ds:datastoreItem xmlns:ds="http://schemas.openxmlformats.org/officeDocument/2006/customXml" ds:itemID="{11111111-1234-1234-1234-123412341234}">
   <ds:schemaRefs>
